--- a/06-cloud-and-technology-risk/Cloud_Security_and_Compliance/Portugues_BR/Cloud_Security_and_Cloud_Compliance_Practical_Manager_and_Junior_Analyst_Manual_Portugues_BR_v1.0.docx
+++ b/06-cloud-and-technology-risk/Cloud_Security_and_Compliance/Portugues_BR/Cloud_Security_and_Cloud_Compliance_Practical_Manager_and_Junior_Analyst_Manual_Portugues_BR_v1.0.docx
@@ -2,32 +2,6 @@
 <file path=word/document.xml><?xml version="1.0" encoding="utf-8"?>
 <w:document xmlns:w="http://schemas.openxmlformats.org/wordprocessingml/2006/main" xmlns:m="http://schemas.openxmlformats.org/officeDocument/2006/math" xmlns:r="http://schemas.openxmlformats.org/officeDocument/2006/relationships" xmlns:o="urn:schemas-microsoft-com:office:office" xmlns:v="urn:schemas-microsoft-com:vml" xmlns:w10="urn:schemas-microsoft-com:office:word" xmlns:a="http://schemas.openxmlformats.org/drawingml/2006/main" xmlns:pic="http://schemas.openxmlformats.org/drawingml/2006/picture" xmlns:wp="http://schemas.openxmlformats.org/drawingml/2006/wordprocessingDrawing">
   <w:body>
-    <w:sdt>
-      <w:sdtPr>
-        <w:docPartObj>
-          <w:docPartGallery w:val="Table of Contents"/>
-          <w:docPartUnique/>
-        </w:docPartObj>
-      </w:sdtPr>
-      <w:sdtContent>
-        <w:p>
-          <w:pPr>
-            <w:pStyle w:val="TOCHeading"/>
-          </w:pPr>
-          <w:r>
-            <w:t xml:space="preserve">Table of Contents</w:t>
-          </w:r>
-        </w:p>
-        <w:p>
-          <w:r>
-            <w:fldChar w:fldCharType="begin" w:dirty="true"/>
-            <w:instrText xml:space="preserve">TOC \o "1-3" \h \z \u</w:instrText>
-            <w:fldChar w:fldCharType="separate"/>
-            <w:fldChar w:fldCharType="end"/>
-          </w:r>
-        </w:p>
-      </w:sdtContent>
-    </w:sdt>
     <w:p>
       <w:pPr>
         <w:pStyle w:val="BlockText"/>

--- a/06-cloud-and-technology-risk/Cloud_Security_and_Compliance/Portugues_BR/Cloud_Security_and_Cloud_Compliance_Practical_Manager_and_Junior_Analyst_Manual_Portugues_BR_v1.0.docx
+++ b/06-cloud-and-technology-risk/Cloud_Security_and_Compliance/Portugues_BR/Cloud_Security_and_Cloud_Compliance_Practical_Manager_and_Junior_Analyst_Manual_Portugues_BR_v1.0.docx
@@ -2,6 +2,32 @@
 <file path=word/document.xml><?xml version="1.0" encoding="utf-8"?>
 <w:document xmlns:w="http://schemas.openxmlformats.org/wordprocessingml/2006/main" xmlns:m="http://schemas.openxmlformats.org/officeDocument/2006/math" xmlns:r="http://schemas.openxmlformats.org/officeDocument/2006/relationships" xmlns:o="urn:schemas-microsoft-com:office:office" xmlns:v="urn:schemas-microsoft-com:vml" xmlns:w10="urn:schemas-microsoft-com:office:word" xmlns:a="http://schemas.openxmlformats.org/drawingml/2006/main" xmlns:pic="http://schemas.openxmlformats.org/drawingml/2006/picture" xmlns:wp="http://schemas.openxmlformats.org/drawingml/2006/wordprocessingDrawing">
   <w:body>
+    <w:sdt>
+      <w:sdtPr>
+        <w:docPartObj>
+          <w:docPartGallery w:val="Table of Contents"/>
+          <w:docPartUnique/>
+        </w:docPartObj>
+      </w:sdtPr>
+      <w:sdtContent>
+        <w:p>
+          <w:pPr>
+            <w:pStyle w:val="TOCHeading"/>
+          </w:pPr>
+          <w:r>
+            <w:t xml:space="preserve">Table of Contents</w:t>
+          </w:r>
+        </w:p>
+        <w:p>
+          <w:r>
+            <w:fldChar w:fldCharType="begin" w:dirty="true"/>
+            <w:instrText xml:space="preserve">TOC \o "1-3" \h \z \u</w:instrText>
+            <w:fldChar w:fldCharType="separate"/>
+            <w:fldChar w:fldCharType="end"/>
+          </w:r>
+        </w:p>
+      </w:sdtContent>
+    </w:sdt>
     <w:p>
       <w:pPr>
         <w:pStyle w:val="BlockText"/>

--- a/06-cloud-and-technology-risk/Cloud_Security_and_Compliance/Portugues_BR/Cloud_Security_and_Cloud_Compliance_Practical_Manager_and_Junior_Analyst_Manual_Portugues_BR_v1.0.docx
+++ b/06-cloud-and-technology-risk/Cloud_Security_and_Compliance/Portugues_BR/Cloud_Security_and_Cloud_Compliance_Practical_Manager_and_Junior_Analyst_Manual_Portugues_BR_v1.0.docx
@@ -8,8 +8,8 @@
       </w:pPr>
       <w:r>
         <w:rPr>
+          <w:bCs/>
           <w:b/>
-          <w:bCs/>
         </w:rPr>
         <w:t xml:space="preserve">Status da revisão:</w:t>
       </w:r>
@@ -44,7 +44,7 @@
         <w:t xml:space="preserve">Prático Gerente e Manual de Analista Júnior</w:t>
       </w:r>
     </w:p>
-    <w:bookmarkStart w:id="9" w:name="Xa3cc99e29f5a0a6657287cb6f542c916c1d6e0c"/>
+    <w:bookmarkStart w:id="20" w:name="Xa3cc99e29f5a0a6657287cb6f542c916c1d6e0c"/>
     <w:p>
       <w:pPr>
         <w:pStyle w:val="Heading2"/>
@@ -93,8 +93,8 @@
         <w:t xml:space="preserve">Este manual é neutro e usa linguagem simples. Não é aconselhamento jurídico, uma garantia ou um substituto para a documentação do prestador. Serviços em nuvem, recursos, ameaças, preços, contratos, regiões, padrões e orientação de configuração mudam rapidamente. Confirme fontes oficiais atuais e use nuvem qualificada, segurança, privacidade, legal, arquitetura, engenharia, auditoria e profissionais de negócios para decisões reais.</w:t>
       </w:r>
     </w:p>
-    <w:bookmarkEnd w:id="9"/>
-    <w:bookmarkStart w:id="10" w:name="X8a1f4c9d0aa89e566a448db852cec64f03be18c"/>
+    <w:bookmarkEnd w:id="20"/>
+    <w:bookmarkStart w:id="21" w:name="X8a1f4c9d0aa89e566a448db852cec64f03be18c"/>
     <w:p>
       <w:pPr>
         <w:pStyle w:val="Heading2"/>
@@ -103,8 +103,8 @@
         <w:t xml:space="preserve">Nota de informação actual:** Verificado 14 de Julho de 2026. O CSA Cloud Controls Matrix v4.1 é o mais recente lançamento do CCM/CAIQ, lançado em janeiro de 2026, com 207 objetivos de controle em 17 domínios. Recursos CISA SCuBA atuais, orientação de nuvem NIST, CIS Benchmarks, e práticas neutras do provedor são incorporadas.</w:t>
       </w:r>
     </w:p>
-    <w:bookmarkEnd w:id="10"/>
-    <w:bookmarkStart w:id="11" w:name="como-usar-este-manual"/>
+    <w:bookmarkEnd w:id="21"/>
+    <w:bookmarkStart w:id="22" w:name="como-usar-este-manual"/>
     <w:p>
       <w:pPr>
         <w:pStyle w:val="Heading2"/>
@@ -1552,8 +1552,8 @@
         <w:t xml:space="preserve">Guia do Capítulo</w:t>
       </w:r>
     </w:p>
-    <w:bookmarkEnd w:id="11"/>
-    <w:bookmarkStart w:id="12" w:name="capítulo-título-início-na-página"/>
+    <w:bookmarkEnd w:id="22"/>
+    <w:bookmarkStart w:id="23" w:name="capítulo-título-início-na-página"/>
     <w:p>
       <w:pPr>
         <w:pStyle w:val="Heading2"/>
@@ -1744,8 +1744,8 @@
         <w:t xml:space="preserve">Modelos, Glossário, Índice e Referências</w:t>
       </w:r>
     </w:p>
-    <w:bookmarkEnd w:id="12"/>
-    <w:bookmarkStart w:id="16" w:name="cloud-security-foundations"/>
+    <w:bookmarkEnd w:id="23"/>
+    <w:bookmarkStart w:id="27" w:name="cloud-security-foundations"/>
     <w:p>
       <w:pPr>
         <w:pStyle w:val="Heading1"/>
@@ -1756,17 +1756,17 @@
     </w:p>
     <w:p>
       <w:pPr>
+        <w:numPr>
+          <w:ilvl w:val="0"/>
+          <w:numId w:val="1002"/>
+        </w:numPr>
         <w:pStyle w:val="Compact"/>
-        <w:numPr>
-          <w:ilvl w:val="0"/>
-          <w:numId w:val="1002"/>
-        </w:numPr>
       </w:pPr>
       <w:r>
         <w:t xml:space="preserve">Segurança em nuvem protege rapidamente a mudança de tecnologia, identidades, dados, aplicações e serviços compartilhados.*</w:t>
       </w:r>
     </w:p>
-    <w:bookmarkStart w:id="13" w:name="nist-características-essenciais"/>
+    <w:bookmarkStart w:id="24" w:name="nist-características-essenciais"/>
     <w:p>
       <w:pPr>
         <w:pStyle w:val="Heading2"/>
@@ -1830,8 +1830,8 @@
         <w:t xml:space="preserve">Serviço medido: o uso é monitorado, controlado e relatado.</w:t>
       </w:r>
     </w:p>
-    <w:bookmarkEnd w:id="13"/>
-    <w:bookmarkStart w:id="14" w:name="section"/>
+    <w:bookmarkEnd w:id="24"/>
+    <w:bookmarkStart w:id="25" w:name="section"/>
     <w:p>
       <w:pPr>
         <w:pStyle w:val="Heading2"/>
@@ -1866,8 +1866,8 @@
         <w:t xml:space="preserve">□ Nuvem híbrida □ Conectado ambientes de nuvem distintos □ Identidade, dados, rede, política, monitoramento, portabilidade</w:t>
       </w:r>
     </w:p>
-    <w:bookmarkEnd w:id="14"/>
-    <w:bookmarkStart w:id="15" w:name="X0bbaba106983ca55e0d40c67829ff805dbe7d12"/>
+    <w:bookmarkEnd w:id="25"/>
+    <w:bookmarkStart w:id="26" w:name="X0bbaba106983ca55e0d40c67829ff805dbe7d12"/>
     <w:p>
       <w:pPr>
         <w:pStyle w:val="Heading2"/>
@@ -1880,8 +1880,8 @@
       </w:r>
       <w:r>
         <w:rPr>
+          <w:bCs/>
           <w:b/>
-          <w:bCs/>
         </w:rPr>
         <w:t xml:space="preserve">Cloud não é igual a seguro por padrão:</w:t>
       </w:r>
@@ -1892,9 +1892,9 @@
         <w:t xml:space="preserve">Velocidade, automação, serviços gerenciados e infraestrutura resistente podem melhorar a segurança, mas os erros também escalam rapidamente. Governança e guardas devem mover-se em velocidade de nuvem.</w:t>
       </w:r>
     </w:p>
-    <w:bookmarkEnd w:id="15"/>
-    <w:bookmarkEnd w:id="16"/>
-    <w:bookmarkStart w:id="19" w:name="Xc5268a7537cac4aef1f14be0ceed1c0eeff85cf"/>
+    <w:bookmarkEnd w:id="26"/>
+    <w:bookmarkEnd w:id="27"/>
+    <w:bookmarkStart w:id="30" w:name="Xc5268a7537cac4aef1f14be0ceed1c0eeff85cf"/>
     <w:p>
       <w:pPr>
         <w:pStyle w:val="Heading1"/>
@@ -1909,8 +1909,8 @@
       </w:pPr>
       <w:r>
         <w:rPr>
+          <w:iCs/>
           <w:i/>
-          <w:iCs/>
         </w:rPr>
         <w:t xml:space="preserve">O provedor e o cliente dividem a responsabilidade de forma diferente em IaaS, PaaS e SaaS.</w:t>
       </w:r>
@@ -1930,17 +1930,17 @@
     </w:p>
     <w:p>
       <w:pPr>
+        <w:numPr>
+          <w:ilvl w:val="0"/>
+          <w:numId w:val="1004"/>
+        </w:numPr>
         <w:pStyle w:val="Heading2"/>
-        <w:numPr>
-          <w:ilvl w:val="0"/>
-          <w:numId w:val="1004"/>
-        </w:numPr>
-      </w:pPr>
-      <w:bookmarkStart w:id="17" w:name="Xbcdca79dd714212368afc6070b52e92ee052d34"/>
+      </w:pPr>
+      <w:bookmarkStart w:id="28" w:name="Xbcdca79dd714212368afc6070b52e92ee052d34"/>
       <w:r>
         <w:rPr>
+          <w:bCs/>
           <w:b/>
-          <w:bCs/>
         </w:rPr>
         <w:t xml:space="preserve">Modelo</w:t>
       </w:r>
@@ -1949,8 +1949,8 @@
       </w:r>
       <w:r>
         <w:rPr>
+          <w:bCs/>
           <w:b/>
-          <w:bCs/>
         </w:rPr>
         <w:t xml:space="preserve">O Provider opera geralmente</w:t>
       </w:r>
@@ -1959,20 +1959,20 @@
       </w:r>
       <w:r>
         <w:rPr>
+          <w:bCs/>
           <w:b/>
-          <w:bCs/>
         </w:rPr>
         <w:t xml:space="preserve">O Cliente opera geralmente</w:t>
       </w:r>
-      <w:bookmarkEnd w:id="17"/>
-    </w:p>
-    <w:p>
-      <w:pPr>
+      <w:bookmarkEnd w:id="28"/>
+    </w:p>
+    <w:p>
+      <w:pPr>
+        <w:numPr>
+          <w:ilvl w:val="0"/>
+          <w:numId w:val="1000"/>
+        </w:numPr>
         <w:pStyle w:val="Compact"/>
-        <w:numPr>
-          <w:ilvl w:val="0"/>
-          <w:numId w:val="1000"/>
-        </w:numPr>
       </w:pPr>
       <w:r>
         <w:t xml:space="preserve">Facilidades, hardware físico, virtualização do núcleo e infraestrutura de serviço</w:t>
@@ -1996,7 +1996,7 @@
         <w:t xml:space="preserve">• FaaS/serverless • Infraestrutura e execução gerenciada em tempo de execução • Código, dependências, permissões, eventos, segredos, dados, configuração, observação</w:t>
       </w:r>
     </w:p>
-    <w:bookmarkStart w:id="18" w:name="matriz-de-responsabilidade"/>
+    <w:bookmarkStart w:id="29" w:name="matriz-de-responsabilidade"/>
     <w:p>
       <w:pPr>
         <w:pStyle w:val="Heading2"/>
@@ -2038,9 +2038,9 @@
         <w:t xml:space="preserve">Gerenciado não significa não propriedade; o cliente ainda escolhe configurações, identidades, dados, integrações e risco aceitável.</w:t>
       </w:r>
     </w:p>
-    <w:bookmarkEnd w:id="18"/>
-    <w:bookmarkEnd w:id="19"/>
-    <w:bookmarkStart w:id="22" w:name="X4e085b0539d2e213137685ac7b3023da4961187"/>
+    <w:bookmarkEnd w:id="29"/>
+    <w:bookmarkEnd w:id="30"/>
+    <w:bookmarkStart w:id="33" w:name="X4e085b0539d2e213137685ac7b3023da4961187"/>
     <w:p>
       <w:pPr>
         <w:pStyle w:val="Heading1"/>
@@ -2051,17 +2051,17 @@
     </w:p>
     <w:p>
       <w:pPr>
+        <w:numPr>
+          <w:ilvl w:val="0"/>
+          <w:numId w:val="1006"/>
+        </w:numPr>
         <w:pStyle w:val="Compact"/>
-        <w:numPr>
-          <w:ilvl w:val="0"/>
-          <w:numId w:val="1006"/>
-        </w:numPr>
       </w:pPr>
       <w:r>
         <w:t xml:space="preserve">Conjuntos de governo permitidos uso de nuvem, propriedade, arquitetura, guardrails, risco e escalada.*</w:t>
       </w:r>
     </w:p>
-    <w:bookmarkStart w:id="20" w:name="elementos-do-programa"/>
+    <w:bookmarkStart w:id="31" w:name="elementos-do-programa"/>
     <w:p>
       <w:pPr>
         <w:pStyle w:val="Heading2"/>
@@ -2136,8 +2136,8 @@
         <w:t xml:space="preserve">Métricas, melhoria contínua, formação, coordenação custo/segurança e gestão técnica da dívida.</w:t>
       </w:r>
     </w:p>
-    <w:bookmarkEnd w:id="20"/>
-    <w:bookmarkStart w:id="21" w:name="section-1"/>
+    <w:bookmarkEnd w:id="31"/>
+    <w:bookmarkStart w:id="32" w:name="section-1"/>
     <w:p>
       <w:pPr>
         <w:pStyle w:val="Heading2"/>
@@ -2196,9 +2196,9 @@
         <w:t xml:space="preserve">• Auditoria interna/avaliador</w:t>
       </w:r>
     </w:p>
-    <w:bookmarkEnd w:id="21"/>
-    <w:bookmarkEnd w:id="22"/>
-    <w:bookmarkStart w:id="24" w:name="X4858b94dc1edb010259932488f658712b41de3c"/>
+    <w:bookmarkEnd w:id="32"/>
+    <w:bookmarkEnd w:id="33"/>
+    <w:bookmarkStart w:id="35" w:name="X4858b94dc1edb010259932488f658712b41de3c"/>
     <w:p>
       <w:pPr>
         <w:pStyle w:val="Heading1"/>
@@ -2213,13 +2213,13 @@
       </w:pPr>
       <w:r>
         <w:rPr>
+          <w:iCs/>
           <w:i/>
-          <w:iCs/>
         </w:rPr>
         <w:t xml:space="preserve">Recursos de nuvem desconhecidos não podem ser governados, protegidos, monitorados ou aposentados.</w:t>
       </w:r>
     </w:p>
-    <w:bookmarkStart w:id="23" w:name="inventário"/>
+    <w:bookmarkStart w:id="34" w:name="inventário"/>
     <w:p>
       <w:pPr>
         <w:pStyle w:val="Heading2"/>
@@ -2324,9 +2324,9 @@
         <w:t xml:space="preserve">Automatizar a descoberta, mas manter o proprietário responsável revisão e desactivar provas.</w:t>
       </w:r>
     </w:p>
-    <w:bookmarkEnd w:id="23"/>
-    <w:bookmarkEnd w:id="24"/>
-    <w:bookmarkStart w:id="25" w:name="X51af4ebf0ccca89d9c4c54f85d81f035475d9ce"/>
+    <w:bookmarkEnd w:id="34"/>
+    <w:bookmarkEnd w:id="35"/>
+    <w:bookmarkStart w:id="36" w:name="X51af4ebf0ccca89d9c4c54f85d81f035475d9ce"/>
     <w:p>
       <w:pPr>
         <w:pStyle w:val="Heading1"/>
@@ -2341,8 +2341,8 @@
       </w:pPr>
       <w:r>
         <w:rPr>
+          <w:iCs/>
           <w:i/>
-          <w:iCs/>
         </w:rPr>
         <w:t xml:space="preserve">Zonas de terra fornecem bases seguras reutilizáveis antes das cargas de trabalho chegarem.</w:t>
       </w:r>
@@ -2360,8 +2360,8 @@
         <w:t xml:space="preserve">Figura 2. Fundação da zona de aterragem</w:t>
       </w:r>
     </w:p>
-    <w:bookmarkEnd w:id="25"/>
-    <w:bookmarkStart w:id="26" w:name="princípios-de-arquitetura"/>
+    <w:bookmarkEnd w:id="36"/>
+    <w:bookmarkStart w:id="37" w:name="princípios-de-arquitetura"/>
     <w:p>
       <w:pPr>
         <w:pStyle w:val="Heading1"/>
@@ -2438,11 +2438,11 @@
     </w:p>
     <w:p>
       <w:pPr>
+        <w:numPr>
+          <w:ilvl w:val="0"/>
+          <w:numId w:val="1011"/>
+        </w:numPr>
         <w:pStyle w:val="Compact"/>
-        <w:numPr>
-          <w:ilvl w:val="0"/>
-          <w:numId w:val="1011"/>
-        </w:numPr>
       </w:pPr>
       <w:r>
         <w:t xml:space="preserve">Identidade e Acesso Privilegiado</w:t>
@@ -2450,11 +2450,11 @@
     </w:p>
     <w:p>
       <w:pPr>
+        <w:numPr>
+          <w:ilvl w:val="0"/>
+          <w:numId w:val="1012"/>
+        </w:numPr>
         <w:pStyle w:val="Compact"/>
-        <w:numPr>
-          <w:ilvl w:val="0"/>
-          <w:numId w:val="1012"/>
-        </w:numPr>
       </w:pPr>
       <w:r>
         <w:t xml:space="preserve">Planos de controle em nuvem fazem ativos críticos de identidade, tokens, papéis e principais de serviço.*</w:t>
@@ -2588,8 +2588,8 @@
         <w:t xml:space="preserve">Detectar novo privilégio, federação, criação chave, consentimento, personificação, e uso token incomum.</w:t>
       </w:r>
     </w:p>
-    <w:bookmarkEnd w:id="26"/>
-    <w:bookmarkStart w:id="28" w:name="segurança-de-rede-e-conectividade"/>
+    <w:bookmarkEnd w:id="37"/>
+    <w:bookmarkStart w:id="39" w:name="segurança-de-rede-e-conectividade"/>
     <w:p>
       <w:pPr>
         <w:pStyle w:val="Heading1"/>
@@ -2600,17 +2600,17 @@
     </w:p>
     <w:p>
       <w:pPr>
+        <w:numPr>
+          <w:ilvl w:val="0"/>
+          <w:numId w:val="1015"/>
+        </w:numPr>
         <w:pStyle w:val="Compact"/>
-        <w:numPr>
-          <w:ilvl w:val="0"/>
-          <w:numId w:val="1015"/>
-        </w:numPr>
       </w:pPr>
       <w:r>
         <w:t xml:space="preserve">Redes de nuvem combinam construções de provedor, exposição à internet, conectividade privada e controles de camada de aplicação.*</w:t>
       </w:r>
     </w:p>
-    <w:bookmarkStart w:id="27" w:name="controlos-de-rede"/>
+    <w:bookmarkStart w:id="38" w:name="controlos-de-rede"/>
     <w:p>
       <w:pPr>
         <w:pStyle w:val="Heading2"/>
@@ -2685,9 +2685,9 @@
         <w:t xml:space="preserve">Encontrar continuamente IPs públicos, regras abertas, grupos de segurança permissivos, armazenamento/base de dados expostos e túneis de sombra.</w:t>
       </w:r>
     </w:p>
-    <w:bookmarkEnd w:id="27"/>
-    <w:bookmarkEnd w:id="28"/>
-    <w:bookmarkStart w:id="30" w:name="segurança-de-dados-e-privacidade"/>
+    <w:bookmarkEnd w:id="38"/>
+    <w:bookmarkEnd w:id="39"/>
+    <w:bookmarkStart w:id="41" w:name="segurança-de-dados-e-privacidade"/>
     <w:p>
       <w:pPr>
         <w:pStyle w:val="Heading1"/>
@@ -2698,11 +2698,11 @@
     </w:p>
     <w:p>
       <w:pPr>
+        <w:numPr>
+          <w:ilvl w:val="0"/>
+          <w:numId w:val="1017"/>
+        </w:numPr>
         <w:pStyle w:val="Compact"/>
-        <w:numPr>
-          <w:ilvl w:val="0"/>
-          <w:numId w:val="1017"/>
-        </w:numPr>
       </w:pPr>
       <w:r>
         <w:t xml:space="preserve">A segurança dos dados em nuvem começa com finalidade, localização, classificação e minimização.*</w:t>
@@ -2795,7 +2795,7 @@
         <w:t xml:space="preserve">Retenção de teste, retenção legal, exportação, correção, exclusão, expiração de backup, e exclusão provedor / subprocessador.</w:t>
       </w:r>
     </w:p>
-    <w:bookmarkStart w:id="29" w:name="X3ef4f599c25c337fcdc25bfaad2208b608bd74f"/>
+    <w:bookmarkStart w:id="40" w:name="X3ef4f599c25c337fcdc25bfaad2208b608bd74f"/>
     <w:p>
       <w:pPr>
         <w:pStyle w:val="Heading2"/>
@@ -2804,9 +2804,9 @@
         <w:t xml:space="preserve">A residência de dados é mais do que um selector de regiões:** Considere armazenamento primário, réplicas, backups, logs, suporte, subprocessadores, telemetria, recuperação de desastres, administração e acesso legal ao governo.</w:t>
       </w:r>
     </w:p>
-    <w:bookmarkEnd w:id="29"/>
-    <w:bookmarkEnd w:id="30"/>
-    <w:bookmarkStart w:id="32" w:name="X6ecd659bdca690ddcdca024694a75f74435950e"/>
+    <w:bookmarkEnd w:id="40"/>
+    <w:bookmarkEnd w:id="41"/>
+    <w:bookmarkStart w:id="43" w:name="X6ecd659bdca690ddcdca024694a75f74435950e"/>
     <w:p>
       <w:pPr>
         <w:pStyle w:val="Heading1"/>
@@ -2817,17 +2817,17 @@
     </w:p>
     <w:p>
       <w:pPr>
+        <w:numPr>
+          <w:ilvl w:val="0"/>
+          <w:numId w:val="1019"/>
+        </w:numPr>
         <w:pStyle w:val="Compact"/>
-        <w:numPr>
-          <w:ilvl w:val="0"/>
-          <w:numId w:val="1019"/>
-        </w:numPr>
       </w:pPr>
       <w:r>
         <w:t xml:space="preserve">A criptografia falha quando chaves, segredos, certificados, algoritmos e permissões são mal gerenciados.*</w:t>
       </w:r>
     </w:p>
-    <w:bookmarkStart w:id="31" w:name="gestão-de-chaves"/>
+    <w:bookmarkStart w:id="42" w:name="gestão-de-chaves"/>
     <w:p>
       <w:pPr>
         <w:pStyle w:val="Heading2"/>
@@ -2932,9 +2932,9 @@
         <w:t xml:space="preserve">Automatizar emissão/renovação de certificados com confiança controlada, proteger chaves privadas, detectar validade e criação de certificados não autorizados.</w:t>
       </w:r>
     </w:p>
-    <w:bookmarkEnd w:id="31"/>
-    <w:bookmarkEnd w:id="32"/>
-    <w:bookmarkStart w:id="35" w:name="registro-monitoramento-e-detecção"/>
+    <w:bookmarkEnd w:id="42"/>
+    <w:bookmarkEnd w:id="43"/>
+    <w:bookmarkStart w:id="46" w:name="registro-monitoramento-e-detecção"/>
     <w:p>
       <w:pPr>
         <w:pStyle w:val="Heading1"/>
@@ -2945,17 +2945,17 @@
     </w:p>
     <w:p>
       <w:pPr>
+        <w:numPr>
+          <w:ilvl w:val="0"/>
+          <w:numId w:val="1022"/>
+        </w:numPr>
         <w:pStyle w:val="Compact"/>
-        <w:numPr>
-          <w:ilvl w:val="0"/>
-          <w:numId w:val="1022"/>
-        </w:numPr>
       </w:pPr>
       <w:r>
         <w:t xml:space="preserve">Evidências em nuvem são úteis quando os eventos de controle-plano, plano de dados, carga de trabalho, identidade e aplicação são ativados e revisados.*</w:t>
       </w:r>
     </w:p>
-    <w:bookmarkStart w:id="33" w:name="desenho-de-registo"/>
+    <w:bookmarkStart w:id="44" w:name="desenho-de-registo"/>
     <w:p>
       <w:pPr>
         <w:pStyle w:val="Heading2"/>
@@ -3019,8 +3019,8 @@
         <w:t xml:space="preserve">Monitorar desativação de registro, exclusões, mudança de retenção, novas ações privilegiadas, exposição pública, eventos chave/secretos e acesso a dados anômalos.</w:t>
       </w:r>
     </w:p>
-    <w:bookmarkEnd w:id="33"/>
-    <w:bookmarkStart w:id="34" w:name="limitações-de-evidência"/>
+    <w:bookmarkEnd w:id="44"/>
+    <w:bookmarkStart w:id="45" w:name="limitações-de-evidência"/>
     <w:p>
       <w:pPr>
         <w:pStyle w:val="Heading2"/>
@@ -3062,9 +3062,9 @@
         <w:t xml:space="preserve">Validar que alertas criam casos investigados e ações corretivas – não apenas painéis.</w:t>
       </w:r>
     </w:p>
-    <w:bookmarkEnd w:id="34"/>
-    <w:bookmarkEnd w:id="35"/>
-    <w:bookmarkStart w:id="36" w:name="X9e5a9fcf1eba0ecfade1c7b33f850e5de170d16"/>
+    <w:bookmarkEnd w:id="45"/>
+    <w:bookmarkEnd w:id="46"/>
+    <w:bookmarkStart w:id="47" w:name="X9e5a9fcf1eba0ecfade1c7b33f850e5de170d16"/>
     <w:p>
       <w:pPr>
         <w:pStyle w:val="Heading1"/>
@@ -3079,8 +3079,8 @@
       </w:pPr>
       <w:r>
         <w:rPr>
+          <w:iCs/>
           <w:i/>
-          <w:iCs/>
         </w:rPr>
         <w:t xml:space="preserve">A exposição à nuvem muda continuamente através da configuração, código, imagens, dependências, identidades e serviços de provedores.</w:t>
       </w:r>
@@ -3159,8 +3159,8 @@
         <w:t xml:space="preserve">Corrigir retestes e medir cobertura populacional, tempo, exceções e recorrência.</w:t>
       </w:r>
     </w:p>
-    <w:bookmarkEnd w:id="36"/>
-    <w:bookmarkStart w:id="38" w:name="Xcedd511067af99aa465523f4e6602e07478d7e8"/>
+    <w:bookmarkEnd w:id="47"/>
+    <w:bookmarkStart w:id="49" w:name="Xcedd511067af99aa465523f4e6602e07478d7e8"/>
     <w:p>
       <w:pPr>
         <w:pStyle w:val="Heading1"/>
@@ -3175,94 +3175,347 @@
       </w:pPr>
       <w:r>
         <w:rPr>
+          <w:iCs/>
           <w:i/>
-          <w:iCs/>
         </w:rPr>
         <w:t xml:space="preserve">Cada serviço gerenciado remove algum trabalho operacional, mas cria responsabilidades de configuração e integração.</w:t>
       </w:r>
     </w:p>
     <w:p>
       <w:pPr>
+        <w:numPr>
+          <w:ilvl w:val="0"/>
+          <w:numId w:val="1026"/>
+        </w:numPr>
         <w:pStyle w:val="Heading2"/>
+      </w:pPr>
+      <w:bookmarkStart w:id="48" w:name="resource-foco-de-segurança-evidência"/>
+      <w:r>
+        <w:t xml:space="preserve">Resource** ** Foco de segurança** ** Evidência**</w:t>
+      </w:r>
+      <w:bookmarkEnd w:id="48"/>
+    </w:p>
+    <w:p>
+      <w:pPr>
+        <w:numPr>
+          <w:ilvl w:val="0"/>
+          <w:numId w:val="1000"/>
+        </w:numPr>
+        <w:pStyle w:val="Compact"/>
+      </w:pPr>
+      <w:r>
+        <w:t xml:space="preserve">□ Máquinas virtuais □ Imagens, patching, endurecimento, EDR, discos, metadados, caminho de administração</w:t>
+      </w:r>
+      <w:r>
+        <w:t xml:space="preserve"> </w:t>
+      </w:r>
+      <w:r>
+        <w:t xml:space="preserve">□ Armazenamento de objetos □ Acesso público, políticas, criptografia, versão, retenção, registro de políticas eficazes, logs de acesso, ciclo de vida, configurações de bloco público</w:t>
+      </w:r>
+      <w:r>
+        <w:t xml:space="preserve"> </w:t>
+      </w:r>
+      <w:r>
+        <w:t xml:space="preserve">□ Banco de dados gerenciado; Rede, identidade, administrador, criptografia, backups, auditoria, versão; config export, usuários/roles, logs, teste de restauração, manutenção;</w:t>
+      </w:r>
+      <w:r>
+        <w:t xml:space="preserve"> </w:t>
+      </w:r>
+      <w:r>
+        <w:t xml:space="preserve">□ Armazenamento em bloco/arquivo □ Anexamento, criptografia, instantâneos, compartilhamento, backup, exclusão de inventário, políticas, instantâneos, registros de restauração/deleção</w:t>
+      </w:r>
+    </w:p>
+    <w:p>
+      <w:pPr>
         <w:numPr>
           <w:ilvl w:val="0"/>
           <w:numId w:val="1026"/>
         </w:numPr>
-      </w:pPr>
-      <w:bookmarkStart w:id="37" w:name="resource-foco-de-segurança-evidência"/>
-      <w:r>
-        <w:t xml:space="preserve">Resource** ** Foco de segurança** ** Evidência**</w:t>
-      </w:r>
-      <w:bookmarkEnd w:id="37"/>
-    </w:p>
-    <w:p>
-      <w:pPr>
         <w:pStyle w:val="Compact"/>
-        <w:numPr>
-          <w:ilvl w:val="0"/>
-          <w:numId w:val="1000"/>
-        </w:numPr>
-      </w:pPr>
-      <w:r>
-        <w:t xml:space="preserve">□ Máquinas virtuais □ Imagens, patching, endurecimento, EDR, discos, metadados, caminho de administração</w:t>
-      </w:r>
-      <w:r>
-        <w:t xml:space="preserve"> </w:t>
-      </w:r>
-      <w:r>
-        <w:t xml:space="preserve">□ Armazenamento de objetos □ Acesso público, políticas, criptografia, versão, retenção, registro de políticas eficazes, logs de acesso, ciclo de vida, configurações de bloco público</w:t>
-      </w:r>
-      <w:r>
-        <w:t xml:space="preserve"> </w:t>
-      </w:r>
-      <w:r>
-        <w:t xml:space="preserve">□ Banco de dados gerenciado; Rede, identidade, administrador, criptografia, backups, auditoria, versão; config export, usuários/roles, logs, teste de restauração, manutenção;</w:t>
-      </w:r>
-      <w:r>
-        <w:t xml:space="preserve"> </w:t>
-      </w:r>
-      <w:r>
-        <w:t xml:space="preserve">□ Armazenamento em bloco/arquivo □ Anexamento, criptografia, instantâneos, compartilhamento, backup, exclusão de inventário, políticas, instantâneos, registros de restauração/deleção</w:t>
-      </w:r>
-    </w:p>
-    <w:p>
-      <w:pPr>
+      </w:pPr>
+      <w:r>
+        <w:t xml:space="preserve">Gerenciado desktop/endpoint * Identidade, postura do dispositivo, aplicativos, dados, sessões, registro * inscrição, política, acesso, eventos, testes de limpeza/terminação *</w:t>
+      </w:r>
+      <w:r>
+        <w:t xml:space="preserve"> </w:t>
+      </w:r>
+      <w:r>
+        <w:t xml:space="preserve">□ Marketplace image/service • Publisher, procedência, permissões, atualizações, dados, contrato • aprovação, versão, SBOM/conselheiro, digitalização, evidência do fornecedor</w:t>
+      </w:r>
+    </w:p>
+    <w:bookmarkEnd w:id="49"/>
+    <w:bookmarkStart w:id="50" w:name="segurança-de-aplicações-e-devsecops"/>
+    <w:p>
+      <w:pPr>
+        <w:pStyle w:val="Heading1"/>
+      </w:pPr>
+      <w:r>
+        <w:t xml:space="preserve">13. Segurança de Aplicações e DevSecOps</w:t>
+      </w:r>
+    </w:p>
+    <w:p>
+      <w:pPr>
+        <w:numPr>
+          <w:ilvl w:val="0"/>
+          <w:numId w:val="1027"/>
+        </w:numPr>
         <w:pStyle w:val="Compact"/>
-        <w:numPr>
-          <w:ilvl w:val="0"/>
-          <w:numId w:val="1026"/>
-        </w:numPr>
-      </w:pPr>
-      <w:r>
-        <w:t xml:space="preserve">Gerenciado desktop/endpoint * Identidade, postura do dispositivo, aplicativos, dados, sessões, registro * inscrição, política, acesso, eventos, testes de limpeza/terminação *</w:t>
-      </w:r>
-      <w:r>
-        <w:t xml:space="preserve"> </w:t>
-      </w:r>
-      <w:r>
-        <w:t xml:space="preserve">□ Marketplace image/service • Publisher, procedência, permissões, atualizações, dados, contrato • aprovação, versão, SBOM/conselheiro, digitalização, evidência do fornecedor</w:t>
-      </w:r>
-    </w:p>
-    <w:bookmarkEnd w:id="38"/>
-    <w:bookmarkStart w:id="39" w:name="segurança-de-aplicações-e-devsecops"/>
+      </w:pPr>
+      <w:r>
+        <w:t xml:space="preserve">Aplicações em nuvem herdam risco de design, código, dependências, pipelines, identidades, APIs e serviços gerenciados.*</w:t>
+      </w:r>
+    </w:p>
+    <w:p>
+      <w:pPr>
+        <w:pStyle w:val="FirstParagraph"/>
+      </w:pPr>
+    </w:p>
+    <w:p>
+      <w:pPr>
+        <w:pStyle w:val="BodyText"/>
+      </w:pPr>
+      <w:r>
+        <w:t xml:space="preserve">Figura 5. Fluxo de DevSecOps em nuvem</w:t>
+      </w:r>
+    </w:p>
+    <w:bookmarkEnd w:id="50"/>
+    <w:bookmarkStart w:id="51" w:name="entrega-segura"/>
     <w:p>
       <w:pPr>
         <w:pStyle w:val="Heading1"/>
       </w:pPr>
       <w:r>
-        <w:t xml:space="preserve">13. Segurança de Aplicações e DevSecOps</w:t>
-      </w:r>
-    </w:p>
-    <w:p>
-      <w:pPr>
+        <w:t xml:space="preserve"># 13.1 Entrega segura</w:t>
+      </w:r>
+    </w:p>
+    <w:p>
+      <w:pPr>
+        <w:numPr>
+          <w:ilvl w:val="0"/>
+          <w:numId w:val="1028"/>
+        </w:numPr>
+      </w:pPr>
+      <w:r>
+        <w:t xml:space="preserve">Ameaça limites de confiança modelo, dados, casos de abuso, identidade, isolamento do inquilino, dependências do provedor, resiliência e comportamento de falha.</w:t>
+      </w:r>
+    </w:p>
+    <w:p>
+      <w:pPr>
+        <w:numPr>
+          <w:ilvl w:val="0"/>
+          <w:numId w:val="1028"/>
+        </w:numPr>
+      </w:pPr>
+      <w:r>
+        <w:t xml:space="preserve">Use revisão de código, dependência/SBOM, segredos, SAST, IaC, recipiente, API, DAST, e testes manuais adequados ao risco.</w:t>
+      </w:r>
+    </w:p>
+    <w:p>
+      <w:pPr>
+        <w:numPr>
+          <w:ilvl w:val="0"/>
+          <w:numId w:val="1028"/>
+        </w:numPr>
+      </w:pPr>
+      <w:r>
+        <w:t xml:space="preserve">Proteja a fonte, ramos, commits, corredores, sistemas de construção, artefatos, registros, chaves de assinatura, implantações e aprovações de produção.</w:t>
+      </w:r>
+    </w:p>
+    <w:p>
+      <w:pPr>
+        <w:numPr>
+          <w:ilvl w:val="0"/>
+          <w:numId w:val="1028"/>
+        </w:numPr>
+      </w:pPr>
+      <w:r>
+        <w:t xml:space="preserve">Use a identidade de pipeline de curta duração, separação de deveres, ambientes protegidos, procedência assinada, artefatos imutáveis e rollback.</w:t>
+      </w:r>
+    </w:p>
+    <w:p>
+      <w:pPr>
+        <w:numPr>
+          <w:ilvl w:val="0"/>
+          <w:numId w:val="1028"/>
+        </w:numPr>
+      </w:pPr>
+      <w:r>
+        <w:t xml:space="preserve">Implantar observação, manipulação segura de erros, limites de taxa, controles de entrada/saída e ganchos incidentes.</w:t>
+      </w:r>
+    </w:p>
+    <w:p>
+      <w:pPr>
+        <w:numPr>
+          <w:ilvl w:val="0"/>
+          <w:numId w:val="1028"/>
+        </w:numPr>
+      </w:pPr>
+      <w:r>
+        <w:t xml:space="preserve">Rastreie vulnerabilidades e exceções para remediação e reteste verificados.</w:t>
+      </w:r>
+    </w:p>
+    <w:bookmarkEnd w:id="51"/>
+    <w:bookmarkStart w:id="52" w:name="Xc30672bfacc80bf4302a2fb7aba713f95f70471"/>
+    <w:p>
+      <w:pPr>
+        <w:pStyle w:val="Heading1"/>
+      </w:pPr>
+      <w:r>
+        <w:t xml:space="preserve">14. Infraestrutura como Código e Política como Código</w:t>
+      </w:r>
+    </w:p>
+    <w:p>
+      <w:pPr>
+        <w:numPr>
+          <w:ilvl w:val="0"/>
+          <w:numId w:val="1029"/>
+        </w:numPr>
         <w:pStyle w:val="Compact"/>
-        <w:numPr>
-          <w:ilvl w:val="0"/>
-          <w:numId w:val="1027"/>
-        </w:numPr>
-      </w:pPr>
-      <w:r>
-        <w:t xml:space="preserve">Aplicações em nuvem herdam risco de design, código, dependências, pipelines, identidades, APIs e serviços gerenciados.*</w:t>
+      </w:pPr>
+      <w:r>
+        <w:t xml:space="preserve">Infraestrutura e política como código tornam as decisões na nuvem repetiveis, revetíveis, testáveis e escaláveis.*</w:t>
+      </w:r>
+    </w:p>
+    <w:bookmarkEnd w:id="52"/>
+    <w:bookmarkStart w:id="55" w:name="controlos-iac"/>
+    <w:p>
+      <w:pPr>
+        <w:pStyle w:val="Heading1"/>
+      </w:pPr>
+      <w:r>
+        <w:t xml:space="preserve"># 14.1 Controlos IaC</w:t>
+      </w:r>
+    </w:p>
+    <w:p>
+      <w:pPr>
+        <w:numPr>
+          <w:ilvl w:val="0"/>
+          <w:numId w:val="1030"/>
+        </w:numPr>
+      </w:pPr>
+      <w:r>
+        <w:t xml:space="preserve">Utilizar módulos aprovados, versões/fornecedores fixos, registos de confiança, propriedade de código, revisão por pares, protecção de sucursais e libertações assinadas sempre que necessário.</w:t>
+      </w:r>
+    </w:p>
+    <w:p>
+      <w:pPr>
+        <w:numPr>
+          <w:ilvl w:val="0"/>
+          <w:numId w:val="1030"/>
+        </w:numPr>
+      </w:pPr>
+      <w:r>
+        <w:t xml:space="preserve">Analisar código e plano para configuração inseguro, segredos, dependências de risco, exposição pública, privilégio, criptografia, registro e resiliência.</w:t>
+      </w:r>
+    </w:p>
+    <w:p>
+      <w:pPr>
+        <w:numPr>
+          <w:ilvl w:val="0"/>
+          <w:numId w:val="1030"/>
+        </w:numPr>
+      </w:pPr>
+      <w:r>
+        <w:t xml:space="preserve">Proteja arquivos de estado, saída de plano, credenciais, infra-estruturas, fechaduras, informações de deriva, e registros de CI.</w:t>
+      </w:r>
+    </w:p>
+    <w:p>
+      <w:pPr>
+        <w:numPr>
+          <w:ilvl w:val="0"/>
+          <w:numId w:val="1030"/>
+        </w:numPr>
+      </w:pPr>
+      <w:r>
+        <w:t xml:space="preserve">Requer revisão do plano e aprovação antes da produção aplicar-se; restringir alterações diretas do console e detectar deriva.</w:t>
+      </w:r>
+    </w:p>
+    <w:p>
+      <w:pPr>
+        <w:numPr>
+          <w:ilvl w:val="0"/>
+          <w:numId w:val="1030"/>
+        </w:numPr>
+      </w:pPr>
+      <w:r>
+        <w:t xml:space="preserve">Teste de retrocesso, proteção de exclusão, importação, migração e comportamento de falha.</w:t>
+      </w:r>
+    </w:p>
+    <w:bookmarkStart w:id="53" w:name="política-como-código"/>
+    <w:p>
+      <w:pPr>
+        <w:pStyle w:val="Heading2"/>
+      </w:pPr>
+      <w:r>
+        <w:t xml:space="preserve">14.2 Política como código</w:t>
+      </w:r>
+    </w:p>
+    <w:p>
+      <w:pPr>
+        <w:numPr>
+          <w:ilvl w:val="0"/>
+          <w:numId w:val="1031"/>
+        </w:numPr>
+      </w:pPr>
+      <w:r>
+        <w:t xml:space="preserve">Use guardas preventivos para estados proibidos e políticas detetives para condições que exigem investigação.</w:t>
+      </w:r>
+    </w:p>
+    <w:p>
+      <w:pPr>
+        <w:numPr>
+          <w:ilvl w:val="0"/>
+          <w:numId w:val="1031"/>
+        </w:numPr>
+      </w:pPr>
+      <w:r>
+        <w:t xml:space="preserve">Teste permitido, negado, exceção, falta de dados, e casos de mudança de serviço.</w:t>
+      </w:r>
+    </w:p>
+    <w:p>
+      <w:pPr>
+        <w:numPr>
+          <w:ilvl w:val="0"/>
+          <w:numId w:val="1031"/>
+        </w:numPr>
+      </w:pPr>
+      <w:r>
+        <w:t xml:space="preserve">Regra da versão, proprietário, raciocínio, escopo, severidade, data efetiva, mapeamento, exceção e rollback.</w:t>
+      </w:r>
+    </w:p>
+    <w:p>
+      <w:pPr>
+        <w:numPr>
+          <w:ilvl w:val="0"/>
+          <w:numId w:val="1031"/>
+        </w:numPr>
+      </w:pPr>
+      <w:r>
+        <w:t xml:space="preserve">Nunca permitir ampla remediação automatizada sem corrida a seco, revisão de raios de explosão, aprovação, registro e recuperação.</w:t>
+      </w:r>
+    </w:p>
+    <w:p>
+      <w:pPr>
+        <w:numPr>
+          <w:ilvl w:val="0"/>
+          <w:numId w:val="1032"/>
+        </w:numPr>
+        <w:pStyle w:val="Compact"/>
+      </w:pPr>
+      <w:r>
+        <w:t xml:space="preserve">Containers e Kubernetes</w:t>
+      </w:r>
+    </w:p>
+    <w:p>
+      <w:pPr>
+        <w:numPr>
+          <w:ilvl w:val="0"/>
+          <w:numId w:val="1033"/>
+        </w:numPr>
+        <w:pStyle w:val="Compact"/>
+      </w:pPr>
+      <w:r>
+        <w:t xml:space="preserve">Kubernetes distribui responsabilidade através do plano de controle do provedor, configuração de cluster, nós, imagens, cargas de trabalho, rede e identidade.*</w:t>
       </w:r>
     </w:p>
     <w:p>
@@ -3275,543 +3528,314 @@
         <w:pStyle w:val="BodyText"/>
       </w:pPr>
       <w:r>
-        <w:t xml:space="preserve">Figura 5. Fluxo de DevSecOps em nuvem</w:t>
-      </w:r>
-    </w:p>
-    <w:bookmarkEnd w:id="39"/>
-    <w:bookmarkStart w:id="40" w:name="entrega-segura"/>
+        <w:t xml:space="preserve">Figura 6. Camadas de segurança Kubernetes</w:t>
+      </w:r>
+    </w:p>
+    <w:bookmarkEnd w:id="53"/>
+    <w:bookmarkStart w:id="54" w:name="controles-de-clusters"/>
+    <w:p>
+      <w:pPr>
+        <w:pStyle w:val="Heading2"/>
+      </w:pPr>
+      <w:r>
+        <w:t xml:space="preserve">15.1 Controles de clusters</w:t>
+      </w:r>
+    </w:p>
+    <w:p>
+      <w:pPr>
+        <w:numPr>
+          <w:ilvl w:val="0"/>
+          <w:numId w:val="1034"/>
+        </w:numPr>
+      </w:pPr>
+      <w:r>
+        <w:t xml:space="preserve">Inventário clusters, versões, proprietários, cargas de trabalho, namespaces, nós, registros, identidades, dados, entrada e responsabilidade do provedor.</w:t>
+      </w:r>
+    </w:p>
+    <w:p>
+      <w:pPr>
+        <w:numPr>
+          <w:ilvl w:val="0"/>
+          <w:numId w:val="1034"/>
+        </w:numPr>
+      </w:pPr>
+      <w:r>
+        <w:t xml:space="preserve">Seguro API acesso, federação, RBAC, contas de serviço, identidade de carga de trabalho, admissão, registros de auditoria e acesso de emergência.</w:t>
+      </w:r>
+    </w:p>
+    <w:p>
+      <w:pPr>
+        <w:numPr>
+          <w:ilvl w:val="0"/>
+          <w:numId w:val="1034"/>
+        </w:numPr>
+      </w:pPr>
+      <w:r>
+        <w:t xml:space="preserve">Use imagens assinadas mínimas confiáveis, verificações de vulnerabilidade/SBOM, execução não-root, sistemas de arquivos somente de leitura, recursos abandonados, limites de recursos e gerentes secretos.</w:t>
+      </w:r>
+    </w:p>
+    <w:p>
+      <w:pPr>
+        <w:numPr>
+          <w:ilvl w:val="0"/>
+          <w:numId w:val="1034"/>
+        </w:numPr>
+      </w:pPr>
+      <w:r>
+        <w:t xml:space="preserve">Aplicar namespace e segmentação de rede, controle de saída, criptografia, proteção de armazenamento, backups, aplicação de políticas e detecção de tempo de execução.</w:t>
+      </w:r>
+    </w:p>
+    <w:p>
+      <w:pPr>
+        <w:numPr>
+          <w:ilvl w:val="0"/>
+          <w:numId w:val="1034"/>
+        </w:numPr>
+      </w:pPr>
+      <w:r>
+        <w:t xml:space="preserve">Patch suporta versões de cluster / nó e atualizações de teste, auto-escalamento, recuperação e compatibilidade política.</w:t>
+      </w:r>
+    </w:p>
+    <w:bookmarkEnd w:id="54"/>
+    <w:bookmarkEnd w:id="55"/>
+    <w:bookmarkStart w:id="56" w:name="X701a752dc2a8567fe58500ab67b777234d8972b"/>
     <w:p>
       <w:pPr>
         <w:pStyle w:val="Heading1"/>
       </w:pPr>
       <w:r>
-        <w:t xml:space="preserve"># 13.1 Entrega segura</w:t>
-      </w:r>
-    </w:p>
-    <w:p>
-      <w:pPr>
-        <w:numPr>
-          <w:ilvl w:val="0"/>
-          <w:numId w:val="1028"/>
-        </w:numPr>
-      </w:pPr>
-      <w:r>
-        <w:t xml:space="preserve">Ameaça limites de confiança modelo, dados, casos de abuso, identidade, isolamento do inquilino, dependências do provedor, resiliência e comportamento de falha.</w:t>
-      </w:r>
-    </w:p>
-    <w:p>
-      <w:pPr>
-        <w:numPr>
-          <w:ilvl w:val="0"/>
-          <w:numId w:val="1028"/>
-        </w:numPr>
-      </w:pPr>
-      <w:r>
-        <w:t xml:space="preserve">Use revisão de código, dependência/SBOM, segredos, SAST, IaC, recipiente, API, DAST, e testes manuais adequados ao risco.</w:t>
-      </w:r>
-    </w:p>
-    <w:p>
-      <w:pPr>
-        <w:numPr>
-          <w:ilvl w:val="0"/>
-          <w:numId w:val="1028"/>
-        </w:numPr>
-      </w:pPr>
-      <w:r>
-        <w:t xml:space="preserve">Proteja a fonte, ramos, commits, corredores, sistemas de construção, artefatos, registros, chaves de assinatura, implantações e aprovações de produção.</w:t>
-      </w:r>
-    </w:p>
-    <w:p>
-      <w:pPr>
-        <w:numPr>
-          <w:ilvl w:val="0"/>
-          <w:numId w:val="1028"/>
-        </w:numPr>
-      </w:pPr>
-      <w:r>
-        <w:t xml:space="preserve">Use a identidade de pipeline de curta duração, separação de deveres, ambientes protegidos, procedência assinada, artefatos imutáveis e rollback.</w:t>
-      </w:r>
-    </w:p>
-    <w:p>
-      <w:pPr>
-        <w:numPr>
-          <w:ilvl w:val="0"/>
-          <w:numId w:val="1028"/>
-        </w:numPr>
-      </w:pPr>
-      <w:r>
-        <w:t xml:space="preserve">Implantar observação, manipulação segura de erros, limites de taxa, controles de entrada/saída e ganchos incidentes.</w:t>
-      </w:r>
-    </w:p>
-    <w:p>
-      <w:pPr>
-        <w:numPr>
-          <w:ilvl w:val="0"/>
-          <w:numId w:val="1028"/>
-        </w:numPr>
-      </w:pPr>
-      <w:r>
-        <w:t xml:space="preserve">Rastreie vulnerabilidades e exceções para remediação e reteste verificados.</w:t>
-      </w:r>
-    </w:p>
-    <w:bookmarkEnd w:id="40"/>
-    <w:bookmarkStart w:id="41" w:name="Xc30672bfacc80bf4302a2fb7aba713f95f70471"/>
+        <w:t xml:space="preserve">16. Serviços sem servidor, APIs e event-driven</w:t>
+      </w:r>
+    </w:p>
+    <w:p>
+      <w:pPr>
+        <w:numPr>
+          <w:ilvl w:val="0"/>
+          <w:numId w:val="1035"/>
+        </w:numPr>
+        <w:pStyle w:val="Compact"/>
+      </w:pPr>
+      <w:r>
+        <w:t xml:space="preserve">Sistemas sem servidor e orientados para eventos reduzem o gerenciamento do host, mas aumentam as preocupações de identidade, evento, dependência e observação.*</w:t>
+      </w:r>
+    </w:p>
+    <w:bookmarkEnd w:id="56"/>
+    <w:bookmarkStart w:id="58" w:name="controles-sem-servidor"/>
     <w:p>
       <w:pPr>
         <w:pStyle w:val="Heading1"/>
       </w:pPr>
       <w:r>
-        <w:t xml:space="preserve">14. Infraestrutura como Código e Política como Código</w:t>
-      </w:r>
-    </w:p>
-    <w:p>
-      <w:pPr>
+        <w:t xml:space="preserve"># 16.1 Controles sem servidor</w:t>
+      </w:r>
+    </w:p>
+    <w:p>
+      <w:pPr>
+        <w:numPr>
+          <w:ilvl w:val="0"/>
+          <w:numId w:val="1036"/>
+        </w:numPr>
+      </w:pPr>
+      <w:r>
+        <w:t xml:space="preserve">Função de inventário, proprietário, tempo de execução, fonte, pacote de implantação, dependências, gatilhos, destinos, papel, segredos, rede, dados e retenção.</w:t>
+      </w:r>
+    </w:p>
+    <w:p>
+      <w:pPr>
+        <w:numPr>
+          <w:ilvl w:val="0"/>
+          <w:numId w:val="1036"/>
+        </w:numPr>
+      </w:pPr>
+      <w:r>
+        <w:t xml:space="preserve">Use um papel de execução menos privilegiado por finalidade; evite abusos confusos e de contas cruzadas.</w:t>
+      </w:r>
+    </w:p>
+    <w:p>
+      <w:pPr>
+        <w:numPr>
+          <w:ilvl w:val="0"/>
+          <w:numId w:val="1036"/>
+        </w:numPr>
+      </w:pPr>
+      <w:r>
+        <w:t xml:space="preserve">Validar e autenticar eventos, restringir recursão/concurrância, impor prazos/limites, e lidar com mensagens venenosas e novamente com segurança.</w:t>
+      </w:r>
+    </w:p>
+    <w:p>
+      <w:pPr>
+        <w:numPr>
+          <w:ilvl w:val="0"/>
+          <w:numId w:val="1036"/>
+        </w:numPr>
+      </w:pPr>
+      <w:r>
+        <w:t xml:space="preserve">Digitalize código/dependências/IaC, pino de execução e camadas, proteja a implantação e remova funções/versões não utilizadas.</w:t>
+      </w:r>
+    </w:p>
+    <w:p>
+      <w:pPr>
+        <w:numPr>
+          <w:ilvl w:val="0"/>
+          <w:numId w:val="1036"/>
+        </w:numPr>
+      </w:pPr>
+      <w:r>
+        <w:t xml:space="preserve">Log invocation, identidade, metadados de eventos, erro, destino e mudanças administrativas, minimizando conteúdo sensível.</w:t>
+      </w:r>
+    </w:p>
+    <w:bookmarkStart w:id="57" w:name="segurança-api"/>
+    <w:p>
+      <w:pPr>
+        <w:pStyle w:val="Heading2"/>
+      </w:pPr>
+      <w:r>
+        <w:t xml:space="preserve">16.2 Segurança API</w:t>
+      </w:r>
+    </w:p>
+    <w:p>
+      <w:pPr>
+        <w:numPr>
+          <w:ilvl w:val="0"/>
+          <w:numId w:val="1037"/>
+        </w:numPr>
+      </w:pPr>
+      <w:r>
+        <w:t xml:space="preserve">Inventário de cada API/versão/ambiente e proprietário; use gateways, autenticação, autorização, validação de esquema, quotas, limites de taxa, TLS, erros seguros e registro.</w:t>
+      </w:r>
+    </w:p>
+    <w:p>
+      <w:pPr>
+        <w:numPr>
+          <w:ilvl w:val="0"/>
+          <w:numId w:val="1037"/>
+        </w:numPr>
+      </w:pPr>
+      <w:r>
+        <w:t xml:space="preserve">Autorização de teste objeto/função, validação de token, atribuição de massa, injeção, SSRF, lógica de negócios, inventário e integrações de terceiros.</w:t>
+      </w:r>
+    </w:p>
+    <w:p>
+      <w:pPr>
+        <w:numPr>
+          <w:ilvl w:val="0"/>
+          <w:numId w:val="1037"/>
+        </w:numPr>
+      </w:pPr>
+      <w:r>
+        <w:t xml:space="preserve">Proteja chaves API e webhooks, gire segredos, assine eventos e valide resistência replay.</w:t>
+      </w:r>
+    </w:p>
+    <w:bookmarkEnd w:id="57"/>
+    <w:bookmarkEnd w:id="58"/>
+    <w:bookmarkStart w:id="59" w:name="saas-segurança-e-aplicações-de-negócios"/>
+    <w:p>
+      <w:pPr>
+        <w:pStyle w:val="Heading1"/>
+      </w:pPr>
+      <w:r>
+        <w:t xml:space="preserve">17. SaaS Segurança e Aplicações de Negócios</w:t>
+      </w:r>
+    </w:p>
+    <w:p>
+      <w:pPr>
+        <w:numPr>
+          <w:ilvl w:val="0"/>
+          <w:numId w:val="1038"/>
+        </w:numPr>
         <w:pStyle w:val="Compact"/>
-        <w:numPr>
-          <w:ilvl w:val="0"/>
-          <w:numId w:val="1029"/>
-        </w:numPr>
-      </w:pPr>
-      <w:r>
-        <w:t xml:space="preserve">Infraestrutura e política como código tornam as decisões na nuvem repetiveis, revetíveis, testáveis e escaláveis.*</w:t>
-      </w:r>
-    </w:p>
-    <w:bookmarkEnd w:id="41"/>
-    <w:bookmarkStart w:id="44" w:name="controlos-iac"/>
+      </w:pPr>
+      <w:r>
+        <w:t xml:space="preserve">Segurança SaaS depende fortemente da configuração do inquilino, identidade, uso de dados, integrações, endpoints e evidência do provedor.*</w:t>
+      </w:r>
+    </w:p>
+    <w:bookmarkEnd w:id="59"/>
+    <w:bookmarkStart w:id="60" w:name="revisão-saas"/>
     <w:p>
       <w:pPr>
         <w:pStyle w:val="Heading1"/>
       </w:pPr>
       <w:r>
-        <w:t xml:space="preserve"># 14.1 Controlos IaC</w:t>
-      </w:r>
-    </w:p>
-    <w:p>
-      <w:pPr>
-        <w:numPr>
-          <w:ilvl w:val="0"/>
-          <w:numId w:val="1030"/>
-        </w:numPr>
-      </w:pPr>
-      <w:r>
-        <w:t xml:space="preserve">Utilizar módulos aprovados, versões/fornecedores fixos, registos de confiança, propriedade de código, revisão por pares, protecção de sucursais e libertações assinadas sempre que necessário.</w:t>
-      </w:r>
-    </w:p>
-    <w:p>
-      <w:pPr>
-        <w:numPr>
-          <w:ilvl w:val="0"/>
-          <w:numId w:val="1030"/>
-        </w:numPr>
-      </w:pPr>
-      <w:r>
-        <w:t xml:space="preserve">Analisar código e plano para configuração inseguro, segredos, dependências de risco, exposição pública, privilégio, criptografia, registro e resiliência.</w:t>
-      </w:r>
-    </w:p>
-    <w:p>
-      <w:pPr>
-        <w:numPr>
-          <w:ilvl w:val="0"/>
-          <w:numId w:val="1030"/>
-        </w:numPr>
-      </w:pPr>
-      <w:r>
-        <w:t xml:space="preserve">Proteja arquivos de estado, saída de plano, credenciais, infra-estruturas, fechaduras, informações de deriva, e registros de CI.</w:t>
-      </w:r>
-    </w:p>
-    <w:p>
-      <w:pPr>
-        <w:numPr>
-          <w:ilvl w:val="0"/>
-          <w:numId w:val="1030"/>
-        </w:numPr>
-      </w:pPr>
-      <w:r>
-        <w:t xml:space="preserve">Requer revisão do plano e aprovação antes da produção aplicar-se; restringir alterações diretas do console e detectar deriva.</w:t>
-      </w:r>
-    </w:p>
-    <w:p>
-      <w:pPr>
-        <w:numPr>
-          <w:ilvl w:val="0"/>
-          <w:numId w:val="1030"/>
-        </w:numPr>
-      </w:pPr>
-      <w:r>
-        <w:t xml:space="preserve">Teste de retrocesso, proteção de exclusão, importação, migração e comportamento de falha.</w:t>
-      </w:r>
-    </w:p>
-    <w:bookmarkStart w:id="42" w:name="política-como-código"/>
-    <w:p>
-      <w:pPr>
-        <w:pStyle w:val="Heading2"/>
-      </w:pPr>
-      <w:r>
-        <w:t xml:space="preserve">14.2 Política como código</w:t>
-      </w:r>
-    </w:p>
-    <w:p>
-      <w:pPr>
-        <w:numPr>
-          <w:ilvl w:val="0"/>
-          <w:numId w:val="1031"/>
-        </w:numPr>
-      </w:pPr>
-      <w:r>
-        <w:t xml:space="preserve">Use guardas preventivos para estados proibidos e políticas detetives para condições que exigem investigação.</w:t>
-      </w:r>
-    </w:p>
-    <w:p>
-      <w:pPr>
-        <w:numPr>
-          <w:ilvl w:val="0"/>
-          <w:numId w:val="1031"/>
-        </w:numPr>
-      </w:pPr>
-      <w:r>
-        <w:t xml:space="preserve">Teste permitido, negado, exceção, falta de dados, e casos de mudança de serviço.</w:t>
-      </w:r>
-    </w:p>
-    <w:p>
-      <w:pPr>
-        <w:numPr>
-          <w:ilvl w:val="0"/>
-          <w:numId w:val="1031"/>
-        </w:numPr>
-      </w:pPr>
-      <w:r>
-        <w:t xml:space="preserve">Regra da versão, proprietário, raciocínio, escopo, severidade, data efetiva, mapeamento, exceção e rollback.</w:t>
-      </w:r>
-    </w:p>
-    <w:p>
-      <w:pPr>
-        <w:numPr>
-          <w:ilvl w:val="0"/>
-          <w:numId w:val="1031"/>
-        </w:numPr>
-      </w:pPr>
-      <w:r>
-        <w:t xml:space="preserve">Nunca permitir ampla remediação automatizada sem corrida a seco, revisão de raios de explosão, aprovação, registro e recuperação.</w:t>
-      </w:r>
-    </w:p>
-    <w:p>
-      <w:pPr>
-        <w:pStyle w:val="Compact"/>
-        <w:numPr>
-          <w:ilvl w:val="0"/>
-          <w:numId w:val="1032"/>
-        </w:numPr>
-      </w:pPr>
-      <w:r>
-        <w:t xml:space="preserve">Containers e Kubernetes</w:t>
-      </w:r>
-    </w:p>
-    <w:p>
-      <w:pPr>
-        <w:pStyle w:val="Compact"/>
-        <w:numPr>
-          <w:ilvl w:val="0"/>
-          <w:numId w:val="1033"/>
-        </w:numPr>
-      </w:pPr>
-      <w:r>
-        <w:t xml:space="preserve">Kubernetes distribui responsabilidade através do plano de controle do provedor, configuração de cluster, nós, imagens, cargas de trabalho, rede e identidade.*</w:t>
+        <w:t xml:space="preserve"># 17.1 Revisão SaaS</w:t>
+      </w:r>
+    </w:p>
+    <w:p>
+      <w:pPr>
+        <w:numPr>
+          <w:ilvl w:val="0"/>
+          <w:numId w:val="1039"/>
+        </w:numPr>
+      </w:pPr>
+      <w:r>
+        <w:t xml:space="preserve">Proprietário, finalidade, usuários, dados, locais, subprocessadores, uso de IA/treinamento, integrações, criticidade, recuperação, contrato, renovação e saída.</w:t>
+      </w:r>
+    </w:p>
+    <w:p>
+      <w:pPr>
+        <w:numPr>
+          <w:ilvl w:val="0"/>
+          <w:numId w:val="1039"/>
+        </w:numPr>
+      </w:pPr>
+      <w:r>
+        <w:t xml:space="preserve">SSO/MFA, funções, administradores, convidados, acesso ao suporte, sessões, compartilhamento, colaboração externa, aplicativos OAuth, tokens API e avaliações de acesso.</w:t>
+      </w:r>
+    </w:p>
+    <w:p>
+      <w:pPr>
+        <w:numPr>
+          <w:ilvl w:val="0"/>
+          <w:numId w:val="1039"/>
+        </w:numPr>
+      </w:pPr>
+      <w:r>
+        <w:t xml:space="preserve">Retenção, exclusão, exportação, retenção legal, criptografia, chaves do cliente, quando disponíveis, DLP, etiquetas, registros de auditoria, alertas e e-descoberta.</w:t>
+      </w:r>
+    </w:p>
+    <w:p>
+      <w:pPr>
+        <w:numPr>
+          <w:ilvl w:val="0"/>
+          <w:numId w:val="1039"/>
+        </w:numPr>
+      </w:pPr>
+      <w:r>
+        <w:t xml:space="preserve">Provedor SOC/ISO/CSA âmbito de garantia, incidentes, práticas de vulnerabilidade, continuidade, disponibilidade, subprocessadores e aviso de mudança.</w:t>
+      </w:r>
+    </w:p>
+    <w:p>
+      <w:pPr>
+        <w:numPr>
+          <w:ilvl w:val="0"/>
+          <w:numId w:val="1039"/>
+        </w:numPr>
+      </w:pPr>
+      <w:r>
+        <w:t xml:space="preserve">Configuração basal, verificações contínuas de deriva, consentimento de aplicação arriscado, compartilhamento de dados, usuários inativos e reconciliação licença/conta.</w:t>
       </w:r>
     </w:p>
     <w:p>
       <w:pPr>
         <w:pStyle w:val="FirstParagraph"/>
       </w:pPr>
-    </w:p>
-    <w:p>
-      <w:pPr>
-        <w:pStyle w:val="BodyText"/>
-      </w:pPr>
-      <w:r>
-        <w:t xml:space="preserve">Figura 6. Camadas de segurança Kubernetes</w:t>
-      </w:r>
-    </w:p>
-    <w:bookmarkEnd w:id="42"/>
-    <w:bookmarkStart w:id="43" w:name="controles-de-clusters"/>
-    <w:p>
-      <w:pPr>
-        <w:pStyle w:val="Heading2"/>
-      </w:pPr>
-      <w:r>
-        <w:t xml:space="preserve">15.1 Controles de clusters</w:t>
-      </w:r>
-    </w:p>
-    <w:p>
-      <w:pPr>
-        <w:numPr>
-          <w:ilvl w:val="0"/>
-          <w:numId w:val="1034"/>
-        </w:numPr>
-      </w:pPr>
-      <w:r>
-        <w:t xml:space="preserve">Inventário clusters, versões, proprietários, cargas de trabalho, namespaces, nós, registros, identidades, dados, entrada e responsabilidade do provedor.</w:t>
-      </w:r>
-    </w:p>
-    <w:p>
-      <w:pPr>
-        <w:numPr>
-          <w:ilvl w:val="0"/>
-          <w:numId w:val="1034"/>
-        </w:numPr>
-      </w:pPr>
-      <w:r>
-        <w:t xml:space="preserve">Seguro API acesso, federação, RBAC, contas de serviço, identidade de carga de trabalho, admissão, registros de auditoria e acesso de emergência.</w:t>
-      </w:r>
-    </w:p>
-    <w:p>
-      <w:pPr>
-        <w:numPr>
-          <w:ilvl w:val="0"/>
-          <w:numId w:val="1034"/>
-        </w:numPr>
-      </w:pPr>
-      <w:r>
-        <w:t xml:space="preserve">Use imagens assinadas mínimas confiáveis, verificações de vulnerabilidade/SBOM, execução não-root, sistemas de arquivos somente de leitura, recursos abandonados, limites de recursos e gerentes secretos.</w:t>
-      </w:r>
-    </w:p>
-    <w:p>
-      <w:pPr>
-        <w:numPr>
-          <w:ilvl w:val="0"/>
-          <w:numId w:val="1034"/>
-        </w:numPr>
-      </w:pPr>
-      <w:r>
-        <w:t xml:space="preserve">Aplicar namespace e segmentação de rede, controle de saída, criptografia, proteção de armazenamento, backups, aplicação de políticas e detecção de tempo de execução.</w:t>
-      </w:r>
-    </w:p>
-    <w:p>
-      <w:pPr>
-        <w:numPr>
-          <w:ilvl w:val="0"/>
-          <w:numId w:val="1034"/>
-        </w:numPr>
-      </w:pPr>
-      <w:r>
-        <w:t xml:space="preserve">Patch suporta versões de cluster / nó e atualizações de teste, auto-escalamento, recuperação e compatibilidade política.</w:t>
-      </w:r>
-    </w:p>
-    <w:bookmarkEnd w:id="43"/>
-    <w:bookmarkEnd w:id="44"/>
-    <w:bookmarkStart w:id="45" w:name="X701a752dc2a8567fe58500ab67b777234d8972b"/>
+      <w:r>
+        <w:t xml:space="preserve">Ponto cego do SaaS:** A aprovação dos contratos não é uma operação segura. Verifique as configurações do inquilino, aplicativos, papéis, compartilhamento, retenção e mudanças de provedor durante todo o relacionamento.</w:t>
+      </w:r>
+      <w:r>
+        <w:t xml:space="preserve"> </w:t>
+      </w:r>
+      <w:r>
+        <w:t xml:space="preserve">(———————————————————————————————————————-</w:t>
+      </w:r>
+    </w:p>
+    <w:bookmarkEnd w:id="60"/>
+    <w:bookmarkStart w:id="61" w:name="X5d807a2772b5bda95d30d54b3175ae6801f62ae"/>
     <w:p>
       <w:pPr>
         <w:pStyle w:val="Heading1"/>
       </w:pPr>
       <w:r>
-        <w:t xml:space="preserve">16. Serviços sem servidor, APIs e event-driven</w:t>
-      </w:r>
-    </w:p>
-    <w:p>
-      <w:pPr>
-        <w:pStyle w:val="Compact"/>
-        <w:numPr>
-          <w:ilvl w:val="0"/>
-          <w:numId w:val="1035"/>
-        </w:numPr>
-      </w:pPr>
-      <w:r>
-        <w:t xml:space="preserve">Sistemas sem servidor e orientados para eventos reduzem o gerenciamento do host, mas aumentam as preocupações de identidade, evento, dependência e observação.*</w:t>
-      </w:r>
-    </w:p>
-    <w:bookmarkEnd w:id="45"/>
-    <w:bookmarkStart w:id="47" w:name="controles-sem-servidor"/>
-    <w:p>
-      <w:pPr>
-        <w:pStyle w:val="Heading1"/>
-      </w:pPr>
-      <w:r>
-        <w:t xml:space="preserve"># 16.1 Controles sem servidor</w:t>
-      </w:r>
-    </w:p>
-    <w:p>
-      <w:pPr>
-        <w:numPr>
-          <w:ilvl w:val="0"/>
-          <w:numId w:val="1036"/>
-        </w:numPr>
-      </w:pPr>
-      <w:r>
-        <w:t xml:space="preserve">Função de inventário, proprietário, tempo de execução, fonte, pacote de implantação, dependências, gatilhos, destinos, papel, segredos, rede, dados e retenção.</w:t>
-      </w:r>
-    </w:p>
-    <w:p>
-      <w:pPr>
-        <w:numPr>
-          <w:ilvl w:val="0"/>
-          <w:numId w:val="1036"/>
-        </w:numPr>
-      </w:pPr>
-      <w:r>
-        <w:t xml:space="preserve">Use um papel de execução menos privilegiado por finalidade; evite abusos confusos e de contas cruzadas.</w:t>
-      </w:r>
-    </w:p>
-    <w:p>
-      <w:pPr>
-        <w:numPr>
-          <w:ilvl w:val="0"/>
-          <w:numId w:val="1036"/>
-        </w:numPr>
-      </w:pPr>
-      <w:r>
-        <w:t xml:space="preserve">Validar e autenticar eventos, restringir recursão/concurrância, impor prazos/limites, e lidar com mensagens venenosas e novamente com segurança.</w:t>
-      </w:r>
-    </w:p>
-    <w:p>
-      <w:pPr>
-        <w:numPr>
-          <w:ilvl w:val="0"/>
-          <w:numId w:val="1036"/>
-        </w:numPr>
-      </w:pPr>
-      <w:r>
-        <w:t xml:space="preserve">Digitalize código/dependências/IaC, pino de execução e camadas, proteja a implantação e remova funções/versões não utilizadas.</w:t>
-      </w:r>
-    </w:p>
-    <w:p>
-      <w:pPr>
-        <w:numPr>
-          <w:ilvl w:val="0"/>
-          <w:numId w:val="1036"/>
-        </w:numPr>
-      </w:pPr>
-      <w:r>
-        <w:t xml:space="preserve">Log invocation, identidade, metadados de eventos, erro, destino e mudanças administrativas, minimizando conteúdo sensível.</w:t>
-      </w:r>
-    </w:p>
-    <w:bookmarkStart w:id="46" w:name="segurança-api"/>
-    <w:p>
-      <w:pPr>
-        <w:pStyle w:val="Heading2"/>
-      </w:pPr>
-      <w:r>
-        <w:t xml:space="preserve">16.2 Segurança API</w:t>
-      </w:r>
-    </w:p>
-    <w:p>
-      <w:pPr>
-        <w:numPr>
-          <w:ilvl w:val="0"/>
-          <w:numId w:val="1037"/>
-        </w:numPr>
-      </w:pPr>
-      <w:r>
-        <w:t xml:space="preserve">Inventário de cada API/versão/ambiente e proprietário; use gateways, autenticação, autorização, validação de esquema, quotas, limites de taxa, TLS, erros seguros e registro.</w:t>
-      </w:r>
-    </w:p>
-    <w:p>
-      <w:pPr>
-        <w:numPr>
-          <w:ilvl w:val="0"/>
-          <w:numId w:val="1037"/>
-        </w:numPr>
-      </w:pPr>
-      <w:r>
-        <w:t xml:space="preserve">Autorização de teste objeto/função, validação de token, atribuição de massa, injeção, SSRF, lógica de negócios, inventário e integrações de terceiros.</w:t>
-      </w:r>
-    </w:p>
-    <w:p>
-      <w:pPr>
-        <w:numPr>
-          <w:ilvl w:val="0"/>
-          <w:numId w:val="1037"/>
-        </w:numPr>
-      </w:pPr>
-      <w:r>
-        <w:t xml:space="preserve">Proteja chaves API e webhooks, gire segredos, assine eventos e valide resistência replay.</w:t>
-      </w:r>
-    </w:p>
-    <w:bookmarkEnd w:id="46"/>
-    <w:bookmarkEnd w:id="47"/>
-    <w:bookmarkStart w:id="48" w:name="saas-segurança-e-aplicações-de-negócios"/>
-    <w:p>
-      <w:pPr>
-        <w:pStyle w:val="Heading1"/>
-      </w:pPr>
-      <w:r>
-        <w:t xml:space="preserve">17. SaaS Segurança e Aplicações de Negócios</w:t>
-      </w:r>
-    </w:p>
-    <w:p>
-      <w:pPr>
-        <w:pStyle w:val="Compact"/>
-        <w:numPr>
-          <w:ilvl w:val="0"/>
-          <w:numId w:val="1038"/>
-        </w:numPr>
-      </w:pPr>
-      <w:r>
-        <w:t xml:space="preserve">Segurança SaaS depende fortemente da configuração do inquilino, identidade, uso de dados, integrações, endpoints e evidência do provedor.*</w:t>
-      </w:r>
-    </w:p>
-    <w:bookmarkEnd w:id="48"/>
-    <w:bookmarkStart w:id="49" w:name="revisão-saas"/>
-    <w:p>
-      <w:pPr>
-        <w:pStyle w:val="Heading1"/>
-      </w:pPr>
-      <w:r>
-        <w:t xml:space="preserve"># 17.1 Revisão SaaS</w:t>
-      </w:r>
-    </w:p>
-    <w:p>
-      <w:pPr>
-        <w:numPr>
-          <w:ilvl w:val="0"/>
-          <w:numId w:val="1039"/>
-        </w:numPr>
-      </w:pPr>
-      <w:r>
-        <w:t xml:space="preserve">Proprietário, finalidade, usuários, dados, locais, subprocessadores, uso de IA/treinamento, integrações, criticidade, recuperação, contrato, renovação e saída.</w:t>
-      </w:r>
-    </w:p>
-    <w:p>
-      <w:pPr>
-        <w:numPr>
-          <w:ilvl w:val="0"/>
-          <w:numId w:val="1039"/>
-        </w:numPr>
-      </w:pPr>
-      <w:r>
-        <w:t xml:space="preserve">SSO/MFA, funções, administradores, convidados, acesso ao suporte, sessões, compartilhamento, colaboração externa, aplicativos OAuth, tokens API e avaliações de acesso.</w:t>
-      </w:r>
-    </w:p>
-    <w:p>
-      <w:pPr>
-        <w:numPr>
-          <w:ilvl w:val="0"/>
-          <w:numId w:val="1039"/>
-        </w:numPr>
-      </w:pPr>
-      <w:r>
-        <w:t xml:space="preserve">Retenção, exclusão, exportação, retenção legal, criptografia, chaves do cliente, quando disponíveis, DLP, etiquetas, registros de auditoria, alertas e e-descoberta.</w:t>
-      </w:r>
-    </w:p>
-    <w:p>
-      <w:pPr>
-        <w:numPr>
-          <w:ilvl w:val="0"/>
-          <w:numId w:val="1039"/>
-        </w:numPr>
-      </w:pPr>
-      <w:r>
-        <w:t xml:space="preserve">Provedor SOC/ISO/CSA âmbito de garantia, incidentes, práticas de vulnerabilidade, continuidade, disponibilidade, subprocessadores e aviso de mudança.</w:t>
-      </w:r>
-    </w:p>
-    <w:p>
-      <w:pPr>
-        <w:numPr>
-          <w:ilvl w:val="0"/>
-          <w:numId w:val="1039"/>
-        </w:numPr>
-      </w:pPr>
-      <w:r>
-        <w:t xml:space="preserve">Configuração basal, verificações contínuas de deriva, consentimento de aplicação arriscado, compartilhamento de dados, usuários inativos e reconciliação licença/conta.</w:t>
+        <w:t xml:space="preserve">18. Multi-Cloud, nuvem híbrida e portabilidade</w:t>
       </w:r>
     </w:p>
     <w:p>
@@ -3819,39 +3843,15 @@
         <w:pStyle w:val="FirstParagraph"/>
       </w:pPr>
       <w:r>
-        <w:t xml:space="preserve">Ponto cego do SaaS:** A aprovação dos contratos não é uma operação segura. Verifique as configurações do inquilino, aplicativos, papéis, compartilhamento, retenção e mudanças de provedor durante todo o relacionamento.</w:t>
-      </w:r>
-      <w:r>
-        <w:t xml:space="preserve"> </w:t>
-      </w:r>
-      <w:r>
-        <w:t xml:space="preserve">(———————————————————————————————————————-</w:t>
-      </w:r>
-    </w:p>
-    <w:bookmarkEnd w:id="49"/>
-    <w:bookmarkStart w:id="50" w:name="X5d807a2772b5bda95d30d54b3175ae6801f62ae"/>
-    <w:p>
-      <w:pPr>
-        <w:pStyle w:val="Heading1"/>
-      </w:pPr>
-      <w:r>
-        <w:t xml:space="preserve">18. Multi-Cloud, nuvem híbrida e portabilidade</w:t>
-      </w:r>
-    </w:p>
-    <w:p>
-      <w:pPr>
-        <w:pStyle w:val="FirstParagraph"/>
-      </w:pPr>
-      <w:r>
         <w:rPr>
+          <w:iCs/>
           <w:i/>
-          <w:iCs/>
         </w:rPr>
         <w:t xml:space="preserve">Projetos multinuvem e híbridos podem reduzir ou aumentar o risco dependendo da capacidade operacional real.</w:t>
       </w:r>
     </w:p>
-    <w:bookmarkEnd w:id="50"/>
-    <w:bookmarkStart w:id="51" w:name="desafios-comuns"/>
+    <w:bookmarkEnd w:id="61"/>
+    <w:bookmarkStart w:id="62" w:name="desafios-comuns"/>
     <w:p>
       <w:pPr>
         <w:pStyle w:val="Heading1"/>
@@ -3915,8 +3915,8 @@
         <w:t xml:space="preserve">Reivindicações de portabilidade que falham por causa de serviços proprietários, volume de dados, formatos, dependências, habilidades, tempo e custo.</w:t>
       </w:r>
     </w:p>
-    <w:bookmarkEnd w:id="51"/>
-    <w:bookmarkStart w:id="52" w:name="estratégia"/>
+    <w:bookmarkEnd w:id="62"/>
+    <w:bookmarkStart w:id="63" w:name="estratégia"/>
     <w:p>
       <w:pPr>
         <w:pStyle w:val="Heading1"/>
@@ -3969,8 +3969,8 @@
         <w:t xml:space="preserve">Usar a diversidade quando reduz uma falha correlacionada credível e as equipes podem operá-la com segurança.</w:t>
       </w:r>
     </w:p>
-    <w:bookmarkEnd w:id="52"/>
-    <w:bookmarkStart w:id="55" w:name="Xc84999c64fd2adbb1ee1217358dd06c58e560f4"/>
+    <w:bookmarkEnd w:id="63"/>
+    <w:bookmarkStart w:id="66" w:name="Xc84999c64fd2adbb1ee1217358dd06c58e560f4"/>
     <w:p>
       <w:pPr>
         <w:pStyle w:val="Heading1"/>
@@ -3981,11 +3981,11 @@
     </w:p>
     <w:p>
       <w:pPr>
+        <w:numPr>
+          <w:ilvl w:val="0"/>
+          <w:numId w:val="1042"/>
+        </w:numPr>
         <w:pStyle w:val="Compact"/>
-        <w:numPr>
-          <w:ilvl w:val="0"/>
-          <w:numId w:val="1042"/>
-        </w:numPr>
       </w:pPr>
       <w:r>
         <w:t xml:space="preserve">A resiliência em nuvem requer metas de negócios, arquitetura, dados de recuperação protegidos e restauração de ponta a ponta testada.*</w:t>
@@ -4004,7 +4004,7 @@
         <w:t xml:space="preserve">Figura 7. Resiliência e recuperação em nuvem</w:t>
       </w:r>
     </w:p>
-    <w:bookmarkStart w:id="53" w:name="design-de-resiliência"/>
+    <w:bookmarkStart w:id="64" w:name="design-de-resiliência"/>
     <w:p>
       <w:pPr>
         <w:pStyle w:val="Heading2"/>
@@ -4070,11 +4070,11 @@
     </w:p>
     <w:p>
       <w:pPr>
+        <w:numPr>
+          <w:ilvl w:val="0"/>
+          <w:numId w:val="1044"/>
+        </w:numPr>
         <w:pStyle w:val="Compact"/>
-        <w:numPr>
-          <w:ilvl w:val="0"/>
-          <w:numId w:val="1044"/>
-        </w:numPr>
       </w:pPr>
       <w:r>
         <w:t xml:space="preserve">Resposta de Incidente na Nuvem e Perícia</w:t>
@@ -4086,8 +4086,8 @@
       </w:pPr>
       <w:r>
         <w:rPr>
+          <w:iCs/>
           <w:i/>
-          <w:iCs/>
         </w:rPr>
         <w:t xml:space="preserve">Resposta ao incidente em nuvem depende de evidências do provedor, identidade do plano de controle, automação segura e deveres compartilhados.</w:t>
       </w:r>
@@ -4105,8 +4105,8 @@
         <w:t xml:space="preserve">Figura 8. Fluxo de trabalho incidente na nuvem</w:t>
       </w:r>
     </w:p>
-    <w:bookmarkEnd w:id="53"/>
-    <w:bookmarkStart w:id="54" w:name="preparar"/>
+    <w:bookmarkEnd w:id="64"/>
+    <w:bookmarkStart w:id="65" w:name="preparar"/>
     <w:p>
       <w:pPr>
         <w:pStyle w:val="Heading2"/>
@@ -4148,9 +4148,9 @@
         <w:t xml:space="preserve">Isolamento pré-aprovado, revogação de fichas, restrição de políticas, rotação de chaves, quarentena de rede, instantâneo de carga de trabalho e ações de bloqueio de contas.</w:t>
       </w:r>
     </w:p>
-    <w:bookmarkEnd w:id="54"/>
-    <w:bookmarkEnd w:id="55"/>
-    <w:bookmarkStart w:id="56" w:name="responder"/>
+    <w:bookmarkEnd w:id="65"/>
+    <w:bookmarkEnd w:id="66"/>
+    <w:bookmarkStart w:id="67" w:name="responder"/>
     <w:p>
       <w:pPr>
         <w:pStyle w:val="Heading1"/>
@@ -4214,8 +4214,8 @@
         <w:t xml:space="preserve">Coordenar provedor, clientes, seguradoras, consultores, autoridades e subprocessadores sob obrigações aprovadas.</w:t>
       </w:r>
     </w:p>
-    <w:bookmarkEnd w:id="56"/>
-    <w:bookmarkStart w:id="57" w:name="X432aa9dff57a600ed83fb2e0a885c1b091283b6"/>
+    <w:bookmarkEnd w:id="67"/>
+    <w:bookmarkStart w:id="68" w:name="X432aa9dff57a600ed83fb2e0a885c1b091283b6"/>
     <w:p>
       <w:pPr>
         <w:pStyle w:val="Heading1"/>
@@ -4230,14 +4230,14 @@
       </w:pPr>
       <w:r>
         <w:rPr>
+          <w:iCs/>
           <w:i/>
-          <w:iCs/>
         </w:rPr>
         <w:t xml:space="preserve">A privacidade e a conformidade em nuvem seguem os princípios de processamento, responsabilidade, contrato, geografia e evidência.</w:t>
       </w:r>
     </w:p>
-    <w:bookmarkEnd w:id="57"/>
-    <w:bookmarkStart w:id="59" w:name="privacidade-e-revisão-legal"/>
+    <w:bookmarkEnd w:id="68"/>
+    <w:bookmarkStart w:id="70" w:name="privacidade-e-revisão-legal"/>
     <w:p>
       <w:pPr>
         <w:pStyle w:val="Heading1"/>
@@ -4290,7 +4290,7 @@
         <w:t xml:space="preserve">Teste de acesso, correção, exportação, exclusão, retenção, retenção legal, comportamento de backup, compartilhamento, consentimento e controles de inquilino.</w:t>
       </w:r>
     </w:p>
-    <w:bookmarkStart w:id="58" w:name="section-2"/>
+    <w:bookmarkStart w:id="69" w:name="section-2"/>
     <w:p>
       <w:pPr>
         <w:pStyle w:val="Heading2"/>
@@ -4343,9 +4343,9 @@
         <w:t xml:space="preserve">□ CSA CCM v4.1 □ Objetivos de controle específicos para a nuvem e garantia CAIQ</w:t>
       </w:r>
     </w:p>
-    <w:bookmarkEnd w:id="58"/>
-    <w:bookmarkEnd w:id="59"/>
-    <w:bookmarkStart w:id="61" w:name="X0e9f8dcbf1ea25acf2befe7b381a6e391c99086"/>
+    <w:bookmarkEnd w:id="69"/>
+    <w:bookmarkEnd w:id="70"/>
+    <w:bookmarkStart w:id="72" w:name="X0e9f8dcbf1ea25acf2befe7b381a6e391c99086"/>
     <w:p>
       <w:pPr>
         <w:pStyle w:val="Heading1"/>
@@ -4360,8 +4360,8 @@
       </w:pPr>
       <w:r>
         <w:rPr>
+          <w:iCs/>
           <w:i/>
-          <w:iCs/>
         </w:rPr>
         <w:t xml:space="preserve">CSA CCM v4.1 organiza 207 objetivos de controle de nuvem em 17 domínios.</w:t>
       </w:r>
@@ -4482,7 +4482,7 @@
         <w:t xml:space="preserve">UEM — Gestão Universal de Endpoints Gestão e proteção de endpoints que acessam, administram ou processam serviços e dados em nuvem. □</w:t>
       </w:r>
     </w:p>
-    <w:bookmarkStart w:id="60" w:name="como-usar-ccm-e-caiq"/>
+    <w:bookmarkStart w:id="71" w:name="como-usar-ccm-e-caiq"/>
     <w:p>
       <w:pPr>
         <w:pStyle w:val="Heading2"/>
@@ -4557,9 +4557,9 @@
         <w:t xml:space="preserve">Não reivindicar nível CSA STAR ou certificação, a menos que a entrada de registo e o âmbito exactos o apoiem.</w:t>
       </w:r>
     </w:p>
-    <w:bookmarkEnd w:id="60"/>
-    <w:bookmarkEnd w:id="61"/>
-    <w:bookmarkStart w:id="63" w:name="Xd5d70dc6986673f471ee58e53552132cfeb43b9"/>
+    <w:bookmarkEnd w:id="71"/>
+    <w:bookmarkEnd w:id="72"/>
+    <w:bookmarkStart w:id="74" w:name="Xd5d70dc6986673f471ee58e53552132cfeb43b9"/>
     <w:p>
       <w:pPr>
         <w:pStyle w:val="Heading1"/>
@@ -4581,17 +4581,17 @@
     </w:p>
     <w:p>
       <w:pPr>
+        <w:numPr>
+          <w:ilvl w:val="0"/>
+          <w:numId w:val="1049"/>
+        </w:numPr>
         <w:pStyle w:val="Heading2"/>
-        <w:numPr>
-          <w:ilvl w:val="0"/>
-          <w:numId w:val="1049"/>
-        </w:numPr>
-      </w:pPr>
-      <w:bookmarkStart w:id="62" w:name="artifacto-revisão"/>
+      </w:pPr>
+      <w:bookmarkStart w:id="73" w:name="artifacto-revisão"/>
       <w:r>
         <w:t xml:space="preserve">Artifacto** ** Revisão**</w:t>
       </w:r>
-      <w:bookmarkEnd w:id="62"/>
+      <w:bookmarkEnd w:id="73"/>
     </w:p>
     <w:p>
       <w:pPr>
@@ -4660,8 +4660,8 @@
         <w:t xml:space="preserve">□—————————————————————————————————————————————————————————————————————————————————————————————————————–</w:t>
       </w:r>
     </w:p>
-    <w:bookmarkEnd w:id="63"/>
-    <w:bookmarkStart w:id="66" w:name="avaliação-teste-de-evidências-e-métricas"/>
+    <w:bookmarkEnd w:id="74"/>
+    <w:bookmarkStart w:id="77" w:name="avaliação-teste-de-evidências-e-métricas"/>
     <w:p>
       <w:pPr>
         <w:pStyle w:val="Heading1"/>
@@ -4672,11 +4672,11 @@
     </w:p>
     <w:p>
       <w:pPr>
+        <w:numPr>
+          <w:ilvl w:val="0"/>
+          <w:numId w:val="1050"/>
+        </w:numPr>
         <w:pStyle w:val="Compact"/>
-        <w:numPr>
-          <w:ilvl w:val="0"/>
-          <w:numId w:val="1050"/>
-        </w:numPr>
       </w:pPr>
       <w:r>
         <w:t xml:space="preserve">Avaliação em nuvem junta critérios exatos, populações API completas, evidências confiáveis, julgamento humano e reteste.*</w:t>
@@ -4695,7 +4695,7 @@
         <w:t xml:space="preserve">Figura 9. Cadeia de teste de evidência em nuvem</w:t>
       </w:r>
     </w:p>
-    <w:bookmarkStart w:id="65" w:name="método-de-ensaio"/>
+    <w:bookmarkStart w:id="76" w:name="método-de-ensaio"/>
     <w:p>
       <w:pPr>
         <w:pStyle w:val="Heading2"/>
@@ -4772,13 +4772,13 @@
     </w:p>
     <w:p>
       <w:pPr>
+        <w:numPr>
+          <w:ilvl w:val="0"/>
+          <w:numId w:val="1051"/>
+        </w:numPr>
         <w:pStyle w:val="Heading2"/>
-        <w:numPr>
-          <w:ilvl w:val="0"/>
-          <w:numId w:val="1051"/>
-        </w:numPr>
-      </w:pPr>
-      <w:bookmarkStart w:id="64" w:name="metric-exemplo"/>
+      </w:pPr>
+      <w:bookmarkStart w:id="75" w:name="metric-exemplo"/>
       <w:r>
         <w:t xml:space="preserve">Metric**</w:t>
       </w:r>
@@ -4787,12 +4787,12 @@
       </w:r>
       <w:r>
         <w:rPr>
+          <w:bCs/>
           <w:b/>
-          <w:bCs/>
         </w:rPr>
         <w:t xml:space="preserve">Exemplo</w:t>
       </w:r>
-      <w:bookmarkEnd w:id="64"/>
+      <w:bookmarkEnd w:id="75"/>
     </w:p>
     <w:p>
       <w:pPr>
@@ -4847,9 +4847,9 @@
         <w:t xml:space="preserve">Recuperação de conquistas Testes representativos que atendem aos testes STO e RPO em serviço completo</w:t>
       </w:r>
     </w:p>
-    <w:bookmarkEnd w:id="65"/>
-    <w:bookmarkEnd w:id="66"/>
-    <w:bookmarkStart w:id="68" w:name="X60eb4aa1c2a58de45496d03c821fb86c7485d04"/>
+    <w:bookmarkEnd w:id="76"/>
+    <w:bookmarkEnd w:id="77"/>
+    <w:bookmarkStart w:id="79" w:name="X60eb4aa1c2a58de45496d03c821fb86c7485d04"/>
     <w:p>
       <w:pPr>
         <w:pStyle w:val="Heading1"/>
@@ -4860,17 +4860,17 @@
     </w:p>
     <w:p>
       <w:pPr>
+        <w:numPr>
+          <w:ilvl w:val="0"/>
+          <w:numId w:val="1052"/>
+        </w:numPr>
         <w:pStyle w:val="Compact"/>
-        <w:numPr>
-          <w:ilvl w:val="0"/>
-          <w:numId w:val="1052"/>
-        </w:numPr>
       </w:pPr>
       <w:r>
         <w:t xml:space="preserve">Serviços de IA em nuvem adicionam modelo, dados, agente, plugin, cadeia de provedores e risco de recursos em rápida mudança.*</w:t>
       </w:r>
     </w:p>
-    <w:bookmarkStart w:id="67" w:name="avaliação-da-nuvem-de-ia"/>
+    <w:bookmarkStart w:id="78" w:name="avaliação-da-nuvem-de-ia"/>
     <w:p>
       <w:pPr>
         <w:pStyle w:val="Heading2"/>
@@ -4959,9 +4959,9 @@
         <w:t xml:space="preserve">□——————————————————————————————————————————————————————————————————————————————————————————————————————————————————————</w:t>
       </w:r>
     </w:p>
-    <w:bookmarkEnd w:id="67"/>
-    <w:bookmarkEnd w:id="68"/>
-    <w:bookmarkStart w:id="70" w:name="ferramentas-de-código-aberto"/>
+    <w:bookmarkEnd w:id="78"/>
+    <w:bookmarkEnd w:id="79"/>
+    <w:bookmarkStart w:id="81" w:name="ferramentas-de-código-aberto"/>
     <w:p>
       <w:pPr>
         <w:pStyle w:val="Heading1"/>
@@ -4972,17 +4972,17 @@
     </w:p>
     <w:p>
       <w:pPr>
+        <w:numPr>
+          <w:ilvl w:val="0"/>
+          <w:numId w:val="1054"/>
+        </w:numPr>
         <w:pStyle w:val="Compact"/>
-        <w:numPr>
-          <w:ilvl w:val="0"/>
-          <w:numId w:val="1054"/>
-        </w:numPr>
       </w:pPr>
       <w:r>
         <w:t xml:space="preserve">Ferramentas de código aberto suportam inventário, postura, IaC, Kubernetes, tempo de execução, segredo, e encontrar evidências.*</w:t>
       </w:r>
     </w:p>
-    <w:bookmarkStart w:id="69" w:name="ferramenta-purpose"/>
+    <w:bookmarkStart w:id="80" w:name="ferramenta-purpose"/>
     <w:p>
       <w:pPr>
         <w:pStyle w:val="Heading2"/>
@@ -5081,903 +5081,903 @@
       </w:r>
       <w:r>
         <w:rPr>
+          <w:iCs/>
           <w:i/>
+        </w:rPr>
+        <w:t xml:space="preserve"> </w:t>
+      </w:r>
+      <w:r>
+        <w:rPr>
           <w:iCs/>
-        </w:rPr>
-        <w:t xml:space="preserve"> </w:t>
-      </w:r>
-      <w:r>
-        <w:rPr>
           <w:i/>
-          <w:iCs/>
         </w:rPr>
         <w:t xml:space="preserve">Gitleaks - Detecção secreta na origem e na história</w:t>
       </w:r>
       <w:r>
         <w:rPr>
+          <w:iCs/>
           <w:i/>
+        </w:rPr>
+        <w:t xml:space="preserve"> </w:t>
+      </w:r>
+      <w:r>
+        <w:rPr>
           <w:iCs/>
-        </w:rPr>
-        <w:t xml:space="preserve"> </w:t>
-      </w:r>
-      <w:r>
-        <w:rPr>
           <w:i/>
-          <w:iCs/>
         </w:rPr>
         <w:t xml:space="preserve">□ TruffleHog □ Descobrimento secreto verificado através de repositórios e armazenamento</w:t>
       </w:r>
       <w:r>
         <w:rPr>
+          <w:iCs/>
           <w:i/>
+        </w:rPr>
+        <w:t xml:space="preserve"> </w:t>
+      </w:r>
+      <w:r>
+        <w:rPr>
           <w:iCs/>
-        </w:rPr>
-        <w:t xml:space="preserve"> </w:t>
-      </w:r>
-      <w:r>
-        <w:rPr>
           <w:i/>
-          <w:iCs/>
         </w:rPr>
         <w:t xml:space="preserve">• Wazuh – Endpoint, carga de trabalho, integridade de arquivos, registro e monitoramento de alerta</w:t>
       </w:r>
       <w:r>
         <w:rPr>
+          <w:iCs/>
           <w:i/>
+        </w:rPr>
+        <w:t xml:space="preserve"> </w:t>
+      </w:r>
+      <w:r>
+        <w:t xml:space="preserve"> </w:t>
+      </w:r>
+      <w:r>
+        <w:t xml:space="preserve">DefectDojo * Encontrar ingestão, deduplicação, remediação e reteste *</w:t>
+      </w:r>
+    </w:p>
+    <w:p>
+      <w:pPr>
+        <w:pStyle w:val="BodyText"/>
+      </w:pPr>
+      <w:r>
+        <w:t xml:space="preserve">Autorização e segurança de custos:** Use ferramentas apenas em contas em nuvem aprovadas, inquilinos, clusters, repositórios, dados e redes. Iniciar somente leitura ou corrida a seco. Proteja credenciais e relatórios. A remediação automatizada pode excluir dados, interromper o serviço, criar custo ou expandir o acesso; requer revisão, aprovação, rollback e registro. □</w:t>
+      </w:r>
+      <w:r>
+        <w:t xml:space="preserve"> </w:t>
+      </w:r>
+      <w:r>
+        <w:t xml:space="preserve">□———————————————————————————————————————————————————————————————————————————————————————————————————————————————————————————————————–</w:t>
+      </w:r>
+    </w:p>
+    <w:bookmarkEnd w:id="80"/>
+    <w:bookmarkEnd w:id="81"/>
+    <w:bookmarkStart w:id="83" w:name="prowler"/>
+    <w:p>
+      <w:pPr>
+        <w:pStyle w:val="Heading1"/>
+      </w:pPr>
+      <w:r>
+        <w:t xml:space="preserve"># 26.1 Prowler</w:t>
+      </w:r>
+    </w:p>
+    <w:p>
+      <w:pPr>
+        <w:pStyle w:val="FirstParagraph"/>
+      </w:pPr>
+      <w:r>
+        <w:t xml:space="preserve">Objetivo: postura de segurança em nuvem e avaliação de conformidade. Projeto oficial:</w:t>
+      </w:r>
+      <w:r>
+        <w:t xml:space="preserve"> </w:t>
+      </w:r>
+      <w:hyperlink r:id="rId82">
+        <w:r>
+          <w:rPr>
+            <w:rStyle w:val="Hyperlink"/>
+          </w:rPr>
+          <w:t xml:space="preserve">Prowler</w:t>
+        </w:r>
+      </w:hyperlink>
+    </w:p>
+    <w:p>
+      <w:pPr>
+        <w:pStyle w:val="BodyText"/>
+      </w:pPr>
+      <w:r>
+        <w:t xml:space="preserve">Início rápido e seguro: Use um papel de laboratório somente para leitura, escolha o provedor de nuvem e framework corretos, execute uma avaliação limitada, valide os achados, corrija-os e reexecute.</w:t>
+      </w:r>
+    </w:p>
+    <w:p>
+      <w:pPr>
+        <w:pStyle w:val="BodyText"/>
+      </w:pPr>
+      <w:r>
+        <w:t xml:space="preserve">Manter: autoridade, conta/região/escopo, papel/permissões, ferramenta/versão, política/periodização, dados de origem, data, população, resultado, validação do analista, limitação, descoberta, ação e reteste. Remova credenciais temporárias e proteja a saída.</w:t>
+      </w:r>
+    </w:p>
+    <w:bookmarkEnd w:id="83"/>
+    <w:bookmarkStart w:id="85" w:name="scoutsuite"/>
+    <w:p>
+      <w:pPr>
+        <w:pStyle w:val="Heading1"/>
+      </w:pPr>
+      <w:r>
+        <w:t xml:space="preserve"># 26.2 ScoutSuite</w:t>
+      </w:r>
+    </w:p>
+    <w:p>
+      <w:pPr>
+        <w:pStyle w:val="FirstParagraph"/>
+      </w:pPr>
+      <w:r>
+        <w:t xml:space="preserve">Objetivo: Revisão de configuração de segurança multinuvem. Projeto oficial:</w:t>
+      </w:r>
+      <w:r>
+        <w:t xml:space="preserve"> </w:t>
+      </w:r>
+      <w:hyperlink r:id="rId84">
+        <w:r>
+          <w:rPr>
+            <w:rStyle w:val="Hyperlink"/>
+          </w:rPr>
+          <w:t xml:space="preserve">ScoutSuite</w:t>
+        </w:r>
+      </w:hyperlink>
+    </w:p>
+    <w:p>
+      <w:pPr>
+        <w:pStyle w:val="BodyText"/>
+      </w:pPr>
+      <w:r>
+        <w:t xml:space="preserve">Início rápido e seguro: Crie credenciais de laboratório somente de leitura de privilégio, escaneie apenas contas aprovadas, proteja o relatório local, valide as descobertas e remova as credenciais.</w:t>
+      </w:r>
+    </w:p>
+    <w:p>
+      <w:pPr>
+        <w:pStyle w:val="BodyText"/>
+      </w:pPr>
+      <w:r>
+        <w:t xml:space="preserve">Manter: autoridade, conta/região/escopo, papel/permissões, ferramenta/versão, política/periodização, dados de origem, data, população, resultado, validação do analista, limitação, descoberta, ação e reteste. Remova credenciais temporárias e proteja a saída.</w:t>
+      </w:r>
+    </w:p>
+    <w:bookmarkEnd w:id="85"/>
+    <w:bookmarkStart w:id="87" w:name="vapor"/>
+    <w:p>
+      <w:pPr>
+        <w:pStyle w:val="Heading1"/>
+      </w:pPr>
+      <w:r>
+        <w:t xml:space="preserve"># 26.3 Vapor</w:t>
+      </w:r>
+    </w:p>
+    <w:p>
+      <w:pPr>
+        <w:pStyle w:val="FirstParagraph"/>
+      </w:pPr>
+      <w:r>
+        <w:t xml:space="preserve">Finalidade: Consultas SQL e painéis em APIs de nuvem. Projeto oficial:</w:t>
+      </w:r>
+      <w:r>
+        <w:t xml:space="preserve"> </w:t>
+      </w:r>
+      <w:hyperlink r:id="rId86">
+        <w:r>
+          <w:rPr>
+            <w:rStyle w:val="Hyperlink"/>
+          </w:rPr>
+          <w:t xml:space="preserve">Steampipe</w:t>
+        </w:r>
+      </w:hyperlink>
+    </w:p>
+    <w:p>
+      <w:pPr>
+        <w:pStyle w:val="BodyText"/>
+      </w:pPr>
+      <w:r>
+        <w:t xml:space="preserve">Início rápido seguro: Configure um plugin de laboratório com acesso somente para leitura, execute uma consulta de inventário estreita, compare resultados com política e salve evidências de consulta/versão.</w:t>
+      </w:r>
+    </w:p>
+    <w:p>
+      <w:pPr>
+        <w:pStyle w:val="BodyText"/>
+      </w:pPr>
+      <w:r>
+        <w:t xml:space="preserve">Manter: autoridade, conta/região/escopo, papel/permissões, ferramenta/versão, política/periodização, dados de origem, data, população, resultado, validação do analista, limitação, descoberta, ação e reteste. Remova credenciais temporárias e proteja a saída.</w:t>
+      </w:r>
+    </w:p>
+    <w:bookmarkEnd w:id="87"/>
+    <w:bookmarkStart w:id="89" w:name="custódia-em-nuvem"/>
+    <w:p>
+      <w:pPr>
+        <w:pStyle w:val="Heading1"/>
+      </w:pPr>
+      <w:r>
+        <w:t xml:space="preserve"># 26.4 Custódia em Nuvem</w:t>
+      </w:r>
+    </w:p>
+    <w:p>
+      <w:pPr>
+        <w:pStyle w:val="FirstParagraph"/>
+      </w:pPr>
+      <w:r>
+        <w:t xml:space="preserve">Objetivo: Governança em nuvem e automação de políticas. Projeto oficial:</w:t>
+      </w:r>
+      <w:r>
+        <w:t xml:space="preserve"> </w:t>
+      </w:r>
+      <w:hyperlink r:id="rId88">
+        <w:r>
+          <w:rPr>
+            <w:rStyle w:val="Hyperlink"/>
+          </w:rPr>
+          <w:t xml:space="preserve">Custódia em nuvem</w:t>
+        </w:r>
+      </w:hyperlink>
+    </w:p>
+    <w:p>
+      <w:pPr>
+        <w:pStyle w:val="BodyText"/>
+      </w:pPr>
+      <w:r>
+        <w:t xml:space="preserve">Início rápido e seguro: Escreva uma política de laboratório no modo dry-run ou relatório, seleção de testes cuidadosamente, revisão por pares, adicionar portões de aprovação e ativar ações apenas após a autorização.</w:t>
+      </w:r>
+    </w:p>
+    <w:p>
+      <w:pPr>
+        <w:pStyle w:val="BodyText"/>
+      </w:pPr>
+      <w:r>
+        <w:t xml:space="preserve">Manter: autoridade, conta/região/escopo, papel/permissões, ferramenta/versão, política/periodização, dados de origem, data, população, resultado, validação do analista, limitação, descoberta, ação e reteste. Remova credenciais temporárias e proteja a saída.</w:t>
+      </w:r>
+    </w:p>
+    <w:bookmarkEnd w:id="89"/>
+    <w:bookmarkStart w:id="91" w:name="checkov"/>
+    <w:p>
+      <w:pPr>
+        <w:pStyle w:val="Heading1"/>
+      </w:pPr>
+      <w:r>
+        <w:t xml:space="preserve"># 26.5 Checkov</w:t>
+      </w:r>
+    </w:p>
+    <w:p>
+      <w:pPr>
+        <w:pStyle w:val="FirstParagraph"/>
+      </w:pPr>
+      <w:r>
+        <w:t xml:space="preserve">Objetivo: Verificação de infraestrutura como código e configuração. Projeto oficial:</w:t>
+      </w:r>
+      <w:r>
+        <w:t xml:space="preserve"> </w:t>
+      </w:r>
+      <w:hyperlink r:id="rId90">
+        <w:r>
+          <w:rPr>
+            <w:rStyle w:val="Hyperlink"/>
+          </w:rPr>
+          <w:t xml:space="preserve">Chekov</w:t>
+        </w:r>
+      </w:hyperlink>
+    </w:p>
+    <w:p>
+      <w:pPr>
+        <w:pStyle w:val="BodyText"/>
+      </w:pPr>
+      <w:r>
+        <w:t xml:space="preserve">Início rápido e seguro: Examine um repositório de treinamento, reveja políticas e recursos exatos, valide falsos positivos, codigo correto, exceções de documentos e rescan.</w:t>
+      </w:r>
+    </w:p>
+    <w:p>
+      <w:pPr>
+        <w:pStyle w:val="BodyText"/>
+      </w:pPr>
+      <w:r>
+        <w:t xml:space="preserve">Manter: autoridade, conta/região/escopo, papel/permissões, ferramenta/versão, política/periodização, dados de origem, data, população, resultado, validação do analista, limitação, descoberta, ação e reteste. Remova credenciais temporárias e proteja a saída.</w:t>
+      </w:r>
+    </w:p>
+    <w:bookmarkEnd w:id="91"/>
+    <w:bookmarkStart w:id="93" w:name="trivy"/>
+    <w:p>
+      <w:pPr>
+        <w:pStyle w:val="Heading1"/>
+      </w:pPr>
+      <w:r>
+        <w:t xml:space="preserve"># 26.6 Trivy</w:t>
+      </w:r>
+    </w:p>
+    <w:p>
+      <w:pPr>
+        <w:pStyle w:val="FirstParagraph"/>
+      </w:pPr>
+      <w:r>
+        <w:t xml:space="preserve">Objetivo: Imagens, repositórios, dependências, segredos, verificações Kubernetes e IaC. Projeto oficial:</w:t>
+      </w:r>
+      <w:r>
+        <w:t xml:space="preserve"> </w:t>
+      </w:r>
+      <w:hyperlink r:id="rId92">
+        <w:r>
+          <w:rPr>
+            <w:rStyle w:val="Hyperlink"/>
+          </w:rPr>
+          <w:t xml:space="preserve">Trivy</w:t>
+        </w:r>
+      </w:hyperlink>
+    </w:p>
+    <w:p>
+      <w:pPr>
+        <w:pStyle w:val="BodyText"/>
+      </w:pPr>
+      <w:r>
+        <w:t xml:space="preserve">Início rápido e seguro: Examine um repositório ou imagem de treinamento autorizado, valide achados, corrija ou aprove exceções e reescane em CI.</w:t>
+      </w:r>
+    </w:p>
+    <w:p>
+      <w:pPr>
+        <w:pStyle w:val="BodyText"/>
+      </w:pPr>
+      <w:r>
+        <w:t xml:space="preserve">Manter: autoridade, conta/região/escopo, papel/permissões, ferramenta/versão, política/periodização, dados de origem, data, população, resultado, validação do analista, limitação, descoberta, ação e reteste. Remova credenciais temporárias e proteja a saída.</w:t>
+      </w:r>
+    </w:p>
+    <w:bookmarkEnd w:id="93"/>
+    <w:bookmarkStart w:id="95" w:name="tfsec"/>
+    <w:p>
+      <w:pPr>
+        <w:pStyle w:val="Heading1"/>
+      </w:pPr>
+      <w:r>
+        <w:t xml:space="preserve"># 26,7 tfsec</w:t>
+      </w:r>
+    </w:p>
+    <w:p>
+      <w:pPr>
+        <w:pStyle w:val="FirstParagraph"/>
+      </w:pPr>
+      <w:r>
+        <w:t xml:space="preserve">Objetivo: Análise de segurança estática da Terraform. Projeto oficial:</w:t>
+      </w:r>
+      <w:r>
+        <w:t xml:space="preserve"> </w:t>
+      </w:r>
+      <w:hyperlink r:id="rId94">
+        <w:r>
+          <w:rPr>
+            <w:rStyle w:val="Hyperlink"/>
+          </w:rPr>
+          <w:t xml:space="preserve">tfsec</w:t>
+        </w:r>
+      </w:hyperlink>
+    </w:p>
+    <w:p>
+      <w:pPr>
+        <w:pStyle w:val="BodyText"/>
+      </w:pPr>
+      <w:r>
+        <w:t xml:space="preserve">Início rápido e seguro: Corra contra uma pasta lab Terraform, inspecione a lógica e o contexto das regras, corrija configurações inseguras, suprime apenas com a lógica aprovada e reexecute.</w:t>
+      </w:r>
+    </w:p>
+    <w:p>
+      <w:pPr>
+        <w:pStyle w:val="BodyText"/>
+      </w:pPr>
+      <w:r>
+        <w:t xml:space="preserve">Manter: autoridade, conta/região/escopo, papel/permissões, ferramenta/versão, política/periodização, dados de origem, data, população, resultado, validação do analista, limitação, descoberta, ação e reteste. Remova credenciais temporárias e proteja a saída.</w:t>
+      </w:r>
+    </w:p>
+    <w:bookmarkEnd w:id="95"/>
+    <w:bookmarkStart w:id="97" w:name="terrascan"/>
+    <w:p>
+      <w:pPr>
+        <w:pStyle w:val="Heading1"/>
+      </w:pPr>
+      <w:r>
+        <w:t xml:space="preserve"># 26.8 Terrascan</w:t>
+      </w:r>
+    </w:p>
+    <w:p>
+      <w:pPr>
+        <w:pStyle w:val="FirstParagraph"/>
+      </w:pPr>
+      <w:r>
+        <w:t xml:space="preserve">Objetivo: Digitalização de IAC baseada em políticas. Projeto oficial:</w:t>
+      </w:r>
+      <w:r>
+        <w:t xml:space="preserve"> </w:t>
+      </w:r>
+      <w:hyperlink r:id="rId96">
+        <w:r>
+          <w:rPr>
+            <w:rStyle w:val="Hyperlink"/>
+          </w:rPr>
+          <w:t xml:space="preserve">Terrascan</w:t>
+        </w:r>
+      </w:hyperlink>
+    </w:p>
+    <w:p>
+      <w:pPr>
+        <w:pStyle w:val="BodyText"/>
+      </w:pPr>
+      <w:r>
+        <w:t xml:space="preserve">Início rápido e seguro: Analise exemplos aprovados de Terraform ou Kubernetes, reveja políticas e severidade, corrija e mantenha resultados antes e depois.</w:t>
+      </w:r>
+    </w:p>
+    <w:p>
+      <w:pPr>
+        <w:pStyle w:val="BodyText"/>
+      </w:pPr>
+      <w:r>
+        <w:t xml:space="preserve">Manter: autoridade, conta/região/escopo, papel/permissões, ferramenta/versão, política/periodização, dados de origem, data, população, resultado, validação do analista, limitação, descoberta, ação e reteste. Remova credenciais temporárias e proteja a saída.</w:t>
+      </w:r>
+    </w:p>
+    <w:bookmarkEnd w:id="97"/>
+    <w:bookmarkStart w:id="99" w:name="opentofu"/>
+    <w:p>
+      <w:pPr>
+        <w:pStyle w:val="Heading1"/>
+      </w:pPr>
+      <w:r>
+        <w:t xml:space="preserve"># 26.9 OpenTofu</w:t>
+      </w:r>
+    </w:p>
+    <w:p>
+      <w:pPr>
+        <w:pStyle w:val="FirstParagraph"/>
+      </w:pPr>
+      <w:r>
+        <w:t xml:space="preserve">Objectivo: provisionamento de infra-estruturas de código aberto. Projeto oficial:</w:t>
+      </w:r>
+      <w:r>
+        <w:t xml:space="preserve"> </w:t>
+      </w:r>
+      <w:hyperlink r:id="rId98">
+        <w:r>
+          <w:rPr>
+            <w:rStyle w:val="Hyperlink"/>
+          </w:rPr>
+          <w:t xml:space="preserve">OpenTofu</w:t>
+        </w:r>
+      </w:hyperlink>
+    </w:p>
+    <w:p>
+      <w:pPr>
+        <w:pStyle w:val="BodyText"/>
+      </w:pPr>
+      <w:r>
+        <w:t xml:space="preserve">Início rápido seguro: Use uma conta sandbox, pin provedores/módulos, reveja o plano, exija aprovação antes de aplicar, proteger o estado e segredos e destruir recursos de laboratório.</w:t>
+      </w:r>
+    </w:p>
+    <w:p>
+      <w:pPr>
+        <w:pStyle w:val="BodyText"/>
+      </w:pPr>
+      <w:r>
+        <w:t xml:space="preserve">Manter: autoridade, conta/região/escopo, papel/permissões, ferramenta/versão, política/periodização, dados de origem, data, população, resultado, validação do analista, limitação, descoberta, ação e reteste. Remova credenciais temporárias e proteja a saída.</w:t>
+      </w:r>
+    </w:p>
+    <w:bookmarkEnd w:id="99"/>
+    <w:bookmarkStart w:id="101" w:name="open-policy-agent"/>
+    <w:p>
+      <w:pPr>
+        <w:pStyle w:val="Heading1"/>
+      </w:pPr>
+      <w:r>
+        <w:t xml:space="preserve"># 26.10 Open Policy Agent</w:t>
+      </w:r>
+    </w:p>
+    <w:p>
+      <w:pPr>
+        <w:pStyle w:val="FirstParagraph"/>
+      </w:pPr>
+      <w:r>
+        <w:t xml:space="preserve">Objecto: Decisões de política geral como código. Projeto oficial:</w:t>
+      </w:r>
+      <w:r>
+        <w:t xml:space="preserve"> </w:t>
+      </w:r>
+      <w:hyperlink r:id="rId100">
+        <w:r>
+          <w:rPr>
+            <w:rStyle w:val="Hyperlink"/>
+          </w:rPr>
+          <w:t xml:space="preserve">Open Policy Agent</w:t>
+        </w:r>
+      </w:hyperlink>
+    </w:p>
+    <w:p>
+      <w:pPr>
+        <w:pStyle w:val="BodyText"/>
+      </w:pPr>
+      <w:r>
+        <w:t xml:space="preserve">Início rápido seguro: Escreva uma política de laboratório pequena, teste permitir/negar e casos de erro, alterações de revisão por pares, decisões de registro e preservar autoridade de exceção humana.</w:t>
+      </w:r>
+    </w:p>
+    <w:p>
+      <w:pPr>
+        <w:pStyle w:val="BodyText"/>
+      </w:pPr>
+      <w:r>
+        <w:t xml:space="preserve">Manter: autoridade, conta/região/escopo, papel/permissões, ferramenta/versão, política/periodização, dados de origem, data, população, resultado, validação do analista, limitação, descoberta, ação e reteste. Remova credenciais temporárias e proteja a saída.</w:t>
+      </w:r>
+    </w:p>
+    <w:bookmarkEnd w:id="101"/>
+    <w:bookmarkStart w:id="103" w:name="kyverno"/>
+    <w:p>
+      <w:pPr>
+        <w:pStyle w:val="Heading1"/>
+      </w:pPr>
+      <w:r>
+        <w:t xml:space="preserve"># 26.11 Kyverno</w:t>
+      </w:r>
+    </w:p>
+    <w:p>
+      <w:pPr>
+        <w:pStyle w:val="FirstParagraph"/>
+      </w:pPr>
+      <w:r>
+        <w:t xml:space="preserve">Objecto: Gestão de políticas nativas do Kubernetes. Projeto oficial:</w:t>
+      </w:r>
+      <w:r>
+        <w:t xml:space="preserve"> </w:t>
+      </w:r>
+      <w:hyperlink r:id="rId102">
+        <w:r>
+          <w:rPr>
+            <w:rStyle w:val="Hyperlink"/>
+          </w:rPr>
+          <w:t xml:space="preserve">Kyverno</w:t>
+        </w:r>
+      </w:hyperlink>
+    </w:p>
+    <w:p>
+      <w:pPr>
+        <w:pStyle w:val="BodyText"/>
+      </w:pPr>
+      <w:r>
+        <w:t xml:space="preserve">Início rápido e seguro: Aplique uma política de modo de auditoria em um cluster de laboratório, reveja recursos afetados, exceções de teste e, em seguida, execute apenas após as cargas de trabalho estarem prontas.</w:t>
+      </w:r>
+    </w:p>
+    <w:p>
+      <w:pPr>
+        <w:pStyle w:val="BodyText"/>
+      </w:pPr>
+      <w:r>
+        <w:t xml:space="preserve">Manter: autoridade, conta/região/escopo, papel/permissões, ferramenta/versão, política/periodização, dados de origem, data, população, resultado, validação do analista, limitação, descoberta, ação e reteste. Remova credenciais temporárias e proteja a saída.</w:t>
+      </w:r>
+    </w:p>
+    <w:bookmarkEnd w:id="103"/>
+    <w:bookmarkStart w:id="105" w:name="kube-bench"/>
+    <w:p>
+      <w:pPr>
+        <w:pStyle w:val="Heading1"/>
+      </w:pPr>
+      <w:r>
+        <w:t xml:space="preserve"># 26.12 kube-bench</w:t>
+      </w:r>
+    </w:p>
+    <w:p>
+      <w:pPr>
+        <w:pStyle w:val="FirstParagraph"/>
+      </w:pPr>
+      <w:r>
+        <w:t xml:space="preserve">Objecto: Kubernetes CIS Verificações de referência. Projeto oficial:</w:t>
+      </w:r>
+      <w:r>
+        <w:t xml:space="preserve"> </w:t>
+      </w:r>
+      <w:hyperlink r:id="rId104">
+        <w:r>
+          <w:rPr>
+            <w:rStyle w:val="Hyperlink"/>
+          </w:rPr>
+          <w:t xml:space="preserve">kube-bench</w:t>
+        </w:r>
+      </w:hyperlink>
+    </w:p>
+    <w:p>
+      <w:pPr>
+        <w:pStyle w:val="BodyText"/>
+      </w:pPr>
+      <w:r>
+        <w:t xml:space="preserve">Início rápido e seguro: Execute em um cluster de laboratório autorizado, confirme benchmark/versão e responsabilidade gerenciada, valide resultados, corrija e reexecute.</w:t>
+      </w:r>
+    </w:p>
+    <w:p>
+      <w:pPr>
+        <w:pStyle w:val="BodyText"/>
+      </w:pPr>
+      <w:r>
+        <w:t xml:space="preserve">Manter: autoridade, conta/região/escopo, papel/permissões, ferramenta/versão, política/periodização, dados de origem, data, população, resultado, validação do analista, limitação, descoberta, ação e reteste. Remova credenciais temporárias e proteja a saída.</w:t>
+      </w:r>
+    </w:p>
+    <w:bookmarkEnd w:id="105"/>
+    <w:bookmarkStart w:id="107" w:name="kube-hunter"/>
+    <w:p>
+      <w:pPr>
+        <w:pStyle w:val="Heading1"/>
+      </w:pPr>
+      <w:r>
+        <w:t xml:space="preserve"># 26.13 kube-hunter</w:t>
+      </w:r>
+    </w:p>
+    <w:p>
+      <w:pPr>
+        <w:pStyle w:val="FirstParagraph"/>
+      </w:pPr>
+      <w:r>
+        <w:t xml:space="preserve">Objetivo: Kubernetes descoberta de exposição. Projeto oficial:</w:t>
+      </w:r>
+      <w:r>
+        <w:t xml:space="preserve"> </w:t>
+      </w:r>
+      <w:hyperlink r:id="rId106">
+        <w:r>
+          <w:rPr>
+            <w:rStyle w:val="Hyperlink"/>
+          </w:rPr>
+          <w:t xml:space="preserve">kube-hunter</w:t>
+        </w:r>
+      </w:hyperlink>
+    </w:p>
+    <w:p>
+      <w:pPr>
+        <w:pStyle w:val="BodyText"/>
+      </w:pPr>
+      <w:r>
+        <w:t xml:space="preserve">Início rápido seguro: Use apenas um cluster de laboratório isolado com autorização escrita, comece com a descoberta passiva, valide a exposição, correta e reteste.</w:t>
+      </w:r>
+    </w:p>
+    <w:p>
+      <w:pPr>
+        <w:pStyle w:val="BodyText"/>
+      </w:pPr>
+      <w:r>
+        <w:t xml:space="preserve">Manter: autoridade, conta/região/escopo, papel/permissões, ferramenta/versão, política/periodização, dados de origem, data, população, resultado, validação do analista, limitação, descoberta, ação e reteste. Remova credenciais temporárias e proteja a saída.</w:t>
+      </w:r>
+    </w:p>
+    <w:bookmarkEnd w:id="107"/>
+    <w:bookmarkStart w:id="109" w:name="falco"/>
+    <w:p>
+      <w:pPr>
+        <w:pStyle w:val="Heading1"/>
+      </w:pPr>
+      <w:r>
+        <w:t xml:space="preserve"># 26.14 Falco</w:t>
+      </w:r>
+    </w:p>
+    <w:p>
+      <w:pPr>
+        <w:pStyle w:val="FirstParagraph"/>
+      </w:pPr>
+      <w:r>
+        <w:t xml:space="preserve">Objetivo: Detecção de segurança em tempo de execução nativa em nuvem. Projecto oficial:</w:t>
+      </w:r>
+      <w:r>
+        <w:t xml:space="preserve"> </w:t>
+      </w:r>
+      <w:hyperlink r:id="rId108">
+        <w:r>
+          <w:rPr>
+            <w:rStyle w:val="Hyperlink"/>
+          </w:rPr>
+          <w:t xml:space="preserve">Falco</w:t>
+        </w:r>
+      </w:hyperlink>
+    </w:p>
+    <w:p>
+      <w:pPr>
+        <w:pStyle w:val="BodyText"/>
+      </w:pPr>
+      <w:r>
+        <w:t xml:space="preserve">Início rápido seguro: Implantar em um laboratório, gerar um evento de teste inofensivo, confirmar telemetria e alerta, sintonizar com controle de versão e limites de cobertura de documentos.</w:t>
+      </w:r>
+    </w:p>
+    <w:p>
+      <w:pPr>
+        <w:pStyle w:val="BodyText"/>
+      </w:pPr>
+      <w:r>
+        <w:t xml:space="preserve">Manter: autoridade, conta/região/escopo, papel/permissões, ferramenta/versão, política/periodização, dados de origem, data, população, resultado, validação do analista, limitação, descoberta, ação e reteste. Remova credenciais temporárias e proteja a saída.</w:t>
+      </w:r>
+    </w:p>
+    <w:bookmarkEnd w:id="109"/>
+    <w:bookmarkStart w:id="111" w:name="gitleaks"/>
+    <w:p>
+      <w:pPr>
+        <w:pStyle w:val="Heading1"/>
+      </w:pPr>
+      <w:r>
+        <w:t xml:space="preserve"># 26.15 Gitleaks</w:t>
+      </w:r>
+    </w:p>
+    <w:p>
+      <w:pPr>
+        <w:pStyle w:val="FirstParagraph"/>
+      </w:pPr>
+      <w:r>
+        <w:t xml:space="preserve">Objetivo: Detecção secreta na fonte e na história. Projeto oficial:</w:t>
+      </w:r>
+      <w:r>
+        <w:t xml:space="preserve"> </w:t>
+      </w:r>
+      <w:hyperlink r:id="rId110">
+        <w:r>
+          <w:rPr>
+            <w:rStyle w:val="Hyperlink"/>
+          </w:rPr>
+          <w:t xml:space="preserve">Gitleaks</w:t>
+        </w:r>
+      </w:hyperlink>
+    </w:p>
+    <w:p>
+      <w:pPr>
+        <w:pStyle w:val="BodyText"/>
+      </w:pPr>
+      <w:r>
+        <w:t xml:space="preserve">Início rápido e seguro: Examine um repositório de treinamento autorizado, verifique cada achado, revogue segredos de teste expostos, remova com segurança, adicione prevenção e reescane.</w:t>
+      </w:r>
+    </w:p>
+    <w:p>
+      <w:pPr>
+        <w:pStyle w:val="BodyText"/>
+      </w:pPr>
+      <w:r>
+        <w:t xml:space="preserve">Manter: autoridade, conta/região/escopo, papel/permissões, ferramenta/versão, política/periodização, dados de origem, data, população, resultado, validação do analista, limitação, descoberta, ação e reteste. Remova credenciais temporárias e proteja a saída.</w:t>
+      </w:r>
+    </w:p>
+    <w:bookmarkEnd w:id="111"/>
+    <w:bookmarkStart w:id="113" w:name="trufflehog"/>
+    <w:p>
+      <w:pPr>
+        <w:pStyle w:val="Heading1"/>
+      </w:pPr>
+      <w:r>
+        <w:t xml:space="preserve"># 26.16 TruffleHog</w:t>
+      </w:r>
+    </w:p>
+    <w:p>
+      <w:pPr>
+        <w:pStyle w:val="FirstParagraph"/>
+      </w:pPr>
+      <w:r>
+        <w:t xml:space="preserve">Objetivo: Descobrimento secreto verificado em repositórios e armazenamento. Projeto oficial:</w:t>
+      </w:r>
+      <w:r>
+        <w:t xml:space="preserve"> </w:t>
+      </w:r>
+      <w:hyperlink r:id="rId112">
+        <w:r>
+          <w:rPr>
+            <w:rStyle w:val="Hyperlink"/>
+          </w:rPr>
+          <w:t xml:space="preserve">TruffleHog</w:t>
+        </w:r>
+      </w:hyperlink>
+    </w:p>
+    <w:p>
+      <w:pPr>
+        <w:pStyle w:val="BodyText"/>
+      </w:pPr>
+      <w:r>
+        <w:t xml:space="preserve">Início rápido seguro: Use um repositório de laboratório sintético, proteja a saída, valide o comportamento do detector, rode credenciais afetadas e limpe documentos.</w:t>
+      </w:r>
+    </w:p>
+    <w:p>
+      <w:pPr>
+        <w:pStyle w:val="BodyText"/>
+      </w:pPr>
+      <w:r>
+        <w:t xml:space="preserve">Manter: autoridade, conta/região/escopo, papel/permissões, ferramenta/versão, política/periodização, dados de origem, data, população, resultado, validação do analista, limitação, descoberta, ação e reteste. Remova credenciais temporárias e proteja a saída.</w:t>
+      </w:r>
+    </w:p>
+    <w:bookmarkEnd w:id="113"/>
+    <w:bookmarkStart w:id="115" w:name="wazuh"/>
+    <w:p>
+      <w:pPr>
+        <w:pStyle w:val="Heading1"/>
+      </w:pPr>
+      <w:r>
+        <w:t xml:space="preserve"># 26.17 Wazuh</w:t>
+      </w:r>
+    </w:p>
+    <w:p>
+      <w:pPr>
+        <w:pStyle w:val="FirstParagraph"/>
+      </w:pPr>
+      <w:r>
+        <w:t xml:space="preserve">Objetivo: Endpoint, carga de trabalho, integridade do arquivo, log e monitoramento de alerta. Projecto oficial:</w:t>
+      </w:r>
+      <w:r>
+        <w:t xml:space="preserve"> </w:t>
+      </w:r>
+      <w:hyperlink r:id="rId114">
+        <w:r>
+          <w:rPr>
+            <w:rStyle w:val="Hyperlink"/>
+          </w:rPr>
+          <w:t xml:space="preserve">Wazuh</w:t>
+        </w:r>
+      </w:hyperlink>
+    </w:p>
+    <w:p>
+      <w:pPr>
+        <w:pStyle w:val="BodyText"/>
+      </w:pPr>
+      <w:r>
+        <w:t xml:space="preserve">Início rápido seguro: Introduza uma carga de trabalho do laboratório, desencadeie um evento inofensivo, verifique coleta e resposta, cobertura de documentos e proteja os resultados.</w:t>
+      </w:r>
+    </w:p>
+    <w:p>
+      <w:pPr>
+        <w:pStyle w:val="BodyText"/>
+      </w:pPr>
+      <w:r>
+        <w:t xml:space="preserve">Manter: autoridade, conta/região/escopo, papel/permissões, ferramenta/versão, política/periodização, dados de origem, data, população, resultado, validação do analista, limitação, descoberta, ação e reteste. Remova credenciais temporárias e proteja a saída.</w:t>
+      </w:r>
+    </w:p>
+    <w:bookmarkEnd w:id="115"/>
+    <w:bookmarkStart w:id="117" w:name="defectdojo"/>
+    <w:p>
+      <w:pPr>
+        <w:pStyle w:val="Heading1"/>
+      </w:pPr>
+      <w:r>
+        <w:t xml:space="preserve"># 26.18 DefectDojo</w:t>
+      </w:r>
+    </w:p>
+    <w:p>
+      <w:pPr>
+        <w:pStyle w:val="FirstParagraph"/>
+      </w:pPr>
+      <w:r>
+        <w:t xml:space="preserve">Objetivo: Encontrar ingestão, deduplicação, remediação e reteste. Projeto oficial:</w:t>
+      </w:r>
+      <w:r>
+        <w:t xml:space="preserve"> </w:t>
+      </w:r>
+      <w:hyperlink r:id="rId116">
+        <w:r>
+          <w:rPr>
+            <w:rStyle w:val="Hyperlink"/>
+          </w:rPr>
+          <w:t xml:space="preserve">DefectDojo</w:t>
+        </w:r>
+      </w:hyperlink>
+    </w:p>
+    <w:p>
+      <w:pPr>
+        <w:pStyle w:val="BodyText"/>
+      </w:pPr>
+      <w:r>
+        <w:t xml:space="preserve">Início rápido seguro: Importar resultados de laboratório seguros, validar duplicatas e severidade, atribuir proprietários/datas, anexar evidência de correção e fechar após o reteste.</w:t>
+      </w:r>
+    </w:p>
+    <w:p>
+      <w:pPr>
+        <w:pStyle w:val="BodyText"/>
+      </w:pPr>
+      <w:r>
+        <w:t xml:space="preserve">Manter: autoridade, conta/região/escopo, papel/permissões, ferramenta/versão, política/periodização, dados de origem, data, população, resultado, validação do analista, limitação, descoberta, ação e reteste. Remova credenciais temporárias e proteja a saída.</w:t>
+      </w:r>
+    </w:p>
+    <w:bookmarkEnd w:id="117"/>
+    <w:bookmarkStart w:id="119" w:name="X10ec5b7964552e4851a00d1656abd46f8df7330"/>
+    <w:p>
+      <w:pPr>
+        <w:pStyle w:val="Heading1"/>
+      </w:pPr>
+      <w:r>
+        <w:t xml:space="preserve">27. Manual de segurança em nuvem para gerentes</w:t>
+      </w:r>
+    </w:p>
+    <w:p>
+      <w:pPr>
+        <w:pStyle w:val="FirstParagraph"/>
+      </w:pPr>
+      <w:r>
+        <w:rPr>
           <w:iCs/>
-        </w:rPr>
-        <w:t xml:space="preserve"> </w:t>
-      </w:r>
-      <w:r>
-        <w:t xml:space="preserve"> </w:t>
-      </w:r>
-      <w:r>
-        <w:t xml:space="preserve">DefectDojo * Encontrar ingestão, deduplicação, remediação e reteste *</w:t>
-      </w:r>
-    </w:p>
-    <w:p>
-      <w:pPr>
-        <w:pStyle w:val="BodyText"/>
-      </w:pPr>
-      <w:r>
-        <w:t xml:space="preserve">Autorização e segurança de custos:** Use ferramentas apenas em contas em nuvem aprovadas, inquilinos, clusters, repositórios, dados e redes. Iniciar somente leitura ou corrida a seco. Proteja credenciais e relatórios. A remediação automatizada pode excluir dados, interromper o serviço, criar custo ou expandir o acesso; requer revisão, aprovação, rollback e registro. □</w:t>
-      </w:r>
-      <w:r>
-        <w:t xml:space="preserve"> </w:t>
-      </w:r>
-      <w:r>
-        <w:t xml:space="preserve">□———————————————————————————————————————————————————————————————————————————————————————————————————————————————————————————————————–</w:t>
-      </w:r>
-    </w:p>
-    <w:bookmarkEnd w:id="69"/>
-    <w:bookmarkEnd w:id="70"/>
-    <w:bookmarkStart w:id="72" w:name="prowler"/>
-    <w:p>
-      <w:pPr>
-        <w:pStyle w:val="Heading1"/>
-      </w:pPr>
-      <w:r>
-        <w:t xml:space="preserve"># 26.1 Prowler</w:t>
-      </w:r>
-    </w:p>
-    <w:p>
-      <w:pPr>
-        <w:pStyle w:val="FirstParagraph"/>
-      </w:pPr>
-      <w:r>
-        <w:t xml:space="preserve">Objetivo: postura de segurança em nuvem e avaliação de conformidade. Projeto oficial:</w:t>
-      </w:r>
-      <w:r>
-        <w:t xml:space="preserve"> </w:t>
-      </w:r>
-      <w:hyperlink r:id="rId71">
-        <w:r>
-          <w:rPr>
-            <w:rStyle w:val="Hyperlink"/>
-          </w:rPr>
-          <w:t xml:space="preserve">Prowler</w:t>
-        </w:r>
-      </w:hyperlink>
-    </w:p>
-    <w:p>
-      <w:pPr>
-        <w:pStyle w:val="BodyText"/>
-      </w:pPr>
-      <w:r>
-        <w:t xml:space="preserve">Início rápido e seguro: Use um papel de laboratório somente para leitura, escolha o provedor de nuvem e framework corretos, execute uma avaliação limitada, valide os achados, corrija-os e reexecute.</w:t>
-      </w:r>
-    </w:p>
-    <w:p>
-      <w:pPr>
-        <w:pStyle w:val="BodyText"/>
-      </w:pPr>
-      <w:r>
-        <w:t xml:space="preserve">Manter: autoridade, conta/região/escopo, papel/permissões, ferramenta/versão, política/periodização, dados de origem, data, população, resultado, validação do analista, limitação, descoberta, ação e reteste. Remova credenciais temporárias e proteja a saída.</w:t>
-      </w:r>
-    </w:p>
-    <w:bookmarkEnd w:id="72"/>
-    <w:bookmarkStart w:id="74" w:name="scoutsuite"/>
-    <w:p>
-      <w:pPr>
-        <w:pStyle w:val="Heading1"/>
-      </w:pPr>
-      <w:r>
-        <w:t xml:space="preserve"># 26.2 ScoutSuite</w:t>
-      </w:r>
-    </w:p>
-    <w:p>
-      <w:pPr>
-        <w:pStyle w:val="FirstParagraph"/>
-      </w:pPr>
-      <w:r>
-        <w:t xml:space="preserve">Objetivo: Revisão de configuração de segurança multinuvem. Projeto oficial:</w:t>
-      </w:r>
-      <w:r>
-        <w:t xml:space="preserve"> </w:t>
-      </w:r>
-      <w:hyperlink r:id="rId73">
-        <w:r>
-          <w:rPr>
-            <w:rStyle w:val="Hyperlink"/>
-          </w:rPr>
-          <w:t xml:space="preserve">ScoutSuite</w:t>
-        </w:r>
-      </w:hyperlink>
-    </w:p>
-    <w:p>
-      <w:pPr>
-        <w:pStyle w:val="BodyText"/>
-      </w:pPr>
-      <w:r>
-        <w:t xml:space="preserve">Início rápido e seguro: Crie credenciais de laboratório somente de leitura de privilégio, escaneie apenas contas aprovadas, proteja o relatório local, valide as descobertas e remova as credenciais.</w:t>
-      </w:r>
-    </w:p>
-    <w:p>
-      <w:pPr>
-        <w:pStyle w:val="BodyText"/>
-      </w:pPr>
-      <w:r>
-        <w:t xml:space="preserve">Manter: autoridade, conta/região/escopo, papel/permissões, ferramenta/versão, política/periodização, dados de origem, data, população, resultado, validação do analista, limitação, descoberta, ação e reteste. Remova credenciais temporárias e proteja a saída.</w:t>
-      </w:r>
-    </w:p>
-    <w:bookmarkEnd w:id="74"/>
-    <w:bookmarkStart w:id="76" w:name="vapor"/>
-    <w:p>
-      <w:pPr>
-        <w:pStyle w:val="Heading1"/>
-      </w:pPr>
-      <w:r>
-        <w:t xml:space="preserve"># 26.3 Vapor</w:t>
-      </w:r>
-    </w:p>
-    <w:p>
-      <w:pPr>
-        <w:pStyle w:val="FirstParagraph"/>
-      </w:pPr>
-      <w:r>
-        <w:t xml:space="preserve">Finalidade: Consultas SQL e painéis em APIs de nuvem. Projeto oficial:</w:t>
-      </w:r>
-      <w:r>
-        <w:t xml:space="preserve"> </w:t>
-      </w:r>
-      <w:hyperlink r:id="rId75">
-        <w:r>
-          <w:rPr>
-            <w:rStyle w:val="Hyperlink"/>
-          </w:rPr>
-          <w:t xml:space="preserve">Steampipe</w:t>
-        </w:r>
-      </w:hyperlink>
-    </w:p>
-    <w:p>
-      <w:pPr>
-        <w:pStyle w:val="BodyText"/>
-      </w:pPr>
-      <w:r>
-        <w:t xml:space="preserve">Início rápido seguro: Configure um plugin de laboratório com acesso somente para leitura, execute uma consulta de inventário estreita, compare resultados com política e salve evidências de consulta/versão.</w:t>
-      </w:r>
-    </w:p>
-    <w:p>
-      <w:pPr>
-        <w:pStyle w:val="BodyText"/>
-      </w:pPr>
-      <w:r>
-        <w:t xml:space="preserve">Manter: autoridade, conta/região/escopo, papel/permissões, ferramenta/versão, política/periodização, dados de origem, data, população, resultado, validação do analista, limitação, descoberta, ação e reteste. Remova credenciais temporárias e proteja a saída.</w:t>
-      </w:r>
-    </w:p>
-    <w:bookmarkEnd w:id="76"/>
-    <w:bookmarkStart w:id="78" w:name="custódia-em-nuvem"/>
-    <w:p>
-      <w:pPr>
-        <w:pStyle w:val="Heading1"/>
-      </w:pPr>
-      <w:r>
-        <w:t xml:space="preserve"># 26.4 Custódia em Nuvem</w:t>
-      </w:r>
-    </w:p>
-    <w:p>
-      <w:pPr>
-        <w:pStyle w:val="FirstParagraph"/>
-      </w:pPr>
-      <w:r>
-        <w:t xml:space="preserve">Objetivo: Governança em nuvem e automação de políticas. Projeto oficial:</w:t>
-      </w:r>
-      <w:r>
-        <w:t xml:space="preserve"> </w:t>
-      </w:r>
-      <w:hyperlink r:id="rId77">
-        <w:r>
-          <w:rPr>
-            <w:rStyle w:val="Hyperlink"/>
-          </w:rPr>
-          <w:t xml:space="preserve">Custódia em nuvem</w:t>
-        </w:r>
-      </w:hyperlink>
-    </w:p>
-    <w:p>
-      <w:pPr>
-        <w:pStyle w:val="BodyText"/>
-      </w:pPr>
-      <w:r>
-        <w:t xml:space="preserve">Início rápido e seguro: Escreva uma política de laboratório no modo dry-run ou relatório, seleção de testes cuidadosamente, revisão por pares, adicionar portões de aprovação e ativar ações apenas após a autorização.</w:t>
-      </w:r>
-    </w:p>
-    <w:p>
-      <w:pPr>
-        <w:pStyle w:val="BodyText"/>
-      </w:pPr>
-      <w:r>
-        <w:t xml:space="preserve">Manter: autoridade, conta/região/escopo, papel/permissões, ferramenta/versão, política/periodização, dados de origem, data, população, resultado, validação do analista, limitação, descoberta, ação e reteste. Remova credenciais temporárias e proteja a saída.</w:t>
-      </w:r>
-    </w:p>
-    <w:bookmarkEnd w:id="78"/>
-    <w:bookmarkStart w:id="80" w:name="checkov"/>
-    <w:p>
-      <w:pPr>
-        <w:pStyle w:val="Heading1"/>
-      </w:pPr>
-      <w:r>
-        <w:t xml:space="preserve"># 26.5 Checkov</w:t>
-      </w:r>
-    </w:p>
-    <w:p>
-      <w:pPr>
-        <w:pStyle w:val="FirstParagraph"/>
-      </w:pPr>
-      <w:r>
-        <w:t xml:space="preserve">Objetivo: Verificação de infraestrutura como código e configuração. Projeto oficial:</w:t>
-      </w:r>
-      <w:r>
-        <w:t xml:space="preserve"> </w:t>
-      </w:r>
-      <w:hyperlink r:id="rId79">
-        <w:r>
-          <w:rPr>
-            <w:rStyle w:val="Hyperlink"/>
-          </w:rPr>
-          <w:t xml:space="preserve">Chekov</w:t>
-        </w:r>
-      </w:hyperlink>
-    </w:p>
-    <w:p>
-      <w:pPr>
-        <w:pStyle w:val="BodyText"/>
-      </w:pPr>
-      <w:r>
-        <w:t xml:space="preserve">Início rápido e seguro: Examine um repositório de treinamento, reveja políticas e recursos exatos, valide falsos positivos, codigo correto, exceções de documentos e rescan.</w:t>
-      </w:r>
-    </w:p>
-    <w:p>
-      <w:pPr>
-        <w:pStyle w:val="BodyText"/>
-      </w:pPr>
-      <w:r>
-        <w:t xml:space="preserve">Manter: autoridade, conta/região/escopo, papel/permissões, ferramenta/versão, política/periodização, dados de origem, data, população, resultado, validação do analista, limitação, descoberta, ação e reteste. Remova credenciais temporárias e proteja a saída.</w:t>
-      </w:r>
-    </w:p>
-    <w:bookmarkEnd w:id="80"/>
-    <w:bookmarkStart w:id="82" w:name="trivy"/>
-    <w:p>
-      <w:pPr>
-        <w:pStyle w:val="Heading1"/>
-      </w:pPr>
-      <w:r>
-        <w:t xml:space="preserve"># 26.6 Trivy</w:t>
-      </w:r>
-    </w:p>
-    <w:p>
-      <w:pPr>
-        <w:pStyle w:val="FirstParagraph"/>
-      </w:pPr>
-      <w:r>
-        <w:t xml:space="preserve">Objetivo: Imagens, repositórios, dependências, segredos, verificações Kubernetes e IaC. Projeto oficial:</w:t>
-      </w:r>
-      <w:r>
-        <w:t xml:space="preserve"> </w:t>
-      </w:r>
-      <w:hyperlink r:id="rId81">
-        <w:r>
-          <w:rPr>
-            <w:rStyle w:val="Hyperlink"/>
-          </w:rPr>
-          <w:t xml:space="preserve">Trivy</w:t>
-        </w:r>
-      </w:hyperlink>
-    </w:p>
-    <w:p>
-      <w:pPr>
-        <w:pStyle w:val="BodyText"/>
-      </w:pPr>
-      <w:r>
-        <w:t xml:space="preserve">Início rápido e seguro: Examine um repositório ou imagem de treinamento autorizado, valide achados, corrija ou aprove exceções e reescane em CI.</w:t>
-      </w:r>
-    </w:p>
-    <w:p>
-      <w:pPr>
-        <w:pStyle w:val="BodyText"/>
-      </w:pPr>
-      <w:r>
-        <w:t xml:space="preserve">Manter: autoridade, conta/região/escopo, papel/permissões, ferramenta/versão, política/periodização, dados de origem, data, população, resultado, validação do analista, limitação, descoberta, ação e reteste. Remova credenciais temporárias e proteja a saída.</w:t>
-      </w:r>
-    </w:p>
-    <w:bookmarkEnd w:id="82"/>
-    <w:bookmarkStart w:id="84" w:name="tfsec"/>
-    <w:p>
-      <w:pPr>
-        <w:pStyle w:val="Heading1"/>
-      </w:pPr>
-      <w:r>
-        <w:t xml:space="preserve"># 26,7 tfsec</w:t>
-      </w:r>
-    </w:p>
-    <w:p>
-      <w:pPr>
-        <w:pStyle w:val="FirstParagraph"/>
-      </w:pPr>
-      <w:r>
-        <w:t xml:space="preserve">Objetivo: Análise de segurança estática da Terraform. Projeto oficial:</w:t>
-      </w:r>
-      <w:r>
-        <w:t xml:space="preserve"> </w:t>
-      </w:r>
-      <w:hyperlink r:id="rId83">
-        <w:r>
-          <w:rPr>
-            <w:rStyle w:val="Hyperlink"/>
-          </w:rPr>
-          <w:t xml:space="preserve">tfsec</w:t>
-        </w:r>
-      </w:hyperlink>
-    </w:p>
-    <w:p>
-      <w:pPr>
-        <w:pStyle w:val="BodyText"/>
-      </w:pPr>
-      <w:r>
-        <w:t xml:space="preserve">Início rápido e seguro: Corra contra uma pasta lab Terraform, inspecione a lógica e o contexto das regras, corrija configurações inseguras, suprime apenas com a lógica aprovada e reexecute.</w:t>
-      </w:r>
-    </w:p>
-    <w:p>
-      <w:pPr>
-        <w:pStyle w:val="BodyText"/>
-      </w:pPr>
-      <w:r>
-        <w:t xml:space="preserve">Manter: autoridade, conta/região/escopo, papel/permissões, ferramenta/versão, política/periodização, dados de origem, data, população, resultado, validação do analista, limitação, descoberta, ação e reteste. Remova credenciais temporárias e proteja a saída.</w:t>
-      </w:r>
-    </w:p>
-    <w:bookmarkEnd w:id="84"/>
-    <w:bookmarkStart w:id="86" w:name="terrascan"/>
-    <w:p>
-      <w:pPr>
-        <w:pStyle w:val="Heading1"/>
-      </w:pPr>
-      <w:r>
-        <w:t xml:space="preserve"># 26.8 Terrascan</w:t>
-      </w:r>
-    </w:p>
-    <w:p>
-      <w:pPr>
-        <w:pStyle w:val="FirstParagraph"/>
-      </w:pPr>
-      <w:r>
-        <w:t xml:space="preserve">Objetivo: Digitalização de IAC baseada em políticas. Projeto oficial:</w:t>
-      </w:r>
-      <w:r>
-        <w:t xml:space="preserve"> </w:t>
-      </w:r>
-      <w:hyperlink r:id="rId85">
-        <w:r>
-          <w:rPr>
-            <w:rStyle w:val="Hyperlink"/>
-          </w:rPr>
-          <w:t xml:space="preserve">Terrascan</w:t>
-        </w:r>
-      </w:hyperlink>
-    </w:p>
-    <w:p>
-      <w:pPr>
-        <w:pStyle w:val="BodyText"/>
-      </w:pPr>
-      <w:r>
-        <w:t xml:space="preserve">Início rápido e seguro: Analise exemplos aprovados de Terraform ou Kubernetes, reveja políticas e severidade, corrija e mantenha resultados antes e depois.</w:t>
-      </w:r>
-    </w:p>
-    <w:p>
-      <w:pPr>
-        <w:pStyle w:val="BodyText"/>
-      </w:pPr>
-      <w:r>
-        <w:t xml:space="preserve">Manter: autoridade, conta/região/escopo, papel/permissões, ferramenta/versão, política/periodização, dados de origem, data, população, resultado, validação do analista, limitação, descoberta, ação e reteste. Remova credenciais temporárias e proteja a saída.</w:t>
-      </w:r>
-    </w:p>
-    <w:bookmarkEnd w:id="86"/>
-    <w:bookmarkStart w:id="88" w:name="opentofu"/>
-    <w:p>
-      <w:pPr>
-        <w:pStyle w:val="Heading1"/>
-      </w:pPr>
-      <w:r>
-        <w:t xml:space="preserve"># 26.9 OpenTofu</w:t>
-      </w:r>
-    </w:p>
-    <w:p>
-      <w:pPr>
-        <w:pStyle w:val="FirstParagraph"/>
-      </w:pPr>
-      <w:r>
-        <w:t xml:space="preserve">Objectivo: provisionamento de infra-estruturas de código aberto. Projeto oficial:</w:t>
-      </w:r>
-      <w:r>
-        <w:t xml:space="preserve"> </w:t>
-      </w:r>
-      <w:hyperlink r:id="rId87">
-        <w:r>
-          <w:rPr>
-            <w:rStyle w:val="Hyperlink"/>
-          </w:rPr>
-          <w:t xml:space="preserve">OpenTofu</w:t>
-        </w:r>
-      </w:hyperlink>
-    </w:p>
-    <w:p>
-      <w:pPr>
-        <w:pStyle w:val="BodyText"/>
-      </w:pPr>
-      <w:r>
-        <w:t xml:space="preserve">Início rápido seguro: Use uma conta sandbox, pin provedores/módulos, reveja o plano, exija aprovação antes de aplicar, proteger o estado e segredos e destruir recursos de laboratório.</w:t>
-      </w:r>
-    </w:p>
-    <w:p>
-      <w:pPr>
-        <w:pStyle w:val="BodyText"/>
-      </w:pPr>
-      <w:r>
-        <w:t xml:space="preserve">Manter: autoridade, conta/região/escopo, papel/permissões, ferramenta/versão, política/periodização, dados de origem, data, população, resultado, validação do analista, limitação, descoberta, ação e reteste. Remova credenciais temporárias e proteja a saída.</w:t>
-      </w:r>
-    </w:p>
-    <w:bookmarkEnd w:id="88"/>
-    <w:bookmarkStart w:id="90" w:name="open-policy-agent"/>
-    <w:p>
-      <w:pPr>
-        <w:pStyle w:val="Heading1"/>
-      </w:pPr>
-      <w:r>
-        <w:t xml:space="preserve"># 26.10 Open Policy Agent</w:t>
-      </w:r>
-    </w:p>
-    <w:p>
-      <w:pPr>
-        <w:pStyle w:val="FirstParagraph"/>
-      </w:pPr>
-      <w:r>
-        <w:t xml:space="preserve">Objecto: Decisões de política geral como código. Projeto oficial:</w:t>
-      </w:r>
-      <w:r>
-        <w:t xml:space="preserve"> </w:t>
-      </w:r>
-      <w:hyperlink r:id="rId89">
-        <w:r>
-          <w:rPr>
-            <w:rStyle w:val="Hyperlink"/>
-          </w:rPr>
-          <w:t xml:space="preserve">Open Policy Agent</w:t>
-        </w:r>
-      </w:hyperlink>
-    </w:p>
-    <w:p>
-      <w:pPr>
-        <w:pStyle w:val="BodyText"/>
-      </w:pPr>
-      <w:r>
-        <w:t xml:space="preserve">Início rápido seguro: Escreva uma política de laboratório pequena, teste permitir/negar e casos de erro, alterações de revisão por pares, decisões de registro e preservar autoridade de exceção humana.</w:t>
-      </w:r>
-    </w:p>
-    <w:p>
-      <w:pPr>
-        <w:pStyle w:val="BodyText"/>
-      </w:pPr>
-      <w:r>
-        <w:t xml:space="preserve">Manter: autoridade, conta/região/escopo, papel/permissões, ferramenta/versão, política/periodização, dados de origem, data, população, resultado, validação do analista, limitação, descoberta, ação e reteste. Remova credenciais temporárias e proteja a saída.</w:t>
-      </w:r>
-    </w:p>
-    <w:bookmarkEnd w:id="90"/>
-    <w:bookmarkStart w:id="92" w:name="kyverno"/>
-    <w:p>
-      <w:pPr>
-        <w:pStyle w:val="Heading1"/>
-      </w:pPr>
-      <w:r>
-        <w:t xml:space="preserve"># 26.11 Kyverno</w:t>
-      </w:r>
-    </w:p>
-    <w:p>
-      <w:pPr>
-        <w:pStyle w:val="FirstParagraph"/>
-      </w:pPr>
-      <w:r>
-        <w:t xml:space="preserve">Objecto: Gestão de políticas nativas do Kubernetes. Projeto oficial:</w:t>
-      </w:r>
-      <w:r>
-        <w:t xml:space="preserve"> </w:t>
-      </w:r>
-      <w:hyperlink r:id="rId91">
-        <w:r>
-          <w:rPr>
-            <w:rStyle w:val="Hyperlink"/>
-          </w:rPr>
-          <w:t xml:space="preserve">Kyverno</w:t>
-        </w:r>
-      </w:hyperlink>
-    </w:p>
-    <w:p>
-      <w:pPr>
-        <w:pStyle w:val="BodyText"/>
-      </w:pPr>
-      <w:r>
-        <w:t xml:space="preserve">Início rápido e seguro: Aplique uma política de modo de auditoria em um cluster de laboratório, reveja recursos afetados, exceções de teste e, em seguida, execute apenas após as cargas de trabalho estarem prontas.</w:t>
-      </w:r>
-    </w:p>
-    <w:p>
-      <w:pPr>
-        <w:pStyle w:val="BodyText"/>
-      </w:pPr>
-      <w:r>
-        <w:t xml:space="preserve">Manter: autoridade, conta/região/escopo, papel/permissões, ferramenta/versão, política/periodização, dados de origem, data, população, resultado, validação do analista, limitação, descoberta, ação e reteste. Remova credenciais temporárias e proteja a saída.</w:t>
-      </w:r>
-    </w:p>
-    <w:bookmarkEnd w:id="92"/>
-    <w:bookmarkStart w:id="94" w:name="kube-bench"/>
-    <w:p>
-      <w:pPr>
-        <w:pStyle w:val="Heading1"/>
-      </w:pPr>
-      <w:r>
-        <w:t xml:space="preserve"># 26.12 kube-bench</w:t>
-      </w:r>
-    </w:p>
-    <w:p>
-      <w:pPr>
-        <w:pStyle w:val="FirstParagraph"/>
-      </w:pPr>
-      <w:r>
-        <w:t xml:space="preserve">Objecto: Kubernetes CIS Verificações de referência. Projeto oficial:</w:t>
-      </w:r>
-      <w:r>
-        <w:t xml:space="preserve"> </w:t>
-      </w:r>
-      <w:hyperlink r:id="rId93">
-        <w:r>
-          <w:rPr>
-            <w:rStyle w:val="Hyperlink"/>
-          </w:rPr>
-          <w:t xml:space="preserve">kube-bench</w:t>
-        </w:r>
-      </w:hyperlink>
-    </w:p>
-    <w:p>
-      <w:pPr>
-        <w:pStyle w:val="BodyText"/>
-      </w:pPr>
-      <w:r>
-        <w:t xml:space="preserve">Início rápido e seguro: Execute em um cluster de laboratório autorizado, confirme benchmark/versão e responsabilidade gerenciada, valide resultados, corrija e reexecute.</w:t>
-      </w:r>
-    </w:p>
-    <w:p>
-      <w:pPr>
-        <w:pStyle w:val="BodyText"/>
-      </w:pPr>
-      <w:r>
-        <w:t xml:space="preserve">Manter: autoridade, conta/região/escopo, papel/permissões, ferramenta/versão, política/periodização, dados de origem, data, população, resultado, validação do analista, limitação, descoberta, ação e reteste. Remova credenciais temporárias e proteja a saída.</w:t>
-      </w:r>
-    </w:p>
-    <w:bookmarkEnd w:id="94"/>
-    <w:bookmarkStart w:id="96" w:name="kube-hunter"/>
-    <w:p>
-      <w:pPr>
-        <w:pStyle w:val="Heading1"/>
-      </w:pPr>
-      <w:r>
-        <w:t xml:space="preserve"># 26.13 kube-hunter</w:t>
-      </w:r>
-    </w:p>
-    <w:p>
-      <w:pPr>
-        <w:pStyle w:val="FirstParagraph"/>
-      </w:pPr>
-      <w:r>
-        <w:t xml:space="preserve">Objetivo: Kubernetes descoberta de exposição. Projeto oficial:</w:t>
-      </w:r>
-      <w:r>
-        <w:t xml:space="preserve"> </w:t>
-      </w:r>
-      <w:hyperlink r:id="rId95">
-        <w:r>
-          <w:rPr>
-            <w:rStyle w:val="Hyperlink"/>
-          </w:rPr>
-          <w:t xml:space="preserve">kube-hunter</w:t>
-        </w:r>
-      </w:hyperlink>
-    </w:p>
-    <w:p>
-      <w:pPr>
-        <w:pStyle w:val="BodyText"/>
-      </w:pPr>
-      <w:r>
-        <w:t xml:space="preserve">Início rápido seguro: Use apenas um cluster de laboratório isolado com autorização escrita, comece com a descoberta passiva, valide a exposição, correta e reteste.</w:t>
-      </w:r>
-    </w:p>
-    <w:p>
-      <w:pPr>
-        <w:pStyle w:val="BodyText"/>
-      </w:pPr>
-      <w:r>
-        <w:t xml:space="preserve">Manter: autoridade, conta/região/escopo, papel/permissões, ferramenta/versão, política/periodização, dados de origem, data, população, resultado, validação do analista, limitação, descoberta, ação e reteste. Remova credenciais temporárias e proteja a saída.</w:t>
-      </w:r>
-    </w:p>
-    <w:bookmarkEnd w:id="96"/>
-    <w:bookmarkStart w:id="98" w:name="falco"/>
-    <w:p>
-      <w:pPr>
-        <w:pStyle w:val="Heading1"/>
-      </w:pPr>
-      <w:r>
-        <w:t xml:space="preserve"># 26.14 Falco</w:t>
-      </w:r>
-    </w:p>
-    <w:p>
-      <w:pPr>
-        <w:pStyle w:val="FirstParagraph"/>
-      </w:pPr>
-      <w:r>
-        <w:t xml:space="preserve">Objetivo: Detecção de segurança em tempo de execução nativa em nuvem. Projecto oficial:</w:t>
-      </w:r>
-      <w:r>
-        <w:t xml:space="preserve"> </w:t>
-      </w:r>
-      <w:hyperlink r:id="rId97">
-        <w:r>
-          <w:rPr>
-            <w:rStyle w:val="Hyperlink"/>
-          </w:rPr>
-          <w:t xml:space="preserve">Falco</w:t>
-        </w:r>
-      </w:hyperlink>
-    </w:p>
-    <w:p>
-      <w:pPr>
-        <w:pStyle w:val="BodyText"/>
-      </w:pPr>
-      <w:r>
-        <w:t xml:space="preserve">Início rápido seguro: Implantar em um laboratório, gerar um evento de teste inofensivo, confirmar telemetria e alerta, sintonizar com controle de versão e limites de cobertura de documentos.</w:t>
-      </w:r>
-    </w:p>
-    <w:p>
-      <w:pPr>
-        <w:pStyle w:val="BodyText"/>
-      </w:pPr>
-      <w:r>
-        <w:t xml:space="preserve">Manter: autoridade, conta/região/escopo, papel/permissões, ferramenta/versão, política/periodização, dados de origem, data, população, resultado, validação do analista, limitação, descoberta, ação e reteste. Remova credenciais temporárias e proteja a saída.</w:t>
-      </w:r>
-    </w:p>
-    <w:bookmarkEnd w:id="98"/>
-    <w:bookmarkStart w:id="100" w:name="gitleaks"/>
-    <w:p>
-      <w:pPr>
-        <w:pStyle w:val="Heading1"/>
-      </w:pPr>
-      <w:r>
-        <w:t xml:space="preserve"># 26.15 Gitleaks</w:t>
-      </w:r>
-    </w:p>
-    <w:p>
-      <w:pPr>
-        <w:pStyle w:val="FirstParagraph"/>
-      </w:pPr>
-      <w:r>
-        <w:t xml:space="preserve">Objetivo: Detecção secreta na fonte e na história. Projeto oficial:</w:t>
-      </w:r>
-      <w:r>
-        <w:t xml:space="preserve"> </w:t>
-      </w:r>
-      <w:hyperlink r:id="rId99">
-        <w:r>
-          <w:rPr>
-            <w:rStyle w:val="Hyperlink"/>
-          </w:rPr>
-          <w:t xml:space="preserve">Gitleaks</w:t>
-        </w:r>
-      </w:hyperlink>
-    </w:p>
-    <w:p>
-      <w:pPr>
-        <w:pStyle w:val="BodyText"/>
-      </w:pPr>
-      <w:r>
-        <w:t xml:space="preserve">Início rápido e seguro: Examine um repositório de treinamento autorizado, verifique cada achado, revogue segredos de teste expostos, remova com segurança, adicione prevenção e reescane.</w:t>
-      </w:r>
-    </w:p>
-    <w:p>
-      <w:pPr>
-        <w:pStyle w:val="BodyText"/>
-      </w:pPr>
-      <w:r>
-        <w:t xml:space="preserve">Manter: autoridade, conta/região/escopo, papel/permissões, ferramenta/versão, política/periodização, dados de origem, data, população, resultado, validação do analista, limitação, descoberta, ação e reteste. Remova credenciais temporárias e proteja a saída.</w:t>
-      </w:r>
-    </w:p>
-    <w:bookmarkEnd w:id="100"/>
-    <w:bookmarkStart w:id="102" w:name="trufflehog"/>
-    <w:p>
-      <w:pPr>
-        <w:pStyle w:val="Heading1"/>
-      </w:pPr>
-      <w:r>
-        <w:t xml:space="preserve"># 26.16 TruffleHog</w:t>
-      </w:r>
-    </w:p>
-    <w:p>
-      <w:pPr>
-        <w:pStyle w:val="FirstParagraph"/>
-      </w:pPr>
-      <w:r>
-        <w:t xml:space="preserve">Objetivo: Descobrimento secreto verificado em repositórios e armazenamento. Projeto oficial:</w:t>
-      </w:r>
-      <w:r>
-        <w:t xml:space="preserve"> </w:t>
-      </w:r>
-      <w:hyperlink r:id="rId101">
-        <w:r>
-          <w:rPr>
-            <w:rStyle w:val="Hyperlink"/>
-          </w:rPr>
-          <w:t xml:space="preserve">TruffleHog</w:t>
-        </w:r>
-      </w:hyperlink>
-    </w:p>
-    <w:p>
-      <w:pPr>
-        <w:pStyle w:val="BodyText"/>
-      </w:pPr>
-      <w:r>
-        <w:t xml:space="preserve">Início rápido seguro: Use um repositório de laboratório sintético, proteja a saída, valide o comportamento do detector, rode credenciais afetadas e limpe documentos.</w:t>
-      </w:r>
-    </w:p>
-    <w:p>
-      <w:pPr>
-        <w:pStyle w:val="BodyText"/>
-      </w:pPr>
-      <w:r>
-        <w:t xml:space="preserve">Manter: autoridade, conta/região/escopo, papel/permissões, ferramenta/versão, política/periodização, dados de origem, data, população, resultado, validação do analista, limitação, descoberta, ação e reteste. Remova credenciais temporárias e proteja a saída.</w:t>
-      </w:r>
-    </w:p>
-    <w:bookmarkEnd w:id="102"/>
-    <w:bookmarkStart w:id="104" w:name="wazuh"/>
-    <w:p>
-      <w:pPr>
-        <w:pStyle w:val="Heading1"/>
-      </w:pPr>
-      <w:r>
-        <w:t xml:space="preserve"># 26.17 Wazuh</w:t>
-      </w:r>
-    </w:p>
-    <w:p>
-      <w:pPr>
-        <w:pStyle w:val="FirstParagraph"/>
-      </w:pPr>
-      <w:r>
-        <w:t xml:space="preserve">Objetivo: Endpoint, carga de trabalho, integridade do arquivo, log e monitoramento de alerta. Projecto oficial:</w:t>
-      </w:r>
-      <w:r>
-        <w:t xml:space="preserve"> </w:t>
-      </w:r>
-      <w:hyperlink r:id="rId103">
-        <w:r>
-          <w:rPr>
-            <w:rStyle w:val="Hyperlink"/>
-          </w:rPr>
-          <w:t xml:space="preserve">Wazuh</w:t>
-        </w:r>
-      </w:hyperlink>
-    </w:p>
-    <w:p>
-      <w:pPr>
-        <w:pStyle w:val="BodyText"/>
-      </w:pPr>
-      <w:r>
-        <w:t xml:space="preserve">Início rápido seguro: Introduza uma carga de trabalho do laboratório, desencadeie um evento inofensivo, verifique coleta e resposta, cobertura de documentos e proteja os resultados.</w:t>
-      </w:r>
-    </w:p>
-    <w:p>
-      <w:pPr>
-        <w:pStyle w:val="BodyText"/>
-      </w:pPr>
-      <w:r>
-        <w:t xml:space="preserve">Manter: autoridade, conta/região/escopo, papel/permissões, ferramenta/versão, política/periodização, dados de origem, data, população, resultado, validação do analista, limitação, descoberta, ação e reteste. Remova credenciais temporárias e proteja a saída.</w:t>
-      </w:r>
-    </w:p>
-    <w:bookmarkEnd w:id="104"/>
-    <w:bookmarkStart w:id="106" w:name="defectdojo"/>
-    <w:p>
-      <w:pPr>
-        <w:pStyle w:val="Heading1"/>
-      </w:pPr>
-      <w:r>
-        <w:t xml:space="preserve"># 26.18 DefectDojo</w:t>
-      </w:r>
-    </w:p>
-    <w:p>
-      <w:pPr>
-        <w:pStyle w:val="FirstParagraph"/>
-      </w:pPr>
-      <w:r>
-        <w:t xml:space="preserve">Objetivo: Encontrar ingestão, deduplicação, remediação e reteste. Projeto oficial:</w:t>
-      </w:r>
-      <w:r>
-        <w:t xml:space="preserve"> </w:t>
-      </w:r>
-      <w:hyperlink r:id="rId105">
-        <w:r>
-          <w:rPr>
-            <w:rStyle w:val="Hyperlink"/>
-          </w:rPr>
-          <w:t xml:space="preserve">DefectDojo</w:t>
-        </w:r>
-      </w:hyperlink>
-    </w:p>
-    <w:p>
-      <w:pPr>
-        <w:pStyle w:val="BodyText"/>
-      </w:pPr>
-      <w:r>
-        <w:t xml:space="preserve">Início rápido seguro: Importar resultados de laboratório seguros, validar duplicatas e severidade, atribuir proprietários/datas, anexar evidência de correção e fechar após o reteste.</w:t>
-      </w:r>
-    </w:p>
-    <w:p>
-      <w:pPr>
-        <w:pStyle w:val="BodyText"/>
-      </w:pPr>
-      <w:r>
-        <w:t xml:space="preserve">Manter: autoridade, conta/região/escopo, papel/permissões, ferramenta/versão, política/periodização, dados de origem, data, população, resultado, validação do analista, limitação, descoberta, ação e reteste. Remova credenciais temporárias e proteja a saída.</w:t>
-      </w:r>
-    </w:p>
-    <w:bookmarkEnd w:id="106"/>
-    <w:bookmarkStart w:id="108" w:name="X10ec5b7964552e4851a00d1656abd46f8df7330"/>
-    <w:p>
-      <w:pPr>
-        <w:pStyle w:val="Heading1"/>
-      </w:pPr>
-      <w:r>
-        <w:t xml:space="preserve">27. Manual de segurança em nuvem para gerentes</w:t>
-      </w:r>
-    </w:p>
-    <w:p>
-      <w:pPr>
-        <w:pStyle w:val="FirstParagraph"/>
-      </w:pPr>
-      <w:r>
-        <w:rPr>
           <w:i/>
-          <w:iCs/>
         </w:rPr>
         <w:t xml:space="preserve">Gerentes mantêm a velocidade da nuvem alinhada com a propriedade, guardiões, evidências, resiliência e decisões de risco.</w:t>
       </w:r>
@@ -6045,7 +6045,7 @@
         <w:t xml:space="preserve">Resiliência Pode o serviço completo atender cenários testados de RTO/RPO e falha do provedor? O backup existe mas a restauração não foi comprovada</w:t>
       </w:r>
     </w:p>
-    <w:bookmarkStart w:id="107" w:name="ritmo-operacional"/>
+    <w:bookmarkStart w:id="118" w:name="ritmo-operacional"/>
     <w:p>
       <w:pPr>
         <w:pStyle w:val="Heading2"/>
@@ -6098,9 +6098,9 @@
         <w:t xml:space="preserve">Em todas as principais mudanças de lançamento/fornecedor: arquitetura, responsabilidade, dados, ameaça, teste, retrocesso, evidência e aceitação de risco.</w:t>
       </w:r>
     </w:p>
-    <w:bookmarkEnd w:id="107"/>
-    <w:bookmarkEnd w:id="108"/>
-    <w:bookmarkStart w:id="109" w:name="guia-de-carreira-do-analista-júnior"/>
+    <w:bookmarkEnd w:id="118"/>
+    <w:bookmarkEnd w:id="119"/>
+    <w:bookmarkStart w:id="120" w:name="guia-de-carreira-do-analista-júnior"/>
     <w:p>
       <w:pPr>
         <w:pStyle w:val="Heading1"/>
@@ -6111,11 +6111,11 @@
     </w:p>
     <w:p>
       <w:pPr>
+        <w:numPr>
+          <w:ilvl w:val="0"/>
+          <w:numId w:val="1056"/>
+        </w:numPr>
         <w:pStyle w:val="Compact"/>
-        <w:numPr>
-          <w:ilvl w:val="0"/>
-          <w:numId w:val="1056"/>
-        </w:numPr>
       </w:pPr>
       <w:r>
         <w:t xml:space="preserve">Os analistas de segurança da nuvem Júnior criam valor através de inventários precisos, revisão de postura, evidência, remediação e comunicação.*</w:t>
@@ -6134,8 +6134,8 @@
         <w:t xml:space="preserve">Figura 10. Caminho de analista de segurança de nuvem júnior</w:t>
       </w:r>
     </w:p>
-    <w:bookmarkEnd w:id="109"/>
-    <w:bookmarkStart w:id="110" w:name="funções-comuns"/>
+    <w:bookmarkEnd w:id="120"/>
+    <w:bookmarkStart w:id="121" w:name="funções-comuns"/>
     <w:p>
       <w:pPr>
         <w:pStyle w:val="Heading1"/>
@@ -6232,8 +6232,8 @@
         <w:t xml:space="preserve">Analisador de resposta de incidentes na nuvem</w:t>
       </w:r>
     </w:p>
-    <w:bookmarkEnd w:id="110"/>
-    <w:bookmarkStart w:id="111" w:name="trabalho-típico"/>
+    <w:bookmarkEnd w:id="121"/>
+    <w:bookmarkStart w:id="122" w:name="trabalho-típico"/>
     <w:p>
       <w:pPr>
         <w:pStyle w:val="Heading1"/>
@@ -6319,8 +6319,8 @@
         <w:t xml:space="preserve">Apoiar linhas do tempo de incidentes na nuvem, preservação de provas, contenção e recuperação.</w:t>
       </w:r>
     </w:p>
-    <w:bookmarkEnd w:id="111"/>
-    <w:bookmarkStart w:id="113" w:name="Xad9c5e5870a1d313a8afb95b48d15b486ae427d"/>
+    <w:bookmarkEnd w:id="122"/>
+    <w:bookmarkStart w:id="124" w:name="Xad9c5e5870a1d313a8afb95b48d15b486ae427d"/>
     <w:p>
       <w:pPr>
         <w:pStyle w:val="Heading1"/>
@@ -6331,11 +6331,11 @@
     </w:p>
     <w:p>
       <w:pPr>
+        <w:numPr>
+          <w:ilvl w:val="0"/>
+          <w:numId w:val="1059"/>
+        </w:numPr>
         <w:pStyle w:val="Compact"/>
-        <w:numPr>
-          <w:ilvl w:val="0"/>
-          <w:numId w:val="1059"/>
-        </w:numPr>
       </w:pPr>
       <w:r>
         <w:t xml:space="preserve">Um ambiente de nuvem fictício pode produzir um portfólio júnior seguro e confiável.*</w:t>
@@ -6355,7 +6355,7 @@
         <w:t xml:space="preserve">(—————————————————————————————————————————————————————————————————————————————————————</w:t>
       </w:r>
     </w:p>
-    <w:bookmarkStart w:id="112" w:name="laboratório-de-portfólio"/>
+    <w:bookmarkStart w:id="123" w:name="laboratório-de-portfólio"/>
     <w:p>
       <w:pPr>
         <w:pStyle w:val="Heading2"/>
@@ -6463,9 +6463,9 @@
         <w:t xml:space="preserve">Publique apenas evidências higienizadas e rotule o projeto ficcional, educacional, e não uma certificação de provedor.</w:t>
       </w:r>
     </w:p>
-    <w:bookmarkEnd w:id="112"/>
-    <w:bookmarkEnd w:id="113"/>
-    <w:bookmarkStart w:id="115" w:name="plano-de-30-dias"/>
+    <w:bookmarkEnd w:id="123"/>
+    <w:bookmarkEnd w:id="124"/>
+    <w:bookmarkStart w:id="126" w:name="plano-de-30-dias"/>
     <w:p>
       <w:pPr>
         <w:pStyle w:val="Heading1"/>
@@ -6476,110 +6476,735 @@
     </w:p>
     <w:p>
       <w:pPr>
+        <w:numPr>
+          <w:ilvl w:val="0"/>
+          <w:numId w:val="1061"/>
+        </w:numPr>
         <w:pStyle w:val="Heading2"/>
+      </w:pPr>
+      <w:bookmarkStart w:id="125" w:name="dias-foco-entrega"/>
+      <w:r>
+        <w:t xml:space="preserve">Dias** * Foco** * Entrega**</w:t>
+      </w:r>
+      <w:bookmarkEnd w:id="125"/>
+    </w:p>
+    <w:p>
+      <w:pPr>
+        <w:numPr>
+          <w:ilvl w:val="0"/>
+          <w:numId w:val="1000"/>
+        </w:numPr>
+        <w:pStyle w:val="Compact"/>
+      </w:pPr>
+      <w:r>
+        <w:t xml:space="preserve">Modelos em nuvem , responsabilidade, governança , mapa de conceito e matriz de responsabilidade</w:t>
+      </w:r>
+      <w:r>
+        <w:t xml:space="preserve"> </w:t>
+      </w:r>
+      <w:r>
+        <w:t xml:space="preserve">4–6 Contas, inventário, zonas de aterragem, hierarquia, etiquetas, arquitetura</w:t>
+      </w:r>
+      <w:r>
+        <w:t xml:space="preserve"> </w:t>
+      </w:r>
+      <w:r>
+        <w:t xml:space="preserve">□ 7–9 □ Identidade, rede, dados, criptografia</w:t>
+      </w:r>
+    </w:p>
+    <w:p>
+      <w:pPr>
         <w:numPr>
           <w:ilvl w:val="0"/>
           <w:numId w:val="1061"/>
         </w:numPr>
-      </w:pPr>
-      <w:bookmarkStart w:id="114" w:name="dias-foco-entrega"/>
-      <w:r>
-        <w:t xml:space="preserve">Dias** * Foco** * Entrega**</w:t>
-      </w:r>
-      <w:bookmarkEnd w:id="114"/>
-    </w:p>
-    <w:p>
-      <w:pPr>
         <w:pStyle w:val="Compact"/>
+      </w:pPr>
+      <w:r>
+        <w:t xml:space="preserve">10–12 * Logging, postura, vulnerabilidade * Avaliação apenas leitura e achados *</w:t>
+      </w:r>
+      <w:r>
+        <w:t xml:space="preserve"> </w:t>
+      </w:r>
+      <w:r>
+        <w:t xml:space="preserve">• 13–15 • IaC, política, DevSecOps • IaC escaneado e código corrigido</w:t>
+      </w:r>
+      <w:r>
+        <w:t xml:space="preserve"> </w:t>
+      </w:r>
+      <w:r>
+        <w:t xml:space="preserve">• 16-18 • Containers, sem servidor, APIs • Kubernetes e listas de verificação API</w:t>
+      </w:r>
+    </w:p>
+    <w:p>
+      <w:pPr>
+        <w:numPr>
+          <w:ilvl w:val="0"/>
+          <w:numId w:val="1061"/>
+        </w:numPr>
+        <w:pStyle w:val="Compact"/>
+      </w:pPr>
+      <w:r>
+        <w:t xml:space="preserve">19–21 * SaaS, híbrido, privacidade, evidência do provedor * Avaliação e revisão da garantia SaaS</w:t>
+      </w:r>
+      <w:r>
+        <w:t xml:space="preserve"> </w:t>
+      </w:r>
+      <w:r>
+        <w:t xml:space="preserve">Resiliência e resposta do incidente</w:t>
+      </w:r>
+    </w:p>
+    <w:p>
+      <w:pPr>
+        <w:numPr>
+          <w:ilvl w:val="0"/>
+          <w:numId w:val="1061"/>
+        </w:numPr>
+        <w:pStyle w:val="Compact"/>
+      </w:pPr>
+      <w:r>
+        <w:t xml:space="preserve">25–27 * CCM v4.1 e testes de evidência * Mapa de domínio e cinco testes *</w:t>
+      </w:r>
+      <w:r>
+        <w:t xml:space="preserve"> </w:t>
+      </w:r>
+      <w:r>
+        <w:t xml:space="preserve">28–30 □ Portfolio e entrevistas □ Painel de bordo, memorando de gerente, cinco histórias de STAR</w:t>
+      </w:r>
+    </w:p>
+    <w:bookmarkEnd w:id="126"/>
+    <w:bookmarkStart w:id="133" w:name="o-que-é-responsabilidade-compartilhada"/>
+    <w:p>
+      <w:pPr>
+        <w:pStyle w:val="Heading1"/>
+      </w:pPr>
+      <w:r>
+        <w:t xml:space="preserve"># 29,3 O que é responsabilidade compartilhada?</w:t>
+      </w:r>
+    </w:p>
+    <w:p>
+      <w:pPr>
+        <w:pStyle w:val="FirstParagraph"/>
+      </w:pPr>
+      <w:r>
+        <w:t xml:space="preserve">O provedor e o cliente dividem as tarefas de segurança por modelo de serviço, recurso, contrato e configuração. O limite exato deve ser documentado e testado.</w:t>
+      </w:r>
+    </w:p>
+    <w:bookmarkStart w:id="127" w:name="iaas-versus-paas-versus-saas"/>
+    <w:p>
+      <w:pPr>
+        <w:pStyle w:val="Heading2"/>
+      </w:pPr>
+      <w:r>
+        <w:t xml:space="preserve">29.4 IaaS versus PaaS versus SaaS?</w:t>
+      </w:r>
+    </w:p>
+    <w:p>
+      <w:pPr>
+        <w:pStyle w:val="FirstParagraph"/>
+      </w:pPr>
+      <w:r>
+        <w:t xml:space="preserve">IaaS dá ao cliente mais responsabilidade de carga de trabalho; PaaS gerencia mais tempo de execução; SaaS gerencia a plataforma de aplicativos, enquanto o cliente ainda controla usuários, configurações de inquilinos, dados, integrações e endpoints.</w:t>
+      </w:r>
+    </w:p>
+    <w:bookmarkEnd w:id="127"/>
+    <w:bookmarkStart w:id="128" w:name="por-que-a-identidade-é-crítica-na-nuvem"/>
+    <w:p>
+      <w:pPr>
+        <w:pStyle w:val="Heading2"/>
+      </w:pPr>
+      <w:r>
+        <w:t xml:space="preserve">29.5 Por que a identidade é crítica na nuvem?</w:t>
+      </w:r>
+    </w:p>
+    <w:p>
+      <w:pPr>
+        <w:pStyle w:val="FirstParagraph"/>
+      </w:pPr>
+      <w:r>
+        <w:t xml:space="preserve">APIs e planos de controle permitem que identidades e tokens criem, mudem, acedam ou apaguem recursos em escala.</w:t>
+      </w:r>
+    </w:p>
+    <w:bookmarkEnd w:id="128"/>
+    <w:bookmarkStart w:id="129" w:name="o-que-é-uma-zona-de-aterragem"/>
+    <w:p>
+      <w:pPr>
+        <w:pStyle w:val="Heading2"/>
+      </w:pPr>
+      <w:r>
+        <w:t xml:space="preserve">29.6 O que é uma zona de aterragem?</w:t>
+      </w:r>
+    </w:p>
+    <w:p>
+      <w:pPr>
+        <w:pStyle w:val="FirstParagraph"/>
+      </w:pPr>
+      <w:r>
+        <w:t xml:space="preserve">Uma base de nuvem reutilizável para hierarquia, identidade, rede, registro, guardrails, serviços compartilhados e separação de carga de trabalho.</w:t>
+      </w:r>
+    </w:p>
+    <w:bookmarkEnd w:id="129"/>
+    <w:bookmarkStart w:id="130" w:name="cspm-scan-versus-avaliação"/>
+    <w:p>
+      <w:pPr>
+        <w:pStyle w:val="Heading2"/>
+      </w:pPr>
+      <w:r>
+        <w:t xml:space="preserve">29.7 CSPM scan versus avaliação?</w:t>
+      </w:r>
+    </w:p>
+    <w:p>
+      <w:pPr>
+        <w:pStyle w:val="FirstParagraph"/>
+      </w:pPr>
+      <w:r>
+        <w:t xml:space="preserve">Uma varredura detecta as condições configuradas. Uma avaliação valida critérios, escopo total, responsabilidade, confiabilidade de evidências, processo operacional, exceções, risco e reteste.</w:t>
+      </w:r>
+    </w:p>
+    <w:bookmarkEnd w:id="130"/>
+    <w:bookmarkStart w:id="131" w:name="o-que-é-infraestrutura-como-código"/>
+    <w:p>
+      <w:pPr>
+        <w:pStyle w:val="Heading2"/>
+      </w:pPr>
+      <w:r>
+        <w:t xml:space="preserve">29.8 O que é infraestrutura como código?</w:t>
+      </w:r>
+    </w:p>
+    <w:p>
+      <w:pPr>
+        <w:pStyle w:val="FirstParagraph"/>
+      </w:pPr>
+      <w:r>
+        <w:t xml:space="preserve">Definições declarativas controladas por versões de infraestrutura que podem ser revistas, testadas, implantadas e monitoradas para deriva.</w:t>
+      </w:r>
+    </w:p>
+    <w:bookmarkEnd w:id="131"/>
+    <w:bookmarkStart w:id="132" w:name="como-é-que-proteges-segredos"/>
+    <w:p>
+      <w:pPr>
+        <w:pStyle w:val="Heading2"/>
+      </w:pPr>
+      <w:r>
+        <w:t xml:space="preserve">29.9 Como é que proteges segredos?</w:t>
+      </w:r>
+    </w:p>
+    <w:p>
+      <w:pPr>
+        <w:pStyle w:val="FirstParagraph"/>
+      </w:pPr>
+      <w:r>
+        <w:t xml:space="preserve">Use uma loja secreta gerenciada, credenciais de curta duração, permissões estreitas, rotação, monitoramento e prevenção em código, registros, imagens e estado.</w:t>
+      </w:r>
+    </w:p>
+    <w:bookmarkEnd w:id="132"/>
+    <w:bookmarkEnd w:id="133"/>
+    <w:bookmarkStart w:id="134" w:name="Xbcf9f500fc9fbeee6978ee0019df0d9a6a5df68"/>
+    <w:p>
+      <w:pPr>
+        <w:pStyle w:val="Heading1"/>
+      </w:pPr>
+      <w:r>
+        <w:t xml:space="preserve"># 29.10 Como você verifica a recuperação da nuvem?</w:t>
+      </w:r>
+    </w:p>
+    <w:p>
+      <w:pPr>
+        <w:pStyle w:val="FirstParagraph"/>
+      </w:pPr>
+      <w:r>
+        <w:t xml:space="preserve">Restaure o serviço completo de fontes protegidas, meça o tempo real/perda de dados, valide a segurança, dados, interfaces, desempenho e aceitação de negócios.</w:t>
+      </w:r>
+    </w:p>
+    <w:bookmarkEnd w:id="134"/>
+    <w:bookmarkStart w:id="135" w:name="o-que-é-csa-ccm-v4.1"/>
+    <w:p>
+      <w:pPr>
+        <w:pStyle w:val="Heading1"/>
+      </w:pPr>
+      <w:r>
+        <w:t xml:space="preserve"># 29.11 O que é CSA CCM v4.1?</w:t>
+      </w:r>
+    </w:p>
+    <w:p>
+      <w:pPr>
+        <w:pStyle w:val="FirstParagraph"/>
+      </w:pPr>
+      <w:r>
+        <w:t xml:space="preserve">Um framework de controle de nuvem com 207 objetivos de controle em 17 domínios, emparelhado com CAIQ para garantia do provedor.</w:t>
+      </w:r>
+    </w:p>
+    <w:bookmarkEnd w:id="135"/>
+    <w:bookmarkStart w:id="136" w:name="o-que-faz-um-bom-analista-júnior"/>
+    <w:p>
+      <w:pPr>
+        <w:pStyle w:val="Heading1"/>
+      </w:pPr>
+      <w:r>
+        <w:t xml:space="preserve"># 29.12 O que faz um bom analista júnior?</w:t>
+      </w:r>
+    </w:p>
+    <w:p>
+      <w:pPr>
+        <w:pStyle w:val="FirstParagraph"/>
+      </w:pPr>
+      <w:r>
+        <w:t xml:space="preserve">Escopo cuidadoso, primeiros passos somente leitura, evidência confiável, validação, escrita clara, manipulação segura de credenciais e limitações honestas.</w:t>
+      </w:r>
+    </w:p>
+    <w:bookmarkEnd w:id="136"/>
+    <w:bookmarkStart w:id="139" w:name="modelos-glossário-índice-e-referências"/>
+    <w:p>
+      <w:pPr>
+        <w:pStyle w:val="Heading1"/>
+      </w:pPr>
+      <w:r>
+        <w:t xml:space="preserve">30. Modelos, Glossário, Índice e Referências</w:t>
+      </w:r>
+    </w:p>
+    <w:p>
+      <w:pPr>
+        <w:numPr>
+          <w:ilvl w:val="0"/>
+          <w:numId w:val="1062"/>
+        </w:numPr>
+        <w:pStyle w:val="Compact"/>
+      </w:pPr>
+      <w:r>
+        <w:t xml:space="preserve">Estruturas de trabalho reutilizáveis, termos-chave, índice de assunto e pontos de partida autorizados.*</w:t>
+      </w:r>
+    </w:p>
+    <w:bookmarkStart w:id="138" w:name="X682c480ea451ae1b7be7aaf0f247fad196a47bc"/>
+    <w:p>
+      <w:pPr>
+        <w:pStyle w:val="Heading2"/>
+      </w:pPr>
+      <w:r>
+        <w:t xml:space="preserve">30.1 Inventário de nuvem e registro de responsabilidade</w:t>
+      </w:r>
+    </w:p>
+    <w:p>
+      <w:pPr>
+        <w:numPr>
+          <w:ilvl w:val="0"/>
+          <w:numId w:val="1063"/>
+        </w:numPr>
+        <w:pStyle w:val="Heading2"/>
+      </w:pPr>
+      <w:bookmarkStart w:id="137" w:name="campo-entrada"/>
+      <w:r>
+        <w:t xml:space="preserve">Campo** * Entrada**</w:t>
+      </w:r>
+      <w:bookmarkEnd w:id="137"/>
+    </w:p>
+    <w:p>
+      <w:pPr>
         <w:numPr>
           <w:ilvl w:val="0"/>
           <w:numId w:val="1000"/>
         </w:numPr>
-      </w:pPr>
-      <w:r>
-        <w:t xml:space="preserve">Modelos em nuvem , responsabilidade, governança , mapa de conceito e matriz de responsabilidade</w:t>
-      </w:r>
-      <w:r>
-        <w:t xml:space="preserve"> </w:t>
-      </w:r>
-      <w:r>
-        <w:t xml:space="preserve">4–6 Contas, inventário, zonas de aterragem, hierarquia, etiquetas, arquitetura</w:t>
-      </w:r>
-      <w:r>
-        <w:t xml:space="preserve"> </w:t>
-      </w:r>
-      <w:r>
-        <w:t xml:space="preserve">□ 7–9 □ Identidade, rede, dados, criptografia</w:t>
-      </w:r>
-    </w:p>
-    <w:p>
-      <w:pPr>
         <w:pStyle w:val="Compact"/>
-        <w:numPr>
-          <w:ilvl w:val="0"/>
-          <w:numId w:val="1061"/>
-        </w:numPr>
-      </w:pPr>
-      <w:r>
-        <w:t xml:space="preserve">10–12 * Logging, postura, vulnerabilidade * Avaliação apenas leitura e achados *</w:t>
-      </w:r>
-      <w:r>
-        <w:t xml:space="preserve"> </w:t>
-      </w:r>
-      <w:r>
-        <w:t xml:space="preserve">• 13–15 • IaC, política, DevSecOps • IaC escaneado e código corrigido</w:t>
-      </w:r>
-      <w:r>
-        <w:t xml:space="preserve"> </w:t>
-      </w:r>
-      <w:r>
-        <w:t xml:space="preserve">• 16-18 • Containers, sem servidor, APIs • Kubernetes e listas de verificação API</w:t>
-      </w:r>
-    </w:p>
-    <w:p>
-      <w:pPr>
+      </w:pPr>
+      <w:r>
+        <w:t xml:space="preserve">• Provedor / inquilino / conta / região</w:t>
+      </w:r>
+      <w:r>
+        <w:t xml:space="preserve"> </w:t>
+      </w:r>
+      <w:r>
+        <w:t xml:space="preserve">Serviço / recurso / proprietário</w:t>
+      </w:r>
+      <w:r>
+        <w:t xml:space="preserve"> </w:t>
+      </w:r>
+      <w:r>
+        <w:t xml:space="preserve">O objectivo / ambiente / criticidade</w:t>
+      </w:r>
+      <w:r>
+        <w:t xml:space="preserve"> </w:t>
+      </w:r>
+      <w:r>
+        <w:t xml:space="preserve">Os dados / residência / retenção</w:t>
+      </w:r>
+      <w:r>
+        <w:t xml:space="preserve"> </w:t>
+      </w:r>
+      <w:r>
+        <w:t xml:space="preserve">Identidade / privilégio / integração</w:t>
+      </w:r>
+    </w:p>
+    <w:p>
+      <w:pPr>
+        <w:numPr>
+          <w:ilvl w:val="0"/>
+          <w:numId w:val="1063"/>
+        </w:numPr>
         <w:pStyle w:val="Compact"/>
-        <w:numPr>
-          <w:ilvl w:val="0"/>
-          <w:numId w:val="1061"/>
-        </w:numPr>
-      </w:pPr>
-      <w:r>
-        <w:t xml:space="preserve">19–21 * SaaS, híbrido, privacidade, evidência do provedor * Avaliação e revisão da garantia SaaS</w:t>
-      </w:r>
-      <w:r>
-        <w:t xml:space="preserve"> </w:t>
-      </w:r>
-      <w:r>
-        <w:t xml:space="preserve">Resiliência e resposta do incidente</w:t>
-      </w:r>
-    </w:p>
-    <w:p>
-      <w:pPr>
+      </w:pPr>
+      <w:r>
+        <w:t xml:space="preserve">Rede / exposição *                                                  </w:t>
+      </w:r>
+      <w:r>
+        <w:t xml:space="preserve"> </w:t>
+      </w:r>
+      <w:r>
+        <w:t xml:space="preserve">□ Responsabilidade do prestador</w:t>
+      </w:r>
+      <w:r>
+        <w:t xml:space="preserve"> </w:t>
+      </w:r>
+      <w:r>
+        <w:t xml:space="preserve">□ Responsabilidade do cliente</w:t>
+      </w:r>
+      <w:r>
+        <w:t xml:space="preserve"> </w:t>
+      </w:r>
+      <w:r>
+        <w:t xml:space="preserve">• Provas / avaliação / conclusões</w:t>
+      </w:r>
+      <w:r>
+        <w:t xml:space="preserve"> </w:t>
+      </w:r>
+      <w:r>
+        <w:t xml:space="preserve">Recuperação / incidente / saída</w:t>
+      </w:r>
+    </w:p>
+    <w:bookmarkEnd w:id="138"/>
+    <w:bookmarkEnd w:id="139"/>
+    <w:bookmarkStart w:id="143" w:name="papel-de-trabalho-de-controle-de-nuvem"/>
+    <w:p>
+      <w:pPr>
+        <w:pStyle w:val="Heading1"/>
+      </w:pPr>
+      <w:r>
+        <w:t xml:space="preserve"># 30.2 Papel de trabalho de controle de nuvem</w:t>
+      </w:r>
+    </w:p>
+    <w:p>
+      <w:pPr>
+        <w:numPr>
+          <w:ilvl w:val="0"/>
+          <w:numId w:val="1064"/>
+        </w:numPr>
+        <w:pStyle w:val="Heading2"/>
+      </w:pPr>
+      <w:bookmarkStart w:id="140" w:name="campo-entrada-1"/>
+      <w:r>
+        <w:t xml:space="preserve">Campo** * Entrada**</w:t>
+      </w:r>
+      <w:bookmarkEnd w:id="140"/>
+    </w:p>
+    <w:p>
+      <w:pPr>
+        <w:numPr>
+          <w:ilvl w:val="0"/>
+          <w:numId w:val="1000"/>
+        </w:numPr>
         <w:pStyle w:val="Compact"/>
-        <w:numPr>
-          <w:ilvl w:val="0"/>
-          <w:numId w:val="1061"/>
-        </w:numPr>
-      </w:pPr>
-      <w:r>
-        <w:t xml:space="preserve">25–27 * CCM v4.1 e testes de evidência * Mapa de domínio e cinco testes *</w:t>
-      </w:r>
-      <w:r>
-        <w:t xml:space="preserve"> </w:t>
-      </w:r>
-      <w:r>
-        <w:t xml:space="preserve">28–30 □ Portfolio e entrevistas □ Painel de bordo, memorando de gerente, cinco histórias de STAR</w:t>
-      </w:r>
-    </w:p>
-    <w:bookmarkEnd w:id="115"/>
-    <w:bookmarkStart w:id="122" w:name="o-que-é-responsabilidade-compartilhada"/>
+      </w:pPr>
+      <w:r>
+        <w:t xml:space="preserve">□ Exigência / quadro / versão</w:t>
+      </w:r>
+      <w:r>
+        <w:t xml:space="preserve"> </w:t>
+      </w:r>
+      <w:r>
+        <w:t xml:space="preserve">• Âmbito de aplicação / população / responsabilidade</w:t>
+      </w:r>
+      <w:r>
+        <w:t xml:space="preserve"> </w:t>
+      </w:r>
+      <w:r>
+        <w:t xml:space="preserve">Arquitectura / implementação</w:t>
+      </w:r>
+      <w:r>
+        <w:t xml:space="preserve"> </w:t>
+      </w:r>
+      <w:r>
+        <w:t xml:space="preserve">IaC / política/configuração</w:t>
+      </w:r>
+      <w:r>
+        <w:t xml:space="preserve"> </w:t>
+      </w:r>
+      <w:r>
+        <w:t xml:space="preserve">Processo / proprietário / frequência</w:t>
+      </w:r>
+      <w:r>
+        <w:t xml:space="preserve"> </w:t>
+      </w:r>
+      <w:r>
+        <w:t xml:space="preserve">Fonte de provas / consulta / data</w:t>
+      </w:r>
+    </w:p>
+    <w:p>
+      <w:pPr>
+        <w:numPr>
+          <w:ilvl w:val="0"/>
+          <w:numId w:val="1064"/>
+        </w:numPr>
+        <w:pStyle w:val="Compact"/>
+      </w:pPr>
+      <w:r>
+        <w:t xml:space="preserve">Teste / resultado / exceções *                                                 </w:t>
+      </w:r>
+    </w:p>
+    <w:p>
+      <w:pPr>
+        <w:numPr>
+          <w:ilvl w:val="0"/>
+          <w:numId w:val="1064"/>
+        </w:numPr>
+        <w:pStyle w:val="Compact"/>
+      </w:pPr>
+      <w:r>
+        <w:t xml:space="preserve">Risco / causa / protecção interina</w:t>
+      </w:r>
+      <w:r>
+        <w:t xml:space="preserve"> </w:t>
+      </w:r>
+      <w:r>
+        <w:t xml:space="preserve">Acção / proprietário / data de vencimento</w:t>
+      </w:r>
+      <w:r>
+        <w:t xml:space="preserve"> </w:t>
+      </w:r>
+      <w:r>
+        <w:t xml:space="preserve">Reteste/fechamento</w:t>
+      </w:r>
+    </w:p>
+    <w:bookmarkStart w:id="142" w:name="revisão-da-garantia-do-provedor"/>
+    <w:p>
+      <w:pPr>
+        <w:pStyle w:val="Heading2"/>
+      </w:pPr>
+      <w:r>
+        <w:t xml:space="preserve">30.3 Revisão da garantia do provedor</w:t>
+      </w:r>
+    </w:p>
+    <w:p>
+      <w:pPr>
+        <w:numPr>
+          <w:ilvl w:val="0"/>
+          <w:numId w:val="1065"/>
+        </w:numPr>
+        <w:pStyle w:val="Heading2"/>
+      </w:pPr>
+      <w:bookmarkStart w:id="141" w:name="campo-entrada-2"/>
+      <w:r>
+        <w:t xml:space="preserve">Campo** * Entrada**</w:t>
+      </w:r>
+      <w:bookmarkEnd w:id="141"/>
+    </w:p>
+    <w:p>
+      <w:pPr>
+        <w:numPr>
+          <w:ilvl w:val="0"/>
+          <w:numId w:val="1065"/>
+        </w:numPr>
+        <w:pStyle w:val="Compact"/>
+      </w:pPr>
+      <w:r>
+        <w:t xml:space="preserve">Prestador/serviço/entidade</w:t>
+      </w:r>
+    </w:p>
+    <w:p>
+      <w:pPr>
+        <w:numPr>
+          <w:ilvl w:val="0"/>
+          <w:numId w:val="1065"/>
+        </w:numPr>
+        <w:pStyle w:val="Compact"/>
+      </w:pPr>
+      <w:r>
+        <w:t xml:space="preserve">Artefacto/emissor/periodo</w:t>
+      </w:r>
+      <w:r>
+        <w:t xml:space="preserve"> </w:t>
+      </w:r>
+      <w:r>
+        <w:t xml:space="preserve">• Âmbito/regiões/critérios</w:t>
+      </w:r>
+      <w:r>
+        <w:t xml:space="preserve"> </w:t>
+      </w:r>
+      <w:r>
+        <w:t xml:space="preserve">Opinião/Estatuto do certificado</w:t>
+      </w:r>
+      <w:r>
+        <w:t xml:space="preserve"> </w:t>
+      </w:r>
+      <w:r>
+        <w:t xml:space="preserve">Testes/excepções/encontramentos</w:t>
+      </w:r>
+      <w:r>
+        <w:t xml:space="preserve"> </w:t>
+      </w:r>
+      <w:r>
+        <w:t xml:space="preserve">• CUEC / deveres dos clientes</w:t>
+      </w:r>
+      <w:r>
+        <w:t xml:space="preserve"> </w:t>
+      </w:r>
+      <w:r>
+        <w:t xml:space="preserve">As organizações subservientes são:</w:t>
+      </w:r>
+    </w:p>
+    <w:p>
+      <w:pPr>
+        <w:numPr>
+          <w:ilvl w:val="0"/>
+          <w:numId w:val="1065"/>
+        </w:numPr>
+        <w:pStyle w:val="Compact"/>
+      </w:pPr>
+      <w:r>
+        <w:t xml:space="preserve">Eventos/mudanças subsequentes</w:t>
+      </w:r>
+      <w:r>
+        <w:t xml:space="preserve"> </w:t>
+      </w:r>
+      <w:r>
+        <w:t xml:space="preserve">• Gaps de aplicabilidade/evidência</w:t>
+      </w:r>
+      <w:r>
+        <w:t xml:space="preserve"> </w:t>
+      </w:r>
+      <w:r>
+        <w:t xml:space="preserve">• Acção/decisão de risco</w:t>
+      </w:r>
+    </w:p>
+    <w:bookmarkEnd w:id="142"/>
+    <w:bookmarkEnd w:id="143"/>
+    <w:bookmarkStart w:id="145" w:name="incidente-e-registro-de-recuperação"/>
     <w:p>
       <w:pPr>
         <w:pStyle w:val="Heading1"/>
       </w:pPr>
       <w:r>
-        <w:t xml:space="preserve"># 29,3 O que é responsabilidade compartilhada?</w:t>
+        <w:t xml:space="preserve"># 30.4 Incidente e registro de recuperação</w:t>
+      </w:r>
+    </w:p>
+    <w:p>
+      <w:pPr>
+        <w:numPr>
+          <w:ilvl w:val="0"/>
+          <w:numId w:val="1066"/>
+        </w:numPr>
+        <w:pStyle w:val="Heading2"/>
+      </w:pPr>
+      <w:bookmarkStart w:id="144" w:name="campo-entrada-3"/>
+      <w:r>
+        <w:t xml:space="preserve">Campo** * Entrada**</w:t>
+      </w:r>
+      <w:bookmarkEnd w:id="144"/>
+    </w:p>
+    <w:p>
+      <w:pPr>
+        <w:numPr>
+          <w:ilvl w:val="0"/>
+          <w:numId w:val="1000"/>
+        </w:numPr>
+        <w:pStyle w:val="Compact"/>
+      </w:pPr>
+      <w:r>
+        <w:t xml:space="preserve">Caso/comandante/severidade</w:t>
+      </w:r>
+      <w:r>
+        <w:t xml:space="preserve"> </w:t>
+      </w:r>
+      <w:r>
+        <w:t xml:space="preserve">• Rendimento/contas/recursos</w:t>
+      </w:r>
+      <w:r>
+        <w:t xml:space="preserve"> </w:t>
+      </w:r>
+      <w:r>
+        <w:t xml:space="preserve">Identity/tokens / keys</w:t>
+      </w:r>
+      <w:r>
+        <w:t xml:space="preserve"> </w:t>
+      </w:r>
+      <w:r>
+        <w:t xml:space="preserve">• Dados/regiões/fornecedores</w:t>
+      </w:r>
+    </w:p>
+    <w:p>
+      <w:pPr>
+        <w:numPr>
+          <w:ilvl w:val="0"/>
+          <w:numId w:val="1066"/>
+        </w:numPr>
+        <w:pStyle w:val="Compact"/>
+      </w:pPr>
+      <w:r>
+        <w:t xml:space="preserve">Linha do tempo/logs/preservação</w:t>
+      </w:r>
+      <w:r>
+        <w:t xml:space="preserve"> </w:t>
+      </w:r>
+      <w:r>
+        <w:t xml:space="preserve">• Contencioso/aprovações</w:t>
+      </w:r>
+    </w:p>
+    <w:p>
+      <w:pPr>
+        <w:numPr>
+          <w:ilvl w:val="0"/>
+          <w:numId w:val="1066"/>
+        </w:numPr>
+        <w:pStyle w:val="Compact"/>
+      </w:pPr>
+      <w:r>
+        <w:t xml:space="preserve">Erradicação / fonte de confiança</w:t>
+      </w:r>
+    </w:p>
+    <w:p>
+      <w:pPr>
+        <w:numPr>
+          <w:ilvl w:val="0"/>
+          <w:numId w:val="1066"/>
+        </w:numPr>
+        <w:pStyle w:val="Compact"/>
+      </w:pPr>
+      <w:r>
+        <w:t xml:space="preserve">Restaurar / RTO / RPO</w:t>
+      </w:r>
+    </w:p>
+    <w:p>
+      <w:pPr>
+        <w:numPr>
+          <w:ilvl w:val="0"/>
+          <w:numId w:val="1066"/>
+        </w:numPr>
+        <w:pStyle w:val="Compact"/>
+      </w:pPr>
+      <w:r>
+        <w:t xml:space="preserve">Validação/aceitação</w:t>
+      </w:r>
+      <w:r>
+        <w:t xml:space="preserve"> </w:t>
+      </w:r>
+      <w:r>
+        <w:t xml:space="preserve">Lições/acção/reteste</w:t>
+      </w:r>
+    </w:p>
+    <w:bookmarkEnd w:id="145"/>
+    <w:bookmarkStart w:id="147" w:name="glossário"/>
+    <w:p>
+      <w:pPr>
+        <w:pStyle w:val="Heading1"/>
+      </w:pPr>
+      <w:r>
+        <w:t xml:space="preserve"># 30.5 Glossário</w:t>
+      </w:r>
+    </w:p>
+    <w:bookmarkStart w:id="146" w:name="section-3"/>
+    <w:p>
+      <w:pPr>
+        <w:pStyle w:val="Heading2"/>
+      </w:pPr>
+      <w:r>
+        <w:t xml:space="preserve">* ** ** ** ** ** ** **</w:t>
       </w:r>
     </w:p>
     <w:p>
@@ -6587,744 +7212,119 @@
         <w:pStyle w:val="FirstParagraph"/>
       </w:pPr>
       <w:r>
-        <w:t xml:space="preserve">O provedor e o cliente dividem as tarefas de segurança por modelo de serviço, recurso, contrato e configuração. O limite exato deve ser documentado e testado.</w:t>
-      </w:r>
-    </w:p>
-    <w:bookmarkStart w:id="116" w:name="iaas-versus-paas-versus-saas"/>
+        <w:t xml:space="preserve">Questionário de Iniciativa de Avaliação de Consenso emparelhado com CSA CCM.</w:t>
+      </w:r>
+      <w:r>
+        <w:t xml:space="preserve"> </w:t>
+      </w:r>
+      <w:r>
+        <w:t xml:space="preserve">* CCM * Cloud Controls Matrix. *</w:t>
+      </w:r>
+      <w:r>
+        <w:t xml:space="preserve"> </w:t>
+      </w:r>
+      <w:r>
+        <w:t xml:space="preserve">Plano de controle em nuvem APIs e serviços usados para administrar recursos em nuvem. □</w:t>
+      </w:r>
+      <w:r>
+        <w:t xml:space="preserve"> </w:t>
+      </w:r>
+      <w:r>
+        <w:t xml:space="preserve">Gerenciamento de postura de segurança da nuvem.</w:t>
+      </w:r>
+      <w:r>
+        <w:t xml:space="preserve"> </w:t>
+      </w:r>
+      <w:r>
+        <w:t xml:space="preserve">□ Guardrail □ Regra preventiva ou de detetive que restringe o uso da nuvem.</w:t>
+      </w:r>
+      <w:r>
+        <w:t xml:space="preserve"> </w:t>
+      </w:r>
+      <w:r>
+        <w:t xml:space="preserve">□ IaaS □ Infraestrutura como Serviço.</w:t>
+      </w:r>
+      <w:r>
+        <w:t xml:space="preserve"> </w:t>
+      </w:r>
+      <w:r>
+        <w:t xml:space="preserve">□ IAC □ Infraestrutura como código.</w:t>
+      </w:r>
+      <w:r>
+        <w:t xml:space="preserve"> </w:t>
+      </w:r>
+      <w:r>
+        <w:t xml:space="preserve">Zona de desembarque □ Base de nuvem padrão para governança e cargas de trabalho.</w:t>
+      </w:r>
+      <w:r>
+        <w:t xml:space="preserve"> </w:t>
+      </w:r>
+      <w:r>
+        <w:t xml:space="preserve">Plataforma PaaS como um serviço.</w:t>
+      </w:r>
+      <w:r>
+        <w:t xml:space="preserve"> </w:t>
+      </w:r>
+      <w:r>
+        <w:t xml:space="preserve">□ Política como código □ Regras de política avaliadas por máquina armazenadas e regidas como código.</w:t>
+      </w:r>
+      <w:r>
+        <w:t xml:space="preserve"> </w:t>
+      </w:r>
+      <w:r>
+        <w:t xml:space="preserve">Perda máxima de dados toleráveis medida no tempo.</w:t>
+      </w:r>
+      <w:r>
+        <w:t xml:space="preserve"> </w:t>
+      </w:r>
+      <w:r>
+        <w:t xml:space="preserve">Tempo de destino para restaurar.</w:t>
+      </w:r>
+      <w:r>
+        <w:t xml:space="preserve"> </w:t>
+      </w:r>
+      <w:r>
+        <w:t xml:space="preserve">Software como um serviço.</w:t>
+      </w:r>
+      <w:r>
+        <w:t xml:space="preserve"> </w:t>
+      </w:r>
+      <w:r>
+        <w:t xml:space="preserve">A identidade principal do serviço/carregamento de trabalho □</w:t>
+      </w:r>
+      <w:r>
+        <w:t xml:space="preserve"> </w:t>
+      </w:r>
+      <w:r>
+        <w:t xml:space="preserve">Atribuição de funções de segurança do provedor e do cliente.</w:t>
+      </w:r>
+      <w:r>
+        <w:t xml:space="preserve"> </w:t>
+      </w:r>
+      <w:r>
+        <w:t xml:space="preserve">CSA Segurança, Confiança, Garantia e Risco programa/registo.</w:t>
+      </w:r>
+    </w:p>
+    <w:bookmarkEnd w:id="146"/>
+    <w:bookmarkEnd w:id="147"/>
+    <w:bookmarkStart w:id="163" w:name="índice-de-assunto"/>
+    <w:p>
+      <w:pPr>
+        <w:pStyle w:val="Heading1"/>
+      </w:pPr>
+      <w:r>
+        <w:t xml:space="preserve"># 30.6 Índice de assunto</w:t>
+      </w:r>
+    </w:p>
+    <w:bookmarkStart w:id="148" w:name="sujeito-capítulo"/>
     <w:p>
       <w:pPr>
         <w:pStyle w:val="Heading2"/>
       </w:pPr>
       <w:r>
-        <w:t xml:space="preserve">29.4 IaaS versus PaaS versus SaaS?</w:t>
-      </w:r>
-    </w:p>
-    <w:p>
-      <w:pPr>
-        <w:pStyle w:val="FirstParagraph"/>
-      </w:pPr>
-      <w:r>
-        <w:t xml:space="preserve">IaaS dá ao cliente mais responsabilidade de carga de trabalho; PaaS gerencia mais tempo de execução; SaaS gerencia a plataforma de aplicativos, enquanto o cliente ainda controla usuários, configurações de inquilinos, dados, integrações e endpoints.</w:t>
-      </w:r>
-    </w:p>
-    <w:bookmarkEnd w:id="116"/>
-    <w:bookmarkStart w:id="117" w:name="por-que-a-identidade-é-crítica-na-nuvem"/>
-    <w:p>
-      <w:pPr>
-        <w:pStyle w:val="Heading2"/>
-      </w:pPr>
-      <w:r>
-        <w:t xml:space="preserve">29.5 Por que a identidade é crítica na nuvem?</w:t>
-      </w:r>
-    </w:p>
-    <w:p>
-      <w:pPr>
-        <w:pStyle w:val="FirstParagraph"/>
-      </w:pPr>
-      <w:r>
-        <w:t xml:space="preserve">APIs e planos de controle permitem que identidades e tokens criem, mudem, acedam ou apaguem recursos em escala.</w:t>
-      </w:r>
-    </w:p>
-    <w:bookmarkEnd w:id="117"/>
-    <w:bookmarkStart w:id="118" w:name="o-que-é-uma-zona-de-aterragem"/>
-    <w:p>
-      <w:pPr>
-        <w:pStyle w:val="Heading2"/>
-      </w:pPr>
-      <w:r>
-        <w:t xml:space="preserve">29.6 O que é uma zona de aterragem?</w:t>
-      </w:r>
-    </w:p>
-    <w:p>
-      <w:pPr>
-        <w:pStyle w:val="FirstParagraph"/>
-      </w:pPr>
-      <w:r>
-        <w:t xml:space="preserve">Uma base de nuvem reutilizável para hierarquia, identidade, rede, registro, guardrails, serviços compartilhados e separação de carga de trabalho.</w:t>
-      </w:r>
-    </w:p>
-    <w:bookmarkEnd w:id="118"/>
-    <w:bookmarkStart w:id="119" w:name="cspm-scan-versus-avaliação"/>
-    <w:p>
-      <w:pPr>
-        <w:pStyle w:val="Heading2"/>
-      </w:pPr>
-      <w:r>
-        <w:t xml:space="preserve">29.7 CSPM scan versus avaliação?</w:t>
-      </w:r>
-    </w:p>
-    <w:p>
-      <w:pPr>
-        <w:pStyle w:val="FirstParagraph"/>
-      </w:pPr>
-      <w:r>
-        <w:t xml:space="preserve">Uma varredura detecta as condições configuradas. Uma avaliação valida critérios, escopo total, responsabilidade, confiabilidade de evidências, processo operacional, exceções, risco e reteste.</w:t>
-      </w:r>
-    </w:p>
-    <w:bookmarkEnd w:id="119"/>
-    <w:bookmarkStart w:id="120" w:name="o-que-é-infraestrutura-como-código"/>
-    <w:p>
-      <w:pPr>
-        <w:pStyle w:val="Heading2"/>
-      </w:pPr>
-      <w:r>
-        <w:t xml:space="preserve">29.8 O que é infraestrutura como código?</w:t>
-      </w:r>
-    </w:p>
-    <w:p>
-      <w:pPr>
-        <w:pStyle w:val="FirstParagraph"/>
-      </w:pPr>
-      <w:r>
-        <w:t xml:space="preserve">Definições declarativas controladas por versões de infraestrutura que podem ser revistas, testadas, implantadas e monitoradas para deriva.</w:t>
-      </w:r>
-    </w:p>
-    <w:bookmarkEnd w:id="120"/>
-    <w:bookmarkStart w:id="121" w:name="como-é-que-proteges-segredos"/>
-    <w:p>
-      <w:pPr>
-        <w:pStyle w:val="Heading2"/>
-      </w:pPr>
-      <w:r>
-        <w:t xml:space="preserve">29.9 Como é que proteges segredos?</w:t>
-      </w:r>
-    </w:p>
-    <w:p>
-      <w:pPr>
-        <w:pStyle w:val="FirstParagraph"/>
-      </w:pPr>
-      <w:r>
-        <w:t xml:space="preserve">Use uma loja secreta gerenciada, credenciais de curta duração, permissões estreitas, rotação, monitoramento e prevenção em código, registros, imagens e estado.</w:t>
-      </w:r>
-    </w:p>
-    <w:bookmarkEnd w:id="121"/>
-    <w:bookmarkEnd w:id="122"/>
-    <w:bookmarkStart w:id="123" w:name="Xbcf9f500fc9fbeee6978ee0019df0d9a6a5df68"/>
-    <w:p>
-      <w:pPr>
-        <w:pStyle w:val="Heading1"/>
-      </w:pPr>
-      <w:r>
-        <w:t xml:space="preserve"># 29.10 Como você verifica a recuperação da nuvem?</w:t>
-      </w:r>
-    </w:p>
-    <w:p>
-      <w:pPr>
-        <w:pStyle w:val="FirstParagraph"/>
-      </w:pPr>
-      <w:r>
-        <w:t xml:space="preserve">Restaure o serviço completo de fontes protegidas, meça o tempo real/perda de dados, valide a segurança, dados, interfaces, desempenho e aceitação de negócios.</w:t>
-      </w:r>
-    </w:p>
-    <w:bookmarkEnd w:id="123"/>
-    <w:bookmarkStart w:id="124" w:name="o-que-é-csa-ccm-v4.1"/>
-    <w:p>
-      <w:pPr>
-        <w:pStyle w:val="Heading1"/>
-      </w:pPr>
-      <w:r>
-        <w:t xml:space="preserve"># 29.11 O que é CSA CCM v4.1?</w:t>
-      </w:r>
-    </w:p>
-    <w:p>
-      <w:pPr>
-        <w:pStyle w:val="FirstParagraph"/>
-      </w:pPr>
-      <w:r>
-        <w:t xml:space="preserve">Um framework de controle de nuvem com 207 objetivos de controle em 17 domínios, emparelhado com CAIQ para garantia do provedor.</w:t>
-      </w:r>
-    </w:p>
-    <w:bookmarkEnd w:id="124"/>
-    <w:bookmarkStart w:id="125" w:name="o-que-faz-um-bom-analista-júnior"/>
-    <w:p>
-      <w:pPr>
-        <w:pStyle w:val="Heading1"/>
-      </w:pPr>
-      <w:r>
-        <w:t xml:space="preserve"># 29.12 O que faz um bom analista júnior?</w:t>
-      </w:r>
-    </w:p>
-    <w:p>
-      <w:pPr>
-        <w:pStyle w:val="FirstParagraph"/>
-      </w:pPr>
-      <w:r>
-        <w:t xml:space="preserve">Escopo cuidadoso, primeiros passos somente leitura, evidência confiável, validação, escrita clara, manipulação segura de credenciais e limitações honestas.</w:t>
-      </w:r>
-    </w:p>
-    <w:bookmarkEnd w:id="125"/>
-    <w:bookmarkStart w:id="128" w:name="modelos-glossário-índice-e-referências"/>
-    <w:p>
-      <w:pPr>
-        <w:pStyle w:val="Heading1"/>
-      </w:pPr>
-      <w:r>
-        <w:t xml:space="preserve">30. Modelos, Glossário, Índice e Referências</w:t>
-      </w:r>
-    </w:p>
-    <w:p>
-      <w:pPr>
-        <w:pStyle w:val="Compact"/>
-        <w:numPr>
-          <w:ilvl w:val="0"/>
-          <w:numId w:val="1062"/>
-        </w:numPr>
-      </w:pPr>
-      <w:r>
-        <w:t xml:space="preserve">Estruturas de trabalho reutilizáveis, termos-chave, índice de assunto e pontos de partida autorizados.*</w:t>
-      </w:r>
-    </w:p>
-    <w:bookmarkStart w:id="127" w:name="X682c480ea451ae1b7be7aaf0f247fad196a47bc"/>
-    <w:p>
-      <w:pPr>
-        <w:pStyle w:val="Heading2"/>
-      </w:pPr>
-      <w:r>
-        <w:t xml:space="preserve">30.1 Inventário de nuvem e registro de responsabilidade</w:t>
-      </w:r>
-    </w:p>
-    <w:p>
-      <w:pPr>
-        <w:pStyle w:val="Heading2"/>
-        <w:numPr>
-          <w:ilvl w:val="0"/>
-          <w:numId w:val="1063"/>
-        </w:numPr>
-      </w:pPr>
-      <w:bookmarkStart w:id="126" w:name="campo-entrada"/>
-      <w:r>
-        <w:t xml:space="preserve">Campo** * Entrada**</w:t>
-      </w:r>
-      <w:bookmarkEnd w:id="126"/>
-    </w:p>
-    <w:p>
-      <w:pPr>
-        <w:pStyle w:val="Compact"/>
-        <w:numPr>
-          <w:ilvl w:val="0"/>
-          <w:numId w:val="1000"/>
-        </w:numPr>
-      </w:pPr>
-      <w:r>
-        <w:t xml:space="preserve">• Provedor / inquilino / conta / região</w:t>
-      </w:r>
-      <w:r>
-        <w:t xml:space="preserve"> </w:t>
-      </w:r>
-      <w:r>
-        <w:t xml:space="preserve">Serviço / recurso / proprietário</w:t>
-      </w:r>
-      <w:r>
-        <w:t xml:space="preserve"> </w:t>
-      </w:r>
-      <w:r>
-        <w:t xml:space="preserve">O objectivo / ambiente / criticidade</w:t>
-      </w:r>
-      <w:r>
-        <w:t xml:space="preserve"> </w:t>
-      </w:r>
-      <w:r>
-        <w:t xml:space="preserve">Os dados / residência / retenção</w:t>
-      </w:r>
-      <w:r>
-        <w:t xml:space="preserve"> </w:t>
-      </w:r>
-      <w:r>
-        <w:t xml:space="preserve">Identidade / privilégio / integração</w:t>
-      </w:r>
-    </w:p>
-    <w:p>
-      <w:pPr>
-        <w:pStyle w:val="Compact"/>
-        <w:numPr>
-          <w:ilvl w:val="0"/>
-          <w:numId w:val="1063"/>
-        </w:numPr>
-      </w:pPr>
-      <w:r>
-        <w:t xml:space="preserve">Rede / exposição *                                                  </w:t>
-      </w:r>
-      <w:r>
-        <w:t xml:space="preserve"> </w:t>
-      </w:r>
-      <w:r>
-        <w:t xml:space="preserve">□ Responsabilidade do prestador</w:t>
-      </w:r>
-      <w:r>
-        <w:t xml:space="preserve"> </w:t>
-      </w:r>
-      <w:r>
-        <w:t xml:space="preserve">□ Responsabilidade do cliente</w:t>
-      </w:r>
-      <w:r>
-        <w:t xml:space="preserve"> </w:t>
-      </w:r>
-      <w:r>
-        <w:t xml:space="preserve">• Provas / avaliação / conclusões</w:t>
-      </w:r>
-      <w:r>
-        <w:t xml:space="preserve"> </w:t>
-      </w:r>
-      <w:r>
-        <w:t xml:space="preserve">Recuperação / incidente / saída</w:t>
-      </w:r>
-    </w:p>
-    <w:bookmarkEnd w:id="127"/>
-    <w:bookmarkEnd w:id="128"/>
-    <w:bookmarkStart w:id="132" w:name="papel-de-trabalho-de-controle-de-nuvem"/>
-    <w:p>
-      <w:pPr>
-        <w:pStyle w:val="Heading1"/>
-      </w:pPr>
-      <w:r>
-        <w:t xml:space="preserve"># 30.2 Papel de trabalho de controle de nuvem</w:t>
-      </w:r>
-    </w:p>
-    <w:p>
-      <w:pPr>
-        <w:pStyle w:val="Heading2"/>
-        <w:numPr>
-          <w:ilvl w:val="0"/>
-          <w:numId w:val="1064"/>
-        </w:numPr>
-      </w:pPr>
-      <w:bookmarkStart w:id="129" w:name="campo-entrada-1"/>
-      <w:r>
-        <w:t xml:space="preserve">Campo** * Entrada**</w:t>
-      </w:r>
-      <w:bookmarkEnd w:id="129"/>
-    </w:p>
-    <w:p>
-      <w:pPr>
-        <w:pStyle w:val="Compact"/>
-        <w:numPr>
-          <w:ilvl w:val="0"/>
-          <w:numId w:val="1000"/>
-        </w:numPr>
-      </w:pPr>
-      <w:r>
-        <w:t xml:space="preserve">□ Exigência / quadro / versão</w:t>
-      </w:r>
-      <w:r>
-        <w:t xml:space="preserve"> </w:t>
-      </w:r>
-      <w:r>
-        <w:t xml:space="preserve">• Âmbito de aplicação / população / responsabilidade</w:t>
-      </w:r>
-      <w:r>
-        <w:t xml:space="preserve"> </w:t>
-      </w:r>
-      <w:r>
-        <w:t xml:space="preserve">Arquitectura / implementação</w:t>
-      </w:r>
-      <w:r>
-        <w:t xml:space="preserve"> </w:t>
-      </w:r>
-      <w:r>
-        <w:t xml:space="preserve">IaC / política/configuração</w:t>
-      </w:r>
-      <w:r>
-        <w:t xml:space="preserve"> </w:t>
-      </w:r>
-      <w:r>
-        <w:t xml:space="preserve">Processo / proprietário / frequência</w:t>
-      </w:r>
-      <w:r>
-        <w:t xml:space="preserve"> </w:t>
-      </w:r>
-      <w:r>
-        <w:t xml:space="preserve">Fonte de provas / consulta / data</w:t>
-      </w:r>
-    </w:p>
-    <w:p>
-      <w:pPr>
-        <w:pStyle w:val="Compact"/>
-        <w:numPr>
-          <w:ilvl w:val="0"/>
-          <w:numId w:val="1064"/>
-        </w:numPr>
-      </w:pPr>
-      <w:r>
-        <w:t xml:space="preserve">Teste / resultado / exceções *                                                 </w:t>
-      </w:r>
-    </w:p>
-    <w:p>
-      <w:pPr>
-        <w:pStyle w:val="Compact"/>
-        <w:numPr>
-          <w:ilvl w:val="0"/>
-          <w:numId w:val="1064"/>
-        </w:numPr>
-      </w:pPr>
-      <w:r>
-        <w:t xml:space="preserve">Risco / causa / protecção interina</w:t>
-      </w:r>
-      <w:r>
-        <w:t xml:space="preserve"> </w:t>
-      </w:r>
-      <w:r>
-        <w:t xml:space="preserve">Acção / proprietário / data de vencimento</w:t>
-      </w:r>
-      <w:r>
-        <w:t xml:space="preserve"> </w:t>
-      </w:r>
-      <w:r>
-        <w:t xml:space="preserve">Reteste/fechamento</w:t>
-      </w:r>
-    </w:p>
-    <w:bookmarkStart w:id="131" w:name="revisão-da-garantia-do-provedor"/>
-    <w:p>
-      <w:pPr>
-        <w:pStyle w:val="Heading2"/>
-      </w:pPr>
-      <w:r>
-        <w:t xml:space="preserve">30.3 Revisão da garantia do provedor</w:t>
-      </w:r>
-    </w:p>
-    <w:p>
-      <w:pPr>
-        <w:pStyle w:val="Heading2"/>
-        <w:numPr>
-          <w:ilvl w:val="0"/>
-          <w:numId w:val="1065"/>
-        </w:numPr>
-      </w:pPr>
-      <w:bookmarkStart w:id="130" w:name="campo-entrada-2"/>
-      <w:r>
-        <w:t xml:space="preserve">Campo** * Entrada**</w:t>
-      </w:r>
-      <w:bookmarkEnd w:id="130"/>
-    </w:p>
-    <w:p>
-      <w:pPr>
-        <w:pStyle w:val="Compact"/>
-        <w:numPr>
-          <w:ilvl w:val="0"/>
-          <w:numId w:val="1065"/>
-        </w:numPr>
-      </w:pPr>
-      <w:r>
-        <w:t xml:space="preserve">Prestador/serviço/entidade</w:t>
-      </w:r>
-    </w:p>
-    <w:p>
-      <w:pPr>
-        <w:pStyle w:val="Compact"/>
-        <w:numPr>
-          <w:ilvl w:val="0"/>
-          <w:numId w:val="1065"/>
-        </w:numPr>
-      </w:pPr>
-      <w:r>
-        <w:t xml:space="preserve">Artefacto/emissor/periodo</w:t>
-      </w:r>
-      <w:r>
-        <w:t xml:space="preserve"> </w:t>
-      </w:r>
-      <w:r>
-        <w:t xml:space="preserve">• Âmbito/regiões/critérios</w:t>
-      </w:r>
-      <w:r>
-        <w:t xml:space="preserve"> </w:t>
-      </w:r>
-      <w:r>
-        <w:t xml:space="preserve">Opinião/Estatuto do certificado</w:t>
-      </w:r>
-      <w:r>
-        <w:t xml:space="preserve"> </w:t>
-      </w:r>
-      <w:r>
-        <w:t xml:space="preserve">Testes/excepções/encontramentos</w:t>
-      </w:r>
-      <w:r>
-        <w:t xml:space="preserve"> </w:t>
-      </w:r>
-      <w:r>
-        <w:t xml:space="preserve">• CUEC / deveres dos clientes</w:t>
-      </w:r>
-      <w:r>
-        <w:t xml:space="preserve"> </w:t>
-      </w:r>
-      <w:r>
-        <w:t xml:space="preserve">As organizações subservientes são:</w:t>
-      </w:r>
-    </w:p>
-    <w:p>
-      <w:pPr>
-        <w:pStyle w:val="Compact"/>
-        <w:numPr>
-          <w:ilvl w:val="0"/>
-          <w:numId w:val="1065"/>
-        </w:numPr>
-      </w:pPr>
-      <w:r>
-        <w:t xml:space="preserve">Eventos/mudanças subsequentes</w:t>
-      </w:r>
-      <w:r>
-        <w:t xml:space="preserve"> </w:t>
-      </w:r>
-      <w:r>
-        <w:t xml:space="preserve">• Gaps de aplicabilidade/evidência</w:t>
-      </w:r>
-      <w:r>
-        <w:t xml:space="preserve"> </w:t>
-      </w:r>
-      <w:r>
-        <w:t xml:space="preserve">• Acção/decisão de risco</w:t>
-      </w:r>
-    </w:p>
-    <w:bookmarkEnd w:id="131"/>
-    <w:bookmarkEnd w:id="132"/>
-    <w:bookmarkStart w:id="134" w:name="incidente-e-registro-de-recuperação"/>
-    <w:p>
-      <w:pPr>
-        <w:pStyle w:val="Heading1"/>
-      </w:pPr>
-      <w:r>
-        <w:t xml:space="preserve"># 30.4 Incidente e registro de recuperação</w:t>
-      </w:r>
-    </w:p>
-    <w:p>
-      <w:pPr>
-        <w:pStyle w:val="Heading2"/>
-        <w:numPr>
-          <w:ilvl w:val="0"/>
-          <w:numId w:val="1066"/>
-        </w:numPr>
-      </w:pPr>
-      <w:bookmarkStart w:id="133" w:name="campo-entrada-3"/>
-      <w:r>
-        <w:t xml:space="preserve">Campo** * Entrada**</w:t>
-      </w:r>
-      <w:bookmarkEnd w:id="133"/>
-    </w:p>
-    <w:p>
-      <w:pPr>
-        <w:pStyle w:val="Compact"/>
-        <w:numPr>
-          <w:ilvl w:val="0"/>
-          <w:numId w:val="1000"/>
-        </w:numPr>
-      </w:pPr>
-      <w:r>
-        <w:t xml:space="preserve">Caso/comandante/severidade</w:t>
-      </w:r>
-      <w:r>
-        <w:t xml:space="preserve"> </w:t>
-      </w:r>
-      <w:r>
-        <w:t xml:space="preserve">• Rendimento/contas/recursos</w:t>
-      </w:r>
-      <w:r>
-        <w:t xml:space="preserve"> </w:t>
-      </w:r>
-      <w:r>
-        <w:t xml:space="preserve">Identity/tokens / keys</w:t>
-      </w:r>
-      <w:r>
-        <w:t xml:space="preserve"> </w:t>
-      </w:r>
-      <w:r>
-        <w:t xml:space="preserve">• Dados/regiões/fornecedores</w:t>
-      </w:r>
-    </w:p>
-    <w:p>
-      <w:pPr>
-        <w:pStyle w:val="Compact"/>
-        <w:numPr>
-          <w:ilvl w:val="0"/>
-          <w:numId w:val="1066"/>
-        </w:numPr>
-      </w:pPr>
-      <w:r>
-        <w:t xml:space="preserve">Linha do tempo/logs/preservação</w:t>
-      </w:r>
-      <w:r>
-        <w:t xml:space="preserve"> </w:t>
-      </w:r>
-      <w:r>
-        <w:t xml:space="preserve">• Contencioso/aprovações</w:t>
-      </w:r>
-    </w:p>
-    <w:p>
-      <w:pPr>
-        <w:pStyle w:val="Compact"/>
-        <w:numPr>
-          <w:ilvl w:val="0"/>
-          <w:numId w:val="1066"/>
-        </w:numPr>
-      </w:pPr>
-      <w:r>
-        <w:t xml:space="preserve">Erradicação / fonte de confiança</w:t>
-      </w:r>
-    </w:p>
-    <w:p>
-      <w:pPr>
-        <w:pStyle w:val="Compact"/>
-        <w:numPr>
-          <w:ilvl w:val="0"/>
-          <w:numId w:val="1066"/>
-        </w:numPr>
-      </w:pPr>
-      <w:r>
-        <w:t xml:space="preserve">Restaurar / RTO / RPO</w:t>
-      </w:r>
-    </w:p>
-    <w:p>
-      <w:pPr>
-        <w:pStyle w:val="Compact"/>
-        <w:numPr>
-          <w:ilvl w:val="0"/>
-          <w:numId w:val="1066"/>
-        </w:numPr>
-      </w:pPr>
-      <w:r>
-        <w:t xml:space="preserve">Validação/aceitação</w:t>
-      </w:r>
-      <w:r>
-        <w:t xml:space="preserve"> </w:t>
-      </w:r>
-      <w:r>
-        <w:t xml:space="preserve">Lições/acção/reteste</w:t>
-      </w:r>
-    </w:p>
-    <w:bookmarkEnd w:id="134"/>
-    <w:bookmarkStart w:id="136" w:name="glossário"/>
-    <w:p>
-      <w:pPr>
-        <w:pStyle w:val="Heading1"/>
-      </w:pPr>
-      <w:r>
-        <w:t xml:space="preserve"># 30.5 Glossário</w:t>
-      </w:r>
-    </w:p>
-    <w:bookmarkStart w:id="135" w:name="section-3"/>
-    <w:p>
-      <w:pPr>
-        <w:pStyle w:val="Heading2"/>
-      </w:pPr>
-      <w:r>
-        <w:t xml:space="preserve">* ** ** ** ** ** ** **</w:t>
-      </w:r>
-    </w:p>
-    <w:p>
-      <w:pPr>
-        <w:pStyle w:val="FirstParagraph"/>
-      </w:pPr>
-      <w:r>
-        <w:t xml:space="preserve">Questionário de Iniciativa de Avaliação de Consenso emparelhado com CSA CCM.</w:t>
-      </w:r>
-      <w:r>
-        <w:t xml:space="preserve"> </w:t>
-      </w:r>
-      <w:r>
-        <w:t xml:space="preserve">* CCM * Cloud Controls Matrix. *</w:t>
-      </w:r>
-      <w:r>
-        <w:t xml:space="preserve"> </w:t>
-      </w:r>
-      <w:r>
-        <w:t xml:space="preserve">Plano de controle em nuvem APIs e serviços usados para administrar recursos em nuvem. □</w:t>
-      </w:r>
-      <w:r>
-        <w:t xml:space="preserve"> </w:t>
-      </w:r>
-      <w:r>
-        <w:t xml:space="preserve">Gerenciamento de postura de segurança da nuvem.</w:t>
-      </w:r>
-      <w:r>
-        <w:t xml:space="preserve"> </w:t>
-      </w:r>
-      <w:r>
-        <w:t xml:space="preserve">□ Guardrail □ Regra preventiva ou de detetive que restringe o uso da nuvem.</w:t>
-      </w:r>
-      <w:r>
-        <w:t xml:space="preserve"> </w:t>
-      </w:r>
-      <w:r>
-        <w:t xml:space="preserve">□ IaaS □ Infraestrutura como Serviço.</w:t>
-      </w:r>
-      <w:r>
-        <w:t xml:space="preserve"> </w:t>
-      </w:r>
-      <w:r>
-        <w:t xml:space="preserve">□ IAC □ Infraestrutura como código.</w:t>
-      </w:r>
-      <w:r>
-        <w:t xml:space="preserve"> </w:t>
-      </w:r>
-      <w:r>
-        <w:t xml:space="preserve">Zona de desembarque □ Base de nuvem padrão para governança e cargas de trabalho.</w:t>
-      </w:r>
-      <w:r>
-        <w:t xml:space="preserve"> </w:t>
-      </w:r>
-      <w:r>
-        <w:t xml:space="preserve">Plataforma PaaS como um serviço.</w:t>
-      </w:r>
-      <w:r>
-        <w:t xml:space="preserve"> </w:t>
-      </w:r>
-      <w:r>
-        <w:t xml:space="preserve">□ Política como código □ Regras de política avaliadas por máquina armazenadas e regidas como código.</w:t>
-      </w:r>
-      <w:r>
-        <w:t xml:space="preserve"> </w:t>
-      </w:r>
-      <w:r>
-        <w:t xml:space="preserve">Perda máxima de dados toleráveis medida no tempo.</w:t>
-      </w:r>
-      <w:r>
-        <w:t xml:space="preserve"> </w:t>
-      </w:r>
-      <w:r>
-        <w:t xml:space="preserve">Tempo de destino para restaurar.</w:t>
-      </w:r>
-      <w:r>
-        <w:t xml:space="preserve"> </w:t>
-      </w:r>
-      <w:r>
-        <w:t xml:space="preserve">Software como um serviço.</w:t>
-      </w:r>
-      <w:r>
-        <w:t xml:space="preserve"> </w:t>
-      </w:r>
-      <w:r>
-        <w:t xml:space="preserve">A identidade principal do serviço/carregamento de trabalho □</w:t>
-      </w:r>
-      <w:r>
-        <w:t xml:space="preserve"> </w:t>
-      </w:r>
-      <w:r>
-        <w:t xml:space="preserve">Atribuição de funções de segurança do provedor e do cliente.</w:t>
-      </w:r>
-      <w:r>
-        <w:t xml:space="preserve"> </w:t>
-      </w:r>
-      <w:r>
-        <w:t xml:space="preserve">CSA Segurança, Confiança, Garantia e Risco programa/registo.</w:t>
-      </w:r>
-    </w:p>
-    <w:bookmarkEnd w:id="135"/>
-    <w:bookmarkEnd w:id="136"/>
-    <w:bookmarkStart w:id="152" w:name="índice-de-assunto"/>
-    <w:p>
-      <w:pPr>
-        <w:pStyle w:val="Heading1"/>
-      </w:pPr>
-      <w:r>
-        <w:t xml:space="preserve"># 30.6 Índice de assunto</w:t>
-      </w:r>
-    </w:p>
-    <w:bookmarkStart w:id="137" w:name="sujeito-capítulo"/>
-    <w:p>
-      <w:pPr>
-        <w:pStyle w:val="Heading2"/>
-      </w:pPr>
-      <w:r>
         <w:rPr>
+          <w:bCs/>
           <w:b/>
-          <w:bCs/>
         </w:rPr>
         <w:t xml:space="preserve">Sujeito</w:t>
       </w:r>
@@ -7333,8 +7333,8 @@
       </w:r>
       <w:r>
         <w:rPr>
+          <w:bCs/>
           <w:b/>
-          <w:bCs/>
         </w:rPr>
         <w:t xml:space="preserve">Capítulo</w:t>
       </w:r>
@@ -7467,8 +7467,8 @@
         <w:t xml:space="preserve">Vulnerabilidade</w:t>
       </w:r>
     </w:p>
-    <w:bookmarkEnd w:id="137"/>
-    <w:bookmarkStart w:id="150" w:name="referências-oficiais"/>
+    <w:bookmarkEnd w:id="148"/>
+    <w:bookmarkStart w:id="161" w:name="referências-oficiais"/>
     <w:p>
       <w:pPr>
         <w:pStyle w:val="Heading2"/>
@@ -7484,7 +7484,7 @@
           <w:numId w:val="1067"/>
         </w:numPr>
       </w:pPr>
-      <w:hyperlink r:id="rId138">
+      <w:hyperlink r:id="rId149">
         <w:r>
           <w:rPr>
             <w:rStyle w:val="Hyperlink"/>
@@ -7517,7 +7517,7 @@
           <w:numId w:val="1067"/>
         </w:numPr>
       </w:pPr>
-      <w:hyperlink r:id="rId139">
+      <w:hyperlink r:id="rId150">
         <w:r>
           <w:rPr>
             <w:rStyle w:val="Hyperlink"/>
@@ -7533,7 +7533,7 @@
           <w:numId w:val="1067"/>
         </w:numPr>
       </w:pPr>
-      <w:hyperlink r:id="rId140">
+      <w:hyperlink r:id="rId151">
         <w:r>
           <w:rPr>
             <w:rStyle w:val="Hyperlink"/>
@@ -7549,7 +7549,7 @@
           <w:numId w:val="1067"/>
         </w:numPr>
       </w:pPr>
-      <w:hyperlink r:id="rId141">
+      <w:hyperlink r:id="rId152">
         <w:r>
           <w:rPr>
             <w:rStyle w:val="Hyperlink"/>
@@ -7565,7 +7565,7 @@
           <w:numId w:val="1067"/>
         </w:numPr>
       </w:pPr>
-      <w:hyperlink r:id="rId142">
+      <w:hyperlink r:id="rId153">
         <w:r>
           <w:rPr>
             <w:rStyle w:val="Hyperlink"/>
@@ -7581,7 +7581,7 @@
           <w:numId w:val="1067"/>
         </w:numPr>
       </w:pPr>
-      <w:hyperlink r:id="rId143">
+      <w:hyperlink r:id="rId154">
         <w:r>
           <w:rPr>
             <w:rStyle w:val="Hyperlink"/>
@@ -7597,7 +7597,7 @@
           <w:numId w:val="1067"/>
         </w:numPr>
       </w:pPr>
-      <w:hyperlink r:id="rId144">
+      <w:hyperlink r:id="rId155">
         <w:r>
           <w:rPr>
             <w:rStyle w:val="Hyperlink"/>
@@ -7613,7 +7613,7 @@
           <w:numId w:val="1067"/>
         </w:numPr>
       </w:pPr>
-      <w:hyperlink r:id="rId145">
+      <w:hyperlink r:id="rId156">
         <w:r>
           <w:rPr>
             <w:rStyle w:val="Hyperlink"/>
@@ -7629,7 +7629,7 @@
           <w:numId w:val="1067"/>
         </w:numPr>
       </w:pPr>
-      <w:hyperlink r:id="rId146">
+      <w:hyperlink r:id="rId157">
         <w:r>
           <w:rPr>
             <w:rStyle w:val="Hyperlink"/>
@@ -7645,7 +7645,7 @@
           <w:numId w:val="1067"/>
         </w:numPr>
       </w:pPr>
-      <w:hyperlink r:id="rId147">
+      <w:hyperlink r:id="rId158">
         <w:r>
           <w:rPr>
             <w:rStyle w:val="Hyperlink"/>
@@ -7661,7 +7661,7 @@
           <w:numId w:val="1067"/>
         </w:numPr>
       </w:pPr>
-      <w:hyperlink r:id="rId148">
+      <w:hyperlink r:id="rId159">
         <w:r>
           <w:rPr>
             <w:rStyle w:val="Hyperlink"/>
@@ -7677,7 +7677,7 @@
           <w:numId w:val="1067"/>
         </w:numPr>
       </w:pPr>
-      <w:hyperlink r:id="rId149">
+      <w:hyperlink r:id="rId160">
         <w:r>
           <w:rPr>
             <w:rStyle w:val="Hyperlink"/>
@@ -7686,16 +7686,16 @@
         </w:r>
       </w:hyperlink>
     </w:p>
-    <w:bookmarkEnd w:id="150"/>
-    <w:bookmarkStart w:id="151" w:name="X7217a835e4a0583e64ece17a0ddfe9db8061a68"/>
+    <w:bookmarkEnd w:id="161"/>
+    <w:bookmarkStart w:id="162" w:name="X7217a835e4a0583e64ece17a0ddfe9db8061a68"/>
     <w:p>
       <w:pPr>
         <w:pStyle w:val="Heading2"/>
       </w:pPr>
       <w:r>
         <w:rPr>
+          <w:bCs/>
           <w:b/>
-          <w:bCs/>
         </w:rPr>
         <w:t xml:space="preserve">Lembrança final:</w:t>
       </w:r>
@@ -7706,13 +7706,9 @@
         <w:t xml:space="preserve">Os provedores de nuvem, serviços, recursos, regiões, ameaças, padrões, contratos, preços, ferramentas e recomendações de configuração mudam rapidamente. Verifique o provedor atual e fonte autoritária antes da implementação, avaliação ou aceitação de risco.</w:t>
       </w:r>
     </w:p>
-    <w:bookmarkEnd w:id="151"/>
-    <w:bookmarkEnd w:id="152"/>
-    <w:sectPr>
-      <w:footnotePr>
-        <w:numRestart w:val="eachSect"/>
-      </w:footnotePr>
-    </w:sectPr>
+    <w:bookmarkEnd w:id="162"/>
+    <w:bookmarkEnd w:id="163"/>
+    <w:sectPr/>
   </w:body>
 </w:document>
 </file>
@@ -7743,14 +7739,14 @@
 <file path=word/numbering.xml><?xml version="1.0" encoding="utf-8"?>
 <w:numbering xmlns:w="http://schemas.openxmlformats.org/wordprocessingml/2006/main">
   <w:abstractNum w:abstractNumId="990">
-    <w:nsid w:val="0000A990"/>
+    <w:nsid w:val="A990"/>
     <w:multiLevelType w:val="multilevel"/>
     <w:lvl w:ilvl="0">
       <w:numFmt w:val="bullet"/>
       <w:lvlText w:val=" "/>
       <w:lvlJc w:val="left"/>
       <w:pPr>
-        <w:ind w:left="720" w:hanging="360"/>
+        <w:ind w:left="720" w:hanging="480"/>
       </w:pPr>
     </w:lvl>
     <w:lvl w:ilvl="1">
@@ -7758,7 +7754,7 @@
       <w:lvlText w:val=" "/>
       <w:lvlJc w:val="left"/>
       <w:pPr>
-        <w:ind w:left="1440" w:hanging="360"/>
+        <w:ind w:left="1440" w:hanging="480"/>
       </w:pPr>
     </w:lvl>
     <w:lvl w:ilvl="2">
@@ -7766,7 +7762,7 @@
       <w:lvlText w:val=" "/>
       <w:lvlJc w:val="left"/>
       <w:pPr>
-        <w:ind w:left="2160" w:hanging="360"/>
+        <w:ind w:left="2160" w:hanging="480"/>
       </w:pPr>
     </w:lvl>
     <w:lvl w:ilvl="3">
@@ -7774,7 +7770,7 @@
       <w:lvlText w:val=" "/>
       <w:lvlJc w:val="left"/>
       <w:pPr>
-        <w:ind w:left="2880" w:hanging="360"/>
+        <w:ind w:left="2880" w:hanging="480"/>
       </w:pPr>
     </w:lvl>
     <w:lvl w:ilvl="4">
@@ -7782,7 +7778,7 @@
       <w:lvlText w:val=" "/>
       <w:lvlJc w:val="left"/>
       <w:pPr>
-        <w:ind w:left="3600" w:hanging="360"/>
+        <w:ind w:left="3600" w:hanging="480"/>
       </w:pPr>
     </w:lvl>
     <w:lvl w:ilvl="5">
@@ -7790,7 +7786,7 @@
       <w:lvlText w:val=" "/>
       <w:lvlJc w:val="left"/>
       <w:pPr>
-        <w:ind w:left="4320" w:hanging="360"/>
+        <w:ind w:left="4320" w:hanging="480"/>
       </w:pPr>
     </w:lvl>
     <w:lvl w:ilvl="6">
@@ -7798,7 +7794,7 @@
       <w:lvlText w:val=" "/>
       <w:lvlJc w:val="left"/>
       <w:pPr>
-        <w:ind w:left="5040" w:hanging="360"/>
+        <w:ind w:left="5040" w:hanging="480"/>
       </w:pPr>
     </w:lvl>
     <w:lvl w:ilvl="7">
@@ -7806,7 +7802,7 @@
       <w:lvlText w:val=" "/>
       <w:lvlJc w:val="left"/>
       <w:pPr>
-        <w:ind w:left="5760" w:hanging="360"/>
+        <w:ind w:left="5760" w:hanging="480"/>
       </w:pPr>
     </w:lvl>
     <w:lvl w:ilvl="8">
@@ -7814,115 +7810,88 @@
       <w:lvlText w:val=" "/>
       <w:lvlJc w:val="left"/>
       <w:pPr>
-        <w:ind w:left="6480" w:hanging="360"/>
+        <w:ind w:left="6480" w:hanging="480"/>
       </w:pPr>
     </w:lvl>
   </w:abstractNum>
   <w:abstractNum w:abstractNumId="991">
-    <w:nsid w:val="0000A991"/>
+    <w:nsid w:val="A991"/>
     <w:multiLevelType w:val="multilevel"/>
     <w:lvl w:ilvl="0">
       <w:numFmt w:val="bullet"/>
-      <w:lvlText w:val=""/>
+      <w:lvlText w:val="•"/>
       <w:lvlJc w:val="left"/>
       <w:pPr>
-        <w:ind w:left="720" w:hanging="360"/>
-      </w:pPr>
-      <w:rPr>
-        <w:rFonts w:ascii="Symbol" w:hAnsi="Symbol" w:cs="Symbol" w:hint="default"/>
-      </w:rPr>
+        <w:ind w:left="720" w:hanging="480"/>
+      </w:pPr>
     </w:lvl>
     <w:lvl w:ilvl="1">
       <w:numFmt w:val="bullet"/>
-      <w:lvlText w:val="o"/>
+      <w:lvlText w:val="–"/>
       <w:lvlJc w:val="left"/>
       <w:pPr>
-        <w:ind w:left="1440" w:hanging="360"/>
-      </w:pPr>
-      <w:rPr>
-        <w:rFonts w:ascii="Courier New" w:hAnsi="Courier New" w:cs="Courier New" w:hint="default"/>
-      </w:rPr>
+        <w:ind w:left="1440" w:hanging="480"/>
+      </w:pPr>
     </w:lvl>
     <w:lvl w:ilvl="2">
       <w:numFmt w:val="bullet"/>
-      <w:lvlText w:val=""/>
+      <w:lvlText w:val="•"/>
       <w:lvlJc w:val="left"/>
       <w:pPr>
-        <w:ind w:left="2160" w:hanging="360"/>
-      </w:pPr>
-      <w:rPr>
-        <w:rFonts w:ascii="Wingdings" w:hAnsi="Wingdings" w:cs="Wingdings" w:hint="default"/>
-      </w:rPr>
+        <w:ind w:left="2160" w:hanging="480"/>
+      </w:pPr>
     </w:lvl>
     <w:lvl w:ilvl="3">
       <w:numFmt w:val="bullet"/>
-      <w:lvlText w:val=""/>
+      <w:lvlText w:val="–"/>
       <w:lvlJc w:val="left"/>
       <w:pPr>
-        <w:ind w:left="2880" w:hanging="360"/>
-      </w:pPr>
-      <w:rPr>
-        <w:rFonts w:ascii="Symbol" w:hAnsi="Symbol" w:cs="Symbol" w:hint="default"/>
-      </w:rPr>
+        <w:ind w:left="2880" w:hanging="480"/>
+      </w:pPr>
     </w:lvl>
     <w:lvl w:ilvl="4">
       <w:numFmt w:val="bullet"/>
-      <w:lvlText w:val="o"/>
+      <w:lvlText w:val="•"/>
       <w:lvlJc w:val="left"/>
       <w:pPr>
-        <w:ind w:left="3600" w:hanging="360"/>
-      </w:pPr>
-      <w:rPr>
-        <w:rFonts w:ascii="Courier New" w:hAnsi="Courier New" w:cs="Courier New" w:hint="default"/>
-      </w:rPr>
+        <w:ind w:left="3600" w:hanging="480"/>
+      </w:pPr>
     </w:lvl>
     <w:lvl w:ilvl="5">
       <w:numFmt w:val="bullet"/>
-      <w:lvlText w:val=""/>
+      <w:lvlText w:val="–"/>
       <w:lvlJc w:val="left"/>
       <w:pPr>
-        <w:ind w:left="4320" w:hanging="360"/>
-      </w:pPr>
-      <w:rPr>
-        <w:rFonts w:ascii="Wingdings" w:hAnsi="Wingdings" w:cs="Wingdings" w:hint="default"/>
-      </w:rPr>
+        <w:ind w:left="4320" w:hanging="480"/>
+      </w:pPr>
     </w:lvl>
     <w:lvl w:ilvl="6">
       <w:numFmt w:val="bullet"/>
-      <w:lvlText w:val=""/>
+      <w:lvlText w:val="•"/>
       <w:lvlJc w:val="left"/>
       <w:pPr>
-        <w:ind w:left="5040" w:hanging="360"/>
-      </w:pPr>
-      <w:rPr>
-        <w:rFonts w:ascii="Symbol" w:hAnsi="Symbol" w:cs="Symbol" w:hint="default"/>
-      </w:rPr>
+        <w:ind w:left="5040" w:hanging="480"/>
+      </w:pPr>
     </w:lvl>
     <w:lvl w:ilvl="7">
       <w:numFmt w:val="bullet"/>
-      <w:lvlText w:val="o"/>
+      <w:lvlText w:val="–"/>
       <w:lvlJc w:val="left"/>
       <w:pPr>
-        <w:ind w:left="5760" w:hanging="360"/>
-      </w:pPr>
-      <w:rPr>
-        <w:rFonts w:ascii="Courier New" w:hAnsi="Courier New" w:cs="Courier New" w:hint="default"/>
-      </w:rPr>
+        <w:ind w:left="5760" w:hanging="480"/>
+      </w:pPr>
     </w:lvl>
     <w:lvl w:ilvl="8">
       <w:numFmt w:val="bullet"/>
-      <w:lvlText w:val=""/>
+      <w:lvlText w:val="•"/>
       <w:lvlJc w:val="left"/>
       <w:pPr>
-        <w:ind w:left="6480" w:hanging="360"/>
-      </w:pPr>
-      <w:rPr>
-        <w:rFonts w:ascii="Wingdings" w:hAnsi="Wingdings" w:cs="Wingdings" w:hint="default"/>
-      </w:rPr>
+        <w:ind w:left="6480" w:hanging="480"/>
+      </w:pPr>
     </w:lvl>
   </w:abstractNum>
   <w:abstractNum w:abstractNumId="99416">
-    <w:nsid w:val="00A99416"/>
+    <w:nsid w:val="A99416"/>
     <w:multiLevelType w:val="multilevel"/>
     <w:lvl w:ilvl="0">
       <w:start w:val="6"/>
@@ -7930,7 +7899,7 @@
       <w:lvlText w:val="%1."/>
       <w:lvlJc w:val="left"/>
       <w:pPr>
-        <w:ind w:left="720" w:hanging="360"/>
+        <w:ind w:left="720" w:hanging="480"/>
       </w:pPr>
     </w:lvl>
     <w:lvl w:ilvl="1">
@@ -7939,7 +7908,7 @@
       <w:lvlText w:val="%2."/>
       <w:lvlJc w:val="left"/>
       <w:pPr>
-        <w:ind w:left="1440" w:hanging="360"/>
+        <w:ind w:left="1440" w:hanging="480"/>
       </w:pPr>
     </w:lvl>
     <w:lvl w:ilvl="2">
@@ -7948,7 +7917,7 @@
       <w:lvlText w:val="%3."/>
       <w:lvlJc w:val="left"/>
       <w:pPr>
-        <w:ind w:left="2160" w:hanging="360"/>
+        <w:ind w:left="2160" w:hanging="480"/>
       </w:pPr>
     </w:lvl>
     <w:lvl w:ilvl="3">
@@ -7957,7 +7926,7 @@
       <w:lvlText w:val="%4."/>
       <w:lvlJc w:val="left"/>
       <w:pPr>
-        <w:ind w:left="2880" w:hanging="360"/>
+        <w:ind w:left="2880" w:hanging="480"/>
       </w:pPr>
     </w:lvl>
     <w:lvl w:ilvl="4">
@@ -7966,7 +7935,7 @@
       <w:lvlText w:val="%5."/>
       <w:lvlJc w:val="left"/>
       <w:pPr>
-        <w:ind w:left="3600" w:hanging="360"/>
+        <w:ind w:left="3600" w:hanging="480"/>
       </w:pPr>
     </w:lvl>
     <w:lvl w:ilvl="5">
@@ -7975,7 +7944,7 @@
       <w:lvlText w:val="%6."/>
       <w:lvlJc w:val="left"/>
       <w:pPr>
-        <w:ind w:left="4320" w:hanging="360"/>
+        <w:ind w:left="4320" w:hanging="480"/>
       </w:pPr>
     </w:lvl>
     <w:lvl w:ilvl="6">
@@ -7984,7 +7953,7 @@
       <w:lvlText w:val="%7."/>
       <w:lvlJc w:val="left"/>
       <w:pPr>
-        <w:ind w:left="5040" w:hanging="360"/>
+        <w:ind w:left="5040" w:hanging="480"/>
       </w:pPr>
     </w:lvl>
     <w:lvl w:ilvl="7">
@@ -7993,7 +7962,7 @@
       <w:lvlText w:val="%8."/>
       <w:lvlJc w:val="left"/>
       <w:pPr>
-        <w:ind w:left="5760" w:hanging="360"/>
+        <w:ind w:left="5760" w:hanging="480"/>
       </w:pPr>
     </w:lvl>
     <w:lvl w:ilvl="8">
@@ -8002,12 +7971,12 @@
       <w:lvlText w:val="%9."/>
       <w:lvlJc w:val="left"/>
       <w:pPr>
-        <w:ind w:left="6480" w:hanging="360"/>
+        <w:ind w:left="6480" w:hanging="480"/>
       </w:pPr>
     </w:lvl>
   </w:abstractNum>
   <w:abstractNum w:abstractNumId="994115">
-    <w:nsid w:val="0A994115"/>
+    <w:nsid w:val="A994115"/>
     <w:multiLevelType w:val="multilevel"/>
     <w:lvl w:ilvl="0">
       <w:start w:val="15"/>
@@ -8015,7 +7984,7 @@
       <w:lvlText w:val="%1."/>
       <w:lvlJc w:val="left"/>
       <w:pPr>
-        <w:ind w:left="720" w:hanging="360"/>
+        <w:ind w:left="720" w:hanging="480"/>
       </w:pPr>
     </w:lvl>
     <w:lvl w:ilvl="1">
@@ -8024,7 +7993,7 @@
       <w:lvlText w:val="%2."/>
       <w:lvlJc w:val="left"/>
       <w:pPr>
-        <w:ind w:left="1440" w:hanging="360"/>
+        <w:ind w:left="1440" w:hanging="480"/>
       </w:pPr>
     </w:lvl>
     <w:lvl w:ilvl="2">
@@ -8033,7 +8002,7 @@
       <w:lvlText w:val="%3."/>
       <w:lvlJc w:val="left"/>
       <w:pPr>
-        <w:ind w:left="2160" w:hanging="360"/>
+        <w:ind w:left="2160" w:hanging="480"/>
       </w:pPr>
     </w:lvl>
     <w:lvl w:ilvl="3">
@@ -8042,7 +8011,7 @@
       <w:lvlText w:val="%4."/>
       <w:lvlJc w:val="left"/>
       <w:pPr>
-        <w:ind w:left="2880" w:hanging="360"/>
+        <w:ind w:left="2880" w:hanging="480"/>
       </w:pPr>
     </w:lvl>
     <w:lvl w:ilvl="4">
@@ -8051,7 +8020,7 @@
       <w:lvlText w:val="%5."/>
       <w:lvlJc w:val="left"/>
       <w:pPr>
-        <w:ind w:left="3600" w:hanging="360"/>
+        <w:ind w:left="3600" w:hanging="480"/>
       </w:pPr>
     </w:lvl>
     <w:lvl w:ilvl="5">
@@ -8060,7 +8029,7 @@
       <w:lvlText w:val="%6."/>
       <w:lvlJc w:val="left"/>
       <w:pPr>
-        <w:ind w:left="4320" w:hanging="360"/>
+        <w:ind w:left="4320" w:hanging="480"/>
       </w:pPr>
     </w:lvl>
     <w:lvl w:ilvl="6">
@@ -8069,7 +8038,7 @@
       <w:lvlText w:val="%7."/>
       <w:lvlJc w:val="left"/>
       <w:pPr>
-        <w:ind w:left="5040" w:hanging="360"/>
+        <w:ind w:left="5040" w:hanging="480"/>
       </w:pPr>
     </w:lvl>
     <w:lvl w:ilvl="7">
@@ -8078,7 +8047,7 @@
       <w:lvlText w:val="%8."/>
       <w:lvlJc w:val="left"/>
       <w:pPr>
-        <w:ind w:left="5760" w:hanging="360"/>
+        <w:ind w:left="5760" w:hanging="480"/>
       </w:pPr>
     </w:lvl>
     <w:lvl w:ilvl="8">
@@ -8087,12 +8056,12 @@
       <w:lvlText w:val="%9."/>
       <w:lvlJc w:val="left"/>
       <w:pPr>
-        <w:ind w:left="6480" w:hanging="360"/>
+        <w:ind w:left="6480" w:hanging="480"/>
       </w:pPr>
     </w:lvl>
   </w:abstractNum>
   <w:abstractNum w:abstractNumId="994120">
-    <w:nsid w:val="0A994120"/>
+    <w:nsid w:val="A994120"/>
     <w:multiLevelType w:val="multilevel"/>
     <w:lvl w:ilvl="0">
       <w:start w:val="20"/>
@@ -8100,7 +8069,7 @@
       <w:lvlText w:val="%1."/>
       <w:lvlJc w:val="left"/>
       <w:pPr>
-        <w:ind w:left="720" w:hanging="360"/>
+        <w:ind w:left="720" w:hanging="480"/>
       </w:pPr>
     </w:lvl>
     <w:lvl w:ilvl="1">
@@ -8109,7 +8078,7 @@
       <w:lvlText w:val="%2."/>
       <w:lvlJc w:val="left"/>
       <w:pPr>
-        <w:ind w:left="1440" w:hanging="360"/>
+        <w:ind w:left="1440" w:hanging="480"/>
       </w:pPr>
     </w:lvl>
     <w:lvl w:ilvl="2">
@@ -8118,7 +8087,7 @@
       <w:lvlText w:val="%3."/>
       <w:lvlJc w:val="left"/>
       <w:pPr>
-        <w:ind w:left="2160" w:hanging="360"/>
+        <w:ind w:left="2160" w:hanging="480"/>
       </w:pPr>
     </w:lvl>
     <w:lvl w:ilvl="3">
@@ -8127,7 +8096,7 @@
       <w:lvlText w:val="%4."/>
       <w:lvlJc w:val="left"/>
       <w:pPr>
-        <w:ind w:left="2880" w:hanging="360"/>
+        <w:ind w:left="2880" w:hanging="480"/>
       </w:pPr>
     </w:lvl>
     <w:lvl w:ilvl="4">
@@ -8136,7 +8105,7 @@
       <w:lvlText w:val="%5."/>
       <w:lvlJc w:val="left"/>
       <w:pPr>
-        <w:ind w:left="3600" w:hanging="360"/>
+        <w:ind w:left="3600" w:hanging="480"/>
       </w:pPr>
     </w:lvl>
     <w:lvl w:ilvl="5">
@@ -8145,7 +8114,7 @@
       <w:lvlText w:val="%6."/>
       <w:lvlJc w:val="left"/>
       <w:pPr>
-        <w:ind w:left="4320" w:hanging="360"/>
+        <w:ind w:left="4320" w:hanging="480"/>
       </w:pPr>
     </w:lvl>
     <w:lvl w:ilvl="6">
@@ -8154,7 +8123,7 @@
       <w:lvlText w:val="%7."/>
       <w:lvlJc w:val="left"/>
       <w:pPr>
-        <w:ind w:left="5040" w:hanging="360"/>
+        <w:ind w:left="5040" w:hanging="480"/>
       </w:pPr>
     </w:lvl>
     <w:lvl w:ilvl="7">
@@ -8163,7 +8132,7 @@
       <w:lvlText w:val="%8."/>
       <w:lvlJc w:val="left"/>
       <w:pPr>
-        <w:ind w:left="5760" w:hanging="360"/>
+        <w:ind w:left="5760" w:hanging="480"/>
       </w:pPr>
     </w:lvl>
     <w:lvl w:ilvl="8">
@@ -8172,7 +8141,7 @@
       <w:lvlText w:val="%9."/>
       <w:lvlJc w:val="left"/>
       <w:pPr>
-        <w:ind w:left="6480" w:hanging="360"/>
+        <w:ind w:left="6480" w:hanging="480"/>
       </w:pPr>
     </w:lvl>
   </w:abstractNum>
@@ -8469,10 +8438,10 @@
   <w:docDefaults>
     <w:rPrDefault>
       <w:rPr>
-        <w:rFonts w:asciiTheme="minorHAnsi" w:cstheme="minorBidi" w:eastAsiaTheme="minorEastAsia" w:hAnsiTheme="minorHAnsi"/>
+        <w:rFonts w:asciiTheme="minorHAnsi" w:cstheme="minorBidi" w:eastAsiaTheme="minorHAnsi" w:hAnsiTheme="minorHAnsi"/>
         <w:sz w:val="24"/>
         <w:szCs w:val="24"/>
-        <w:lang w:bidi="ar-SA" w:eastAsia="zh-CN" w:val="en-US"/>
+        <w:lang w:bidi="ar-SA" w:eastAsia="en-US" w:val="en-US"/>
       </w:rPr>
     </w:rPrDefault>
     <w:pPrDefault>
@@ -8490,10 +8459,10 @@
     <w:name w:val="Body Text"/>
     <w:basedOn w:val="Normal"/>
     <w:link w:val="BodyTextChar"/>
-    <w:qFormat/>
     <w:pPr>
       <w:spacing w:after="180" w:before="180"/>
     </w:pPr>
+    <w:qFormat/>
   </w:style>
   <w:style w:customStyle="1" w:styleId="FirstParagraph" w:type="paragraph">
     <w:name w:val="First Paragraph"/>
@@ -8513,94 +8482,57 @@
     <w:name w:val="Title"/>
     <w:basedOn w:val="Normal"/>
     <w:next w:val="BodyText"/>
-    <w:link w:val="TitleChar"/>
-    <w:uiPriority w:val="10"/>
     <w:qFormat/>
-    <w:rsid w:val="00A10FD9"/>
     <w:pPr>
-      <w:spacing w:after="80" w:line="240" w:lineRule="auto"/>
-      <w:contextualSpacing/>
+      <w:keepNext/>
+      <w:keepLines/>
+      <w:spacing w:after="240" w:before="480"/>
       <w:jc w:val="center"/>
     </w:pPr>
     <w:rPr>
       <w:rFonts w:asciiTheme="majorHAnsi" w:cstheme="majorBidi" w:eastAsiaTheme="majorEastAsia" w:hAnsiTheme="majorHAnsi"/>
-      <w:sz w:val="56"/>
-      <w:szCs w:val="56"/>
-    </w:rPr>
-  </w:style>
-  <w:style w:customStyle="1" w:styleId="TitleChar" w:type="character">
-    <w:name w:val="Title Char"/>
-    <w:basedOn w:val="DefaultParagraphFont"/>
-    <w:link w:val="Title"/>
-    <w:uiPriority w:val="10"/>
-    <w:rsid w:val="00A10FD9"/>
-    <w:rPr>
-      <w:rFonts w:asciiTheme="majorHAnsi" w:cstheme="majorBidi" w:eastAsiaTheme="majorEastAsia" w:hAnsiTheme="majorHAnsi"/>
-      <w:sz w:val="56"/>
-      <w:szCs w:val="56"/>
+      <w:b/>
+      <w:bCs/>
+      <w:color w:themeColor="accent1" w:themeShade="B5" w:val="345A8A"/>
+      <w:sz w:val="36"/>
+      <w:szCs w:val="36"/>
     </w:rPr>
   </w:style>
   <w:style w:styleId="Subtitle" w:type="paragraph">
     <w:name w:val="Subtitle"/>
     <w:basedOn w:val="Title"/>
     <w:next w:val="BodyText"/>
-    <w:link w:val="SubtitleChar"/>
-    <w:uiPriority w:val="11"/>
     <w:qFormat/>
-    <w:rsid w:val="00A10FD9"/>
     <w:pPr>
-      <w:numPr>
-        <w:ilvl w:val="1"/>
-      </w:numPr>
+      <w:keepNext/>
+      <w:keepLines/>
+      <w:spacing w:after="240" w:before="240"/>
+      <w:jc w:val="center"/>
     </w:pPr>
     <w:rPr>
-      <w:rFonts w:cstheme="majorBidi" w:eastAsiaTheme="majorEastAsia"/>
-      <w:spacing w:val="15"/>
-      <w:sz w:val="28"/>
-      <w:szCs w:val="28"/>
-    </w:rPr>
-  </w:style>
-  <w:style w:customStyle="1" w:styleId="SubtitleChar" w:type="character">
-    <w:name w:val="Subtitle Char"/>
-    <w:basedOn w:val="DefaultParagraphFont"/>
-    <w:link w:val="Subtitle"/>
-    <w:uiPriority w:val="11"/>
-    <w:rsid w:val="00A10FD9"/>
-    <w:rPr>
-      <w:rFonts w:cstheme="majorBidi" w:eastAsiaTheme="majorEastAsia"/>
-      <w:color w:themeColor="text1" w:themeTint="A6" w:val="595959"/>
-      <w:spacing w:val="15"/>
-      <w:sz w:val="28"/>
-      <w:szCs w:val="28"/>
+      <w:sz w:val="30"/>
+      <w:szCs w:val="30"/>
     </w:rPr>
   </w:style>
   <w:style w:customStyle="1" w:styleId="Author" w:type="paragraph">
     <w:name w:val="Author"/>
-    <w:basedOn w:val="Title"/>
     <w:next w:val="BodyText"/>
     <w:qFormat/>
     <w:pPr>
       <w:keepNext/>
       <w:keepLines/>
+      <w:jc w:val="center"/>
     </w:pPr>
-    <w:rPr>
-      <w:sz w:val="24"/>
-      <w:szCs w:val="24"/>
-    </w:rPr>
   </w:style>
   <w:style w:styleId="Date" w:type="paragraph">
     <w:name w:val="Date"/>
-    <w:basedOn w:val="Title"/>
     <w:next w:val="BodyText"/>
     <w:qFormat/>
     <w:pPr>
       <w:keepNext/>
       <w:keepLines/>
+      <w:jc w:val="center"/>
     </w:pPr>
-    <w:rPr>
-      <w:sz w:val="24"/>
-      <w:szCs w:val="24"/>
-    </w:rPr>
   </w:style>
   <w:style w:customStyle="1" w:styleId="AbstractTitle" w:type="paragraph">
     <w:name w:val="Abstract Title"/>
@@ -8610,13 +8542,15 @@
     <w:pPr>
       <w:keepNext/>
       <w:keepLines/>
+      <w:jc w:val="center"/>
       <w:spacing w:after="0" w:before="300"/>
-      <w:jc w:val="center"/>
     </w:pPr>
     <w:rPr>
-      <w:b/>
       <w:sz w:val="20"/>
       <w:szCs w:val="20"/>
+      <w:b/>
+      <w:color w:val="345A8A"/>
+      &gt;
     </w:rPr>
   </w:style>
   <w:style w:customStyle="1" w:styleId="Abstract" w:type="paragraph">
@@ -8643,321 +8577,191 @@
     <w:rPr/>
   </w:style>
   <w:style w:styleId="Heading1" w:type="paragraph">
-    <w:name w:val="heading 1"/>
+    <w:name w:val="Heading 1"/>
     <w:basedOn w:val="Normal"/>
     <w:next w:val="BodyText"/>
-    <w:link w:val="Heading1Char"/>
     <w:uiPriority w:val="9"/>
     <w:qFormat/>
-    <w:rsid w:val="00A10FD9"/>
     <w:pPr>
       <w:keepNext/>
       <w:keepLines/>
-      <w:spacing w:after="80" w:before="360"/>
+      <w:spacing w:after="0" w:before="480"/>
       <w:outlineLvl w:val="0"/>
     </w:pPr>
     <w:rPr>
       <w:rFonts w:asciiTheme="majorHAnsi" w:cstheme="majorBidi" w:eastAsiaTheme="majorEastAsia" w:hAnsiTheme="majorHAnsi"/>
-      <w:color w:themeColor="accent1" w:themeShade="BF" w:val="0F4761"/>
-      <w:sz w:val="40"/>
-      <w:szCs w:val="40"/>
+      <w:b/>
+      <w:bCs/>
+      <w:color w:themeColor="accent1" w:val="4F81BD"/>
+      <w:sz w:val="32"/>
+      <w:szCs w:val="32"/>
     </w:rPr>
   </w:style>
   <w:style w:styleId="Heading2" w:type="paragraph">
-    <w:name w:val="heading 2"/>
+    <w:name w:val="Heading 2"/>
     <w:basedOn w:val="Normal"/>
     <w:next w:val="BodyText"/>
-    <w:link w:val="Heading2Char"/>
     <w:uiPriority w:val="9"/>
-    <w:semiHidden/>
     <w:unhideWhenUsed/>
     <w:qFormat/>
-    <w:rsid w:val="00A10FD9"/>
     <w:pPr>
       <w:keepNext/>
       <w:keepLines/>
-      <w:spacing w:after="80" w:before="160"/>
+      <w:spacing w:after="0" w:before="200"/>
       <w:outlineLvl w:val="1"/>
     </w:pPr>
     <w:rPr>
       <w:rFonts w:asciiTheme="majorHAnsi" w:cstheme="majorBidi" w:eastAsiaTheme="majorEastAsia" w:hAnsiTheme="majorHAnsi"/>
-      <w:color w:themeColor="accent1" w:themeShade="BF" w:val="0F4761"/>
-      <w:sz w:val="32"/>
-      <w:szCs w:val="32"/>
-    </w:rPr>
-  </w:style>
-  <w:style w:styleId="Heading3" w:type="paragraph">
-    <w:name w:val="heading 3"/>
-    <w:basedOn w:val="Normal"/>
-    <w:next w:val="BodyText"/>
-    <w:link w:val="Heading3Char"/>
-    <w:uiPriority w:val="9"/>
-    <w:semiHidden/>
-    <w:unhideWhenUsed/>
-    <w:qFormat/>
-    <w:rsid w:val="00A10FD9"/>
-    <w:pPr>
-      <w:keepNext/>
-      <w:keepLines/>
-      <w:spacing w:after="80" w:before="160"/>
-      <w:outlineLvl w:val="2"/>
-    </w:pPr>
-    <w:rPr>
-      <w:rFonts w:cstheme="majorBidi" w:eastAsiaTheme="majorEastAsia"/>
-      <w:color w:themeColor="accent1" w:themeShade="BF" w:val="0F4761"/>
+      <w:b/>
+      <w:bCs/>
+      <w:color w:themeColor="accent1" w:val="4F81BD"/>
       <w:sz w:val="28"/>
       <w:szCs w:val="28"/>
     </w:rPr>
   </w:style>
-  <w:style w:styleId="Heading4" w:type="paragraph">
-    <w:name w:val="heading 4"/>
+  <w:style w:styleId="Heading3" w:type="paragraph">
+    <w:name w:val="Heading 3"/>
     <w:basedOn w:val="Normal"/>
     <w:next w:val="BodyText"/>
-    <w:link w:val="Heading4Char"/>
     <w:uiPriority w:val="9"/>
-    <w:semiHidden/>
     <w:unhideWhenUsed/>
     <w:qFormat/>
-    <w:rsid w:val="00A10FD9"/>
     <w:pPr>
       <w:keepNext/>
       <w:keepLines/>
-      <w:spacing w:after="40" w:before="80"/>
+      <w:spacing w:after="0" w:before="200"/>
+      <w:outlineLvl w:val="2"/>
+    </w:pPr>
+    <w:rPr>
+      <w:rFonts w:asciiTheme="majorHAnsi" w:cstheme="majorBidi" w:eastAsiaTheme="majorEastAsia" w:hAnsiTheme="majorHAnsi"/>
+      <w:b/>
+      <w:bCs/>
+      <w:color w:themeColor="accent1" w:val="4F81BD"/>
+      <w:sz w:val="24"/>
+      <w:szCs w:val="24"/>
+    </w:rPr>
+  </w:style>
+  <w:style w:styleId="Heading4" w:type="paragraph">
+    <w:name w:val="Heading 4"/>
+    <w:basedOn w:val="Normal"/>
+    <w:next w:val="BodyText"/>
+    <w:uiPriority w:val="9"/>
+    <w:unhideWhenUsed/>
+    <w:qFormat/>
+    <w:pPr>
+      <w:keepNext/>
+      <w:keepLines/>
+      <w:spacing w:after="0" w:before="200"/>
       <w:outlineLvl w:val="3"/>
     </w:pPr>
     <w:rPr>
-      <w:rFonts w:cstheme="majorBidi" w:eastAsiaTheme="majorEastAsia"/>
+      <w:rFonts w:asciiTheme="majorHAnsi" w:cstheme="majorBidi" w:eastAsiaTheme="majorEastAsia" w:hAnsiTheme="majorHAnsi"/>
       <w:i/>
-      <w:iCs/>
-      <w:color w:themeColor="accent1" w:themeShade="BF" w:val="0F4761"/>
+      <w:bCs/>
+      <w:color w:themeColor="accent1" w:val="4F81BD"/>
+      <w:sz w:val="24"/>
+      <w:szCs w:val="24"/>
     </w:rPr>
   </w:style>
   <w:style w:styleId="Heading5" w:type="paragraph">
-    <w:name w:val="heading 5"/>
+    <w:name w:val="Heading 5"/>
     <w:basedOn w:val="Normal"/>
     <w:next w:val="BodyText"/>
-    <w:link w:val="Heading5Char"/>
     <w:uiPriority w:val="9"/>
-    <w:semiHidden/>
     <w:unhideWhenUsed/>
     <w:qFormat/>
-    <w:rsid w:val="00A10FD9"/>
     <w:pPr>
       <w:keepNext/>
       <w:keepLines/>
-      <w:spacing w:after="40" w:before="80"/>
+      <w:spacing w:after="0" w:before="200"/>
       <w:outlineLvl w:val="4"/>
     </w:pPr>
     <w:rPr>
-      <w:rFonts w:cstheme="majorBidi" w:eastAsiaTheme="majorEastAsia"/>
-      <w:color w:themeColor="accent1" w:themeShade="BF" w:val="0F4761"/>
+      <w:rFonts w:asciiTheme="majorHAnsi" w:cstheme="majorBidi" w:eastAsiaTheme="majorEastAsia" w:hAnsiTheme="majorHAnsi"/>
+      <w:iCs/>
+      <w:color w:themeColor="accent1" w:val="4F81BD"/>
+      <w:sz w:val="24"/>
+      <w:szCs w:val="24"/>
     </w:rPr>
   </w:style>
   <w:style w:styleId="Heading6" w:type="paragraph">
-    <w:name w:val="heading 6"/>
+    <w:name w:val="Heading 6"/>
     <w:basedOn w:val="Normal"/>
     <w:next w:val="BodyText"/>
-    <w:link w:val="Heading6Char"/>
     <w:uiPriority w:val="9"/>
-    <w:semiHidden/>
     <w:unhideWhenUsed/>
     <w:qFormat/>
-    <w:rsid w:val="00A10FD9"/>
     <w:pPr>
       <w:keepNext/>
       <w:keepLines/>
-      <w:spacing w:after="0" w:before="40"/>
+      <w:spacing w:after="0" w:before="200"/>
       <w:outlineLvl w:val="5"/>
     </w:pPr>
     <w:rPr>
-      <w:rFonts w:cstheme="majorBidi" w:eastAsiaTheme="majorEastAsia"/>
-      <w:i/>
-      <w:iCs/>
-      <w:color w:themeColor="text1" w:themeTint="A6" w:val="595959"/>
+      <w:rFonts w:asciiTheme="majorHAnsi" w:cstheme="majorBidi" w:eastAsiaTheme="majorEastAsia" w:hAnsiTheme="majorHAnsi"/>
+      <w:color w:themeColor="accent1" w:val="4F81BD"/>
+      <w:sz w:val="24"/>
+      <w:szCs w:val="24"/>
     </w:rPr>
   </w:style>
   <w:style w:styleId="Heading7" w:type="paragraph">
-    <w:name w:val="heading 7"/>
+    <w:name w:val="Heading 7"/>
     <w:basedOn w:val="Normal"/>
     <w:next w:val="BodyText"/>
-    <w:link w:val="Heading7Char"/>
     <w:uiPriority w:val="9"/>
-    <w:semiHidden/>
     <w:unhideWhenUsed/>
     <w:qFormat/>
-    <w:rsid w:val="00A10FD9"/>
     <w:pPr>
       <w:keepNext/>
       <w:keepLines/>
-      <w:spacing w:after="0" w:before="40"/>
+      <w:spacing w:after="0" w:before="200"/>
       <w:outlineLvl w:val="6"/>
     </w:pPr>
     <w:rPr>
-      <w:rFonts w:cstheme="majorBidi" w:eastAsiaTheme="majorEastAsia"/>
-      <w:color w:themeColor="text1" w:themeTint="A6" w:val="595959"/>
+      <w:rFonts w:asciiTheme="majorHAnsi" w:cstheme="majorBidi" w:eastAsiaTheme="majorEastAsia" w:hAnsiTheme="majorHAnsi"/>
+      <w:color w:themeColor="accent1" w:val="4F81BD"/>
+      <w:sz w:val="24"/>
+      <w:szCs w:val="24"/>
     </w:rPr>
   </w:style>
   <w:style w:styleId="Heading8" w:type="paragraph">
-    <w:name w:val="heading 8"/>
+    <w:name w:val="Heading 8"/>
     <w:basedOn w:val="Normal"/>
     <w:next w:val="BodyText"/>
-    <w:link w:val="Heading8Char"/>
     <w:uiPriority w:val="9"/>
-    <w:semiHidden/>
     <w:unhideWhenUsed/>
     <w:qFormat/>
-    <w:rsid w:val="00A10FD9"/>
     <w:pPr>
       <w:keepNext/>
       <w:keepLines/>
-      <w:spacing w:after="0"/>
+      <w:spacing w:after="0" w:before="200"/>
       <w:outlineLvl w:val="7"/>
     </w:pPr>
     <w:rPr>
-      <w:rFonts w:cstheme="majorBidi" w:eastAsiaTheme="majorEastAsia"/>
-      <w:i/>
-      <w:iCs/>
-      <w:color w:themeColor="text1" w:themeTint="D8" w:val="272727"/>
+      <w:rFonts w:asciiTheme="majorHAnsi" w:cstheme="majorBidi" w:eastAsiaTheme="majorEastAsia" w:hAnsiTheme="majorHAnsi"/>
+      <w:color w:themeColor="accent1" w:val="4F81BD"/>
+      <w:sz w:val="24"/>
+      <w:szCs w:val="24"/>
     </w:rPr>
   </w:style>
   <w:style w:styleId="Heading9" w:type="paragraph">
-    <w:name w:val="heading 9"/>
+    <w:name w:val="Heading 9"/>
     <w:basedOn w:val="Normal"/>
     <w:next w:val="BodyText"/>
-    <w:link w:val="Heading9Char"/>
     <w:uiPriority w:val="9"/>
-    <w:semiHidden/>
     <w:unhideWhenUsed/>
     <w:qFormat/>
-    <w:rsid w:val="00A10FD9"/>
     <w:pPr>
       <w:keepNext/>
       <w:keepLines/>
-      <w:spacing w:after="0"/>
+      <w:spacing w:after="0" w:before="200"/>
       <w:outlineLvl w:val="8"/>
     </w:pPr>
     <w:rPr>
-      <w:rFonts w:cstheme="majorBidi" w:eastAsiaTheme="majorEastAsia"/>
-      <w:color w:themeColor="text1" w:themeTint="D8" w:val="272727"/>
-    </w:rPr>
-  </w:style>
-  <w:style w:customStyle="1" w:styleId="Heading1Char" w:type="character">
-    <w:name w:val="Heading 1 Char"/>
-    <w:basedOn w:val="DefaultParagraphFont"/>
-    <w:link w:val="Heading1"/>
-    <w:uiPriority w:val="9"/>
-    <w:rsid w:val="00A10FD9"/>
-    <w:rPr>
       <w:rFonts w:asciiTheme="majorHAnsi" w:cstheme="majorBidi" w:eastAsiaTheme="majorEastAsia" w:hAnsiTheme="majorHAnsi"/>
-      <w:color w:themeColor="accent1" w:themeShade="BF" w:val="0F4761"/>
-      <w:sz w:val="40"/>
-      <w:szCs w:val="40"/>
-    </w:rPr>
-  </w:style>
-  <w:style w:customStyle="1" w:styleId="Heading2Char" w:type="character">
-    <w:name w:val="Heading 2 Char"/>
-    <w:basedOn w:val="DefaultParagraphFont"/>
-    <w:link w:val="Heading2"/>
-    <w:uiPriority w:val="9"/>
-    <w:semiHidden/>
-    <w:rsid w:val="00A10FD9"/>
-    <w:rPr>
-      <w:rFonts w:asciiTheme="majorHAnsi" w:cstheme="majorBidi" w:eastAsiaTheme="majorEastAsia" w:hAnsiTheme="majorHAnsi"/>
-      <w:color w:themeColor="accent1" w:themeShade="BF" w:val="0F4761"/>
-      <w:sz w:val="32"/>
-      <w:szCs w:val="32"/>
-    </w:rPr>
-  </w:style>
-  <w:style w:customStyle="1" w:styleId="Heading3Char" w:type="character">
-    <w:name w:val="Heading 3 Char"/>
-    <w:basedOn w:val="DefaultParagraphFont"/>
-    <w:link w:val="Heading3"/>
-    <w:uiPriority w:val="9"/>
-    <w:semiHidden/>
-    <w:rsid w:val="00A10FD9"/>
-    <w:rPr>
-      <w:rFonts w:cstheme="majorBidi" w:eastAsiaTheme="majorEastAsia"/>
-      <w:color w:themeColor="accent1" w:themeShade="BF" w:val="0F4761"/>
-      <w:sz w:val="28"/>
-      <w:szCs w:val="28"/>
-    </w:rPr>
-  </w:style>
-  <w:style w:customStyle="1" w:styleId="Heading4Char" w:type="character">
-    <w:name w:val="Heading 4 Char"/>
-    <w:basedOn w:val="DefaultParagraphFont"/>
-    <w:link w:val="Heading4"/>
-    <w:uiPriority w:val="9"/>
-    <w:semiHidden/>
-    <w:rsid w:val="00A10FD9"/>
-    <w:rPr>
-      <w:rFonts w:cstheme="majorBidi" w:eastAsiaTheme="majorEastAsia"/>
-      <w:i/>
-      <w:iCs/>
-      <w:color w:themeColor="accent1" w:themeShade="BF" w:val="0F4761"/>
-    </w:rPr>
-  </w:style>
-  <w:style w:customStyle="1" w:styleId="Heading5Char" w:type="character">
-    <w:name w:val="Heading 5 Char"/>
-    <w:basedOn w:val="DefaultParagraphFont"/>
-    <w:link w:val="Heading5"/>
-    <w:uiPriority w:val="9"/>
-    <w:semiHidden/>
-    <w:rsid w:val="00A10FD9"/>
-    <w:rPr>
-      <w:rFonts w:cstheme="majorBidi" w:eastAsiaTheme="majorEastAsia"/>
-      <w:color w:themeColor="accent1" w:themeShade="BF" w:val="0F4761"/>
-    </w:rPr>
-  </w:style>
-  <w:style w:customStyle="1" w:styleId="Heading6Char" w:type="character">
-    <w:name w:val="Heading 6 Char"/>
-    <w:basedOn w:val="DefaultParagraphFont"/>
-    <w:link w:val="Heading6"/>
-    <w:uiPriority w:val="9"/>
-    <w:semiHidden/>
-    <w:rsid w:val="00A10FD9"/>
-    <w:rPr>
-      <w:rFonts w:cstheme="majorBidi" w:eastAsiaTheme="majorEastAsia"/>
-      <w:i/>
-      <w:iCs/>
-      <w:color w:themeColor="text1" w:themeTint="A6" w:val="595959"/>
-    </w:rPr>
-  </w:style>
-  <w:style w:customStyle="1" w:styleId="Heading7Char" w:type="character">
-    <w:name w:val="Heading 7 Char"/>
-    <w:basedOn w:val="DefaultParagraphFont"/>
-    <w:link w:val="Heading7"/>
-    <w:uiPriority w:val="9"/>
-    <w:semiHidden/>
-    <w:rsid w:val="00A10FD9"/>
-    <w:rPr>
-      <w:rFonts w:cstheme="majorBidi" w:eastAsiaTheme="majorEastAsia"/>
-      <w:color w:themeColor="text1" w:themeTint="A6" w:val="595959"/>
-    </w:rPr>
-  </w:style>
-  <w:style w:customStyle="1" w:styleId="Heading8Char" w:type="character">
-    <w:name w:val="Heading 8 Char"/>
-    <w:basedOn w:val="DefaultParagraphFont"/>
-    <w:link w:val="Heading8"/>
-    <w:uiPriority w:val="9"/>
-    <w:semiHidden/>
-    <w:rsid w:val="00A10FD9"/>
-    <w:rPr>
-      <w:rFonts w:cstheme="majorBidi" w:eastAsiaTheme="majorEastAsia"/>
-      <w:i/>
-      <w:iCs/>
-      <w:color w:themeColor="text1" w:themeTint="D8" w:val="272727"/>
-    </w:rPr>
-  </w:style>
-  <w:style w:customStyle="1" w:styleId="Heading9Char" w:type="character">
-    <w:name w:val="Heading 9 Char"/>
-    <w:basedOn w:val="DefaultParagraphFont"/>
-    <w:link w:val="Heading9"/>
-    <w:uiPriority w:val="9"/>
-    <w:semiHidden/>
-    <w:rsid w:val="00A10FD9"/>
-    <w:rPr>
-      <w:rFonts w:cstheme="majorBidi" w:eastAsiaTheme="majorEastAsia"/>
-      <w:color w:themeColor="text1" w:themeTint="D8" w:val="272727"/>
+      <w:color w:themeColor="accent1" w:val="4F81BD"/>
+      <w:sz w:val="24"/>
+      <w:szCs w:val="24"/>
     </w:rPr>
   </w:style>
   <w:style w:styleId="BlockText" w:type="paragraph">
@@ -8980,18 +8784,6 @@
     <w:unhideWhenUsed/>
     <w:qFormat/>
   </w:style>
-  <w:style w:styleId="FootnoteBlockText" w:type="paragraph">
-    <w:name w:val="Footnote Block Text"/>
-    <w:basedOn w:val="FootnoteText"/>
-    <w:next w:val="FootnoteText"/>
-    <w:uiPriority w:val="9"/>
-    <w:unhideWhenUsed/>
-    <w:qFormat/>
-    <w:pPr>
-      <w:spacing w:after="100" w:before="100"/>
-      <w:ind w:firstLine="0" w:left="480" w:right="480"/>
-    </w:pPr>
-  </w:style>
   <w:style w:default="1" w:styleId="DefaultParagraphFont" w:type="character">
     <w:name w:val="Default Paragraph Font"/>
     <w:semiHidden/>
@@ -9013,11 +8805,18 @@
       </w:tblCellMar>
     </w:tblPr>
     <w:tblStylePr w:type="firstRow">
+      <w:tblPr>
+        <w:jc w:val="left"/>
+        <w:tblInd w:type="dxa" w:w="0"/>
+      </w:tblPr>
+      <w:trPr>
+        <w:jc w:val="left"/>
+      </w:trPr>
       <w:tcPr>
+        <w:vAlign w:val="bottom"/>
         <w:tcBorders>
           <w:bottom w:val="single"/>
         </w:tcBorders>
-        <w:vAlign w:val="bottom"/>
       </w:tcPr>
     </w:tblStylePr>
   </w:style>
@@ -9132,8 +8931,8 @@
     <w:name w:val="KeywordTok"/>
     <w:basedOn w:val="VerbatimChar"/>
     <w:rPr>
+      <w:color w:val="007020"/>
       <w:b/>
-      <w:color w:val="007020"/>
     </w:rPr>
   </w:style>
   <w:style w:type="character" w:customStyle="1" w:styleId="DataTypeTok">
@@ -9210,42 +9009,42 @@
     <w:name w:val="ImportTok"/>
     <w:basedOn w:val="VerbatimChar"/>
     <w:rPr>
+      <w:color w:val="008000"/>
       <w:b/>
-      <w:color w:val="008000"/>
     </w:rPr>
   </w:style>
   <w:style w:type="character" w:customStyle="1" w:styleId="CommentTok">
     <w:name w:val="CommentTok"/>
     <w:basedOn w:val="VerbatimChar"/>
     <w:rPr>
+      <w:color w:val="60a0b0"/>
       <w:i/>
-      <w:color w:val="60a0b0"/>
     </w:rPr>
   </w:style>
   <w:style w:type="character" w:customStyle="1" w:styleId="DocumentationTok">
     <w:name w:val="DocumentationTok"/>
     <w:basedOn w:val="VerbatimChar"/>
     <w:rPr>
+      <w:color w:val="ba2121"/>
       <w:i/>
-      <w:color w:val="ba2121"/>
     </w:rPr>
   </w:style>
   <w:style w:type="character" w:customStyle="1" w:styleId="AnnotationTok">
     <w:name w:val="AnnotationTok"/>
     <w:basedOn w:val="VerbatimChar"/>
     <w:rPr>
+      <w:color w:val="60a0b0"/>
       <w:b/>
       <w:i/>
-      <w:color w:val="60a0b0"/>
     </w:rPr>
   </w:style>
   <w:style w:type="character" w:customStyle="1" w:styleId="CommentVarTok">
     <w:name w:val="CommentVarTok"/>
     <w:basedOn w:val="VerbatimChar"/>
     <w:rPr>
+      <w:color w:val="60a0b0"/>
       <w:b/>
       <w:i/>
-      <w:color w:val="60a0b0"/>
     </w:rPr>
   </w:style>
   <w:style w:type="character" w:customStyle="1" w:styleId="OtherTok">
@@ -9273,8 +9072,8 @@
     <w:name w:val="ControlFlowTok"/>
     <w:basedOn w:val="VerbatimChar"/>
     <w:rPr>
+      <w:color w:val="007020"/>
       <w:b/>
-      <w:color w:val="007020"/>
     </w:rPr>
   </w:style>
   <w:style w:type="character" w:customStyle="1" w:styleId="OperatorTok">
@@ -9319,34 +9118,34 @@
     <w:name w:val="InformationTok"/>
     <w:basedOn w:val="VerbatimChar"/>
     <w:rPr>
+      <w:color w:val="60a0b0"/>
       <w:b/>
       <w:i/>
-      <w:color w:val="60a0b0"/>
     </w:rPr>
   </w:style>
   <w:style w:type="character" w:customStyle="1" w:styleId="WarningTok">
     <w:name w:val="WarningTok"/>
     <w:basedOn w:val="VerbatimChar"/>
     <w:rPr>
+      <w:color w:val="60a0b0"/>
       <w:b/>
       <w:i/>
-      <w:color w:val="60a0b0"/>
     </w:rPr>
   </w:style>
   <w:style w:type="character" w:customStyle="1" w:styleId="AlertTok">
     <w:name w:val="AlertTok"/>
     <w:basedOn w:val="VerbatimChar"/>
     <w:rPr>
+      <w:color w:val="ff0000"/>
       <w:b/>
-      <w:color w:val="ff0000"/>
     </w:rPr>
   </w:style>
   <w:style w:type="character" w:customStyle="1" w:styleId="ErrorTok">
     <w:name w:val="ErrorTok"/>
     <w:basedOn w:val="VerbatimChar"/>
     <w:rPr>
+      <w:color w:val="ff0000"/>
       <w:b/>
-      <w:color w:val="ff0000"/>
     </w:rPr>
   </w:style>
   <w:style w:type="character" w:customStyle="1" w:styleId="NormalTok">
@@ -9368,44 +9167,44 @@
         <a:sysClr val="window" lastClr="FFFFFF"/>
       </a:lt1>
       <a:dk2>
-        <a:srgbClr val="0E2841"/>
+        <a:srgbClr val="1F497D"/>
       </a:dk2>
       <a:lt2>
-        <a:srgbClr val="E8E8E8"/>
+        <a:srgbClr val="EEECE1"/>
       </a:lt2>
       <a:accent1>
-        <a:srgbClr val="156082"/>
+        <a:srgbClr val="4F81BD"/>
       </a:accent1>
       <a:accent2>
-        <a:srgbClr val="E97132"/>
+        <a:srgbClr val="C0504D"/>
       </a:accent2>
       <a:accent3>
-        <a:srgbClr val="196B24"/>
+        <a:srgbClr val="9BBB59"/>
       </a:accent3>
       <a:accent4>
-        <a:srgbClr val="0F9ED5"/>
+        <a:srgbClr val="8064A2"/>
       </a:accent4>
       <a:accent5>
-        <a:srgbClr val="A02B93"/>
+        <a:srgbClr val="4BACC6"/>
       </a:accent5>
       <a:accent6>
-        <a:srgbClr val="4EA72E"/>
+        <a:srgbClr val="F79646"/>
       </a:accent6>
       <a:hlink>
-        <a:srgbClr val="467886"/>
+        <a:srgbClr val="0000FF"/>
       </a:hlink>
       <a:folHlink>
-        <a:srgbClr val="96607D"/>
+        <a:srgbClr val="800080"/>
       </a:folHlink>
     </a:clrScheme>
     <a:fontScheme name="Office">
       <a:majorFont>
-        <a:latin typeface="Aptos Display" panose="02110004020202020204"/>
+        <a:latin typeface="Calibri"/>
         <a:ea typeface=""/>
         <a:cs typeface=""/>
-        <a:font script="Jpan" typeface="游ゴシック Light"/>
+        <a:font script="Jpan" typeface="ＭＳ ゴシック"/>
         <a:font script="Hang" typeface="맑은 고딕"/>
-        <a:font script="Hans" typeface="等线 Light"/>
+        <a:font script="Hans" typeface="宋体"/>
         <a:font script="Hant" typeface="新細明體"/>
         <a:font script="Arab" typeface="Times New Roman"/>
         <a:font script="Hebr" typeface="Times New Roman"/>
@@ -9432,32 +9231,14 @@
         <a:font script="Mong" typeface="Mongolian Baiti"/>
         <a:font script="Viet" typeface="Times New Roman"/>
         <a:font script="Uigh" typeface="Microsoft Uighur"/>
-        <a:font script="Geor" typeface="Sylfaen"/>
-        <a:font script="Armn" typeface="Arial"/>
-        <a:font script="Bugi" typeface="Leelawadee UI"/>
-        <a:font script="Bopo" typeface="Microsoft JhengHei"/>
-        <a:font script="Java" typeface="Javanese Text"/>
-        <a:font script="Lisu" typeface="Segoe UI"/>
-        <a:font script="Mymr" typeface="Myanmar Text"/>
-        <a:font script="Nkoo" typeface="Ebrima"/>
-        <a:font script="Olck" typeface="Nirmala UI"/>
-        <a:font script="Osma" typeface="Ebrima"/>
-        <a:font script="Phag" typeface="Phagspa"/>
-        <a:font script="Syrn" typeface="Estrangelo Edessa"/>
-        <a:font script="Syrj" typeface="Estrangelo Edessa"/>
-        <a:font script="Syre" typeface="Estrangelo Edessa"/>
-        <a:font script="Sora" typeface="Nirmala UI"/>
-        <a:font script="Tale" typeface="Microsoft Tai Le"/>
-        <a:font script="Talu" typeface="Microsoft New Tai Lue"/>
-        <a:font script="Tfng" typeface="Ebrima"/>
       </a:majorFont>
       <a:minorFont>
-        <a:latin typeface="Aptos" panose="02110004020202020204"/>
+        <a:latin typeface="Cambria"/>
         <a:ea typeface=""/>
         <a:cs typeface=""/>
-        <a:font script="Jpan" typeface="游明朝"/>
+        <a:font script="Jpan" typeface="ＭＳ 明朝"/>
         <a:font script="Hang" typeface="맑은 고딕"/>
-        <a:font script="Hans" typeface="等线"/>
+        <a:font script="Hans" typeface="宋体"/>
         <a:font script="Hant" typeface="新細明體"/>
         <a:font script="Arab" typeface="Arial"/>
         <a:font script="Hebr" typeface="Arial"/>
@@ -9484,24 +9265,6 @@
         <a:font script="Mong" typeface="Mongolian Baiti"/>
         <a:font script="Viet" typeface="Arial"/>
         <a:font script="Uigh" typeface="Microsoft Uighur"/>
-        <a:font script="Geor" typeface="Sylfaen"/>
-        <a:font script="Armn" typeface="Arial"/>
-        <a:font script="Bugi" typeface="Leelawadee UI"/>
-        <a:font script="Bopo" typeface="Microsoft JhengHei"/>
-        <a:font script="Java" typeface="Javanese Text"/>
-        <a:font script="Lisu" typeface="Segoe UI"/>
-        <a:font script="Mymr" typeface="Myanmar Text"/>
-        <a:font script="Nkoo" typeface="Ebrima"/>
-        <a:font script="Olck" typeface="Nirmala UI"/>
-        <a:font script="Osma" typeface="Ebrima"/>
-        <a:font script="Phag" typeface="Phagspa"/>
-        <a:font script="Syrn" typeface="Estrangelo Edessa"/>
-        <a:font script="Syrj" typeface="Estrangelo Edessa"/>
-        <a:font script="Syre" typeface="Estrangelo Edessa"/>
-        <a:font script="Sora" typeface="Nirmala UI"/>
-        <a:font script="Tale" typeface="Microsoft Tai Le"/>
-        <a:font script="Talu" typeface="Microsoft New Tai Lue"/>
-        <a:font script="Tfng" typeface="Ebrima"/>
       </a:minorFont>
     </a:fontScheme>
     <a:fmtScheme name="Office">
@@ -9513,141 +9276,200 @@
           <a:gsLst>
             <a:gs pos="0">
               <a:schemeClr val="phClr">
-                <a:lumMod val="110000"/>
-                <a:satMod val="105000"/>
-                <a:tint val="67000"/>
+                <a:tint val="50000"/>
+                <a:satMod val="300000"/>
               </a:schemeClr>
             </a:gs>
-            <a:gs pos="50000">
+            <a:gs pos="35000">
               <a:schemeClr val="phClr">
-                <a:lumMod val="105000"/>
-                <a:satMod val="103000"/>
-                <a:tint val="73000"/>
+                <a:tint val="37000"/>
+                <a:satMod val="300000"/>
               </a:schemeClr>
             </a:gs>
             <a:gs pos="100000">
               <a:schemeClr val="phClr">
-                <a:lumMod val="105000"/>
-                <a:satMod val="109000"/>
-                <a:tint val="81000"/>
+                <a:tint val="15000"/>
+                <a:satMod val="350000"/>
               </a:schemeClr>
             </a:gs>
           </a:gsLst>
-          <a:lin ang="5400000" scaled="0"/>
+          <a:lin ang="16200000" scaled="1"/>
         </a:gradFill>
         <a:gradFill rotWithShape="1">
           <a:gsLst>
             <a:gs pos="0">
               <a:schemeClr val="phClr">
-                <a:satMod val="103000"/>
-                <a:lumMod val="102000"/>
-                <a:tint val="94000"/>
-              </a:schemeClr>
-            </a:gs>
-            <a:gs pos="50000">
-              <a:schemeClr val="phClr">
-                <a:satMod val="110000"/>
-                <a:lumMod val="100000"/>
+                <a:tint val="100000"/>
                 <a:shade val="100000"/>
+                <a:satMod val="130000"/>
               </a:schemeClr>
             </a:gs>
             <a:gs pos="100000">
               <a:schemeClr val="phClr">
-                <a:lumMod val="99000"/>
-                <a:satMod val="120000"/>
-                <a:shade val="78000"/>
+                <a:tint val="50000"/>
+                <a:shade val="100000"/>
+                <a:satMod val="350000"/>
               </a:schemeClr>
             </a:gs>
           </a:gsLst>
-          <a:lin ang="5400000" scaled="0"/>
+          <a:lin ang="16200000" scaled="0"/>
         </a:gradFill>
       </a:fillStyleLst>
       <a:lnStyleLst>
-        <a:ln w="6350" cap="flat" cmpd="sng" algn="ctr">
+        <a:ln w="9525" cap="flat" cmpd="sng" algn="ctr">
+          <a:solidFill>
+            <a:schemeClr val="phClr">
+              <a:shade val="95000"/>
+              <a:satMod val="105000"/>
+            </a:schemeClr>
+          </a:solidFill>
+          <a:prstDash val="solid"/>
+        </a:ln>
+        <a:ln w="25400" cap="flat" cmpd="sng" algn="ctr">
           <a:solidFill>
             <a:schemeClr val="phClr"/>
           </a:solidFill>
           <a:prstDash val="solid"/>
-          <a:miter lim="800000"/>
         </a:ln>
-        <a:ln w="12700" cap="flat" cmpd="sng" algn="ctr">
+        <a:ln w="38100" cap="flat" cmpd="sng" algn="ctr">
           <a:solidFill>
             <a:schemeClr val="phClr"/>
           </a:solidFill>
           <a:prstDash val="solid"/>
-          <a:miter lim="800000"/>
-        </a:ln>
-        <a:ln w="19050" cap="flat" cmpd="sng" algn="ctr">
-          <a:solidFill>
-            <a:schemeClr val="phClr"/>
-          </a:solidFill>
-          <a:prstDash val="solid"/>
-          <a:miter lim="800000"/>
         </a:ln>
       </a:lnStyleLst>
       <a:effectStyleLst>
         <a:effectStyle>
-          <a:effectLst/>
-        </a:effectStyle>
-        <a:effectStyle>
-          <a:effectLst/>
+          <a:effectLst>
+            <a:outerShdw blurRad="40000" dist="20000" dir="5400000" rotWithShape="0">
+              <a:srgbClr val="000000">
+                <a:alpha val="38000"/>
+              </a:srgbClr>
+            </a:outerShdw>
+          </a:effectLst>
         </a:effectStyle>
         <a:effectStyle>
           <a:effectLst>
-            <a:outerShdw blurRad="57150" dist="19050" dir="5400000" algn="ctr" rotWithShape="0">
+            <a:outerShdw blurRad="40000" dist="23000" dir="5400000" rotWithShape="0">
               <a:srgbClr val="000000">
-                <a:alpha val="63000"/>
+                <a:alpha val="35000"/>
               </a:srgbClr>
             </a:outerShdw>
           </a:effectLst>
+        </a:effectStyle>
+        <a:effectStyle>
+          <a:effectLst>
+            <a:outerShdw blurRad="40000" dist="23000" dir="5400000" rotWithShape="0">
+              <a:srgbClr val="000000">
+                <a:alpha val="35000"/>
+              </a:srgbClr>
+            </a:outerShdw>
+          </a:effectLst>
+          <a:scene3d>
+            <a:camera prst="orthographicFront">
+              <a:rot lat="0" lon="0" rev="0"/>
+            </a:camera>
+            <a:lightRig rig="threePt" dir="t">
+              <a:rot lat="0" lon="0" rev="1200000"/>
+            </a:lightRig>
+          </a:scene3d>
+          <a:sp3d>
+            <a:bevelT w="63500" h="25400"/>
+          </a:sp3d>
         </a:effectStyle>
       </a:effectStyleLst>
       <a:bgFillStyleLst>
         <a:solidFill>
           <a:schemeClr val="phClr"/>
         </a:solidFill>
-        <a:solidFill>
-          <a:schemeClr val="phClr">
-            <a:tint val="95000"/>
-            <a:satMod val="170000"/>
-          </a:schemeClr>
-        </a:solidFill>
         <a:gradFill rotWithShape="1">
           <a:gsLst>
             <a:gs pos="0">
               <a:schemeClr val="phClr">
-                <a:tint val="93000"/>
-                <a:satMod val="150000"/>
-                <a:shade val="98000"/>
-                <a:lumMod val="102000"/>
+                <a:tint val="40000"/>
+                <a:satMod val="350000"/>
               </a:schemeClr>
             </a:gs>
-            <a:gs pos="50000">
+            <a:gs pos="40000">
               <a:schemeClr val="phClr">
-                <a:tint val="98000"/>
-                <a:satMod val="130000"/>
-                <a:shade val="90000"/>
-                <a:lumMod val="103000"/>
+                <a:tint val="45000"/>
+                <a:shade val="99000"/>
+                <a:satMod val="350000"/>
               </a:schemeClr>
             </a:gs>
             <a:gs pos="100000">
               <a:schemeClr val="phClr">
-                <a:shade val="63000"/>
-                <a:satMod val="120000"/>
+                <a:shade val="20000"/>
+                <a:satMod val="255000"/>
               </a:schemeClr>
             </a:gs>
           </a:gsLst>
-          <a:lin ang="5400000" scaled="0"/>
+          <a:path path="circle">
+            <a:fillToRect l="50000" t="-80000" r="50000" b="180000"/>
+          </a:path>
+        </a:gradFill>
+        <a:gradFill rotWithShape="1">
+          <a:gsLst>
+            <a:gs pos="0">
+              <a:schemeClr val="phClr">
+                <a:tint val="80000"/>
+                <a:satMod val="300000"/>
+              </a:schemeClr>
+            </a:gs>
+            <a:gs pos="100000">
+              <a:schemeClr val="phClr">
+                <a:shade val="30000"/>
+                <a:satMod val="200000"/>
+              </a:schemeClr>
+            </a:gs>
+          </a:gsLst>
+          <a:path path="circle">
+            <a:fillToRect l="50000" t="50000" r="50000" b="50000"/>
+          </a:path>
         </a:gradFill>
       </a:bgFillStyleLst>
     </a:fmtScheme>
   </a:themeElements>
-  <a:objectDefaults/>
+  <a:objectDefaults>
+    <a:spDef>
+      <a:spPr/>
+      <a:bodyPr/>
+      <a:lstStyle/>
+      <a:style>
+        <a:lnRef idx="1">
+          <a:schemeClr val="accent1"/>
+        </a:lnRef>
+        <a:fillRef idx="3">
+          <a:schemeClr val="accent1"/>
+        </a:fillRef>
+        <a:effectRef idx="2">
+          <a:schemeClr val="accent1"/>
+        </a:effectRef>
+        <a:fontRef idx="minor">
+          <a:schemeClr val="lt1"/>
+        </a:fontRef>
+      </a:style>
+    </a:spDef>
+    <a:lnDef>
+      <a:spPr/>
+      <a:bodyPr/>
+      <a:lstStyle/>
+      <a:style>
+        <a:lnRef idx="2">
+          <a:schemeClr val="accent1"/>
+        </a:lnRef>
+        <a:fillRef idx="0">
+          <a:schemeClr val="accent1"/>
+        </a:fillRef>
+        <a:effectRef idx="1">
+          <a:schemeClr val="accent1"/>
+        </a:effectRef>
+        <a:fontRef idx="minor">
+          <a:schemeClr val="tx1"/>
+        </a:fontRef>
+      </a:style>
+    </a:lnDef>
+  </a:objectDefaults>
   <a:extraClrSchemeLst/>
-  <a:extLst>
-    <a:ext uri="{05A4C25C-085E-4340-85A3-A5531E510DB2}">
-      <thm15:themeFamily xmlns:thm15="http://schemas.microsoft.com/office/thememl/2012/main" name="Office Theme" id="{2E142A2C-CD16-42D6-873A-C26D2A0506FA}" vid="{1BDDFF52-6CD6-40A5-AB3C-68EB2F1E4D0A}"/>
-    </a:ext>
-  </a:extLst>
 </a:theme>
 </file>
--- a/06-cloud-and-technology-risk/Cloud_Security_and_Compliance/Portugues_BR/Cloud_Security_and_Cloud_Compliance_Practical_Manager_and_Junior_Analyst_Manual_Portugues_BR_v1.0.docx
+++ b/06-cloud-and-technology-risk/Cloud_Security_and_Compliance/Portugues_BR/Cloud_Security_and_Cloud_Compliance_Practical_Manager_and_Junior_Analyst_Manual_Portugues_BR_v1.0.docx
@@ -2,32 +2,6 @@
 <file path=word/document.xml><?xml version="1.0" encoding="utf-8"?>
 <w:document xmlns:w="http://schemas.openxmlformats.org/wordprocessingml/2006/main" xmlns:m="http://schemas.openxmlformats.org/officeDocument/2006/math" xmlns:r="http://schemas.openxmlformats.org/officeDocument/2006/relationships" xmlns:o="urn:schemas-microsoft-com:office:office" xmlns:v="urn:schemas-microsoft-com:vml" xmlns:w10="urn:schemas-microsoft-com:office:word" xmlns:a="http://schemas.openxmlformats.org/drawingml/2006/main" xmlns:pic="http://schemas.openxmlformats.org/drawingml/2006/picture" xmlns:wp="http://schemas.openxmlformats.org/drawingml/2006/wordprocessingDrawing">
   <w:body>
-    <w:sdt>
-      <w:sdtPr>
-        <w:docPartObj>
-          <w:docPartGallery w:val="Table of Contents"/>
-          <w:docPartUnique/>
-        </w:docPartObj>
-      </w:sdtPr>
-      <w:sdtContent>
-        <w:p>
-          <w:pPr>
-            <w:pStyle w:val="TOCHeading"/>
-          </w:pPr>
-          <w:r>
-            <w:t xml:space="preserve">Table of Contents</w:t>
-          </w:r>
-        </w:p>
-        <w:p>
-          <w:r>
-            <w:fldChar w:fldCharType="begin" w:dirty="true"/>
-            <w:instrText xml:space="preserve">TOC \o "1-3" \h \z \u</w:instrText>
-            <w:fldChar w:fldCharType="separate"/>
-            <w:fldChar w:fldCharType="end"/>
-          </w:r>
-        </w:p>
-      </w:sdtContent>
-    </w:sdt>
     <w:p>
       <w:pPr>
         <w:pStyle w:val="BlockText"/>
@@ -1920,7 +1894,7 @@
     </w:p>
     <w:bookmarkEnd w:id="26"/>
     <w:bookmarkEnd w:id="27"/>
-    <w:bookmarkStart w:id="30" w:name="Xc5268a7537cac4aef1f14be0ceed1c0eeff85cf"/>
+    <w:bookmarkStart w:id="33" w:name="Xc5268a7537cac4aef1f14be0ceed1c0eeff85cf"/>
     <w:p>
       <w:pPr>
         <w:pStyle w:val="Heading1"/>
@@ -1943,8 +1917,58 @@
     </w:p>
     <w:p>
       <w:pPr>
-        <w:pStyle w:val="BodyText"/>
-      </w:pPr>
+        <w:pStyle w:val="CaptionedFigure"/>
+      </w:pPr>
+      <w:r>
+        <w:drawing>
+          <wp:inline>
+            <wp:extent cx="5334000" cy="2945449"/>
+            <wp:effectExtent b="0" l="0" r="0" t="0"/>
+            <wp:docPr descr="Sempre confirme a documentação e o contrato exatos do serviço; diagramas são pontos de partida simplificados." title="" id="29" name="Picture"/>
+            <a:graphic>
+              <a:graphicData uri="http://schemas.openxmlformats.org/drawingml/2006/picture">
+                <pic:pic>
+                  <pic:nvPicPr>
+                    <pic:cNvPr descr="media/image1.png" id="30" name="Picture"/>
+                    <pic:cNvPicPr>
+                      <a:picLocks noChangeArrowheads="1" noChangeAspect="1"/>
+                    </pic:cNvPicPr>
+                  </pic:nvPicPr>
+                  <pic:blipFill>
+                    <a:blip r:embed="rId28"/>
+                    <a:stretch>
+                      <a:fillRect/>
+                    </a:stretch>
+                  </pic:blipFill>
+                  <pic:spPr bwMode="auto">
+                    <a:xfrm>
+                      <a:off x="0" y="0"/>
+                      <a:ext cx="5334000" cy="2945449"/>
+                    </a:xfrm>
+                    <a:prstGeom prst="rect">
+                      <a:avLst/>
+                    </a:prstGeom>
+                    <a:noFill/>
+                    <a:ln w="9525">
+                      <a:noFill/>
+                      <a:headEnd/>
+                      <a:tailEnd/>
+                    </a:ln>
+                  </pic:spPr>
+                </pic:pic>
+              </a:graphicData>
+            </a:graphic>
+          </wp:inline>
+        </w:drawing>
+      </w:r>
+    </w:p>
+    <w:p>
+      <w:pPr>
+        <w:pStyle w:val="ImageCaption"/>
+      </w:pPr>
+      <w:r>
+        <w:t xml:space="preserve">Sempre confirme a documentação e o contrato exatos do serviço; diagramas são pontos de partida simplificados.</w:t>
+      </w:r>
     </w:p>
     <w:p>
       <w:pPr>
@@ -1962,7 +1986,7 @@
         </w:numPr>
         <w:pStyle w:val="Heading2"/>
       </w:pPr>
-      <w:bookmarkStart w:id="28" w:name="Xbcdca79dd714212368afc6070b52e92ee052d34"/>
+      <w:bookmarkStart w:id="31" w:name="Xbcdca79dd714212368afc6070b52e92ee052d34"/>
       <w:r>
         <w:rPr>
           <w:bCs/>
@@ -1990,7 +2014,7 @@
         </w:rPr>
         <w:t xml:space="preserve">O Cliente opera geralmente</w:t>
       </w:r>
-      <w:bookmarkEnd w:id="28"/>
+      <w:bookmarkEnd w:id="31"/>
     </w:p>
     <w:p>
       <w:pPr>
@@ -2022,7 +2046,7 @@
         <w:t xml:space="preserve">• FaaS/serverless • Infraestrutura e execução gerenciada em tempo de execução • Código, dependências, permissões, eventos, segredos, dados, configuração, observação</w:t>
       </w:r>
     </w:p>
-    <w:bookmarkStart w:id="29" w:name="matriz-de-responsabilidade"/>
+    <w:bookmarkStart w:id="32" w:name="matriz-de-responsabilidade"/>
     <w:p>
       <w:pPr>
         <w:pStyle w:val="Heading2"/>
@@ -2062,169 +2086,169 @@
       </w:pPr>
       <w:r>
         <w:t xml:space="preserve">Gerenciado não significa não propriedade; o cliente ainda escolhe configurações, identidades, dados, integrações e risco aceitável.</w:t>
-      </w:r>
-    </w:p>
-    <w:bookmarkEnd w:id="29"/>
-    <w:bookmarkEnd w:id="30"/>
-    <w:bookmarkStart w:id="33" w:name="X4e085b0539d2e213137685ac7b3023da4961187"/>
-    <w:p>
-      <w:pPr>
-        <w:pStyle w:val="Heading1"/>
-      </w:pPr>
-      <w:r>
-        <w:t xml:space="preserve">3. Governança em nuvem, estratégia e apetite de risco</w:t>
-      </w:r>
-    </w:p>
-    <w:p>
-      <w:pPr>
-        <w:numPr>
-          <w:ilvl w:val="0"/>
-          <w:numId w:val="1006"/>
-        </w:numPr>
-        <w:pStyle w:val="Compact"/>
-      </w:pPr>
-      <w:r>
-        <w:t xml:space="preserve">Conjuntos de governo permitidos uso de nuvem, propriedade, arquitetura, guardrails, risco e escalada.*</w:t>
-      </w:r>
-    </w:p>
-    <w:bookmarkStart w:id="31" w:name="elementos-do-programa"/>
-    <w:p>
-      <w:pPr>
-        <w:pStyle w:val="Heading2"/>
-      </w:pPr>
-      <w:r>
-        <w:t xml:space="preserve">3.1 Elementos do programa</w:t>
-      </w:r>
-    </w:p>
-    <w:p>
-      <w:pPr>
-        <w:numPr>
-          <w:ilvl w:val="0"/>
-          <w:numId w:val="1007"/>
-        </w:numPr>
-      </w:pPr>
-      <w:r>
-        <w:t xml:space="preserve">Estratégia de nuvem, política, provedores/serviços/regiões aprovados, usos proibidos, regras de dados e processo de exceção.</w:t>
-      </w:r>
-    </w:p>
-    <w:p>
-      <w:pPr>
-        <w:numPr>
-          <w:ilvl w:val="0"/>
-          <w:numId w:val="1007"/>
-        </w:numPr>
-      </w:pPr>
-      <w:r>
-        <w:t xml:space="preserve">Centro de excelência na nuvem ou propriedade equivalente entre segurança, plataforma, arquitetura, finanças, privacidade, compras, equipes legais e empresariais.</w:t>
-      </w:r>
-    </w:p>
-    <w:p>
-      <w:pPr>
-        <w:numPr>
-          <w:ilvl w:val="0"/>
-          <w:numId w:val="1007"/>
-        </w:numPr>
-      </w:pPr>
-      <w:r>
-        <w:t xml:space="preserve">Hierarquia da conta/assinatura/projeto, padrões de zona de aterragem, federação de identidade, modelo de rede, registo, gestão de chaves, nomeação/marcação e controlos de base.</w:t>
-      </w:r>
-    </w:p>
-    <w:p>
-      <w:pPr>
-        <w:numPr>
-          <w:ilvl w:val="0"/>
-          <w:numId w:val="1007"/>
-        </w:numPr>
-      </w:pPr>
-      <w:r>
-        <w:t xml:space="preserve">Risco de apetite e aumento obrigatório para exposição pública, dados sensíveis, acesso privilegiado, serviços não suportados, concentração e restrições legais.</w:t>
-      </w:r>
-    </w:p>
-    <w:p>
-      <w:pPr>
-        <w:numPr>
-          <w:ilvl w:val="0"/>
-          <w:numId w:val="1007"/>
-        </w:numPr>
-      </w:pPr>
-      <w:r>
-        <w:t xml:space="preserve">Diligenciamento do provedor, contratos, registros de responsabilidade compartilhada, garantia, monitoramento, coordenação de incidentes, portabilidade e saída.</w:t>
-      </w:r>
-    </w:p>
-    <w:p>
-      <w:pPr>
-        <w:numPr>
-          <w:ilvl w:val="0"/>
-          <w:numId w:val="1007"/>
-        </w:numPr>
-      </w:pPr>
-      <w:r>
-        <w:t xml:space="preserve">Métricas, melhoria contínua, formação, coordenação custo/segurança e gestão técnica da dívida.</w:t>
-      </w:r>
-    </w:p>
-    <w:bookmarkEnd w:id="31"/>
-    <w:bookmarkStart w:id="32" w:name="section-1"/>
-    <w:p>
-      <w:pPr>
-        <w:pStyle w:val="Heading2"/>
-      </w:pPr>
-      <w:r>
-        <w:t xml:space="preserve">** ** ** ** ** ** **</w:t>
-      </w:r>
-    </w:p>
-    <w:p>
-      <w:pPr>
-        <w:pStyle w:val="FirstParagraph"/>
-      </w:pPr>
-      <w:r>
-        <w:t xml:space="preserve">Patrocinador executivo, direção, recursos, risco material, concentração do provedor</w:t>
-      </w:r>
-      <w:r>
-        <w:t xml:space="preserve"> </w:t>
-      </w:r>
-      <w:r>
-        <w:t xml:space="preserve">Equipe de plataforma em nuvem □ Zonas de desembarque, serviços compartilhados, guardiões, operações</w:t>
-      </w:r>
-      <w:r>
-        <w:t xml:space="preserve"> </w:t>
-      </w:r>
-      <w:r>
-        <w:t xml:space="preserve">Proprietário de carga de trabalho; finalidade de negócio, dados, configuração, risco, recuperação, custo;</w:t>
-      </w:r>
-      <w:r>
-        <w:t xml:space="preserve"> </w:t>
-      </w:r>
-      <w:r>
-        <w:t xml:space="preserve">Segurança / GRC Requisitos, revisão de arquitetura, monitoramento, avaliação, descobertas</w:t>
-      </w:r>
-      <w:r>
-        <w:t xml:space="preserve"> </w:t>
-      </w:r>
-      <w:r>
-        <w:t xml:space="preserve">Equipa de identidade .. Federação, MFA, privilégio, identidades de serviço, ciclo de vida ..</w:t>
-      </w:r>
-      <w:r>
-        <w:t xml:space="preserve"> </w:t>
-      </w:r>
-      <w:r>
-        <w:t xml:space="preserve">Privacy / legal / concurse . Funções de dados, residência, contrato, direitos, termos do provedor .</w:t>
-      </w:r>
-      <w:r>
-        <w:t xml:space="preserve"> </w:t>
-      </w:r>
-      <w:r>
-        <w:t xml:space="preserve">FinOps, visibilidade de custos, propriedade, desperdício, compromisso e tradeoffs de risco</w:t>
-      </w:r>
-      <w:r>
-        <w:t xml:space="preserve"> </w:t>
-      </w:r>
-      <w:r>
-        <w:t xml:space="preserve">• Auditoria interna/avaliador</w:t>
       </w:r>
     </w:p>
     <w:bookmarkEnd w:id="32"/>
     <w:bookmarkEnd w:id="33"/>
-    <w:bookmarkStart w:id="35" w:name="X4858b94dc1edb010259932488f658712b41de3c"/>
+    <w:bookmarkStart w:id="36" w:name="X4e085b0539d2e213137685ac7b3023da4961187"/>
+    <w:p>
+      <w:pPr>
+        <w:pStyle w:val="Heading1"/>
+      </w:pPr>
+      <w:r>
+        <w:t xml:space="preserve">3. Governança em nuvem, estratégia e apetite de risco</w:t>
+      </w:r>
+    </w:p>
+    <w:p>
+      <w:pPr>
+        <w:numPr>
+          <w:ilvl w:val="0"/>
+          <w:numId w:val="1006"/>
+        </w:numPr>
+        <w:pStyle w:val="Compact"/>
+      </w:pPr>
+      <w:r>
+        <w:t xml:space="preserve">Conjuntos de governo permitidos uso de nuvem, propriedade, arquitetura, guardrails, risco e escalada.*</w:t>
+      </w:r>
+    </w:p>
+    <w:bookmarkStart w:id="34" w:name="elementos-do-programa"/>
+    <w:p>
+      <w:pPr>
+        <w:pStyle w:val="Heading2"/>
+      </w:pPr>
+      <w:r>
+        <w:t xml:space="preserve">3.1 Elementos do programa</w:t>
+      </w:r>
+    </w:p>
+    <w:p>
+      <w:pPr>
+        <w:numPr>
+          <w:ilvl w:val="0"/>
+          <w:numId w:val="1007"/>
+        </w:numPr>
+      </w:pPr>
+      <w:r>
+        <w:t xml:space="preserve">Estratégia de nuvem, política, provedores/serviços/regiões aprovados, usos proibidos, regras de dados e processo de exceção.</w:t>
+      </w:r>
+    </w:p>
+    <w:p>
+      <w:pPr>
+        <w:numPr>
+          <w:ilvl w:val="0"/>
+          <w:numId w:val="1007"/>
+        </w:numPr>
+      </w:pPr>
+      <w:r>
+        <w:t xml:space="preserve">Centro de excelência na nuvem ou propriedade equivalente entre segurança, plataforma, arquitetura, finanças, privacidade, compras, equipes legais e empresariais.</w:t>
+      </w:r>
+    </w:p>
+    <w:p>
+      <w:pPr>
+        <w:numPr>
+          <w:ilvl w:val="0"/>
+          <w:numId w:val="1007"/>
+        </w:numPr>
+      </w:pPr>
+      <w:r>
+        <w:t xml:space="preserve">Hierarquia da conta/assinatura/projeto, padrões de zona de aterragem, federação de identidade, modelo de rede, registo, gestão de chaves, nomeação/marcação e controlos de base.</w:t>
+      </w:r>
+    </w:p>
+    <w:p>
+      <w:pPr>
+        <w:numPr>
+          <w:ilvl w:val="0"/>
+          <w:numId w:val="1007"/>
+        </w:numPr>
+      </w:pPr>
+      <w:r>
+        <w:t xml:space="preserve">Risco de apetite e aumento obrigatório para exposição pública, dados sensíveis, acesso privilegiado, serviços não suportados, concentração e restrições legais.</w:t>
+      </w:r>
+    </w:p>
+    <w:p>
+      <w:pPr>
+        <w:numPr>
+          <w:ilvl w:val="0"/>
+          <w:numId w:val="1007"/>
+        </w:numPr>
+      </w:pPr>
+      <w:r>
+        <w:t xml:space="preserve">Diligenciamento do provedor, contratos, registros de responsabilidade compartilhada, garantia, monitoramento, coordenação de incidentes, portabilidade e saída.</w:t>
+      </w:r>
+    </w:p>
+    <w:p>
+      <w:pPr>
+        <w:numPr>
+          <w:ilvl w:val="0"/>
+          <w:numId w:val="1007"/>
+        </w:numPr>
+      </w:pPr>
+      <w:r>
+        <w:t xml:space="preserve">Métricas, melhoria contínua, formação, coordenação custo/segurança e gestão técnica da dívida.</w:t>
+      </w:r>
+    </w:p>
+    <w:bookmarkEnd w:id="34"/>
+    <w:bookmarkStart w:id="35" w:name="section-1"/>
+    <w:p>
+      <w:pPr>
+        <w:pStyle w:val="Heading2"/>
+      </w:pPr>
+      <w:r>
+        <w:t xml:space="preserve">** ** ** ** ** ** **</w:t>
+      </w:r>
+    </w:p>
+    <w:p>
+      <w:pPr>
+        <w:pStyle w:val="FirstParagraph"/>
+      </w:pPr>
+      <w:r>
+        <w:t xml:space="preserve">Patrocinador executivo, direção, recursos, risco material, concentração do provedor</w:t>
+      </w:r>
+      <w:r>
+        <w:t xml:space="preserve"> </w:t>
+      </w:r>
+      <w:r>
+        <w:t xml:space="preserve">Equipe de plataforma em nuvem □ Zonas de desembarque, serviços compartilhados, guardiões, operações</w:t>
+      </w:r>
+      <w:r>
+        <w:t xml:space="preserve"> </w:t>
+      </w:r>
+      <w:r>
+        <w:t xml:space="preserve">Proprietário de carga de trabalho; finalidade de negócio, dados, configuração, risco, recuperação, custo;</w:t>
+      </w:r>
+      <w:r>
+        <w:t xml:space="preserve"> </w:t>
+      </w:r>
+      <w:r>
+        <w:t xml:space="preserve">Segurança / GRC Requisitos, revisão de arquitetura, monitoramento, avaliação, descobertas</w:t>
+      </w:r>
+      <w:r>
+        <w:t xml:space="preserve"> </w:t>
+      </w:r>
+      <w:r>
+        <w:t xml:space="preserve">Equipa de identidade .. Federação, MFA, privilégio, identidades de serviço, ciclo de vida ..</w:t>
+      </w:r>
+      <w:r>
+        <w:t xml:space="preserve"> </w:t>
+      </w:r>
+      <w:r>
+        <w:t xml:space="preserve">Privacy / legal / concurse . Funções de dados, residência, contrato, direitos, termos do provedor .</w:t>
+      </w:r>
+      <w:r>
+        <w:t xml:space="preserve"> </w:t>
+      </w:r>
+      <w:r>
+        <w:t xml:space="preserve">FinOps, visibilidade de custos, propriedade, desperdício, compromisso e tradeoffs de risco</w:t>
+      </w:r>
+      <w:r>
+        <w:t xml:space="preserve"> </w:t>
+      </w:r>
+      <w:r>
+        <w:t xml:space="preserve">• Auditoria interna/avaliador</w:t>
+      </w:r>
+    </w:p>
+    <w:bookmarkEnd w:id="35"/>
+    <w:bookmarkEnd w:id="36"/>
+    <w:bookmarkStart w:id="38" w:name="X4858b94dc1edb010259932488f658712b41de3c"/>
     <w:p>
       <w:pPr>
         <w:pStyle w:val="Heading1"/>
@@ -2245,7 +2269,7 @@
         <w:t xml:space="preserve">Recursos de nuvem desconhecidos não podem ser governados, protegidos, monitorados ou aposentados.</w:t>
       </w:r>
     </w:p>
-    <w:bookmarkStart w:id="34" w:name="inventário"/>
+    <w:bookmarkStart w:id="37" w:name="inventário"/>
     <w:p>
       <w:pPr>
         <w:pStyle w:val="Heading2"/>
@@ -2350,9 +2374,9 @@
         <w:t xml:space="preserve">Automatizar a descoberta, mas manter o proprietário responsável revisão e desactivar provas.</w:t>
       </w:r>
     </w:p>
-    <w:bookmarkEnd w:id="34"/>
-    <w:bookmarkEnd w:id="35"/>
-    <w:bookmarkStart w:id="36" w:name="X51af4ebf0ccca89d9c4c54f85d81f035475d9ce"/>
+    <w:bookmarkEnd w:id="37"/>
+    <w:bookmarkEnd w:id="38"/>
+    <w:bookmarkStart w:id="42" w:name="X51af4ebf0ccca89d9c4c54f85d81f035475d9ce"/>
     <w:p>
       <w:pPr>
         <w:pStyle w:val="Heading1"/>
@@ -2375,8 +2399,58 @@
     </w:p>
     <w:p>
       <w:pPr>
-        <w:pStyle w:val="BodyText"/>
-      </w:pPr>
+        <w:pStyle w:val="CaptionedFigure"/>
+      </w:pPr>
+      <w:r>
+        <w:drawing>
+          <wp:inline>
+            <wp:extent cx="5334000" cy="2945449"/>
+            <wp:effectExtent b="0" l="0" r="0" t="0"/>
+            <wp:docPr descr="Hierarquia, identidade, redes, logs centralizados, políticas e separação de cargas de trabalho criam guardrails consistentes." title="" id="40" name="Picture"/>
+            <a:graphic>
+              <a:graphicData uri="http://schemas.openxmlformats.org/drawingml/2006/picture">
+                <pic:pic>
+                  <pic:nvPicPr>
+                    <pic:cNvPr descr="media/image2.png" id="41" name="Picture"/>
+                    <pic:cNvPicPr>
+                      <a:picLocks noChangeArrowheads="1" noChangeAspect="1"/>
+                    </pic:cNvPicPr>
+                  </pic:nvPicPr>
+                  <pic:blipFill>
+                    <a:blip r:embed="rId39"/>
+                    <a:stretch>
+                      <a:fillRect/>
+                    </a:stretch>
+                  </pic:blipFill>
+                  <pic:spPr bwMode="auto">
+                    <a:xfrm>
+                      <a:off x="0" y="0"/>
+                      <a:ext cx="5334000" cy="2945449"/>
+                    </a:xfrm>
+                    <a:prstGeom prst="rect">
+                      <a:avLst/>
+                    </a:prstGeom>
+                    <a:noFill/>
+                    <a:ln w="9525">
+                      <a:noFill/>
+                      <a:headEnd/>
+                      <a:tailEnd/>
+                    </a:ln>
+                  </pic:spPr>
+                </pic:pic>
+              </a:graphicData>
+            </a:graphic>
+          </wp:inline>
+        </w:drawing>
+      </w:r>
+    </w:p>
+    <w:p>
+      <w:pPr>
+        <w:pStyle w:val="ImageCaption"/>
+      </w:pPr>
+      <w:r>
+        <w:t xml:space="preserve">Hierarquia, identidade, redes, logs centralizados, políticas e separação de cargas de trabalho criam guardrails consistentes.</w:t>
+      </w:r>
     </w:p>
     <w:p>
       <w:pPr>
@@ -2386,8 +2460,8 @@
         <w:t xml:space="preserve">Figura 2. Fundação da zona de aterragem</w:t>
       </w:r>
     </w:p>
-    <w:bookmarkEnd w:id="36"/>
-    <w:bookmarkStart w:id="37" w:name="princípios-de-arquitetura"/>
+    <w:bookmarkEnd w:id="42"/>
+    <w:bookmarkStart w:id="46" w:name="princípios-de-arquitetura"/>
     <w:p>
       <w:pPr>
         <w:pStyle w:val="Heading1"/>
@@ -2488,78 +2562,533 @@
     </w:p>
     <w:p>
       <w:pPr>
+        <w:pStyle w:val="CaptionedFigure"/>
+      </w:pPr>
+      <w:r>
+        <w:drawing>
+          <wp:inline>
+            <wp:extent cx="5334000" cy="2945449"/>
+            <wp:effectExtent b="0" l="0" r="0" t="0"/>
+            <wp:docPr descr="Comprovação de identidade robusta, MFA, privilégio mínimo, controle de sessão, revisão e revogação reduzem o risco do plano de controle." title="" id="44" name="Picture"/>
+            <a:graphic>
+              <a:graphicData uri="http://schemas.openxmlformats.org/drawingml/2006/picture">
+                <pic:pic>
+                  <pic:nvPicPr>
+                    <pic:cNvPr descr="media/image3.png" id="45" name="Picture"/>
+                    <pic:cNvPicPr>
+                      <a:picLocks noChangeArrowheads="1" noChangeAspect="1"/>
+                    </pic:cNvPicPr>
+                  </pic:nvPicPr>
+                  <pic:blipFill>
+                    <a:blip r:embed="rId43"/>
+                    <a:stretch>
+                      <a:fillRect/>
+                    </a:stretch>
+                  </pic:blipFill>
+                  <pic:spPr bwMode="auto">
+                    <a:xfrm>
+                      <a:off x="0" y="0"/>
+                      <a:ext cx="5334000" cy="2945449"/>
+                    </a:xfrm>
+                    <a:prstGeom prst="rect">
+                      <a:avLst/>
+                    </a:prstGeom>
+                    <a:noFill/>
+                    <a:ln w="9525">
+                      <a:noFill/>
+                      <a:headEnd/>
+                      <a:tailEnd/>
+                    </a:ln>
+                  </pic:spPr>
+                </pic:pic>
+              </a:graphicData>
+            </a:graphic>
+          </wp:inline>
+        </w:drawing>
+      </w:r>
+    </w:p>
+    <w:p>
+      <w:pPr>
+        <w:pStyle w:val="ImageCaption"/>
+      </w:pPr>
+      <w:r>
+        <w:t xml:space="preserve">Comprovação de identidade robusta, MFA, privilégio mínimo, controle de sessão, revisão e revogação reduzem o risco do plano de controle.</w:t>
+      </w:r>
+    </w:p>
+    <w:p>
+      <w:pPr>
+        <w:pStyle w:val="BodyText"/>
+      </w:pPr>
+      <w:r>
+        <w:t xml:space="preserve">Figura 3. Ciclo de vida da identidade em nuvem</w:t>
+      </w:r>
+    </w:p>
+    <w:p>
+      <w:pPr>
+        <w:pStyle w:val="BodyText"/>
+      </w:pPr>
+      <w:r>
+        <w:t xml:space="preserve">6.1 Identidade humana</w:t>
+      </w:r>
+    </w:p>
+    <w:p>
+      <w:pPr>
+        <w:numPr>
+          <w:ilvl w:val="0"/>
+          <w:numId w:val="1013"/>
+        </w:numPr>
+      </w:pPr>
+      <w:r>
+        <w:t xml:space="preserve">Federar a um provedor de identidade autoritário; evitar identidades locais não gerenciadas na nuvem, exceto em emergências controladas.</w:t>
+      </w:r>
+    </w:p>
+    <w:p>
+      <w:pPr>
+        <w:numPr>
+          <w:ilvl w:val="0"/>
+          <w:numId w:val="1013"/>
+        </w:numPr>
+      </w:pPr>
+      <w:r>
+        <w:t xml:space="preserve">Requer MFA resistente ao phishing onde o risco justifique, especialmente administradores e ações sensíveis.</w:t>
+      </w:r>
+    </w:p>
+    <w:p>
+      <w:pPr>
+        <w:numPr>
+          <w:ilvl w:val="0"/>
+          <w:numId w:val="1013"/>
+        </w:numPr>
+      </w:pPr>
+      <w:r>
+        <w:t xml:space="preserve">Use o acesso baseado em funções/atributos, privilégio de just-in-time, aprovação, sessões curtas e identidades administrativas separadas.</w:t>
+      </w:r>
+    </w:p>
+    <w:p>
+      <w:pPr>
+        <w:numPr>
+          <w:ilvl w:val="0"/>
+          <w:numId w:val="1013"/>
+        </w:numPr>
+      </w:pPr>
+      <w:r>
+        <w:t xml:space="preserve">Controle convidado, contratante, suporte, vidro de ruptura, recuperação e acesso ao provedor.</w:t>
+      </w:r>
+    </w:p>
+    <w:p>
+      <w:pPr>
+        <w:numPr>
+          <w:ilvl w:val="0"/>
+          <w:numId w:val="1013"/>
+        </w:numPr>
+      </w:pPr>
+      <w:r>
+        <w:t xml:space="preserve">Rever direitos, contas inactivas, combinações tóxicas, confiança cruzada e utilização efectiva.</w:t>
+      </w:r>
+    </w:p>
+    <w:p>
+      <w:pPr>
         <w:pStyle w:val="FirstParagraph"/>
       </w:pPr>
-    </w:p>
-    <w:p>
-      <w:pPr>
-        <w:pStyle w:val="BodyText"/>
-      </w:pPr>
-      <w:r>
-        <w:t xml:space="preserve">Figura 3. Ciclo de vida da identidade em nuvem</w:t>
-      </w:r>
-    </w:p>
-    <w:p>
-      <w:pPr>
-        <w:pStyle w:val="BodyText"/>
-      </w:pPr>
-      <w:r>
-        <w:t xml:space="preserve">6.1 Identidade humana</w:t>
-      </w:r>
-    </w:p>
-    <w:p>
-      <w:pPr>
-        <w:numPr>
-          <w:ilvl w:val="0"/>
-          <w:numId w:val="1013"/>
-        </w:numPr>
-      </w:pPr>
-      <w:r>
-        <w:t xml:space="preserve">Federar a um provedor de identidade autoritário; evitar identidades locais não gerenciadas na nuvem, exceto em emergências controladas.</w:t>
-      </w:r>
-    </w:p>
-    <w:p>
-      <w:pPr>
-        <w:numPr>
-          <w:ilvl w:val="0"/>
-          <w:numId w:val="1013"/>
-        </w:numPr>
-      </w:pPr>
-      <w:r>
-        <w:t xml:space="preserve">Requer MFA resistente ao phishing onde o risco justifique, especialmente administradores e ações sensíveis.</w:t>
-      </w:r>
-    </w:p>
-    <w:p>
-      <w:pPr>
-        <w:numPr>
-          <w:ilvl w:val="0"/>
-          <w:numId w:val="1013"/>
-        </w:numPr>
-      </w:pPr>
-      <w:r>
-        <w:t xml:space="preserve">Use o acesso baseado em funções/atributos, privilégio de just-in-time, aprovação, sessões curtas e identidades administrativas separadas.</w:t>
-      </w:r>
-    </w:p>
-    <w:p>
-      <w:pPr>
-        <w:numPr>
-          <w:ilvl w:val="0"/>
-          <w:numId w:val="1013"/>
-        </w:numPr>
-      </w:pPr>
-      <w:r>
-        <w:t xml:space="preserve">Controle convidado, contratante, suporte, vidro de ruptura, recuperação e acesso ao provedor.</w:t>
-      </w:r>
-    </w:p>
-    <w:p>
-      <w:pPr>
-        <w:numPr>
-          <w:ilvl w:val="0"/>
-          <w:numId w:val="1013"/>
-        </w:numPr>
-      </w:pPr>
-      <w:r>
-        <w:t xml:space="preserve">Rever direitos, contas inactivas, combinações tóxicas, confiança cruzada e utilização efectiva.</w:t>
+      <w:r>
+        <w:t xml:space="preserve">6.2 Identidade da carga de trabalho</w:t>
+      </w:r>
+    </w:p>
+    <w:p>
+      <w:pPr>
+        <w:numPr>
+          <w:ilvl w:val="0"/>
+          <w:numId w:val="1014"/>
+        </w:numPr>
+      </w:pPr>
+      <w:r>
+        <w:t xml:space="preserve">Prefere a identidade de carga de trabalho de curta duração e identidade gerenciada sobre chaves estáticas incorporadas.</w:t>
+      </w:r>
+    </w:p>
+    <w:p>
+      <w:pPr>
+        <w:numPr>
+          <w:ilvl w:val="0"/>
+          <w:numId w:val="1014"/>
+        </w:numPr>
+      </w:pPr>
+      <w:r>
+        <w:t xml:space="preserve">Permissões de escopo para obter recursos/ações exatas e separar identidades de compilação, implantação, execução e suporte.</w:t>
+      </w:r>
+    </w:p>
+    <w:p>
+      <w:pPr>
+        <w:numPr>
+          <w:ilvl w:val="0"/>
+          <w:numId w:val="1014"/>
+        </w:numPr>
+      </w:pPr>
+      <w:r>
+        <w:t xml:space="preserve">Donos de inventário, finalidade, credenciais, último uso, rotação, política de confiança e serviços dependentes.</w:t>
+      </w:r>
+    </w:p>
+    <w:p>
+      <w:pPr>
+        <w:numPr>
+          <w:ilvl w:val="0"/>
+          <w:numId w:val="1014"/>
+        </w:numPr>
+      </w:pPr>
+      <w:r>
+        <w:t xml:space="preserve">Detectar novo privilégio, federação, criação chave, consentimento, personificação, e uso token incomum.</w:t>
+      </w:r>
+    </w:p>
+    <w:bookmarkEnd w:id="46"/>
+    <w:bookmarkStart w:id="48" w:name="segurança-de-rede-e-conectividade"/>
+    <w:p>
+      <w:pPr>
+        <w:pStyle w:val="Heading1"/>
+      </w:pPr>
+      <w:r>
+        <w:t xml:space="preserve">7. Segurança de Rede e Conectividade</w:t>
+      </w:r>
+    </w:p>
+    <w:p>
+      <w:pPr>
+        <w:numPr>
+          <w:ilvl w:val="0"/>
+          <w:numId w:val="1015"/>
+        </w:numPr>
+        <w:pStyle w:val="Compact"/>
+      </w:pPr>
+      <w:r>
+        <w:t xml:space="preserve">Redes de nuvem combinam construções de provedor, exposição à internet, conectividade privada e controles de camada de aplicação.*</w:t>
+      </w:r>
+    </w:p>
+    <w:bookmarkStart w:id="47" w:name="controlos-de-rede"/>
+    <w:p>
+      <w:pPr>
+        <w:pStyle w:val="Heading2"/>
+      </w:pPr>
+      <w:r>
+        <w:t xml:space="preserve">7.1 Controlos de rede</w:t>
+      </w:r>
+    </w:p>
+    <w:p>
+      <w:pPr>
+        <w:numPr>
+          <w:ilvl w:val="0"/>
+          <w:numId w:val="1016"/>
+        </w:numPr>
+      </w:pPr>
+      <w:r>
+        <w:t xml:space="preserve">Documentar redes virtuais, sub-redes, roteamento, gateways, peering, endpoints privados, balanceadores de carga, firewalls, proxies, DNS, endpoints de serviço e links no local.</w:t>
+      </w:r>
+    </w:p>
+    <w:p>
+      <w:pPr>
+        <w:numPr>
+          <w:ilvl w:val="0"/>
+          <w:numId w:val="1016"/>
+        </w:numPr>
+      </w:pPr>
+      <w:r>
+        <w:t xml:space="preserve">Negar padrão onde prático; restringir interfaces de gestão e usar caminhos administrativos controlados.</w:t>
+      </w:r>
+    </w:p>
+    <w:p>
+      <w:pPr>
+        <w:numPr>
+          <w:ilvl w:val="0"/>
+          <w:numId w:val="1016"/>
+        </w:numPr>
+      </w:pPr>
+      <w:r>
+        <w:t xml:space="preserve">Segmento por confiança, ambiente, aplicação, dados e raio de explosão; evitar roteamento transitivo acidental.</w:t>
+      </w:r>
+    </w:p>
+    <w:p>
+      <w:pPr>
+        <w:numPr>
+          <w:ilvl w:val="0"/>
+          <w:numId w:val="1016"/>
+        </w:numPr>
+      </w:pPr>
+      <w:r>
+        <w:t xml:space="preserve">Use proteção consciente de aplicativos, controles DDoS, firewalls de aplicativos web, gateways API, restrições de saída e segurança DNS de acordo com o risco.</w:t>
+      </w:r>
+    </w:p>
+    <w:p>
+      <w:pPr>
+        <w:numPr>
+          <w:ilvl w:val="0"/>
+          <w:numId w:val="1016"/>
+        </w:numPr>
+      </w:pPr>
+      <w:r>
+        <w:t xml:space="preserve">Criptografar tráfego, validar certificados, proteger conectividade privada e monitorar fluxo/DNS/proxy/registros de aplicação.</w:t>
+      </w:r>
+    </w:p>
+    <w:p>
+      <w:pPr>
+        <w:numPr>
+          <w:ilvl w:val="0"/>
+          <w:numId w:val="1016"/>
+        </w:numPr>
+      </w:pPr>
+      <w:r>
+        <w:t xml:space="preserve">Encontrar continuamente IPs públicos, regras abertas, grupos de segurança permissivos, armazenamento/base de dados expostos e túneis de sombra.</w:t>
+      </w:r>
+    </w:p>
+    <w:bookmarkEnd w:id="47"/>
+    <w:bookmarkEnd w:id="48"/>
+    <w:bookmarkStart w:id="53" w:name="segurança-de-dados-e-privacidade"/>
+    <w:p>
+      <w:pPr>
+        <w:pStyle w:val="Heading1"/>
+      </w:pPr>
+      <w:r>
+        <w:t xml:space="preserve">8. Segurança de Dados e Privacidade</w:t>
+      </w:r>
+    </w:p>
+    <w:p>
+      <w:pPr>
+        <w:numPr>
+          <w:ilvl w:val="0"/>
+          <w:numId w:val="1017"/>
+        </w:numPr>
+        <w:pStyle w:val="Compact"/>
+      </w:pPr>
+      <w:r>
+        <w:t xml:space="preserve">A segurança dos dados em nuvem começa com finalidade, localização, classificação e minimização.*</w:t>
+      </w:r>
+    </w:p>
+    <w:p>
+      <w:pPr>
+        <w:pStyle w:val="CaptionedFigure"/>
+      </w:pPr>
+      <w:r>
+        <w:drawing>
+          <wp:inline>
+            <wp:extent cx="5334000" cy="2945449"/>
+            <wp:effectExtent b="0" l="0" r="0" t="0"/>
+            <wp:docPr descr="Acompanhe os dados desde a descoberta e a finalidade até a exclusão controlada, incluindo réplicas, logs, backups e subprocessadores." title="" id="50" name="Picture"/>
+            <a:graphic>
+              <a:graphicData uri="http://schemas.openxmlformats.org/drawingml/2006/picture">
+                <pic:pic>
+                  <pic:nvPicPr>
+                    <pic:cNvPr descr="media/image4.png" id="51" name="Picture"/>
+                    <pic:cNvPicPr>
+                      <a:picLocks noChangeArrowheads="1" noChangeAspect="1"/>
+                    </pic:cNvPicPr>
+                  </pic:nvPicPr>
+                  <pic:blipFill>
+                    <a:blip r:embed="rId49"/>
+                    <a:stretch>
+                      <a:fillRect/>
+                    </a:stretch>
+                  </pic:blipFill>
+                  <pic:spPr bwMode="auto">
+                    <a:xfrm>
+                      <a:off x="0" y="0"/>
+                      <a:ext cx="5334000" cy="2945449"/>
+                    </a:xfrm>
+                    <a:prstGeom prst="rect">
+                      <a:avLst/>
+                    </a:prstGeom>
+                    <a:noFill/>
+                    <a:ln w="9525">
+                      <a:noFill/>
+                      <a:headEnd/>
+                      <a:tailEnd/>
+                    </a:ln>
+                  </pic:spPr>
+                </pic:pic>
+              </a:graphicData>
+            </a:graphic>
+          </wp:inline>
+        </w:drawing>
+      </w:r>
+    </w:p>
+    <w:p>
+      <w:pPr>
+        <w:pStyle w:val="ImageCaption"/>
+      </w:pPr>
+      <w:r>
+        <w:t xml:space="preserve">Acompanhe os dados desde a descoberta e a finalidade até a exclusão controlada, incluindo réplicas, logs, backups e subprocessadores.</w:t>
+      </w:r>
+    </w:p>
+    <w:p>
+      <w:pPr>
+        <w:pStyle w:val="BodyText"/>
+      </w:pPr>
+      <w:r>
+        <w:t xml:space="preserve">Figura 4. Ciclo de vida dos dados em nuvem</w:t>
+      </w:r>
+    </w:p>
+    <w:p>
+      <w:pPr>
+        <w:pStyle w:val="BodyText"/>
+      </w:pPr>
+      <w:r>
+        <w:t xml:space="preserve">8.1 Controlos de dados</w:t>
+      </w:r>
+    </w:p>
+    <w:p>
+      <w:pPr>
+        <w:numPr>
+          <w:ilvl w:val="0"/>
+          <w:numId w:val="1018"/>
+        </w:numPr>
+      </w:pPr>
+      <w:r>
+        <w:t xml:space="preserve">Inventário dados estruturados/não estruturados, objetos, bancos de dados, instantâneos, análises, logs, caches, índices, lojas de IA, backups, exportações e réplicas.</w:t>
+      </w:r>
+    </w:p>
+    <w:p>
+      <w:pPr>
+        <w:numPr>
+          <w:ilvl w:val="0"/>
+          <w:numId w:val="1018"/>
+        </w:numPr>
+      </w:pPr>
+      <w:r>
+        <w:t xml:space="preserve">Classificar por sensibilidade, regulação, contrato, valor comercial e efeito sobre as pessoas.</w:t>
+      </w:r>
+    </w:p>
+    <w:p>
+      <w:pPr>
+        <w:numPr>
+          <w:ilvl w:val="0"/>
+          <w:numId w:val="1018"/>
+        </w:numPr>
+      </w:pPr>
+      <w:r>
+        <w:t xml:space="preserve">Minimizar coleta, campos, retenção, cópias, locais, acesso, compartilhamento e uso de treinamento.</w:t>
+      </w:r>
+    </w:p>
+    <w:p>
+      <w:pPr>
+        <w:numPr>
+          <w:ilvl w:val="0"/>
+          <w:numId w:val="1018"/>
+        </w:numPr>
+      </w:pPr>
+      <w:r>
+        <w:t xml:space="preserve">Usar políticas de recursos, identidade, caminhos de rede, criptografia, mascaramento/tokenização, DLP e monitoramento.</w:t>
+      </w:r>
+    </w:p>
+    <w:p>
+      <w:pPr>
+        <w:numPr>
+          <w:ilvl w:val="0"/>
+          <w:numId w:val="1018"/>
+        </w:numPr>
+      </w:pPr>
+      <w:r>
+        <w:t xml:space="preserve">Proteger metadados e backups; impedir o acesso do público e compartilhamento inter-atendimento/conta, a menos que aprovado.</w:t>
+      </w:r>
+    </w:p>
+    <w:p>
+      <w:pPr>
+        <w:numPr>
+          <w:ilvl w:val="0"/>
+          <w:numId w:val="1018"/>
+        </w:numPr>
+      </w:pPr>
+      <w:r>
+        <w:t xml:space="preserve">Retenção de teste, retenção legal, exportação, correção, exclusão, expiração de backup, e exclusão provedor / subprocessador.</w:t>
+      </w:r>
+    </w:p>
+    <w:bookmarkStart w:id="52" w:name="X3ef4f599c25c337fcdc25bfaad2208b608bd74f"/>
+    <w:p>
+      <w:pPr>
+        <w:pStyle w:val="Heading2"/>
+      </w:pPr>
+      <w:r>
+        <w:t xml:space="preserve">A residência de dados é mais do que um selector de regiões:** Considere armazenamento primário, réplicas, backups, logs, suporte, subprocessadores, telemetria, recuperação de desastres, administração e acesso legal ao governo.</w:t>
+      </w:r>
+    </w:p>
+    <w:bookmarkEnd w:id="52"/>
+    <w:bookmarkEnd w:id="53"/>
+    <w:bookmarkStart w:id="55" w:name="X6ecd659bdca690ddcdca024694a75f74435950e"/>
+    <w:p>
+      <w:pPr>
+        <w:pStyle w:val="Heading1"/>
+      </w:pPr>
+      <w:r>
+        <w:t xml:space="preserve">9. Criptografia, Chaves, Certificados e Segredos</w:t>
+      </w:r>
+    </w:p>
+    <w:p>
+      <w:pPr>
+        <w:numPr>
+          <w:ilvl w:val="0"/>
+          <w:numId w:val="1019"/>
+        </w:numPr>
+        <w:pStyle w:val="Compact"/>
+      </w:pPr>
+      <w:r>
+        <w:t xml:space="preserve">A criptografia falha quando chaves, segredos, certificados, algoritmos e permissões são mal gerenciados.*</w:t>
+      </w:r>
+    </w:p>
+    <w:bookmarkStart w:id="54" w:name="gestão-de-chaves"/>
+    <w:p>
+      <w:pPr>
+        <w:pStyle w:val="Heading2"/>
+      </w:pPr>
+      <w:r>
+        <w:t xml:space="preserve">9.1 Gestão de chaves</w:t>
+      </w:r>
+    </w:p>
+    <w:p>
+      <w:pPr>
+        <w:numPr>
+          <w:ilvl w:val="0"/>
+          <w:numId w:val="1020"/>
+        </w:numPr>
+      </w:pPr>
+      <w:r>
+        <w:t xml:space="preserve">Define as escolhas de chave externa, gerenciadas pelo provedor, gerenciadas pelo cliente ou fornecidas pelo cliente por risco e obrigação.</w:t>
+      </w:r>
+    </w:p>
+    <w:p>
+      <w:pPr>
+        <w:numPr>
+          <w:ilvl w:val="0"/>
+          <w:numId w:val="1020"/>
+        </w:numPr>
+      </w:pPr>
+      <w:r>
+        <w:t xml:space="preserve">Administração de chave separada, uso de chave, administração de nuvem, e auditoria onde prático.</w:t>
+      </w:r>
+    </w:p>
+    <w:p>
+      <w:pPr>
+        <w:numPr>
+          <w:ilvl w:val="0"/>
+          <w:numId w:val="1020"/>
+        </w:numPr>
+      </w:pPr>
+      <w:r>
+        <w:t xml:space="preserve">Controle criação, importação, backup, rotação, versão, desativação, atraso de exclusão, recuperação, garantia e destruição.</w:t>
+      </w:r>
+    </w:p>
+    <w:p>
+      <w:pPr>
+        <w:numPr>
+          <w:ilvl w:val="0"/>
+          <w:numId w:val="1020"/>
+        </w:numPr>
+      </w:pPr>
+      <w:r>
+        <w:t xml:space="preserve">Restrinja políticas-chave e subvenções cruzadas; monitorize todos os usos administrativos e criptográficos.</w:t>
+      </w:r>
+    </w:p>
+    <w:p>
+      <w:pPr>
+        <w:numPr>
+          <w:ilvl w:val="0"/>
+          <w:numId w:val="1020"/>
+        </w:numPr>
+      </w:pPr>
+      <w:r>
+        <w:t xml:space="preserve">Plano perda, compromisso, falha na região, saída do provedor e restauração de backup criptografada.</w:t>
       </w:r>
     </w:p>
     <w:p>
@@ -2567,491 +3096,136 @@
         <w:pStyle w:val="FirstParagraph"/>
       </w:pPr>
       <w:r>
-        <w:t xml:space="preserve">6.2 Identidade da carga de trabalho</w:t>
-      </w:r>
-    </w:p>
-    <w:p>
-      <w:pPr>
-        <w:numPr>
-          <w:ilvl w:val="0"/>
-          <w:numId w:val="1014"/>
-        </w:numPr>
-      </w:pPr>
-      <w:r>
-        <w:t xml:space="preserve">Prefere a identidade de carga de trabalho de curta duração e identidade gerenciada sobre chaves estáticas incorporadas.</w:t>
-      </w:r>
-    </w:p>
-    <w:p>
-      <w:pPr>
-        <w:numPr>
-          <w:ilvl w:val="0"/>
-          <w:numId w:val="1014"/>
-        </w:numPr>
-      </w:pPr>
-      <w:r>
-        <w:t xml:space="preserve">Permissões de escopo para obter recursos/ações exatas e separar identidades de compilação, implantação, execução e suporte.</w:t>
-      </w:r>
-    </w:p>
-    <w:p>
-      <w:pPr>
-        <w:numPr>
-          <w:ilvl w:val="0"/>
-          <w:numId w:val="1014"/>
-        </w:numPr>
-      </w:pPr>
-      <w:r>
-        <w:t xml:space="preserve">Donos de inventário, finalidade, credenciais, último uso, rotação, política de confiança e serviços dependentes.</w:t>
-      </w:r>
-    </w:p>
-    <w:p>
-      <w:pPr>
-        <w:numPr>
-          <w:ilvl w:val="0"/>
-          <w:numId w:val="1014"/>
-        </w:numPr>
-      </w:pPr>
-      <w:r>
-        <w:t xml:space="preserve">Detectar novo privilégio, federação, criação chave, consentimento, personificação, e uso token incomum.</w:t>
-      </w:r>
-    </w:p>
-    <w:bookmarkEnd w:id="37"/>
-    <w:bookmarkStart w:id="39" w:name="segurança-de-rede-e-conectividade"/>
+        <w:t xml:space="preserve">9.2 Segredos e certificados</w:t>
+      </w:r>
+    </w:p>
+    <w:p>
+      <w:pPr>
+        <w:numPr>
+          <w:ilvl w:val="0"/>
+          <w:numId w:val="1021"/>
+        </w:numPr>
+      </w:pPr>
+      <w:r>
+        <w:t xml:space="preserve">Use gerentes secretos aprovados; nunca coloque segredos em fontes, imagens, logs, tickets, chat, estado de IaC ou arquivos de usuário.</w:t>
+      </w:r>
+    </w:p>
+    <w:p>
+      <w:pPr>
+        <w:numPr>
+          <w:ilvl w:val="0"/>
+          <w:numId w:val="1021"/>
+        </w:numPr>
+      </w:pPr>
+      <w:r>
+        <w:t xml:space="preserve">Prefere credenciais de curta duração e rotação automática; proprietário do inventário, finalidade, escopo, última utilização, expiração e dependências.</w:t>
+      </w:r>
+    </w:p>
+    <w:p>
+      <w:pPr>
+        <w:numPr>
+          <w:ilvl w:val="0"/>
+          <w:numId w:val="1021"/>
+        </w:numPr>
+      </w:pPr>
+      <w:r>
+        <w:t xml:space="preserve">Automatizar emissão/renovação de certificados com confiança controlada, proteger chaves privadas, detectar validade e criação de certificados não autorizados.</w:t>
+      </w:r>
+    </w:p>
+    <w:bookmarkEnd w:id="54"/>
+    <w:bookmarkEnd w:id="55"/>
+    <w:bookmarkStart w:id="58" w:name="registro-monitoramento-e-detecção"/>
     <w:p>
       <w:pPr>
         <w:pStyle w:val="Heading1"/>
       </w:pPr>
       <w:r>
-        <w:t xml:space="preserve">7. Segurança de Rede e Conectividade</w:t>
-      </w:r>
-    </w:p>
-    <w:p>
-      <w:pPr>
-        <w:numPr>
-          <w:ilvl w:val="0"/>
-          <w:numId w:val="1015"/>
+        <w:t xml:space="preserve">10. Registro, Monitoramento e Detecção</w:t>
+      </w:r>
+    </w:p>
+    <w:p>
+      <w:pPr>
+        <w:numPr>
+          <w:ilvl w:val="0"/>
+          <w:numId w:val="1022"/>
         </w:numPr>
         <w:pStyle w:val="Compact"/>
       </w:pPr>
       <w:r>
-        <w:t xml:space="preserve">Redes de nuvem combinam construções de provedor, exposição à internet, conectividade privada e controles de camada de aplicação.*</w:t>
-      </w:r>
-    </w:p>
-    <w:bookmarkStart w:id="38" w:name="controlos-de-rede"/>
+        <w:t xml:space="preserve">Evidências em nuvem são úteis quando os eventos de controle-plano, plano de dados, carga de trabalho, identidade e aplicação são ativados e revisados.*</w:t>
+      </w:r>
+    </w:p>
+    <w:bookmarkStart w:id="56" w:name="desenho-de-registo"/>
     <w:p>
       <w:pPr>
         <w:pStyle w:val="Heading2"/>
       </w:pPr>
       <w:r>
-        <w:t xml:space="preserve">7.1 Controlos de rede</w:t>
-      </w:r>
-    </w:p>
-    <w:p>
-      <w:pPr>
-        <w:numPr>
-          <w:ilvl w:val="0"/>
-          <w:numId w:val="1016"/>
-        </w:numPr>
-      </w:pPr>
-      <w:r>
-        <w:t xml:space="preserve">Documentar redes virtuais, sub-redes, roteamento, gateways, peering, endpoints privados, balanceadores de carga, firewalls, proxies, DNS, endpoints de serviço e links no local.</w:t>
-      </w:r>
-    </w:p>
-    <w:p>
-      <w:pPr>
-        <w:numPr>
-          <w:ilvl w:val="0"/>
-          <w:numId w:val="1016"/>
-        </w:numPr>
-      </w:pPr>
-      <w:r>
-        <w:t xml:space="preserve">Negar padrão onde prático; restringir interfaces de gestão e usar caminhos administrativos controlados.</w:t>
-      </w:r>
-    </w:p>
-    <w:p>
-      <w:pPr>
-        <w:numPr>
-          <w:ilvl w:val="0"/>
-          <w:numId w:val="1016"/>
-        </w:numPr>
-      </w:pPr>
-      <w:r>
-        <w:t xml:space="preserve">Segmento por confiança, ambiente, aplicação, dados e raio de explosão; evitar roteamento transitivo acidental.</w:t>
-      </w:r>
-    </w:p>
-    <w:p>
-      <w:pPr>
-        <w:numPr>
-          <w:ilvl w:val="0"/>
-          <w:numId w:val="1016"/>
-        </w:numPr>
-      </w:pPr>
-      <w:r>
-        <w:t xml:space="preserve">Use proteção consciente de aplicativos, controles DDoS, firewalls de aplicativos web, gateways API, restrições de saída e segurança DNS de acordo com o risco.</w:t>
-      </w:r>
-    </w:p>
-    <w:p>
-      <w:pPr>
-        <w:numPr>
-          <w:ilvl w:val="0"/>
-          <w:numId w:val="1016"/>
-        </w:numPr>
-      </w:pPr>
-      <w:r>
-        <w:t xml:space="preserve">Criptografar tráfego, validar certificados, proteger conectividade privada e monitorar fluxo/DNS/proxy/registros de aplicação.</w:t>
-      </w:r>
-    </w:p>
-    <w:p>
-      <w:pPr>
-        <w:numPr>
-          <w:ilvl w:val="0"/>
-          <w:numId w:val="1016"/>
-        </w:numPr>
-      </w:pPr>
-      <w:r>
-        <w:t xml:space="preserve">Encontrar continuamente IPs públicos, regras abertas, grupos de segurança permissivos, armazenamento/base de dados expostos e túneis de sombra.</w:t>
-      </w:r>
-    </w:p>
-    <w:bookmarkEnd w:id="38"/>
-    <w:bookmarkEnd w:id="39"/>
-    <w:bookmarkStart w:id="41" w:name="segurança-de-dados-e-privacidade"/>
-    <w:p>
-      <w:pPr>
-        <w:pStyle w:val="Heading1"/>
-      </w:pPr>
-      <w:r>
-        <w:t xml:space="preserve">8. Segurança de Dados e Privacidade</w:t>
-      </w:r>
-    </w:p>
-    <w:p>
-      <w:pPr>
-        <w:numPr>
-          <w:ilvl w:val="0"/>
-          <w:numId w:val="1017"/>
-        </w:numPr>
-        <w:pStyle w:val="Compact"/>
-      </w:pPr>
-      <w:r>
-        <w:t xml:space="preserve">A segurança dos dados em nuvem começa com finalidade, localização, classificação e minimização.*</w:t>
-      </w:r>
-    </w:p>
-    <w:p>
-      <w:pPr>
-        <w:pStyle w:val="FirstParagraph"/>
-      </w:pPr>
-    </w:p>
-    <w:p>
-      <w:pPr>
-        <w:pStyle w:val="BodyText"/>
-      </w:pPr>
-      <w:r>
-        <w:t xml:space="preserve">Figura 4. Ciclo de vida dos dados em nuvem</w:t>
-      </w:r>
-    </w:p>
-    <w:p>
-      <w:pPr>
-        <w:pStyle w:val="BodyText"/>
-      </w:pPr>
-      <w:r>
-        <w:t xml:space="preserve">8.1 Controlos de dados</w:t>
-      </w:r>
-    </w:p>
-    <w:p>
-      <w:pPr>
-        <w:numPr>
-          <w:ilvl w:val="0"/>
-          <w:numId w:val="1018"/>
-        </w:numPr>
-      </w:pPr>
-      <w:r>
-        <w:t xml:space="preserve">Inventário dados estruturados/não estruturados, objetos, bancos de dados, instantâneos, análises, logs, caches, índices, lojas de IA, backups, exportações e réplicas.</w:t>
-      </w:r>
-    </w:p>
-    <w:p>
-      <w:pPr>
-        <w:numPr>
-          <w:ilvl w:val="0"/>
-          <w:numId w:val="1018"/>
-        </w:numPr>
-      </w:pPr>
-      <w:r>
-        <w:t xml:space="preserve">Classificar por sensibilidade, regulação, contrato, valor comercial e efeito sobre as pessoas.</w:t>
-      </w:r>
-    </w:p>
-    <w:p>
-      <w:pPr>
-        <w:numPr>
-          <w:ilvl w:val="0"/>
-          <w:numId w:val="1018"/>
-        </w:numPr>
-      </w:pPr>
-      <w:r>
-        <w:t xml:space="preserve">Minimizar coleta, campos, retenção, cópias, locais, acesso, compartilhamento e uso de treinamento.</w:t>
-      </w:r>
-    </w:p>
-    <w:p>
-      <w:pPr>
-        <w:numPr>
-          <w:ilvl w:val="0"/>
-          <w:numId w:val="1018"/>
-        </w:numPr>
-      </w:pPr>
-      <w:r>
-        <w:t xml:space="preserve">Usar políticas de recursos, identidade, caminhos de rede, criptografia, mascaramento/tokenização, DLP e monitoramento.</w:t>
-      </w:r>
-    </w:p>
-    <w:p>
-      <w:pPr>
-        <w:numPr>
-          <w:ilvl w:val="0"/>
-          <w:numId w:val="1018"/>
-        </w:numPr>
-      </w:pPr>
-      <w:r>
-        <w:t xml:space="preserve">Proteger metadados e backups; impedir o acesso do público e compartilhamento inter-atendimento/conta, a menos que aprovado.</w:t>
-      </w:r>
-    </w:p>
-    <w:p>
-      <w:pPr>
-        <w:numPr>
-          <w:ilvl w:val="0"/>
-          <w:numId w:val="1018"/>
-        </w:numPr>
-      </w:pPr>
-      <w:r>
-        <w:t xml:space="preserve">Retenção de teste, retenção legal, exportação, correção, exclusão, expiração de backup, e exclusão provedor / subprocessador.</w:t>
-      </w:r>
-    </w:p>
-    <w:bookmarkStart w:id="40" w:name="X3ef4f599c25c337fcdc25bfaad2208b608bd74f"/>
+        <w:t xml:space="preserve">10.1 Desenho de registo</w:t>
+      </w:r>
+    </w:p>
+    <w:p>
+      <w:pPr>
+        <w:numPr>
+          <w:ilvl w:val="0"/>
+          <w:numId w:val="1023"/>
+        </w:numPr>
+      </w:pPr>
+      <w:r>
+        <w:t xml:space="preserve">Definir eventos necessários antes da implantação: administrativa, identidade, política, acesso a dados, rede, carga de trabalho, aplicação, banco de dados, chave, armazenamento, segurança, suporte e eventos de provedor.</w:t>
+      </w:r>
+    </w:p>
+    <w:p>
+      <w:pPr>
+        <w:numPr>
+          <w:ilvl w:val="0"/>
+          <w:numId w:val="1023"/>
+        </w:numPr>
+      </w:pPr>
+      <w:r>
+        <w:t xml:space="preserve">Habilitar a cobertura de toda a organização e de toda a região; contabilizar novas contas/serviços e serviços que exigem configurações de dados-evento separadas.</w:t>
+      </w:r>
+    </w:p>
+    <w:p>
+      <w:pPr>
+        <w:numPr>
+          <w:ilvl w:val="0"/>
+          <w:numId w:val="1023"/>
+        </w:numPr>
+      </w:pPr>
+      <w:r>
+        <w:t xml:space="preserve">Centralizar para uma conta de segurança protegida, restringir alteração/deleção, usar sincronização de tempo e controles de integridade, e reter por risco/obrigação.</w:t>
+      </w:r>
+    </w:p>
+    <w:p>
+      <w:pPr>
+        <w:numPr>
+          <w:ilvl w:val="0"/>
+          <w:numId w:val="1023"/>
+        </w:numPr>
+      </w:pPr>
+      <w:r>
+        <w:t xml:space="preserve">Normalizar identidade, recurso, ação, resultado, fonte, localização, sessão, solicitação de ID, e tempo sem perder evidência bruta.</w:t>
+      </w:r>
+    </w:p>
+    <w:p>
+      <w:pPr>
+        <w:numPr>
+          <w:ilvl w:val="0"/>
+          <w:numId w:val="1023"/>
+        </w:numPr>
+      </w:pPr>
+      <w:r>
+        <w:t xml:space="preserve">Monitorar desativação de registro, exclusões, mudança de retenção, novas ações privilegiadas, exposição pública, eventos chave/secretos e acesso a dados anômalos.</w:t>
+      </w:r>
+    </w:p>
+    <w:bookmarkEnd w:id="56"/>
+    <w:bookmarkStart w:id="57" w:name="limitações-de-evidência"/>
     <w:p>
       <w:pPr>
         <w:pStyle w:val="Heading2"/>
       </w:pPr>
       <w:r>
-        <w:t xml:space="preserve">A residência de dados é mais do que um selector de regiões:** Considere armazenamento primário, réplicas, backups, logs, suporte, subprocessadores, telemetria, recuperação de desastres, administração e acesso legal ao governo.</w:t>
-      </w:r>
-    </w:p>
-    <w:bookmarkEnd w:id="40"/>
-    <w:bookmarkEnd w:id="41"/>
-    <w:bookmarkStart w:id="43" w:name="X6ecd659bdca690ddcdca024694a75f74435950e"/>
-    <w:p>
-      <w:pPr>
-        <w:pStyle w:val="Heading1"/>
-      </w:pPr>
-      <w:r>
-        <w:t xml:space="preserve">9. Criptografia, Chaves, Certificados e Segredos</w:t>
-      </w:r>
-    </w:p>
-    <w:p>
-      <w:pPr>
-        <w:numPr>
-          <w:ilvl w:val="0"/>
-          <w:numId w:val="1019"/>
-        </w:numPr>
-        <w:pStyle w:val="Compact"/>
-      </w:pPr>
-      <w:r>
-        <w:t xml:space="preserve">A criptografia falha quando chaves, segredos, certificados, algoritmos e permissões são mal gerenciados.*</w:t>
-      </w:r>
-    </w:p>
-    <w:bookmarkStart w:id="42" w:name="gestão-de-chaves"/>
-    <w:p>
-      <w:pPr>
-        <w:pStyle w:val="Heading2"/>
-      </w:pPr>
-      <w:r>
-        <w:t xml:space="preserve">9.1 Gestão de chaves</w:t>
-      </w:r>
-    </w:p>
-    <w:p>
-      <w:pPr>
-        <w:numPr>
-          <w:ilvl w:val="0"/>
-          <w:numId w:val="1020"/>
-        </w:numPr>
-      </w:pPr>
-      <w:r>
-        <w:t xml:space="preserve">Define as escolhas de chave externa, gerenciadas pelo provedor, gerenciadas pelo cliente ou fornecidas pelo cliente por risco e obrigação.</w:t>
-      </w:r>
-    </w:p>
-    <w:p>
-      <w:pPr>
-        <w:numPr>
-          <w:ilvl w:val="0"/>
-          <w:numId w:val="1020"/>
-        </w:numPr>
-      </w:pPr>
-      <w:r>
-        <w:t xml:space="preserve">Administração de chave separada, uso de chave, administração de nuvem, e auditoria onde prático.</w:t>
-      </w:r>
-    </w:p>
-    <w:p>
-      <w:pPr>
-        <w:numPr>
-          <w:ilvl w:val="0"/>
-          <w:numId w:val="1020"/>
-        </w:numPr>
-      </w:pPr>
-      <w:r>
-        <w:t xml:space="preserve">Controle criação, importação, backup, rotação, versão, desativação, atraso de exclusão, recuperação, garantia e destruição.</w:t>
-      </w:r>
-    </w:p>
-    <w:p>
-      <w:pPr>
-        <w:numPr>
-          <w:ilvl w:val="0"/>
-          <w:numId w:val="1020"/>
-        </w:numPr>
-      </w:pPr>
-      <w:r>
-        <w:t xml:space="preserve">Restrinja políticas-chave e subvenções cruzadas; monitorize todos os usos administrativos e criptográficos.</w:t>
-      </w:r>
-    </w:p>
-    <w:p>
-      <w:pPr>
-        <w:numPr>
-          <w:ilvl w:val="0"/>
-          <w:numId w:val="1020"/>
-        </w:numPr>
-      </w:pPr>
-      <w:r>
-        <w:t xml:space="preserve">Plano perda, compromisso, falha na região, saída do provedor e restauração de backup criptografada.</w:t>
-      </w:r>
-    </w:p>
-    <w:p>
-      <w:pPr>
-        <w:pStyle w:val="FirstParagraph"/>
-      </w:pPr>
-      <w:r>
-        <w:t xml:space="preserve">9.2 Segredos e certificados</w:t>
-      </w:r>
-    </w:p>
-    <w:p>
-      <w:pPr>
-        <w:numPr>
-          <w:ilvl w:val="0"/>
-          <w:numId w:val="1021"/>
-        </w:numPr>
-      </w:pPr>
-      <w:r>
-        <w:t xml:space="preserve">Use gerentes secretos aprovados; nunca coloque segredos em fontes, imagens, logs, tickets, chat, estado de IaC ou arquivos de usuário.</w:t>
-      </w:r>
-    </w:p>
-    <w:p>
-      <w:pPr>
-        <w:numPr>
-          <w:ilvl w:val="0"/>
-          <w:numId w:val="1021"/>
-        </w:numPr>
-      </w:pPr>
-      <w:r>
-        <w:t xml:space="preserve">Prefere credenciais de curta duração e rotação automática; proprietário do inventário, finalidade, escopo, última utilização, expiração e dependências.</w:t>
-      </w:r>
-    </w:p>
-    <w:p>
-      <w:pPr>
-        <w:numPr>
-          <w:ilvl w:val="0"/>
-          <w:numId w:val="1021"/>
-        </w:numPr>
-      </w:pPr>
-      <w:r>
-        <w:t xml:space="preserve">Automatizar emissão/renovação de certificados com confiança controlada, proteger chaves privadas, detectar validade e criação de certificados não autorizados.</w:t>
-      </w:r>
-    </w:p>
-    <w:bookmarkEnd w:id="42"/>
-    <w:bookmarkEnd w:id="43"/>
-    <w:bookmarkStart w:id="46" w:name="registro-monitoramento-e-detecção"/>
-    <w:p>
-      <w:pPr>
-        <w:pStyle w:val="Heading1"/>
-      </w:pPr>
-      <w:r>
-        <w:t xml:space="preserve">10. Registro, Monitoramento e Detecção</w:t>
-      </w:r>
-    </w:p>
-    <w:p>
-      <w:pPr>
-        <w:numPr>
-          <w:ilvl w:val="0"/>
-          <w:numId w:val="1022"/>
-        </w:numPr>
-        <w:pStyle w:val="Compact"/>
-      </w:pPr>
-      <w:r>
-        <w:t xml:space="preserve">Evidências em nuvem são úteis quando os eventos de controle-plano, plano de dados, carga de trabalho, identidade e aplicação são ativados e revisados.*</w:t>
-      </w:r>
-    </w:p>
-    <w:bookmarkStart w:id="44" w:name="desenho-de-registo"/>
-    <w:p>
-      <w:pPr>
-        <w:pStyle w:val="Heading2"/>
-      </w:pPr>
-      <w:r>
-        <w:t xml:space="preserve">10.1 Desenho de registo</w:t>
-      </w:r>
-    </w:p>
-    <w:p>
-      <w:pPr>
-        <w:numPr>
-          <w:ilvl w:val="0"/>
-          <w:numId w:val="1023"/>
-        </w:numPr>
-      </w:pPr>
-      <w:r>
-        <w:t xml:space="preserve">Definir eventos necessários antes da implantação: administrativa, identidade, política, acesso a dados, rede, carga de trabalho, aplicação, banco de dados, chave, armazenamento, segurança, suporte e eventos de provedor.</w:t>
-      </w:r>
-    </w:p>
-    <w:p>
-      <w:pPr>
-        <w:numPr>
-          <w:ilvl w:val="0"/>
-          <w:numId w:val="1023"/>
-        </w:numPr>
-      </w:pPr>
-      <w:r>
-        <w:t xml:space="preserve">Habilitar a cobertura de toda a organização e de toda a região; contabilizar novas contas/serviços e serviços que exigem configurações de dados-evento separadas.</w:t>
-      </w:r>
-    </w:p>
-    <w:p>
-      <w:pPr>
-        <w:numPr>
-          <w:ilvl w:val="0"/>
-          <w:numId w:val="1023"/>
-        </w:numPr>
-      </w:pPr>
-      <w:r>
-        <w:t xml:space="preserve">Centralizar para uma conta de segurança protegida, restringir alteração/deleção, usar sincronização de tempo e controles de integridade, e reter por risco/obrigação.</w:t>
-      </w:r>
-    </w:p>
-    <w:p>
-      <w:pPr>
-        <w:numPr>
-          <w:ilvl w:val="0"/>
-          <w:numId w:val="1023"/>
-        </w:numPr>
-      </w:pPr>
-      <w:r>
-        <w:t xml:space="preserve">Normalizar identidade, recurso, ação, resultado, fonte, localização, sessão, solicitação de ID, e tempo sem perder evidência bruta.</w:t>
-      </w:r>
-    </w:p>
-    <w:p>
-      <w:pPr>
-        <w:numPr>
-          <w:ilvl w:val="0"/>
-          <w:numId w:val="1023"/>
-        </w:numPr>
-      </w:pPr>
-      <w:r>
-        <w:t xml:space="preserve">Monitorar desativação de registro, exclusões, mudança de retenção, novas ações privilegiadas, exposição pública, eventos chave/secretos e acesso a dados anômalos.</w:t>
-      </w:r>
-    </w:p>
-    <w:bookmarkEnd w:id="44"/>
-    <w:bookmarkStart w:id="45" w:name="limitações-de-evidência"/>
-    <w:p>
-      <w:pPr>
-        <w:pStyle w:val="Heading2"/>
-      </w:pPr>
-      <w:r>
         <w:t xml:space="preserve">10.2 Limitações de evidência</w:t>
       </w:r>
     </w:p>
@@ -3088,9 +3262,9 @@
         <w:t xml:space="preserve">Validar que alertas criam casos investigados e ações corretivas – não apenas painéis.</w:t>
       </w:r>
     </w:p>
-    <w:bookmarkEnd w:id="45"/>
-    <w:bookmarkEnd w:id="46"/>
-    <w:bookmarkStart w:id="47" w:name="X9e5a9fcf1eba0ecfade1c7b33f850e5de170d16"/>
+    <w:bookmarkEnd w:id="57"/>
+    <w:bookmarkEnd w:id="58"/>
+    <w:bookmarkStart w:id="59" w:name="X9e5a9fcf1eba0ecfade1c7b33f850e5de170d16"/>
     <w:p>
       <w:pPr>
         <w:pStyle w:val="Heading1"/>
@@ -3185,8 +3359,8 @@
         <w:t xml:space="preserve">Corrigir retestes e medir cobertura populacional, tempo, exceções e recorrência.</w:t>
       </w:r>
     </w:p>
-    <w:bookmarkEnd w:id="47"/>
-    <w:bookmarkStart w:id="49" w:name="Xcedd511067af99aa465523f4e6602e07478d7e8"/>
+    <w:bookmarkEnd w:id="59"/>
+    <w:bookmarkStart w:id="61" w:name="Xcedd511067af99aa465523f4e6602e07478d7e8"/>
     <w:p>
       <w:pPr>
         <w:pStyle w:val="Heading1"/>
@@ -3215,11 +3389,11 @@
         </w:numPr>
         <w:pStyle w:val="Heading2"/>
       </w:pPr>
-      <w:bookmarkStart w:id="48" w:name="resource-foco-de-segurança-evidência"/>
+      <w:bookmarkStart w:id="60" w:name="resource-foco-de-segurança-evidência"/>
       <w:r>
         <w:t xml:space="preserve">Resource** ** Foco de segurança** ** Evidência**</w:t>
       </w:r>
-      <w:bookmarkEnd w:id="48"/>
+      <w:bookmarkEnd w:id="60"/>
     </w:p>
     <w:p>
       <w:pPr>
@@ -3269,8 +3443,8 @@
         <w:t xml:space="preserve">□ Marketplace image/service • Publisher, procedência, permissões, atualizações, dados, contrato • aprovação, versão, SBOM/conselheiro, digitalização, evidência do fornecedor</w:t>
       </w:r>
     </w:p>
-    <w:bookmarkEnd w:id="49"/>
-    <w:bookmarkStart w:id="50" w:name="segurança-de-aplicações-e-devsecops"/>
+    <w:bookmarkEnd w:id="61"/>
+    <w:bookmarkStart w:id="65" w:name="segurança-de-aplicações-e-devsecops"/>
     <w:p>
       <w:pPr>
         <w:pStyle w:val="Heading1"/>
@@ -3293,557 +3467,657 @@
     </w:p>
     <w:p>
       <w:pPr>
+        <w:pStyle w:val="CaptionedFigure"/>
+      </w:pPr>
+      <w:r>
+        <w:drawing>
+          <wp:inline>
+            <wp:extent cx="5334000" cy="2945449"/>
+            <wp:effectExtent b="0" l="0" r="0" t="0"/>
+            <wp:docPr descr="As evidências de segurança devem acompanhar o código desde o projeto até a compilação, implantação e execução." title="" id="63" name="Picture"/>
+            <a:graphic>
+              <a:graphicData uri="http://schemas.openxmlformats.org/drawingml/2006/picture">
+                <pic:pic>
+                  <pic:nvPicPr>
+                    <pic:cNvPr descr="media/image5.png" id="64" name="Picture"/>
+                    <pic:cNvPicPr>
+                      <a:picLocks noChangeArrowheads="1" noChangeAspect="1"/>
+                    </pic:cNvPicPr>
+                  </pic:nvPicPr>
+                  <pic:blipFill>
+                    <a:blip r:embed="rId62"/>
+                    <a:stretch>
+                      <a:fillRect/>
+                    </a:stretch>
+                  </pic:blipFill>
+                  <pic:spPr bwMode="auto">
+                    <a:xfrm>
+                      <a:off x="0" y="0"/>
+                      <a:ext cx="5334000" cy="2945449"/>
+                    </a:xfrm>
+                    <a:prstGeom prst="rect">
+                      <a:avLst/>
+                    </a:prstGeom>
+                    <a:noFill/>
+                    <a:ln w="9525">
+                      <a:noFill/>
+                      <a:headEnd/>
+                      <a:tailEnd/>
+                    </a:ln>
+                  </pic:spPr>
+                </pic:pic>
+              </a:graphicData>
+            </a:graphic>
+          </wp:inline>
+        </w:drawing>
+      </w:r>
+    </w:p>
+    <w:p>
+      <w:pPr>
+        <w:pStyle w:val="ImageCaption"/>
+      </w:pPr>
+      <w:r>
+        <w:t xml:space="preserve">As evidências de segurança devem acompanhar o código desde o projeto até a compilação, implantação e execução.</w:t>
+      </w:r>
+    </w:p>
+    <w:p>
+      <w:pPr>
+        <w:pStyle w:val="BodyText"/>
+      </w:pPr>
+      <w:r>
+        <w:t xml:space="preserve">Figura 5. Fluxo de DevSecOps em nuvem</w:t>
+      </w:r>
+    </w:p>
+    <w:bookmarkEnd w:id="65"/>
+    <w:bookmarkStart w:id="66" w:name="entrega-segura"/>
+    <w:p>
+      <w:pPr>
+        <w:pStyle w:val="Heading1"/>
+      </w:pPr>
+      <w:r>
+        <w:t xml:space="preserve"># 13.1 Entrega segura</w:t>
+      </w:r>
+    </w:p>
+    <w:p>
+      <w:pPr>
+        <w:numPr>
+          <w:ilvl w:val="0"/>
+          <w:numId w:val="1028"/>
+        </w:numPr>
+      </w:pPr>
+      <w:r>
+        <w:t xml:space="preserve">Ameaça limites de confiança modelo, dados, casos de abuso, identidade, isolamento do inquilino, dependências do provedor, resiliência e comportamento de falha.</w:t>
+      </w:r>
+    </w:p>
+    <w:p>
+      <w:pPr>
+        <w:numPr>
+          <w:ilvl w:val="0"/>
+          <w:numId w:val="1028"/>
+        </w:numPr>
+      </w:pPr>
+      <w:r>
+        <w:t xml:space="preserve">Use revisão de código, dependência/SBOM, segredos, SAST, IaC, recipiente, API, DAST, e testes manuais adequados ao risco.</w:t>
+      </w:r>
+    </w:p>
+    <w:p>
+      <w:pPr>
+        <w:numPr>
+          <w:ilvl w:val="0"/>
+          <w:numId w:val="1028"/>
+        </w:numPr>
+      </w:pPr>
+      <w:r>
+        <w:t xml:space="preserve">Proteja a fonte, ramos, commits, corredores, sistemas de construção, artefatos, registros, chaves de assinatura, implantações e aprovações de produção.</w:t>
+      </w:r>
+    </w:p>
+    <w:p>
+      <w:pPr>
+        <w:numPr>
+          <w:ilvl w:val="0"/>
+          <w:numId w:val="1028"/>
+        </w:numPr>
+      </w:pPr>
+      <w:r>
+        <w:t xml:space="preserve">Use a identidade de pipeline de curta duração, separação de deveres, ambientes protegidos, procedência assinada, artefatos imutáveis e rollback.</w:t>
+      </w:r>
+    </w:p>
+    <w:p>
+      <w:pPr>
+        <w:numPr>
+          <w:ilvl w:val="0"/>
+          <w:numId w:val="1028"/>
+        </w:numPr>
+      </w:pPr>
+      <w:r>
+        <w:t xml:space="preserve">Implantar observação, manipulação segura de erros, limites de taxa, controles de entrada/saída e ganchos incidentes.</w:t>
+      </w:r>
+    </w:p>
+    <w:p>
+      <w:pPr>
+        <w:numPr>
+          <w:ilvl w:val="0"/>
+          <w:numId w:val="1028"/>
+        </w:numPr>
+      </w:pPr>
+      <w:r>
+        <w:t xml:space="preserve">Rastreie vulnerabilidades e exceções para remediação e reteste verificados.</w:t>
+      </w:r>
+    </w:p>
+    <w:bookmarkEnd w:id="66"/>
+    <w:bookmarkStart w:id="67" w:name="Xc30672bfacc80bf4302a2fb7aba713f95f70471"/>
+    <w:p>
+      <w:pPr>
+        <w:pStyle w:val="Heading1"/>
+      </w:pPr>
+      <w:r>
+        <w:t xml:space="preserve">14. Infraestrutura como Código e Política como Código</w:t>
+      </w:r>
+    </w:p>
+    <w:p>
+      <w:pPr>
+        <w:numPr>
+          <w:ilvl w:val="0"/>
+          <w:numId w:val="1029"/>
+        </w:numPr>
+        <w:pStyle w:val="Compact"/>
+      </w:pPr>
+      <w:r>
+        <w:t xml:space="preserve">Infraestrutura e política como código tornam as decisões na nuvem repetiveis, revetíveis, testáveis e escaláveis.*</w:t>
+      </w:r>
+    </w:p>
+    <w:bookmarkEnd w:id="67"/>
+    <w:bookmarkStart w:id="73" w:name="controlos-iac"/>
+    <w:p>
+      <w:pPr>
+        <w:pStyle w:val="Heading1"/>
+      </w:pPr>
+      <w:r>
+        <w:t xml:space="preserve"># 14.1 Controlos IaC</w:t>
+      </w:r>
+    </w:p>
+    <w:p>
+      <w:pPr>
+        <w:numPr>
+          <w:ilvl w:val="0"/>
+          <w:numId w:val="1030"/>
+        </w:numPr>
+      </w:pPr>
+      <w:r>
+        <w:t xml:space="preserve">Utilizar módulos aprovados, versões/fornecedores fixos, registos de confiança, propriedade de código, revisão por pares, protecção de sucursais e libertações assinadas sempre que necessário.</w:t>
+      </w:r>
+    </w:p>
+    <w:p>
+      <w:pPr>
+        <w:numPr>
+          <w:ilvl w:val="0"/>
+          <w:numId w:val="1030"/>
+        </w:numPr>
+      </w:pPr>
+      <w:r>
+        <w:t xml:space="preserve">Analisar código e plano para configuração inseguro, segredos, dependências de risco, exposição pública, privilégio, criptografia, registro e resiliência.</w:t>
+      </w:r>
+    </w:p>
+    <w:p>
+      <w:pPr>
+        <w:numPr>
+          <w:ilvl w:val="0"/>
+          <w:numId w:val="1030"/>
+        </w:numPr>
+      </w:pPr>
+      <w:r>
+        <w:t xml:space="preserve">Proteja arquivos de estado, saída de plano, credenciais, infra-estruturas, fechaduras, informações de deriva, e registros de CI.</w:t>
+      </w:r>
+    </w:p>
+    <w:p>
+      <w:pPr>
+        <w:numPr>
+          <w:ilvl w:val="0"/>
+          <w:numId w:val="1030"/>
+        </w:numPr>
+      </w:pPr>
+      <w:r>
+        <w:t xml:space="preserve">Requer revisão do plano e aprovação antes da produção aplicar-se; restringir alterações diretas do console e detectar deriva.</w:t>
+      </w:r>
+    </w:p>
+    <w:p>
+      <w:pPr>
+        <w:numPr>
+          <w:ilvl w:val="0"/>
+          <w:numId w:val="1030"/>
+        </w:numPr>
+      </w:pPr>
+      <w:r>
+        <w:t xml:space="preserve">Teste de retrocesso, proteção de exclusão, importação, migração e comportamento de falha.</w:t>
+      </w:r>
+    </w:p>
+    <w:bookmarkStart w:id="71" w:name="política-como-código"/>
+    <w:p>
+      <w:pPr>
+        <w:pStyle w:val="Heading2"/>
+      </w:pPr>
+      <w:r>
+        <w:t xml:space="preserve">14.2 Política como código</w:t>
+      </w:r>
+    </w:p>
+    <w:p>
+      <w:pPr>
+        <w:numPr>
+          <w:ilvl w:val="0"/>
+          <w:numId w:val="1031"/>
+        </w:numPr>
+      </w:pPr>
+      <w:r>
+        <w:t xml:space="preserve">Use guardas preventivos para estados proibidos e políticas detetives para condições que exigem investigação.</w:t>
+      </w:r>
+    </w:p>
+    <w:p>
+      <w:pPr>
+        <w:numPr>
+          <w:ilvl w:val="0"/>
+          <w:numId w:val="1031"/>
+        </w:numPr>
+      </w:pPr>
+      <w:r>
+        <w:t xml:space="preserve">Teste permitido, negado, exceção, falta de dados, e casos de mudança de serviço.</w:t>
+      </w:r>
+    </w:p>
+    <w:p>
+      <w:pPr>
+        <w:numPr>
+          <w:ilvl w:val="0"/>
+          <w:numId w:val="1031"/>
+        </w:numPr>
+      </w:pPr>
+      <w:r>
+        <w:t xml:space="preserve">Regra da versão, proprietário, raciocínio, escopo, severidade, data efetiva, mapeamento, exceção e rollback.</w:t>
+      </w:r>
+    </w:p>
+    <w:p>
+      <w:pPr>
+        <w:numPr>
+          <w:ilvl w:val="0"/>
+          <w:numId w:val="1031"/>
+        </w:numPr>
+      </w:pPr>
+      <w:r>
+        <w:t xml:space="preserve">Nunca permitir ampla remediação automatizada sem corrida a seco, revisão de raios de explosão, aprovação, registro e recuperação.</w:t>
+      </w:r>
+    </w:p>
+    <w:p>
+      <w:pPr>
+        <w:numPr>
+          <w:ilvl w:val="0"/>
+          <w:numId w:val="1032"/>
+        </w:numPr>
+        <w:pStyle w:val="Compact"/>
+      </w:pPr>
+      <w:r>
+        <w:t xml:space="preserve">Containers e Kubernetes</w:t>
+      </w:r>
+    </w:p>
+    <w:p>
+      <w:pPr>
+        <w:numPr>
+          <w:ilvl w:val="0"/>
+          <w:numId w:val="1033"/>
+        </w:numPr>
+        <w:pStyle w:val="Compact"/>
+      </w:pPr>
+      <w:r>
+        <w:t xml:space="preserve">Kubernetes distribui responsabilidade através do plano de controle do provedor, configuração de cluster, nós, imagens, cargas de trabalho, rede e identidade.*</w:t>
+      </w:r>
+    </w:p>
+    <w:p>
+      <w:pPr>
+        <w:pStyle w:val="CaptionedFigure"/>
+      </w:pPr>
+      <w:r>
+        <w:drawing>
+          <wp:inline>
+            <wp:extent cx="5334000" cy="2945449"/>
+            <wp:effectExtent b="0" l="0" r="0" t="0"/>
+            <wp:docPr descr="Kubernetes gerenciado ainda requer controle do cliente sobre cargas, acesso, políticas, rede, dados e evidências." title="" id="69" name="Picture"/>
+            <a:graphic>
+              <a:graphicData uri="http://schemas.openxmlformats.org/drawingml/2006/picture">
+                <pic:pic>
+                  <pic:nvPicPr>
+                    <pic:cNvPr descr="media/image6.png" id="70" name="Picture"/>
+                    <pic:cNvPicPr>
+                      <a:picLocks noChangeArrowheads="1" noChangeAspect="1"/>
+                    </pic:cNvPicPr>
+                  </pic:nvPicPr>
+                  <pic:blipFill>
+                    <a:blip r:embed="rId68"/>
+                    <a:stretch>
+                      <a:fillRect/>
+                    </a:stretch>
+                  </pic:blipFill>
+                  <pic:spPr bwMode="auto">
+                    <a:xfrm>
+                      <a:off x="0" y="0"/>
+                      <a:ext cx="5334000" cy="2945449"/>
+                    </a:xfrm>
+                    <a:prstGeom prst="rect">
+                      <a:avLst/>
+                    </a:prstGeom>
+                    <a:noFill/>
+                    <a:ln w="9525">
+                      <a:noFill/>
+                      <a:headEnd/>
+                      <a:tailEnd/>
+                    </a:ln>
+                  </pic:spPr>
+                </pic:pic>
+              </a:graphicData>
+            </a:graphic>
+          </wp:inline>
+        </w:drawing>
+      </w:r>
+    </w:p>
+    <w:p>
+      <w:pPr>
+        <w:pStyle w:val="ImageCaption"/>
+      </w:pPr>
+      <w:r>
+        <w:t xml:space="preserve">Kubernetes gerenciado ainda requer controle do cliente sobre cargas, acesso, políticas, rede, dados e evidências.</w:t>
+      </w:r>
+    </w:p>
+    <w:p>
+      <w:pPr>
+        <w:pStyle w:val="BodyText"/>
+      </w:pPr>
+      <w:r>
+        <w:t xml:space="preserve">Figura 6. Camadas de segurança Kubernetes</w:t>
+      </w:r>
+    </w:p>
+    <w:bookmarkEnd w:id="71"/>
+    <w:bookmarkStart w:id="72" w:name="controles-de-clusters"/>
+    <w:p>
+      <w:pPr>
+        <w:pStyle w:val="Heading2"/>
+      </w:pPr>
+      <w:r>
+        <w:t xml:space="preserve">15.1 Controles de clusters</w:t>
+      </w:r>
+    </w:p>
+    <w:p>
+      <w:pPr>
+        <w:numPr>
+          <w:ilvl w:val="0"/>
+          <w:numId w:val="1034"/>
+        </w:numPr>
+      </w:pPr>
+      <w:r>
+        <w:t xml:space="preserve">Inventário clusters, versões, proprietários, cargas de trabalho, namespaces, nós, registros, identidades, dados, entrada e responsabilidade do provedor.</w:t>
+      </w:r>
+    </w:p>
+    <w:p>
+      <w:pPr>
+        <w:numPr>
+          <w:ilvl w:val="0"/>
+          <w:numId w:val="1034"/>
+        </w:numPr>
+      </w:pPr>
+      <w:r>
+        <w:t xml:space="preserve">Seguro API acesso, federação, RBAC, contas de serviço, identidade de carga de trabalho, admissão, registros de auditoria e acesso de emergência.</w:t>
+      </w:r>
+    </w:p>
+    <w:p>
+      <w:pPr>
+        <w:numPr>
+          <w:ilvl w:val="0"/>
+          <w:numId w:val="1034"/>
+        </w:numPr>
+      </w:pPr>
+      <w:r>
+        <w:t xml:space="preserve">Use imagens assinadas mínimas confiáveis, verificações de vulnerabilidade/SBOM, execução não-root, sistemas de arquivos somente de leitura, recursos abandonados, limites de recursos e gerentes secretos.</w:t>
+      </w:r>
+    </w:p>
+    <w:p>
+      <w:pPr>
+        <w:numPr>
+          <w:ilvl w:val="0"/>
+          <w:numId w:val="1034"/>
+        </w:numPr>
+      </w:pPr>
+      <w:r>
+        <w:t xml:space="preserve">Aplicar namespace e segmentação de rede, controle de saída, criptografia, proteção de armazenamento, backups, aplicação de políticas e detecção de tempo de execução.</w:t>
+      </w:r>
+    </w:p>
+    <w:p>
+      <w:pPr>
+        <w:numPr>
+          <w:ilvl w:val="0"/>
+          <w:numId w:val="1034"/>
+        </w:numPr>
+      </w:pPr>
+      <w:r>
+        <w:t xml:space="preserve">Patch suporta versões de cluster / nó e atualizações de teste, auto-escalamento, recuperação e compatibilidade política.</w:t>
+      </w:r>
+    </w:p>
+    <w:bookmarkEnd w:id="72"/>
+    <w:bookmarkEnd w:id="73"/>
+    <w:bookmarkStart w:id="74" w:name="X701a752dc2a8567fe58500ab67b777234d8972b"/>
+    <w:p>
+      <w:pPr>
+        <w:pStyle w:val="Heading1"/>
+      </w:pPr>
+      <w:r>
+        <w:t xml:space="preserve">16. Serviços sem servidor, APIs e event-driven</w:t>
+      </w:r>
+    </w:p>
+    <w:p>
+      <w:pPr>
+        <w:numPr>
+          <w:ilvl w:val="0"/>
+          <w:numId w:val="1035"/>
+        </w:numPr>
+        <w:pStyle w:val="Compact"/>
+      </w:pPr>
+      <w:r>
+        <w:t xml:space="preserve">Sistemas sem servidor e orientados para eventos reduzem o gerenciamento do host, mas aumentam as preocupações de identidade, evento, dependência e observação.*</w:t>
+      </w:r>
+    </w:p>
+    <w:bookmarkEnd w:id="74"/>
+    <w:bookmarkStart w:id="76" w:name="controles-sem-servidor"/>
+    <w:p>
+      <w:pPr>
+        <w:pStyle w:val="Heading1"/>
+      </w:pPr>
+      <w:r>
+        <w:t xml:space="preserve"># 16.1 Controles sem servidor</w:t>
+      </w:r>
+    </w:p>
+    <w:p>
+      <w:pPr>
+        <w:numPr>
+          <w:ilvl w:val="0"/>
+          <w:numId w:val="1036"/>
+        </w:numPr>
+      </w:pPr>
+      <w:r>
+        <w:t xml:space="preserve">Função de inventário, proprietário, tempo de execução, fonte, pacote de implantação, dependências, gatilhos, destinos, papel, segredos, rede, dados e retenção.</w:t>
+      </w:r>
+    </w:p>
+    <w:p>
+      <w:pPr>
+        <w:numPr>
+          <w:ilvl w:val="0"/>
+          <w:numId w:val="1036"/>
+        </w:numPr>
+      </w:pPr>
+      <w:r>
+        <w:t xml:space="preserve">Use um papel de execução menos privilegiado por finalidade; evite abusos confusos e de contas cruzadas.</w:t>
+      </w:r>
+    </w:p>
+    <w:p>
+      <w:pPr>
+        <w:numPr>
+          <w:ilvl w:val="0"/>
+          <w:numId w:val="1036"/>
+        </w:numPr>
+      </w:pPr>
+      <w:r>
+        <w:t xml:space="preserve">Validar e autenticar eventos, restringir recursão/concurrância, impor prazos/limites, e lidar com mensagens venenosas e novamente com segurança.</w:t>
+      </w:r>
+    </w:p>
+    <w:p>
+      <w:pPr>
+        <w:numPr>
+          <w:ilvl w:val="0"/>
+          <w:numId w:val="1036"/>
+        </w:numPr>
+      </w:pPr>
+      <w:r>
+        <w:t xml:space="preserve">Digitalize código/dependências/IaC, pino de execução e camadas, proteja a implantação e remova funções/versões não utilizadas.</w:t>
+      </w:r>
+    </w:p>
+    <w:p>
+      <w:pPr>
+        <w:numPr>
+          <w:ilvl w:val="0"/>
+          <w:numId w:val="1036"/>
+        </w:numPr>
+      </w:pPr>
+      <w:r>
+        <w:t xml:space="preserve">Log invocation, identidade, metadados de eventos, erro, destino e mudanças administrativas, minimizando conteúdo sensível.</w:t>
+      </w:r>
+    </w:p>
+    <w:bookmarkStart w:id="75" w:name="segurança-api"/>
+    <w:p>
+      <w:pPr>
+        <w:pStyle w:val="Heading2"/>
+      </w:pPr>
+      <w:r>
+        <w:t xml:space="preserve">16.2 Segurança API</w:t>
+      </w:r>
+    </w:p>
+    <w:p>
+      <w:pPr>
+        <w:numPr>
+          <w:ilvl w:val="0"/>
+          <w:numId w:val="1037"/>
+        </w:numPr>
+      </w:pPr>
+      <w:r>
+        <w:t xml:space="preserve">Inventário de cada API/versão/ambiente e proprietário; use gateways, autenticação, autorização, validação de esquema, quotas, limites de taxa, TLS, erros seguros e registro.</w:t>
+      </w:r>
+    </w:p>
+    <w:p>
+      <w:pPr>
+        <w:numPr>
+          <w:ilvl w:val="0"/>
+          <w:numId w:val="1037"/>
+        </w:numPr>
+      </w:pPr>
+      <w:r>
+        <w:t xml:space="preserve">Autorização de teste objeto/função, validação de token, atribuição de massa, injeção, SSRF, lógica de negócios, inventário e integrações de terceiros.</w:t>
+      </w:r>
+    </w:p>
+    <w:p>
+      <w:pPr>
+        <w:numPr>
+          <w:ilvl w:val="0"/>
+          <w:numId w:val="1037"/>
+        </w:numPr>
+      </w:pPr>
+      <w:r>
+        <w:t xml:space="preserve">Proteja chaves API e webhooks, gire segredos, assine eventos e valide resistência replay.</w:t>
+      </w:r>
+    </w:p>
+    <w:bookmarkEnd w:id="75"/>
+    <w:bookmarkEnd w:id="76"/>
+    <w:bookmarkStart w:id="77" w:name="saas-segurança-e-aplicações-de-negócios"/>
+    <w:p>
+      <w:pPr>
+        <w:pStyle w:val="Heading1"/>
+      </w:pPr>
+      <w:r>
+        <w:t xml:space="preserve">17. SaaS Segurança e Aplicações de Negócios</w:t>
+      </w:r>
+    </w:p>
+    <w:p>
+      <w:pPr>
+        <w:numPr>
+          <w:ilvl w:val="0"/>
+          <w:numId w:val="1038"/>
+        </w:numPr>
+        <w:pStyle w:val="Compact"/>
+      </w:pPr>
+      <w:r>
+        <w:t xml:space="preserve">Segurança SaaS depende fortemente da configuração do inquilino, identidade, uso de dados, integrações, endpoints e evidência do provedor.*</w:t>
+      </w:r>
+    </w:p>
+    <w:bookmarkEnd w:id="77"/>
+    <w:bookmarkStart w:id="78" w:name="revisão-saas"/>
+    <w:p>
+      <w:pPr>
+        <w:pStyle w:val="Heading1"/>
+      </w:pPr>
+      <w:r>
+        <w:t xml:space="preserve"># 17.1 Revisão SaaS</w:t>
+      </w:r>
+    </w:p>
+    <w:p>
+      <w:pPr>
+        <w:numPr>
+          <w:ilvl w:val="0"/>
+          <w:numId w:val="1039"/>
+        </w:numPr>
+      </w:pPr>
+      <w:r>
+        <w:t xml:space="preserve">Proprietário, finalidade, usuários, dados, locais, subprocessadores, uso de IA/treinamento, integrações, criticidade, recuperação, contrato, renovação e saída.</w:t>
+      </w:r>
+    </w:p>
+    <w:p>
+      <w:pPr>
+        <w:numPr>
+          <w:ilvl w:val="0"/>
+          <w:numId w:val="1039"/>
+        </w:numPr>
+      </w:pPr>
+      <w:r>
+        <w:t xml:space="preserve">SSO/MFA, funções, administradores, convidados, acesso ao suporte, sessões, compartilhamento, colaboração externa, aplicativos OAuth, tokens API e avaliações de acesso.</w:t>
+      </w:r>
+    </w:p>
+    <w:p>
+      <w:pPr>
+        <w:numPr>
+          <w:ilvl w:val="0"/>
+          <w:numId w:val="1039"/>
+        </w:numPr>
+      </w:pPr>
+      <w:r>
+        <w:t xml:space="preserve">Retenção, exclusão, exportação, retenção legal, criptografia, chaves do cliente, quando disponíveis, DLP, etiquetas, registros de auditoria, alertas e e-descoberta.</w:t>
+      </w:r>
+    </w:p>
+    <w:p>
+      <w:pPr>
+        <w:numPr>
+          <w:ilvl w:val="0"/>
+          <w:numId w:val="1039"/>
+        </w:numPr>
+      </w:pPr>
+      <w:r>
+        <w:t xml:space="preserve">Provedor SOC/ISO/CSA âmbito de garantia, incidentes, práticas de vulnerabilidade, continuidade, disponibilidade, subprocessadores e aviso de mudança.</w:t>
+      </w:r>
+    </w:p>
+    <w:p>
+      <w:pPr>
+        <w:numPr>
+          <w:ilvl w:val="0"/>
+          <w:numId w:val="1039"/>
+        </w:numPr>
+      </w:pPr>
+      <w:r>
+        <w:t xml:space="preserve">Configuração basal, verificações contínuas de deriva, consentimento de aplicação arriscado, compartilhamento de dados, usuários inativos e reconciliação licença/conta.</w:t>
+      </w:r>
+    </w:p>
+    <w:p>
+      <w:pPr>
         <w:pStyle w:val="FirstParagraph"/>
       </w:pPr>
-    </w:p>
-    <w:p>
-      <w:pPr>
-        <w:pStyle w:val="BodyText"/>
-      </w:pPr>
-      <w:r>
-        <w:t xml:space="preserve">Figura 5. Fluxo de DevSecOps em nuvem</w:t>
-      </w:r>
-    </w:p>
-    <w:bookmarkEnd w:id="50"/>
-    <w:bookmarkStart w:id="51" w:name="entrega-segura"/>
-    <w:p>
-      <w:pPr>
-        <w:pStyle w:val="Heading1"/>
-      </w:pPr>
-      <w:r>
-        <w:t xml:space="preserve"># 13.1 Entrega segura</w:t>
-      </w:r>
-    </w:p>
-    <w:p>
-      <w:pPr>
-        <w:numPr>
-          <w:ilvl w:val="0"/>
-          <w:numId w:val="1028"/>
-        </w:numPr>
-      </w:pPr>
-      <w:r>
-        <w:t xml:space="preserve">Ameaça limites de confiança modelo, dados, casos de abuso, identidade, isolamento do inquilino, dependências do provedor, resiliência e comportamento de falha.</w:t>
-      </w:r>
-    </w:p>
-    <w:p>
-      <w:pPr>
-        <w:numPr>
-          <w:ilvl w:val="0"/>
-          <w:numId w:val="1028"/>
-        </w:numPr>
-      </w:pPr>
-      <w:r>
-        <w:t xml:space="preserve">Use revisão de código, dependência/SBOM, segredos, SAST, IaC, recipiente, API, DAST, e testes manuais adequados ao risco.</w:t>
-      </w:r>
-    </w:p>
-    <w:p>
-      <w:pPr>
-        <w:numPr>
-          <w:ilvl w:val="0"/>
-          <w:numId w:val="1028"/>
-        </w:numPr>
-      </w:pPr>
-      <w:r>
-        <w:t xml:space="preserve">Proteja a fonte, ramos, commits, corredores, sistemas de construção, artefatos, registros, chaves de assinatura, implantações e aprovações de produção.</w:t>
-      </w:r>
-    </w:p>
-    <w:p>
-      <w:pPr>
-        <w:numPr>
-          <w:ilvl w:val="0"/>
-          <w:numId w:val="1028"/>
-        </w:numPr>
-      </w:pPr>
-      <w:r>
-        <w:t xml:space="preserve">Use a identidade de pipeline de curta duração, separação de deveres, ambientes protegidos, procedência assinada, artefatos imutáveis e rollback.</w:t>
-      </w:r>
-    </w:p>
-    <w:p>
-      <w:pPr>
-        <w:numPr>
-          <w:ilvl w:val="0"/>
-          <w:numId w:val="1028"/>
-        </w:numPr>
-      </w:pPr>
-      <w:r>
-        <w:t xml:space="preserve">Implantar observação, manipulação segura de erros, limites de taxa, controles de entrada/saída e ganchos incidentes.</w:t>
-      </w:r>
-    </w:p>
-    <w:p>
-      <w:pPr>
-        <w:numPr>
-          <w:ilvl w:val="0"/>
-          <w:numId w:val="1028"/>
-        </w:numPr>
-      </w:pPr>
-      <w:r>
-        <w:t xml:space="preserve">Rastreie vulnerabilidades e exceções para remediação e reteste verificados.</w:t>
-      </w:r>
-    </w:p>
-    <w:bookmarkEnd w:id="51"/>
-    <w:bookmarkStart w:id="52" w:name="Xc30672bfacc80bf4302a2fb7aba713f95f70471"/>
-    <w:p>
-      <w:pPr>
-        <w:pStyle w:val="Heading1"/>
-      </w:pPr>
-      <w:r>
-        <w:t xml:space="preserve">14. Infraestrutura como Código e Política como Código</w:t>
-      </w:r>
-    </w:p>
-    <w:p>
-      <w:pPr>
-        <w:numPr>
-          <w:ilvl w:val="0"/>
-          <w:numId w:val="1029"/>
-        </w:numPr>
-        <w:pStyle w:val="Compact"/>
-      </w:pPr>
-      <w:r>
-        <w:t xml:space="preserve">Infraestrutura e política como código tornam as decisões na nuvem repetiveis, revetíveis, testáveis e escaláveis.*</w:t>
-      </w:r>
-    </w:p>
-    <w:bookmarkEnd w:id="52"/>
-    <w:bookmarkStart w:id="55" w:name="controlos-iac"/>
-    <w:p>
-      <w:pPr>
-        <w:pStyle w:val="Heading1"/>
-      </w:pPr>
-      <w:r>
-        <w:t xml:space="preserve"># 14.1 Controlos IaC</w:t>
-      </w:r>
-    </w:p>
-    <w:p>
-      <w:pPr>
-        <w:numPr>
-          <w:ilvl w:val="0"/>
-          <w:numId w:val="1030"/>
-        </w:numPr>
-      </w:pPr>
-      <w:r>
-        <w:t xml:space="preserve">Utilizar módulos aprovados, versões/fornecedores fixos, registos de confiança, propriedade de código, revisão por pares, protecção de sucursais e libertações assinadas sempre que necessário.</w:t>
-      </w:r>
-    </w:p>
-    <w:p>
-      <w:pPr>
-        <w:numPr>
-          <w:ilvl w:val="0"/>
-          <w:numId w:val="1030"/>
-        </w:numPr>
-      </w:pPr>
-      <w:r>
-        <w:t xml:space="preserve">Analisar código e plano para configuração inseguro, segredos, dependências de risco, exposição pública, privilégio, criptografia, registro e resiliência.</w:t>
-      </w:r>
-    </w:p>
-    <w:p>
-      <w:pPr>
-        <w:numPr>
-          <w:ilvl w:val="0"/>
-          <w:numId w:val="1030"/>
-        </w:numPr>
-      </w:pPr>
-      <w:r>
-        <w:t xml:space="preserve">Proteja arquivos de estado, saída de plano, credenciais, infra-estruturas, fechaduras, informações de deriva, e registros de CI.</w:t>
-      </w:r>
-    </w:p>
-    <w:p>
-      <w:pPr>
-        <w:numPr>
-          <w:ilvl w:val="0"/>
-          <w:numId w:val="1030"/>
-        </w:numPr>
-      </w:pPr>
-      <w:r>
-        <w:t xml:space="preserve">Requer revisão do plano e aprovação antes da produção aplicar-se; restringir alterações diretas do console e detectar deriva.</w:t>
-      </w:r>
-    </w:p>
-    <w:p>
-      <w:pPr>
-        <w:numPr>
-          <w:ilvl w:val="0"/>
-          <w:numId w:val="1030"/>
-        </w:numPr>
-      </w:pPr>
-      <w:r>
-        <w:t xml:space="preserve">Teste de retrocesso, proteção de exclusão, importação, migração e comportamento de falha.</w:t>
-      </w:r>
-    </w:p>
-    <w:bookmarkStart w:id="53" w:name="política-como-código"/>
-    <w:p>
-      <w:pPr>
-        <w:pStyle w:val="Heading2"/>
-      </w:pPr>
-      <w:r>
-        <w:t xml:space="preserve">14.2 Política como código</w:t>
-      </w:r>
-    </w:p>
-    <w:p>
-      <w:pPr>
-        <w:numPr>
-          <w:ilvl w:val="0"/>
-          <w:numId w:val="1031"/>
-        </w:numPr>
-      </w:pPr>
-      <w:r>
-        <w:t xml:space="preserve">Use guardas preventivos para estados proibidos e políticas detetives para condições que exigem investigação.</w:t>
-      </w:r>
-    </w:p>
-    <w:p>
-      <w:pPr>
-        <w:numPr>
-          <w:ilvl w:val="0"/>
-          <w:numId w:val="1031"/>
-        </w:numPr>
-      </w:pPr>
-      <w:r>
-        <w:t xml:space="preserve">Teste permitido, negado, exceção, falta de dados, e casos de mudança de serviço.</w:t>
-      </w:r>
-    </w:p>
-    <w:p>
-      <w:pPr>
-        <w:numPr>
-          <w:ilvl w:val="0"/>
-          <w:numId w:val="1031"/>
-        </w:numPr>
-      </w:pPr>
-      <w:r>
-        <w:t xml:space="preserve">Regra da versão, proprietário, raciocínio, escopo, severidade, data efetiva, mapeamento, exceção e rollback.</w:t>
-      </w:r>
-    </w:p>
-    <w:p>
-      <w:pPr>
-        <w:numPr>
-          <w:ilvl w:val="0"/>
-          <w:numId w:val="1031"/>
-        </w:numPr>
-      </w:pPr>
-      <w:r>
-        <w:t xml:space="preserve">Nunca permitir ampla remediação automatizada sem corrida a seco, revisão de raios de explosão, aprovação, registro e recuperação.</w:t>
-      </w:r>
-    </w:p>
-    <w:p>
-      <w:pPr>
-        <w:numPr>
-          <w:ilvl w:val="0"/>
-          <w:numId w:val="1032"/>
-        </w:numPr>
-        <w:pStyle w:val="Compact"/>
-      </w:pPr>
-      <w:r>
-        <w:t xml:space="preserve">Containers e Kubernetes</w:t>
-      </w:r>
-    </w:p>
-    <w:p>
-      <w:pPr>
-        <w:numPr>
-          <w:ilvl w:val="0"/>
-          <w:numId w:val="1033"/>
-        </w:numPr>
-        <w:pStyle w:val="Compact"/>
-      </w:pPr>
-      <w:r>
-        <w:t xml:space="preserve">Kubernetes distribui responsabilidade através do plano de controle do provedor, configuração de cluster, nós, imagens, cargas de trabalho, rede e identidade.*</w:t>
-      </w:r>
-    </w:p>
-    <w:p>
-      <w:pPr>
-        <w:pStyle w:val="FirstParagraph"/>
-      </w:pPr>
-    </w:p>
-    <w:p>
-      <w:pPr>
-        <w:pStyle w:val="BodyText"/>
-      </w:pPr>
-      <w:r>
-        <w:t xml:space="preserve">Figura 6. Camadas de segurança Kubernetes</w:t>
-      </w:r>
-    </w:p>
-    <w:bookmarkEnd w:id="53"/>
-    <w:bookmarkStart w:id="54" w:name="controles-de-clusters"/>
-    <w:p>
-      <w:pPr>
-        <w:pStyle w:val="Heading2"/>
-      </w:pPr>
-      <w:r>
-        <w:t xml:space="preserve">15.1 Controles de clusters</w:t>
-      </w:r>
-    </w:p>
-    <w:p>
-      <w:pPr>
-        <w:numPr>
-          <w:ilvl w:val="0"/>
-          <w:numId w:val="1034"/>
-        </w:numPr>
-      </w:pPr>
-      <w:r>
-        <w:t xml:space="preserve">Inventário clusters, versões, proprietários, cargas de trabalho, namespaces, nós, registros, identidades, dados, entrada e responsabilidade do provedor.</w:t>
-      </w:r>
-    </w:p>
-    <w:p>
-      <w:pPr>
-        <w:numPr>
-          <w:ilvl w:val="0"/>
-          <w:numId w:val="1034"/>
-        </w:numPr>
-      </w:pPr>
-      <w:r>
-        <w:t xml:space="preserve">Seguro API acesso, federação, RBAC, contas de serviço, identidade de carga de trabalho, admissão, registros de auditoria e acesso de emergência.</w:t>
-      </w:r>
-    </w:p>
-    <w:p>
-      <w:pPr>
-        <w:numPr>
-          <w:ilvl w:val="0"/>
-          <w:numId w:val="1034"/>
-        </w:numPr>
-      </w:pPr>
-      <w:r>
-        <w:t xml:space="preserve">Use imagens assinadas mínimas confiáveis, verificações de vulnerabilidade/SBOM, execução não-root, sistemas de arquivos somente de leitura, recursos abandonados, limites de recursos e gerentes secretos.</w:t>
-      </w:r>
-    </w:p>
-    <w:p>
-      <w:pPr>
-        <w:numPr>
-          <w:ilvl w:val="0"/>
-          <w:numId w:val="1034"/>
-        </w:numPr>
-      </w:pPr>
-      <w:r>
-        <w:t xml:space="preserve">Aplicar namespace e segmentação de rede, controle de saída, criptografia, proteção de armazenamento, backups, aplicação de políticas e detecção de tempo de execução.</w:t>
-      </w:r>
-    </w:p>
-    <w:p>
-      <w:pPr>
-        <w:numPr>
-          <w:ilvl w:val="0"/>
-          <w:numId w:val="1034"/>
-        </w:numPr>
-      </w:pPr>
-      <w:r>
-        <w:t xml:space="preserve">Patch suporta versões de cluster / nó e atualizações de teste, auto-escalamento, recuperação e compatibilidade política.</w:t>
-      </w:r>
-    </w:p>
-    <w:bookmarkEnd w:id="54"/>
-    <w:bookmarkEnd w:id="55"/>
-    <w:bookmarkStart w:id="56" w:name="X701a752dc2a8567fe58500ab67b777234d8972b"/>
-    <w:p>
-      <w:pPr>
-        <w:pStyle w:val="Heading1"/>
-      </w:pPr>
-      <w:r>
-        <w:t xml:space="preserve">16. Serviços sem servidor, APIs e event-driven</w:t>
-      </w:r>
-    </w:p>
-    <w:p>
-      <w:pPr>
-        <w:numPr>
-          <w:ilvl w:val="0"/>
-          <w:numId w:val="1035"/>
-        </w:numPr>
-        <w:pStyle w:val="Compact"/>
-      </w:pPr>
-      <w:r>
-        <w:t xml:space="preserve">Sistemas sem servidor e orientados para eventos reduzem o gerenciamento do host, mas aumentam as preocupações de identidade, evento, dependência e observação.*</w:t>
-      </w:r>
-    </w:p>
-    <w:bookmarkEnd w:id="56"/>
-    <w:bookmarkStart w:id="58" w:name="controles-sem-servidor"/>
-    <w:p>
-      <w:pPr>
-        <w:pStyle w:val="Heading1"/>
-      </w:pPr>
-      <w:r>
-        <w:t xml:space="preserve"># 16.1 Controles sem servidor</w:t>
-      </w:r>
-    </w:p>
-    <w:p>
-      <w:pPr>
-        <w:numPr>
-          <w:ilvl w:val="0"/>
-          <w:numId w:val="1036"/>
-        </w:numPr>
-      </w:pPr>
-      <w:r>
-        <w:t xml:space="preserve">Função de inventário, proprietário, tempo de execução, fonte, pacote de implantação, dependências, gatilhos, destinos, papel, segredos, rede, dados e retenção.</w:t>
-      </w:r>
-    </w:p>
-    <w:p>
-      <w:pPr>
-        <w:numPr>
-          <w:ilvl w:val="0"/>
-          <w:numId w:val="1036"/>
-        </w:numPr>
-      </w:pPr>
-      <w:r>
-        <w:t xml:space="preserve">Use um papel de execução menos privilegiado por finalidade; evite abusos confusos e de contas cruzadas.</w:t>
-      </w:r>
-    </w:p>
-    <w:p>
-      <w:pPr>
-        <w:numPr>
-          <w:ilvl w:val="0"/>
-          <w:numId w:val="1036"/>
-        </w:numPr>
-      </w:pPr>
-      <w:r>
-        <w:t xml:space="preserve">Validar e autenticar eventos, restringir recursão/concurrância, impor prazos/limites, e lidar com mensagens venenosas e novamente com segurança.</w:t>
-      </w:r>
-    </w:p>
-    <w:p>
-      <w:pPr>
-        <w:numPr>
-          <w:ilvl w:val="0"/>
-          <w:numId w:val="1036"/>
-        </w:numPr>
-      </w:pPr>
-      <w:r>
-        <w:t xml:space="preserve">Digitalize código/dependências/IaC, pino de execução e camadas, proteja a implantação e remova funções/versões não utilizadas.</w:t>
-      </w:r>
-    </w:p>
-    <w:p>
-      <w:pPr>
-        <w:numPr>
-          <w:ilvl w:val="0"/>
-          <w:numId w:val="1036"/>
-        </w:numPr>
-      </w:pPr>
-      <w:r>
-        <w:t xml:space="preserve">Log invocation, identidade, metadados de eventos, erro, destino e mudanças administrativas, minimizando conteúdo sensível.</w:t>
-      </w:r>
-    </w:p>
-    <w:bookmarkStart w:id="57" w:name="segurança-api"/>
-    <w:p>
-      <w:pPr>
-        <w:pStyle w:val="Heading2"/>
-      </w:pPr>
-      <w:r>
-        <w:t xml:space="preserve">16.2 Segurança API</w:t>
-      </w:r>
-    </w:p>
-    <w:p>
-      <w:pPr>
-        <w:numPr>
-          <w:ilvl w:val="0"/>
-          <w:numId w:val="1037"/>
-        </w:numPr>
-      </w:pPr>
-      <w:r>
-        <w:t xml:space="preserve">Inventário de cada API/versão/ambiente e proprietário; use gateways, autenticação, autorização, validação de esquema, quotas, limites de taxa, TLS, erros seguros e registro.</w:t>
-      </w:r>
-    </w:p>
-    <w:p>
-      <w:pPr>
-        <w:numPr>
-          <w:ilvl w:val="0"/>
-          <w:numId w:val="1037"/>
-        </w:numPr>
-      </w:pPr>
-      <w:r>
-        <w:t xml:space="preserve">Autorização de teste objeto/função, validação de token, atribuição de massa, injeção, SSRF, lógica de negócios, inventário e integrações de terceiros.</w:t>
-      </w:r>
-    </w:p>
-    <w:p>
-      <w:pPr>
-        <w:numPr>
-          <w:ilvl w:val="0"/>
-          <w:numId w:val="1037"/>
-        </w:numPr>
-      </w:pPr>
-      <w:r>
-        <w:t xml:space="preserve">Proteja chaves API e webhooks, gire segredos, assine eventos e valide resistência replay.</w:t>
-      </w:r>
-    </w:p>
-    <w:bookmarkEnd w:id="57"/>
-    <w:bookmarkEnd w:id="58"/>
-    <w:bookmarkStart w:id="59" w:name="saas-segurança-e-aplicações-de-negócios"/>
-    <w:p>
-      <w:pPr>
-        <w:pStyle w:val="Heading1"/>
-      </w:pPr>
-      <w:r>
-        <w:t xml:space="preserve">17. SaaS Segurança e Aplicações de Negócios</w:t>
-      </w:r>
-    </w:p>
-    <w:p>
-      <w:pPr>
-        <w:numPr>
-          <w:ilvl w:val="0"/>
-          <w:numId w:val="1038"/>
-        </w:numPr>
-        <w:pStyle w:val="Compact"/>
-      </w:pPr>
-      <w:r>
-        <w:t xml:space="preserve">Segurança SaaS depende fortemente da configuração do inquilino, identidade, uso de dados, integrações, endpoints e evidência do provedor.*</w:t>
-      </w:r>
-    </w:p>
-    <w:bookmarkEnd w:id="59"/>
-    <w:bookmarkStart w:id="60" w:name="revisão-saas"/>
-    <w:p>
-      <w:pPr>
-        <w:pStyle w:val="Heading1"/>
-      </w:pPr>
-      <w:r>
-        <w:t xml:space="preserve"># 17.1 Revisão SaaS</w:t>
-      </w:r>
-    </w:p>
-    <w:p>
-      <w:pPr>
-        <w:numPr>
-          <w:ilvl w:val="0"/>
-          <w:numId w:val="1039"/>
-        </w:numPr>
-      </w:pPr>
-      <w:r>
-        <w:t xml:space="preserve">Proprietário, finalidade, usuários, dados, locais, subprocessadores, uso de IA/treinamento, integrações, criticidade, recuperação, contrato, renovação e saída.</w:t>
-      </w:r>
-    </w:p>
-    <w:p>
-      <w:pPr>
-        <w:numPr>
-          <w:ilvl w:val="0"/>
-          <w:numId w:val="1039"/>
-        </w:numPr>
-      </w:pPr>
-      <w:r>
-        <w:t xml:space="preserve">SSO/MFA, funções, administradores, convidados, acesso ao suporte, sessões, compartilhamento, colaboração externa, aplicativos OAuth, tokens API e avaliações de acesso.</w:t>
-      </w:r>
-    </w:p>
-    <w:p>
-      <w:pPr>
-        <w:numPr>
-          <w:ilvl w:val="0"/>
-          <w:numId w:val="1039"/>
-        </w:numPr>
-      </w:pPr>
-      <w:r>
-        <w:t xml:space="preserve">Retenção, exclusão, exportação, retenção legal, criptografia, chaves do cliente, quando disponíveis, DLP, etiquetas, registros de auditoria, alertas e e-descoberta.</w:t>
-      </w:r>
-    </w:p>
-    <w:p>
-      <w:pPr>
-        <w:numPr>
-          <w:ilvl w:val="0"/>
-          <w:numId w:val="1039"/>
-        </w:numPr>
-      </w:pPr>
-      <w:r>
-        <w:t xml:space="preserve">Provedor SOC/ISO/CSA âmbito de garantia, incidentes, práticas de vulnerabilidade, continuidade, disponibilidade, subprocessadores e aviso de mudança.</w:t>
-      </w:r>
-    </w:p>
-    <w:p>
-      <w:pPr>
-        <w:numPr>
-          <w:ilvl w:val="0"/>
-          <w:numId w:val="1039"/>
-        </w:numPr>
-      </w:pPr>
-      <w:r>
-        <w:t xml:space="preserve">Configuração basal, verificações contínuas de deriva, consentimento de aplicação arriscado, compartilhamento de dados, usuários inativos e reconciliação licença/conta.</w:t>
-      </w:r>
-    </w:p>
-    <w:p>
-      <w:pPr>
-        <w:pStyle w:val="FirstParagraph"/>
-      </w:pPr>
       <w:r>
         <w:t xml:space="preserve">Ponto cego do SaaS:** A aprovação dos contratos não é uma operação segura. Verifique as configurações do inquilino, aplicativos, papéis, compartilhamento, retenção e mudanças de provedor durante todo o relacionamento.</w:t>
       </w:r>
@@ -3854,8 +4128,8 @@
         <w:t xml:space="preserve">(———————————————————————————————————————-</w:t>
       </w:r>
     </w:p>
-    <w:bookmarkEnd w:id="60"/>
-    <w:bookmarkStart w:id="61" w:name="X5d807a2772b5bda95d30d54b3175ae6801f62ae"/>
+    <w:bookmarkEnd w:id="78"/>
+    <w:bookmarkStart w:id="79" w:name="X5d807a2772b5bda95d30d54b3175ae6801f62ae"/>
     <w:p>
       <w:pPr>
         <w:pStyle w:val="Heading1"/>
@@ -3876,8 +4150,8 @@
         <w:t xml:space="preserve">Projetos multinuvem e híbridos podem reduzir ou aumentar o risco dependendo da capacidade operacional real.</w:t>
       </w:r>
     </w:p>
-    <w:bookmarkEnd w:id="61"/>
-    <w:bookmarkStart w:id="62" w:name="desafios-comuns"/>
+    <w:bookmarkEnd w:id="79"/>
+    <w:bookmarkStart w:id="80" w:name="desafios-comuns"/>
     <w:p>
       <w:pPr>
         <w:pStyle w:val="Heading1"/>
@@ -3941,8 +4215,8 @@
         <w:t xml:space="preserve">Reivindicações de portabilidade que falham por causa de serviços proprietários, volume de dados, formatos, dependências, habilidades, tempo e custo.</w:t>
       </w:r>
     </w:p>
-    <w:bookmarkEnd w:id="62"/>
-    <w:bookmarkStart w:id="63" w:name="estratégia"/>
+    <w:bookmarkEnd w:id="80"/>
+    <w:bookmarkStart w:id="81" w:name="estratégia"/>
     <w:p>
       <w:pPr>
         <w:pStyle w:val="Heading1"/>
@@ -3995,8 +4269,8 @@
         <w:t xml:space="preserve">Usar a diversidade quando reduz uma falha correlacionada credível e as equipes podem operá-la com segurança.</w:t>
       </w:r>
     </w:p>
-    <w:bookmarkEnd w:id="63"/>
-    <w:bookmarkStart w:id="66" w:name="Xc84999c64fd2adbb1ee1217358dd06c58e560f4"/>
+    <w:bookmarkEnd w:id="81"/>
+    <w:bookmarkStart w:id="90" w:name="Xc84999c64fd2adbb1ee1217358dd06c58e560f4"/>
     <w:p>
       <w:pPr>
         <w:pStyle w:val="Heading1"/>
@@ -4019,8 +4293,58 @@
     </w:p>
     <w:p>
       <w:pPr>
-        <w:pStyle w:val="FirstParagraph"/>
-      </w:pPr>
+        <w:pStyle w:val="CaptionedFigure"/>
+      </w:pPr>
+      <w:r>
+        <w:drawing>
+          <wp:inline>
+            <wp:extent cx="5334000" cy="2945449"/>
+            <wp:effectExtent b="0" l="0" r="0" t="0"/>
+            <wp:docPr descr="Recursos de disponibilidade não comprovam que o serviço completo do cliente atende ao RTO e RPO." title="" id="83" name="Picture"/>
+            <a:graphic>
+              <a:graphicData uri="http://schemas.openxmlformats.org/drawingml/2006/picture">
+                <pic:pic>
+                  <pic:nvPicPr>
+                    <pic:cNvPr descr="media/image7.png" id="84" name="Picture"/>
+                    <pic:cNvPicPr>
+                      <a:picLocks noChangeArrowheads="1" noChangeAspect="1"/>
+                    </pic:cNvPicPr>
+                  </pic:nvPicPr>
+                  <pic:blipFill>
+                    <a:blip r:embed="rId82"/>
+                    <a:stretch>
+                      <a:fillRect/>
+                    </a:stretch>
+                  </pic:blipFill>
+                  <pic:spPr bwMode="auto">
+                    <a:xfrm>
+                      <a:off x="0" y="0"/>
+                      <a:ext cx="5334000" cy="2945449"/>
+                    </a:xfrm>
+                    <a:prstGeom prst="rect">
+                      <a:avLst/>
+                    </a:prstGeom>
+                    <a:noFill/>
+                    <a:ln w="9525">
+                      <a:noFill/>
+                      <a:headEnd/>
+                      <a:tailEnd/>
+                    </a:ln>
+                  </pic:spPr>
+                </pic:pic>
+              </a:graphicData>
+            </a:graphic>
+          </wp:inline>
+        </w:drawing>
+      </w:r>
+    </w:p>
+    <w:p>
+      <w:pPr>
+        <w:pStyle w:val="ImageCaption"/>
+      </w:pPr>
+      <w:r>
+        <w:t xml:space="preserve">Recursos de disponibilidade não comprovam que o serviço completo do cliente atende ao RTO e RPO.</w:t>
+      </w:r>
     </w:p>
     <w:p>
       <w:pPr>
@@ -4030,7 +4354,7 @@
         <w:t xml:space="preserve">Figura 7. Resiliência e recuperação em nuvem</w:t>
       </w:r>
     </w:p>
-    <w:bookmarkStart w:id="64" w:name="design-de-resiliência"/>
+    <w:bookmarkStart w:id="88" w:name="design-de-resiliência"/>
     <w:p>
       <w:pPr>
         <w:pStyle w:val="Heading2"/>
@@ -4120,8 +4444,58 @@
     </w:p>
     <w:p>
       <w:pPr>
-        <w:pStyle w:val="BodyText"/>
-      </w:pPr>
+        <w:pStyle w:val="CaptionedFigure"/>
+      </w:pPr>
+      <w:r>
+        <w:drawing>
+          <wp:inline>
+            <wp:extent cx="5334000" cy="2945449"/>
+            <wp:effectExtent b="0" l="0" r="0" t="0"/>
+            <wp:docPr descr="Preserve com segurança os registros do provedor e de identidade antes que as evidências expirem ou as mudanças se propaguem." title="" id="86" name="Picture"/>
+            <a:graphic>
+              <a:graphicData uri="http://schemas.openxmlformats.org/drawingml/2006/picture">
+                <pic:pic>
+                  <pic:nvPicPr>
+                    <pic:cNvPr descr="media/image8.png" id="87" name="Picture"/>
+                    <pic:cNvPicPr>
+                      <a:picLocks noChangeArrowheads="1" noChangeAspect="1"/>
+                    </pic:cNvPicPr>
+                  </pic:nvPicPr>
+                  <pic:blipFill>
+                    <a:blip r:embed="rId85"/>
+                    <a:stretch>
+                      <a:fillRect/>
+                    </a:stretch>
+                  </pic:blipFill>
+                  <pic:spPr bwMode="auto">
+                    <a:xfrm>
+                      <a:off x="0" y="0"/>
+                      <a:ext cx="5334000" cy="2945449"/>
+                    </a:xfrm>
+                    <a:prstGeom prst="rect">
+                      <a:avLst/>
+                    </a:prstGeom>
+                    <a:noFill/>
+                    <a:ln w="9525">
+                      <a:noFill/>
+                      <a:headEnd/>
+                      <a:tailEnd/>
+                    </a:ln>
+                  </pic:spPr>
+                </pic:pic>
+              </a:graphicData>
+            </a:graphic>
+          </wp:inline>
+        </w:drawing>
+      </w:r>
+    </w:p>
+    <w:p>
+      <w:pPr>
+        <w:pStyle w:val="ImageCaption"/>
+      </w:pPr>
+      <w:r>
+        <w:t xml:space="preserve">Preserve com segurança os registros do provedor e de identidade antes que as evidências expirem ou as mudanças se propaguem.</w:t>
+      </w:r>
     </w:p>
     <w:p>
       <w:pPr>
@@ -4131,8 +4505,8 @@
         <w:t xml:space="preserve">Figura 8. Fluxo de trabalho incidente na nuvem</w:t>
       </w:r>
     </w:p>
-    <w:bookmarkEnd w:id="64"/>
-    <w:bookmarkStart w:id="65" w:name="preparar"/>
+    <w:bookmarkEnd w:id="88"/>
+    <w:bookmarkStart w:id="89" w:name="preparar"/>
     <w:p>
       <w:pPr>
         <w:pStyle w:val="Heading2"/>
@@ -4174,9 +4548,9 @@
         <w:t xml:space="preserve">Isolamento pré-aprovado, revogação de fichas, restrição de políticas, rotação de chaves, quarentena de rede, instantâneo de carga de trabalho e ações de bloqueio de contas.</w:t>
       </w:r>
     </w:p>
-    <w:bookmarkEnd w:id="65"/>
-    <w:bookmarkEnd w:id="66"/>
-    <w:bookmarkStart w:id="67" w:name="responder"/>
+    <w:bookmarkEnd w:id="89"/>
+    <w:bookmarkEnd w:id="90"/>
+    <w:bookmarkStart w:id="91" w:name="responder"/>
     <w:p>
       <w:pPr>
         <w:pStyle w:val="Heading1"/>
@@ -4240,8 +4614,8 @@
         <w:t xml:space="preserve">Coordenar provedor, clientes, seguradoras, consultores, autoridades e subprocessadores sob obrigações aprovadas.</w:t>
       </w:r>
     </w:p>
-    <w:bookmarkEnd w:id="67"/>
-    <w:bookmarkStart w:id="68" w:name="X432aa9dff57a600ed83fb2e0a885c1b091283b6"/>
+    <w:bookmarkEnd w:id="91"/>
+    <w:bookmarkStart w:id="92" w:name="X432aa9dff57a600ed83fb2e0a885c1b091283b6"/>
     <w:p>
       <w:pPr>
         <w:pStyle w:val="Heading1"/>
@@ -4262,8 +4636,8 @@
         <w:t xml:space="preserve">A privacidade e a conformidade em nuvem seguem os princípios de processamento, responsabilidade, contrato, geografia e evidência.</w:t>
       </w:r>
     </w:p>
-    <w:bookmarkEnd w:id="68"/>
-    <w:bookmarkStart w:id="70" w:name="privacidade-e-revisão-legal"/>
+    <w:bookmarkEnd w:id="92"/>
+    <w:bookmarkStart w:id="94" w:name="privacidade-e-revisão-legal"/>
     <w:p>
       <w:pPr>
         <w:pStyle w:val="Heading1"/>
@@ -4316,7 +4690,7 @@
         <w:t xml:space="preserve">Teste de acesso, correção, exportação, exclusão, retenção, retenção legal, comportamento de backup, compartilhamento, consentimento e controles de inquilino.</w:t>
       </w:r>
     </w:p>
-    <w:bookmarkStart w:id="69" w:name="section-2"/>
+    <w:bookmarkStart w:id="93" w:name="section-2"/>
     <w:p>
       <w:pPr>
         <w:pStyle w:val="Heading2"/>
@@ -4369,9 +4743,9 @@
         <w:t xml:space="preserve">□ CSA CCM v4.1 □ Objetivos de controle específicos para a nuvem e garantia CAIQ</w:t>
       </w:r>
     </w:p>
-    <w:bookmarkEnd w:id="69"/>
-    <w:bookmarkEnd w:id="70"/>
-    <w:bookmarkStart w:id="72" w:name="X0e9f8dcbf1ea25acf2befe7b381a6e391c99086"/>
+    <w:bookmarkEnd w:id="93"/>
+    <w:bookmarkEnd w:id="94"/>
+    <w:bookmarkStart w:id="96" w:name="X0e9f8dcbf1ea25acf2befe7b381a6e391c99086"/>
     <w:p>
       <w:pPr>
         <w:pStyle w:val="Heading1"/>
@@ -4508,7 +4882,7 @@
         <w:t xml:space="preserve">UEM — Gestão Universal de Endpoints Gestão e proteção de endpoints que acessam, administram ou processam serviços e dados em nuvem. □</w:t>
       </w:r>
     </w:p>
-    <w:bookmarkStart w:id="71" w:name="como-usar-ccm-e-caiq"/>
+    <w:bookmarkStart w:id="95" w:name="como-usar-ccm-e-caiq"/>
     <w:p>
       <w:pPr>
         <w:pStyle w:val="Heading2"/>
@@ -4583,9 +4957,9 @@
         <w:t xml:space="preserve">Não reivindicar nível CSA STAR ou certificação, a menos que a entrada de registo e o âmbito exactos o apoiem.</w:t>
       </w:r>
     </w:p>
-    <w:bookmarkEnd w:id="71"/>
-    <w:bookmarkEnd w:id="72"/>
-    <w:bookmarkStart w:id="74" w:name="Xd5d70dc6986673f471ee58e53552132cfeb43b9"/>
+    <w:bookmarkEnd w:id="95"/>
+    <w:bookmarkEnd w:id="96"/>
+    <w:bookmarkStart w:id="98" w:name="Xd5d70dc6986673f471ee58e53552132cfeb43b9"/>
     <w:p>
       <w:pPr>
         <w:pStyle w:val="Heading1"/>
@@ -4613,11 +4987,11 @@
         </w:numPr>
         <w:pStyle w:val="Heading2"/>
       </w:pPr>
-      <w:bookmarkStart w:id="73" w:name="artifacto-revisão"/>
+      <w:bookmarkStart w:id="97" w:name="artifacto-revisão"/>
       <w:r>
         <w:t xml:space="preserve">Artifacto** ** Revisão**</w:t>
       </w:r>
-      <w:bookmarkEnd w:id="73"/>
+      <w:bookmarkEnd w:id="97"/>
     </w:p>
     <w:p>
       <w:pPr>
@@ -4686,8 +5060,8 @@
         <w:t xml:space="preserve">□—————————————————————————————————————————————————————————————————————————————————————————————————————–</w:t>
       </w:r>
     </w:p>
-    <w:bookmarkEnd w:id="74"/>
-    <w:bookmarkStart w:id="77" w:name="avaliação-teste-de-evidências-e-métricas"/>
+    <w:bookmarkEnd w:id="98"/>
+    <w:bookmarkStart w:id="104" w:name="avaliação-teste-de-evidências-e-métricas"/>
     <w:p>
       <w:pPr>
         <w:pStyle w:val="Heading1"/>
@@ -4710,8 +5084,58 @@
     </w:p>
     <w:p>
       <w:pPr>
-        <w:pStyle w:val="FirstParagraph"/>
-      </w:pPr>
+        <w:pStyle w:val="CaptionedFigure"/>
+      </w:pPr>
+      <w:r>
+        <w:drawing>
+          <wp:inline>
+            <wp:extent cx="5334000" cy="2945449"/>
+            <wp:effectExtent b="0" l="0" r="0" t="0"/>
+            <wp:docPr descr="Evidências automatizadas de configuração só se tornam garantia após avaliar escopo, confiabilidade, exceções e risco." title="" id="100" name="Picture"/>
+            <a:graphic>
+              <a:graphicData uri="http://schemas.openxmlformats.org/drawingml/2006/picture">
+                <pic:pic>
+                  <pic:nvPicPr>
+                    <pic:cNvPr descr="media/image9.png" id="101" name="Picture"/>
+                    <pic:cNvPicPr>
+                      <a:picLocks noChangeArrowheads="1" noChangeAspect="1"/>
+                    </pic:cNvPicPr>
+                  </pic:nvPicPr>
+                  <pic:blipFill>
+                    <a:blip r:embed="rId99"/>
+                    <a:stretch>
+                      <a:fillRect/>
+                    </a:stretch>
+                  </pic:blipFill>
+                  <pic:spPr bwMode="auto">
+                    <a:xfrm>
+                      <a:off x="0" y="0"/>
+                      <a:ext cx="5334000" cy="2945449"/>
+                    </a:xfrm>
+                    <a:prstGeom prst="rect">
+                      <a:avLst/>
+                    </a:prstGeom>
+                    <a:noFill/>
+                    <a:ln w="9525">
+                      <a:noFill/>
+                      <a:headEnd/>
+                      <a:tailEnd/>
+                    </a:ln>
+                  </pic:spPr>
+                </pic:pic>
+              </a:graphicData>
+            </a:graphic>
+          </wp:inline>
+        </w:drawing>
+      </w:r>
+    </w:p>
+    <w:p>
+      <w:pPr>
+        <w:pStyle w:val="ImageCaption"/>
+      </w:pPr>
+      <w:r>
+        <w:t xml:space="preserve">Evidências automatizadas de configuração só se tornam garantia após avaliar escopo, confiabilidade, exceções e risco.</w:t>
+      </w:r>
     </w:p>
     <w:p>
       <w:pPr>
@@ -4721,7 +5145,7 @@
         <w:t xml:space="preserve">Figura 9. Cadeia de teste de evidência em nuvem</w:t>
       </w:r>
     </w:p>
-    <w:bookmarkStart w:id="76" w:name="método-de-ensaio"/>
+    <w:bookmarkStart w:id="103" w:name="método-de-ensaio"/>
     <w:p>
       <w:pPr>
         <w:pStyle w:val="Heading2"/>
@@ -4804,7 +5228,7 @@
         </w:numPr>
         <w:pStyle w:val="Heading2"/>
       </w:pPr>
-      <w:bookmarkStart w:id="75" w:name="metric-exemplo"/>
+      <w:bookmarkStart w:id="102" w:name="metric-exemplo"/>
       <w:r>
         <w:t xml:space="preserve">Metric**</w:t>
       </w:r>
@@ -4818,7 +5242,7 @@
         </w:rPr>
         <w:t xml:space="preserve">Exemplo</w:t>
       </w:r>
-      <w:bookmarkEnd w:id="75"/>
+      <w:bookmarkEnd w:id="102"/>
     </w:p>
     <w:p>
       <w:pPr>
@@ -4873,9 +5297,9 @@
         <w:t xml:space="preserve">Recuperação de conquistas Testes representativos que atendem aos testes STO e RPO em serviço completo</w:t>
       </w:r>
     </w:p>
-    <w:bookmarkEnd w:id="76"/>
-    <w:bookmarkEnd w:id="77"/>
-    <w:bookmarkStart w:id="79" w:name="X60eb4aa1c2a58de45496d03c821fb86c7485d04"/>
+    <w:bookmarkEnd w:id="103"/>
+    <w:bookmarkEnd w:id="104"/>
+    <w:bookmarkStart w:id="106" w:name="X60eb4aa1c2a58de45496d03c821fb86c7485d04"/>
     <w:p>
       <w:pPr>
         <w:pStyle w:val="Heading1"/>
@@ -4896,7 +5320,7 @@
         <w:t xml:space="preserve">Serviços de IA em nuvem adicionam modelo, dados, agente, plugin, cadeia de provedores e risco de recursos em rápida mudança.*</w:t>
       </w:r>
     </w:p>
-    <w:bookmarkStart w:id="78" w:name="avaliação-da-nuvem-de-ia"/>
+    <w:bookmarkStart w:id="105" w:name="avaliação-da-nuvem-de-ia"/>
     <w:p>
       <w:pPr>
         <w:pStyle w:val="Heading2"/>
@@ -4985,9 +5409,9 @@
         <w:t xml:space="preserve">□——————————————————————————————————————————————————————————————————————————————————————————————————————————————————————</w:t>
       </w:r>
     </w:p>
-    <w:bookmarkEnd w:id="78"/>
-    <w:bookmarkEnd w:id="79"/>
-    <w:bookmarkStart w:id="81" w:name="ferramentas-de-código-aberto"/>
+    <w:bookmarkEnd w:id="105"/>
+    <w:bookmarkEnd w:id="106"/>
+    <w:bookmarkStart w:id="108" w:name="ferramentas-de-código-aberto"/>
     <w:p>
       <w:pPr>
         <w:pStyle w:val="Heading1"/>
@@ -5008,7 +5432,7 @@
         <w:t xml:space="preserve">Ferramentas de código aberto suportam inventário, postura, IaC, Kubernetes, tempo de execução, segredo, e encontrar evidências.*</w:t>
       </w:r>
     </w:p>
-    <w:bookmarkStart w:id="80" w:name="ferramenta-purpose"/>
+    <w:bookmarkStart w:id="107" w:name="ferramenta-purpose"/>
     <w:p>
       <w:pPr>
         <w:pStyle w:val="Heading2"/>
@@ -5175,9 +5599,9 @@
         <w:t xml:space="preserve">□———————————————————————————————————————————————————————————————————————————————————————————————————————————————————————————————————–</w:t>
       </w:r>
     </w:p>
-    <w:bookmarkEnd w:id="80"/>
-    <w:bookmarkEnd w:id="81"/>
-    <w:bookmarkStart w:id="83" w:name="prowler"/>
+    <w:bookmarkEnd w:id="107"/>
+    <w:bookmarkEnd w:id="108"/>
+    <w:bookmarkStart w:id="110" w:name="prowler"/>
     <w:p>
       <w:pPr>
         <w:pStyle w:val="Heading1"/>
@@ -5196,7 +5620,7 @@
       <w:r>
         <w:t xml:space="preserve"> </w:t>
       </w:r>
-      <w:hyperlink r:id="rId82">
+      <w:hyperlink r:id="rId109">
         <w:r>
           <w:rPr>
             <w:rStyle w:val="Hyperlink"/>
@@ -5221,8 +5645,8 @@
         <w:t xml:space="preserve">Manter: autoridade, conta/região/escopo, papel/permissões, ferramenta/versão, política/periodização, dados de origem, data, população, resultado, validação do analista, limitação, descoberta, ação e reteste. Remova credenciais temporárias e proteja a saída.</w:t>
       </w:r>
     </w:p>
-    <w:bookmarkEnd w:id="83"/>
-    <w:bookmarkStart w:id="85" w:name="scoutsuite"/>
+    <w:bookmarkEnd w:id="110"/>
+    <w:bookmarkStart w:id="112" w:name="scoutsuite"/>
     <w:p>
       <w:pPr>
         <w:pStyle w:val="Heading1"/>
@@ -5241,7 +5665,7 @@
       <w:r>
         <w:t xml:space="preserve"> </w:t>
       </w:r>
-      <w:hyperlink r:id="rId84">
+      <w:hyperlink r:id="rId111">
         <w:r>
           <w:rPr>
             <w:rStyle w:val="Hyperlink"/>
@@ -5266,8 +5690,8 @@
         <w:t xml:space="preserve">Manter: autoridade, conta/região/escopo, papel/permissões, ferramenta/versão, política/periodização, dados de origem, data, população, resultado, validação do analista, limitação, descoberta, ação e reteste. Remova credenciais temporárias e proteja a saída.</w:t>
       </w:r>
     </w:p>
-    <w:bookmarkEnd w:id="85"/>
-    <w:bookmarkStart w:id="87" w:name="vapor"/>
+    <w:bookmarkEnd w:id="112"/>
+    <w:bookmarkStart w:id="114" w:name="vapor"/>
     <w:p>
       <w:pPr>
         <w:pStyle w:val="Heading1"/>
@@ -5286,7 +5710,7 @@
       <w:r>
         <w:t xml:space="preserve"> </w:t>
       </w:r>
-      <w:hyperlink r:id="rId86">
+      <w:hyperlink r:id="rId113">
         <w:r>
           <w:rPr>
             <w:rStyle w:val="Hyperlink"/>
@@ -5311,8 +5735,8 @@
         <w:t xml:space="preserve">Manter: autoridade, conta/região/escopo, papel/permissões, ferramenta/versão, política/periodização, dados de origem, data, população, resultado, validação do analista, limitação, descoberta, ação e reteste. Remova credenciais temporárias e proteja a saída.</w:t>
       </w:r>
     </w:p>
-    <w:bookmarkEnd w:id="87"/>
-    <w:bookmarkStart w:id="89" w:name="custódia-em-nuvem"/>
+    <w:bookmarkEnd w:id="114"/>
+    <w:bookmarkStart w:id="116" w:name="custódia-em-nuvem"/>
     <w:p>
       <w:pPr>
         <w:pStyle w:val="Heading1"/>
@@ -5331,7 +5755,7 @@
       <w:r>
         <w:t xml:space="preserve"> </w:t>
       </w:r>
-      <w:hyperlink r:id="rId88">
+      <w:hyperlink r:id="rId115">
         <w:r>
           <w:rPr>
             <w:rStyle w:val="Hyperlink"/>
@@ -5356,8 +5780,8 @@
         <w:t xml:space="preserve">Manter: autoridade, conta/região/escopo, papel/permissões, ferramenta/versão, política/periodização, dados de origem, data, população, resultado, validação do analista, limitação, descoberta, ação e reteste. Remova credenciais temporárias e proteja a saída.</w:t>
       </w:r>
     </w:p>
-    <w:bookmarkEnd w:id="89"/>
-    <w:bookmarkStart w:id="91" w:name="checkov"/>
+    <w:bookmarkEnd w:id="116"/>
+    <w:bookmarkStart w:id="118" w:name="checkov"/>
     <w:p>
       <w:pPr>
         <w:pStyle w:val="Heading1"/>
@@ -5376,7 +5800,7 @@
       <w:r>
         <w:t xml:space="preserve"> </w:t>
       </w:r>
-      <w:hyperlink r:id="rId90">
+      <w:hyperlink r:id="rId117">
         <w:r>
           <w:rPr>
             <w:rStyle w:val="Hyperlink"/>
@@ -5401,8 +5825,8 @@
         <w:t xml:space="preserve">Manter: autoridade, conta/região/escopo, papel/permissões, ferramenta/versão, política/periodização, dados de origem, data, população, resultado, validação do analista, limitação, descoberta, ação e reteste. Remova credenciais temporárias e proteja a saída.</w:t>
       </w:r>
     </w:p>
-    <w:bookmarkEnd w:id="91"/>
-    <w:bookmarkStart w:id="93" w:name="trivy"/>
+    <w:bookmarkEnd w:id="118"/>
+    <w:bookmarkStart w:id="120" w:name="trivy"/>
     <w:p>
       <w:pPr>
         <w:pStyle w:val="Heading1"/>
@@ -5421,7 +5845,7 @@
       <w:r>
         <w:t xml:space="preserve"> </w:t>
       </w:r>
-      <w:hyperlink r:id="rId92">
+      <w:hyperlink r:id="rId119">
         <w:r>
           <w:rPr>
             <w:rStyle w:val="Hyperlink"/>
@@ -5446,8 +5870,8 @@
         <w:t xml:space="preserve">Manter: autoridade, conta/região/escopo, papel/permissões, ferramenta/versão, política/periodização, dados de origem, data, população, resultado, validação do analista, limitação, descoberta, ação e reteste. Remova credenciais temporárias e proteja a saída.</w:t>
       </w:r>
     </w:p>
-    <w:bookmarkEnd w:id="93"/>
-    <w:bookmarkStart w:id="95" w:name="tfsec"/>
+    <w:bookmarkEnd w:id="120"/>
+    <w:bookmarkStart w:id="122" w:name="tfsec"/>
     <w:p>
       <w:pPr>
         <w:pStyle w:val="Heading1"/>
@@ -5466,7 +5890,7 @@
       <w:r>
         <w:t xml:space="preserve"> </w:t>
       </w:r>
-      <w:hyperlink r:id="rId94">
+      <w:hyperlink r:id="rId121">
         <w:r>
           <w:rPr>
             <w:rStyle w:val="Hyperlink"/>
@@ -5491,8 +5915,8 @@
         <w:t xml:space="preserve">Manter: autoridade, conta/região/escopo, papel/permissões, ferramenta/versão, política/periodização, dados de origem, data, população, resultado, validação do analista, limitação, descoberta, ação e reteste. Remova credenciais temporárias e proteja a saída.</w:t>
       </w:r>
     </w:p>
-    <w:bookmarkEnd w:id="95"/>
-    <w:bookmarkStart w:id="97" w:name="terrascan"/>
+    <w:bookmarkEnd w:id="122"/>
+    <w:bookmarkStart w:id="124" w:name="terrascan"/>
     <w:p>
       <w:pPr>
         <w:pStyle w:val="Heading1"/>
@@ -5511,7 +5935,7 @@
       <w:r>
         <w:t xml:space="preserve"> </w:t>
       </w:r>
-      <w:hyperlink r:id="rId96">
+      <w:hyperlink r:id="rId123">
         <w:r>
           <w:rPr>
             <w:rStyle w:val="Hyperlink"/>
@@ -5536,8 +5960,8 @@
         <w:t xml:space="preserve">Manter: autoridade, conta/região/escopo, papel/permissões, ferramenta/versão, política/periodização, dados de origem, data, população, resultado, validação do analista, limitação, descoberta, ação e reteste. Remova credenciais temporárias e proteja a saída.</w:t>
       </w:r>
     </w:p>
-    <w:bookmarkEnd w:id="97"/>
-    <w:bookmarkStart w:id="99" w:name="opentofu"/>
+    <w:bookmarkEnd w:id="124"/>
+    <w:bookmarkStart w:id="126" w:name="opentofu"/>
     <w:p>
       <w:pPr>
         <w:pStyle w:val="Heading1"/>
@@ -5556,7 +5980,7 @@
       <w:r>
         <w:t xml:space="preserve"> </w:t>
       </w:r>
-      <w:hyperlink r:id="rId98">
+      <w:hyperlink r:id="rId125">
         <w:r>
           <w:rPr>
             <w:rStyle w:val="Hyperlink"/>
@@ -5581,8 +6005,8 @@
         <w:t xml:space="preserve">Manter: autoridade, conta/região/escopo, papel/permissões, ferramenta/versão, política/periodização, dados de origem, data, população, resultado, validação do analista, limitação, descoberta, ação e reteste. Remova credenciais temporárias e proteja a saída.</w:t>
       </w:r>
     </w:p>
-    <w:bookmarkEnd w:id="99"/>
-    <w:bookmarkStart w:id="101" w:name="open-policy-agent"/>
+    <w:bookmarkEnd w:id="126"/>
+    <w:bookmarkStart w:id="128" w:name="open-policy-agent"/>
     <w:p>
       <w:pPr>
         <w:pStyle w:val="Heading1"/>
@@ -5601,7 +6025,7 @@
       <w:r>
         <w:t xml:space="preserve"> </w:t>
       </w:r>
-      <w:hyperlink r:id="rId100">
+      <w:hyperlink r:id="rId127">
         <w:r>
           <w:rPr>
             <w:rStyle w:val="Hyperlink"/>
@@ -5626,8 +6050,8 @@
         <w:t xml:space="preserve">Manter: autoridade, conta/região/escopo, papel/permissões, ferramenta/versão, política/periodização, dados de origem, data, população, resultado, validação do analista, limitação, descoberta, ação e reteste. Remova credenciais temporárias e proteja a saída.</w:t>
       </w:r>
     </w:p>
-    <w:bookmarkEnd w:id="101"/>
-    <w:bookmarkStart w:id="103" w:name="kyverno"/>
+    <w:bookmarkEnd w:id="128"/>
+    <w:bookmarkStart w:id="130" w:name="kyverno"/>
     <w:p>
       <w:pPr>
         <w:pStyle w:val="Heading1"/>
@@ -5646,7 +6070,7 @@
       <w:r>
         <w:t xml:space="preserve"> </w:t>
       </w:r>
-      <w:hyperlink r:id="rId102">
+      <w:hyperlink r:id="rId129">
         <w:r>
           <w:rPr>
             <w:rStyle w:val="Hyperlink"/>
@@ -5671,8 +6095,8 @@
         <w:t xml:space="preserve">Manter: autoridade, conta/região/escopo, papel/permissões, ferramenta/versão, política/periodização, dados de origem, data, população, resultado, validação do analista, limitação, descoberta, ação e reteste. Remova credenciais temporárias e proteja a saída.</w:t>
       </w:r>
     </w:p>
-    <w:bookmarkEnd w:id="103"/>
-    <w:bookmarkStart w:id="105" w:name="kube-bench"/>
+    <w:bookmarkEnd w:id="130"/>
+    <w:bookmarkStart w:id="132" w:name="kube-bench"/>
     <w:p>
       <w:pPr>
         <w:pStyle w:val="Heading1"/>
@@ -5691,7 +6115,7 @@
       <w:r>
         <w:t xml:space="preserve"> </w:t>
       </w:r>
-      <w:hyperlink r:id="rId104">
+      <w:hyperlink r:id="rId131">
         <w:r>
           <w:rPr>
             <w:rStyle w:val="Hyperlink"/>
@@ -5716,8 +6140,8 @@
         <w:t xml:space="preserve">Manter: autoridade, conta/região/escopo, papel/permissões, ferramenta/versão, política/periodização, dados de origem, data, população, resultado, validação do analista, limitação, descoberta, ação e reteste. Remova credenciais temporárias e proteja a saída.</w:t>
       </w:r>
     </w:p>
-    <w:bookmarkEnd w:id="105"/>
-    <w:bookmarkStart w:id="107" w:name="kube-hunter"/>
+    <w:bookmarkEnd w:id="132"/>
+    <w:bookmarkStart w:id="134" w:name="kube-hunter"/>
     <w:p>
       <w:pPr>
         <w:pStyle w:val="Heading1"/>
@@ -5736,7 +6160,7 @@
       <w:r>
         <w:t xml:space="preserve"> </w:t>
       </w:r>
-      <w:hyperlink r:id="rId106">
+      <w:hyperlink r:id="rId133">
         <w:r>
           <w:rPr>
             <w:rStyle w:val="Hyperlink"/>
@@ -5761,8 +6185,8 @@
         <w:t xml:space="preserve">Manter: autoridade, conta/região/escopo, papel/permissões, ferramenta/versão, política/periodização, dados de origem, data, população, resultado, validação do analista, limitação, descoberta, ação e reteste. Remova credenciais temporárias e proteja a saída.</w:t>
       </w:r>
     </w:p>
-    <w:bookmarkEnd w:id="107"/>
-    <w:bookmarkStart w:id="109" w:name="falco"/>
+    <w:bookmarkEnd w:id="134"/>
+    <w:bookmarkStart w:id="136" w:name="falco"/>
     <w:p>
       <w:pPr>
         <w:pStyle w:val="Heading1"/>
@@ -5781,7 +6205,7 @@
       <w:r>
         <w:t xml:space="preserve"> </w:t>
       </w:r>
-      <w:hyperlink r:id="rId108">
+      <w:hyperlink r:id="rId135">
         <w:r>
           <w:rPr>
             <w:rStyle w:val="Hyperlink"/>
@@ -5806,8 +6230,8 @@
         <w:t xml:space="preserve">Manter: autoridade, conta/região/escopo, papel/permissões, ferramenta/versão, política/periodização, dados de origem, data, população, resultado, validação do analista, limitação, descoberta, ação e reteste. Remova credenciais temporárias e proteja a saída.</w:t>
       </w:r>
     </w:p>
-    <w:bookmarkEnd w:id="109"/>
-    <w:bookmarkStart w:id="111" w:name="gitleaks"/>
+    <w:bookmarkEnd w:id="136"/>
+    <w:bookmarkStart w:id="138" w:name="gitleaks"/>
     <w:p>
       <w:pPr>
         <w:pStyle w:val="Heading1"/>
@@ -5826,7 +6250,7 @@
       <w:r>
         <w:t xml:space="preserve"> </w:t>
       </w:r>
-      <w:hyperlink r:id="rId110">
+      <w:hyperlink r:id="rId137">
         <w:r>
           <w:rPr>
             <w:rStyle w:val="Hyperlink"/>
@@ -5851,8 +6275,8 @@
         <w:t xml:space="preserve">Manter: autoridade, conta/região/escopo, papel/permissões, ferramenta/versão, política/periodização, dados de origem, data, população, resultado, validação do analista, limitação, descoberta, ação e reteste. Remova credenciais temporárias e proteja a saída.</w:t>
       </w:r>
     </w:p>
-    <w:bookmarkEnd w:id="111"/>
-    <w:bookmarkStart w:id="113" w:name="trufflehog"/>
+    <w:bookmarkEnd w:id="138"/>
+    <w:bookmarkStart w:id="140" w:name="trufflehog"/>
     <w:p>
       <w:pPr>
         <w:pStyle w:val="Heading1"/>
@@ -5871,7 +6295,7 @@
       <w:r>
         <w:t xml:space="preserve"> </w:t>
       </w:r>
-      <w:hyperlink r:id="rId112">
+      <w:hyperlink r:id="rId139">
         <w:r>
           <w:rPr>
             <w:rStyle w:val="Hyperlink"/>
@@ -5896,8 +6320,8 @@
         <w:t xml:space="preserve">Manter: autoridade, conta/região/escopo, papel/permissões, ferramenta/versão, política/periodização, dados de origem, data, população, resultado, validação do analista, limitação, descoberta, ação e reteste. Remova credenciais temporárias e proteja a saída.</w:t>
       </w:r>
     </w:p>
-    <w:bookmarkEnd w:id="113"/>
-    <w:bookmarkStart w:id="115" w:name="wazuh"/>
+    <w:bookmarkEnd w:id="140"/>
+    <w:bookmarkStart w:id="142" w:name="wazuh"/>
     <w:p>
       <w:pPr>
         <w:pStyle w:val="Heading1"/>
@@ -5916,7 +6340,7 @@
       <w:r>
         <w:t xml:space="preserve"> </w:t>
       </w:r>
-      <w:hyperlink r:id="rId114">
+      <w:hyperlink r:id="rId141">
         <w:r>
           <w:rPr>
             <w:rStyle w:val="Hyperlink"/>
@@ -5941,8 +6365,8 @@
         <w:t xml:space="preserve">Manter: autoridade, conta/região/escopo, papel/permissões, ferramenta/versão, política/periodização, dados de origem, data, população, resultado, validação do analista, limitação, descoberta, ação e reteste. Remova credenciais temporárias e proteja a saída.</w:t>
       </w:r>
     </w:p>
-    <w:bookmarkEnd w:id="115"/>
-    <w:bookmarkStart w:id="117" w:name="defectdojo"/>
+    <w:bookmarkEnd w:id="142"/>
+    <w:bookmarkStart w:id="144" w:name="defectdojo"/>
     <w:p>
       <w:pPr>
         <w:pStyle w:val="Heading1"/>
@@ -5961,7 +6385,7 @@
       <w:r>
         <w:t xml:space="preserve"> </w:t>
       </w:r>
-      <w:hyperlink r:id="rId116">
+      <w:hyperlink r:id="rId143">
         <w:r>
           <w:rPr>
             <w:rStyle w:val="Hyperlink"/>
@@ -5986,8 +6410,8 @@
         <w:t xml:space="preserve">Manter: autoridade, conta/região/escopo, papel/permissões, ferramenta/versão, política/periodização, dados de origem, data, população, resultado, validação do analista, limitação, descoberta, ação e reteste. Remova credenciais temporárias e proteja a saída.</w:t>
       </w:r>
     </w:p>
-    <w:bookmarkEnd w:id="117"/>
-    <w:bookmarkStart w:id="119" w:name="X10ec5b7964552e4851a00d1656abd46f8df7330"/>
+    <w:bookmarkEnd w:id="144"/>
+    <w:bookmarkStart w:id="146" w:name="X10ec5b7964552e4851a00d1656abd46f8df7330"/>
     <w:p>
       <w:pPr>
         <w:pStyle w:val="Heading1"/>
@@ -6071,7 +6495,7 @@
         <w:t xml:space="preserve">Resiliência Pode o serviço completo atender cenários testados de RTO/RPO e falha do provedor? O backup existe mas a restauração não foi comprovada</w:t>
       </w:r>
     </w:p>
-    <w:bookmarkStart w:id="118" w:name="ritmo-operacional"/>
+    <w:bookmarkStart w:id="145" w:name="ritmo-operacional"/>
     <w:p>
       <w:pPr>
         <w:pStyle w:val="Heading2"/>
@@ -6124,9 +6548,9 @@
         <w:t xml:space="preserve">Em todas as principais mudanças de lançamento/fornecedor: arquitetura, responsabilidade, dados, ameaça, teste, retrocesso, evidência e aceitação de risco.</w:t>
       </w:r>
     </w:p>
-    <w:bookmarkEnd w:id="118"/>
-    <w:bookmarkEnd w:id="119"/>
-    <w:bookmarkStart w:id="120" w:name="guia-de-carreira-do-analista-júnior"/>
+    <w:bookmarkEnd w:id="145"/>
+    <w:bookmarkEnd w:id="146"/>
+    <w:bookmarkStart w:id="150" w:name="guia-de-carreira-do-analista-júnior"/>
     <w:p>
       <w:pPr>
         <w:pStyle w:val="Heading1"/>
@@ -6149,222 +6573,1138 @@
     </w:p>
     <w:p>
       <w:pPr>
+        <w:pStyle w:val="CaptionedFigure"/>
+      </w:pPr>
+      <w:r>
+        <w:drawing>
+          <wp:inline>
+            <wp:extent cx="5334000" cy="2945449"/>
+            <wp:effectExtent b="0" l="0" r="0" t="0"/>
+            <wp:docPr descr="Laboratórios seguros e evidências rastreáveis transformam conceitos de nuvem em comprovação de portfólio." title="" id="148" name="Picture"/>
+            <a:graphic>
+              <a:graphicData uri="http://schemas.openxmlformats.org/drawingml/2006/picture">
+                <pic:pic>
+                  <pic:nvPicPr>
+                    <pic:cNvPr descr="media/image10.png" id="149" name="Picture"/>
+                    <pic:cNvPicPr>
+                      <a:picLocks noChangeArrowheads="1" noChangeAspect="1"/>
+                    </pic:cNvPicPr>
+                  </pic:nvPicPr>
+                  <pic:blipFill>
+                    <a:blip r:embed="rId147"/>
+                    <a:stretch>
+                      <a:fillRect/>
+                    </a:stretch>
+                  </pic:blipFill>
+                  <pic:spPr bwMode="auto">
+                    <a:xfrm>
+                      <a:off x="0" y="0"/>
+                      <a:ext cx="5334000" cy="2945449"/>
+                    </a:xfrm>
+                    <a:prstGeom prst="rect">
+                      <a:avLst/>
+                    </a:prstGeom>
+                    <a:noFill/>
+                    <a:ln w="9525">
+                      <a:noFill/>
+                      <a:headEnd/>
+                      <a:tailEnd/>
+                    </a:ln>
+                  </pic:spPr>
+                </pic:pic>
+              </a:graphicData>
+            </a:graphic>
+          </wp:inline>
+        </w:drawing>
+      </w:r>
+    </w:p>
+    <w:p>
+      <w:pPr>
+        <w:pStyle w:val="ImageCaption"/>
+      </w:pPr>
+      <w:r>
+        <w:t xml:space="preserve">Laboratórios seguros e evidências rastreáveis transformam conceitos de nuvem em comprovação de portfólio.</w:t>
+      </w:r>
+    </w:p>
+    <w:p>
+      <w:pPr>
+        <w:pStyle w:val="BodyText"/>
+      </w:pPr>
+      <w:r>
+        <w:t xml:space="preserve">Figura 10. Caminho de analista de segurança de nuvem júnior</w:t>
+      </w:r>
+    </w:p>
+    <w:bookmarkEnd w:id="150"/>
+    <w:bookmarkStart w:id="151" w:name="funções-comuns"/>
+    <w:p>
+      <w:pPr>
+        <w:pStyle w:val="Heading1"/>
+      </w:pPr>
+      <w:r>
+        <w:t xml:space="preserve"># 28.1 Funções comuns</w:t>
+      </w:r>
+    </w:p>
+    <w:p>
+      <w:pPr>
+        <w:numPr>
+          <w:ilvl w:val="0"/>
+          <w:numId w:val="1057"/>
+        </w:numPr>
+      </w:pPr>
+      <w:r>
+        <w:t xml:space="preserve">Analista Júnior de Segurança em Nuvem</w:t>
+      </w:r>
+    </w:p>
+    <w:p>
+      <w:pPr>
+        <w:numPr>
+          <w:ilvl w:val="0"/>
+          <w:numId w:val="1057"/>
+        </w:numPr>
+      </w:pPr>
+      <w:r>
+        <w:t xml:space="preserve">Analisador de conformidade GRC / Cloud</w:t>
+      </w:r>
+    </w:p>
+    <w:p>
+      <w:pPr>
+        <w:numPr>
+          <w:ilvl w:val="0"/>
+          <w:numId w:val="1057"/>
+        </w:numPr>
+      </w:pPr>
+      <w:r>
+        <w:t xml:space="preserve">Engenheiro de segurança em nuvem (associado)</w:t>
+      </w:r>
+    </w:p>
+    <w:p>
+      <w:pPr>
+        <w:numPr>
+          <w:ilvl w:val="0"/>
+          <w:numId w:val="1057"/>
+        </w:numPr>
+      </w:pPr>
+      <w:r>
+        <w:t xml:space="preserve">Analista DevSecOps</w:t>
+      </w:r>
+    </w:p>
+    <w:p>
+      <w:pPr>
+        <w:numPr>
+          <w:ilvl w:val="0"/>
+          <w:numId w:val="1057"/>
+        </w:numPr>
+      </w:pPr>
+      <w:r>
+        <w:t xml:space="preserve">Analista de gerenciamento de postura em nuvem</w:t>
+      </w:r>
+    </w:p>
+    <w:p>
+      <w:pPr>
+        <w:numPr>
+          <w:ilvl w:val="0"/>
+          <w:numId w:val="1057"/>
+        </w:numPr>
+      </w:pPr>
+      <w:r>
+        <w:t xml:space="preserve">Analista IAM</w:t>
+      </w:r>
+    </w:p>
+    <w:p>
+      <w:pPr>
+        <w:numPr>
+          <w:ilvl w:val="0"/>
+          <w:numId w:val="1057"/>
+        </w:numPr>
+      </w:pPr>
+      <w:r>
+        <w:t xml:space="preserve">Analista de Garantia de Segurança</w:t>
+      </w:r>
+    </w:p>
+    <w:p>
+      <w:pPr>
+        <w:numPr>
+          <w:ilvl w:val="0"/>
+          <w:numId w:val="1057"/>
+        </w:numPr>
+      </w:pPr>
+      <w:r>
+        <w:t xml:space="preserve">Analisador de resposta de incidentes na nuvem</w:t>
+      </w:r>
+    </w:p>
+    <w:bookmarkEnd w:id="151"/>
+    <w:bookmarkStart w:id="152" w:name="trabalho-típico"/>
+    <w:p>
+      <w:pPr>
+        <w:pStyle w:val="Heading1"/>
+      </w:pPr>
+      <w:r>
+        <w:t xml:space="preserve"># 28.2 Trabalho típico</w:t>
+      </w:r>
+    </w:p>
+    <w:p>
+      <w:pPr>
+        <w:numPr>
+          <w:ilvl w:val="0"/>
+          <w:numId w:val="1058"/>
+        </w:numPr>
+      </w:pPr>
+      <w:r>
+        <w:t xml:space="preserve">Manter inventários de conta/recurso/proprietário/dados e matrizes de responsabilidade.</w:t>
+      </w:r>
+    </w:p>
+    <w:p>
+      <w:pPr>
+        <w:numPr>
+          <w:ilvl w:val="0"/>
+          <w:numId w:val="1058"/>
+        </w:numPr>
+      </w:pPr>
+      <w:r>
+        <w:t xml:space="preserve">Review IAM, rede, armazenamento, registro, chave, backup, SaaS e configurações de provedor usando ferramentas somente de leitura.</w:t>
+      </w:r>
+    </w:p>
+    <w:p>
+      <w:pPr>
+        <w:numPr>
+          <w:ilvl w:val="0"/>
+          <w:numId w:val="1058"/>
+        </w:numPr>
+      </w:pPr>
+      <w:r>
+        <w:t xml:space="preserve">Scan IaC, imagens, dependências, Kubernetes e repositórios sob procedimentos aprovados.</w:t>
+      </w:r>
+    </w:p>
+    <w:p>
+      <w:pPr>
+        <w:numPr>
+          <w:ilvl w:val="0"/>
+          <w:numId w:val="1058"/>
+        </w:numPr>
+      </w:pPr>
+      <w:r>
+        <w:t xml:space="preserve">Validar as descobertas contra o contexto real; escrever risco e correção claros; reteste de pista.</w:t>
+      </w:r>
+    </w:p>
+    <w:p>
+      <w:pPr>
+        <w:numPr>
+          <w:ilvl w:val="0"/>
+          <w:numId w:val="1058"/>
+        </w:numPr>
+      </w:pPr>
+      <w:r>
+        <w:t xml:space="preserve">Recolher provas SOC/ISO/CSA/fornecedor e testar os controlos/CUECs dos clientes.</w:t>
+      </w:r>
+    </w:p>
+    <w:p>
+      <w:pPr>
+        <w:numPr>
+          <w:ilvl w:val="0"/>
+          <w:numId w:val="1058"/>
+        </w:numPr>
+      </w:pPr>
+      <w:r>
+        <w:t xml:space="preserve">Construir painéis com populações definidas, fontes, limitações, limiares e ação.</w:t>
+      </w:r>
+    </w:p>
+    <w:p>
+      <w:pPr>
+        <w:numPr>
+          <w:ilvl w:val="0"/>
+          <w:numId w:val="1058"/>
+        </w:numPr>
+      </w:pPr>
+      <w:r>
+        <w:t xml:space="preserve">Apoiar linhas do tempo de incidentes na nuvem, preservação de provas, contenção e recuperação.</w:t>
+      </w:r>
+    </w:p>
+    <w:bookmarkEnd w:id="152"/>
+    <w:bookmarkStart w:id="154" w:name="Xad9c5e5870a1d313a8afb95b48d15b486ae427d"/>
+    <w:p>
+      <w:pPr>
+        <w:pStyle w:val="Heading1"/>
+      </w:pPr>
+      <w:r>
+        <w:t xml:space="preserve">29. Laboratório Fictício, Plano de Trinta Dias e Preparação de Entrevistas</w:t>
+      </w:r>
+    </w:p>
+    <w:p>
+      <w:pPr>
+        <w:numPr>
+          <w:ilvl w:val="0"/>
+          <w:numId w:val="1059"/>
+        </w:numPr>
+        <w:pStyle w:val="Compact"/>
+      </w:pPr>
+      <w:r>
+        <w:t xml:space="preserve">Um ambiente de nuvem fictício pode produzir um portfólio júnior seguro e confiável.*</w:t>
+      </w:r>
+    </w:p>
+    <w:p>
+      <w:pPr>
         <w:pStyle w:val="FirstParagraph"/>
       </w:pPr>
-    </w:p>
-    <w:p>
-      <w:pPr>
-        <w:pStyle w:val="BodyText"/>
-      </w:pPr>
-      <w:r>
-        <w:t xml:space="preserve">Figura 10. Caminho de analista de segurança de nuvem júnior</w:t>
-      </w:r>
-    </w:p>
-    <w:bookmarkEnd w:id="120"/>
-    <w:bookmarkStart w:id="121" w:name="funções-comuns"/>
+      <w:r>
+        <w:t xml:space="preserve">Regra do laboratório:** Use uma conta sandbox com limites de gastos, dados sintéticos, cargas de trabalho de treinamento isoladas e autorização escrita. Nunca escaneie alvos públicos, empregadores, provedores ou contas que você não possui. Destruir recursos de laboratório e remover credenciais depois.</w:t>
+      </w:r>
+      <w:r>
+        <w:t xml:space="preserve"> </w:t>
+      </w:r>
+      <w:r>
+        <w:t xml:space="preserve">(—————————————————————————————————————————————————————————————————————————————————————</w:t>
+      </w:r>
+    </w:p>
+    <w:bookmarkStart w:id="153" w:name="laboratório-de-portfólio"/>
+    <w:p>
+      <w:pPr>
+        <w:pStyle w:val="Heading2"/>
+      </w:pPr>
+      <w:r>
+        <w:t xml:space="preserve">29.1 Laboratório de Portfólio</w:t>
+      </w:r>
+    </w:p>
+    <w:p>
+      <w:pPr>
+        <w:numPr>
+          <w:ilvl w:val="0"/>
+          <w:numId w:val="1060"/>
+        </w:numPr>
+      </w:pPr>
+      <w:r>
+        <w:t xml:space="preserve">Crie uma empresa fictícia de 75 pessoas com um aplicativo web do cliente, armazenamento de objetos, banco de dados gerenciado, carga de trabalho Kubernetes, CRM SaaS, provedor de identidade e piloto de IA.</w:t>
+      </w:r>
+    </w:p>
+    <w:p>
+      <w:pPr>
+        <w:numPr>
+          <w:ilvl w:val="0"/>
+          <w:numId w:val="1060"/>
+        </w:numPr>
+      </w:pPr>
+      <w:r>
+        <w:t xml:space="preserve">Construir hierarquia de conta, padrão de propriedade/tag, fluxo de dados, matriz de responsabilidade compartilhada, diagrama de área de pouso e registro de risco.</w:t>
+      </w:r>
+    </w:p>
+    <w:p>
+      <w:pPr>
+        <w:numPr>
+          <w:ilvl w:val="0"/>
+          <w:numId w:val="1060"/>
+        </w:numPr>
+      </w:pPr>
+      <w:r>
+        <w:t xml:space="preserve">Escreva IaC aprovado para uma pequena caixa de areia usando OpenTofu; digitalize com Checkov, Trivy, tfsec, ou Terrascan antes de aplicar.</w:t>
+      </w:r>
+    </w:p>
+    <w:p>
+      <w:pPr>
+        <w:numPr>
+          <w:ilvl w:val="0"/>
+          <w:numId w:val="1060"/>
+        </w:numPr>
+      </w:pPr>
+      <w:r>
+        <w:t xml:space="preserve">Configure papéis menos privilegiados, MFA, registros centrais, armazenamento privado, criptografia, segredos, controles de rede, backup e limites de custos.</w:t>
+      </w:r>
+    </w:p>
+    <w:p>
+      <w:pPr>
+        <w:numPr>
+          <w:ilvl w:val="0"/>
+          <w:numId w:val="1060"/>
+        </w:numPr>
+      </w:pPr>
+      <w:r>
+        <w:t xml:space="preserve">Execute Prowler ou ScoutSuite somente para leitura; valide cinco descobertas; corrija e repita.</w:t>
+      </w:r>
+    </w:p>
+    <w:p>
+      <w:pPr>
+        <w:numPr>
+          <w:ilvl w:val="0"/>
+          <w:numId w:val="1060"/>
+        </w:numPr>
+      </w:pPr>
+      <w:r>
+        <w:t xml:space="preserve">Use kube-bench/Kyverno/Falco em um cluster de laboratório e responsabilidade e limitações do documento.</w:t>
+      </w:r>
+    </w:p>
+    <w:p>
+      <w:pPr>
+        <w:numPr>
+          <w:ilvl w:val="0"/>
+          <w:numId w:val="1060"/>
+        </w:numPr>
+      </w:pPr>
+      <w:r>
+        <w:t xml:space="preserve">Reveja um fornecedor sintético SOC/ISO/CSA conjunto de evidências e escreva lacunas de controle do cliente.</w:t>
+      </w:r>
+    </w:p>
+    <w:p>
+      <w:pPr>
+        <w:numPr>
+          <w:ilvl w:val="0"/>
+          <w:numId w:val="1060"/>
+        </w:numPr>
+      </w:pPr>
+      <w:r>
+        <w:t xml:space="preserve">Execute uma tabela incidente de identidade de nuvem e um teste de restauração contra RGO/RPO fictício.</w:t>
+      </w:r>
+    </w:p>
+    <w:p>
+      <w:pPr>
+        <w:numPr>
+          <w:ilvl w:val="0"/>
+          <w:numId w:val="1060"/>
+        </w:numPr>
+      </w:pPr>
+      <w:r>
+        <w:t xml:space="preserve">Publique apenas evidências higienizadas e rotule o projeto ficcional, educacional, e não uma certificação de provedor.</w:t>
+      </w:r>
+    </w:p>
+    <w:bookmarkEnd w:id="153"/>
+    <w:bookmarkEnd w:id="154"/>
+    <w:bookmarkStart w:id="156" w:name="plano-de-30-dias"/>
     <w:p>
       <w:pPr>
         <w:pStyle w:val="Heading1"/>
       </w:pPr>
       <w:r>
-        <w:t xml:space="preserve"># 28.1 Funções comuns</w:t>
-      </w:r>
-    </w:p>
-    <w:p>
-      <w:pPr>
-        <w:numPr>
-          <w:ilvl w:val="0"/>
-          <w:numId w:val="1057"/>
-        </w:numPr>
-      </w:pPr>
-      <w:r>
-        <w:t xml:space="preserve">Analista Júnior de Segurança em Nuvem</w:t>
-      </w:r>
-    </w:p>
-    <w:p>
-      <w:pPr>
-        <w:numPr>
-          <w:ilvl w:val="0"/>
-          <w:numId w:val="1057"/>
-        </w:numPr>
-      </w:pPr>
-      <w:r>
-        <w:t xml:space="preserve">Analisador de conformidade GRC / Cloud</w:t>
-      </w:r>
-    </w:p>
-    <w:p>
-      <w:pPr>
-        <w:numPr>
-          <w:ilvl w:val="0"/>
-          <w:numId w:val="1057"/>
-        </w:numPr>
-      </w:pPr>
-      <w:r>
-        <w:t xml:space="preserve">Engenheiro de segurança em nuvem (associado)</w:t>
-      </w:r>
-    </w:p>
-    <w:p>
-      <w:pPr>
-        <w:numPr>
-          <w:ilvl w:val="0"/>
-          <w:numId w:val="1057"/>
-        </w:numPr>
-      </w:pPr>
-      <w:r>
-        <w:t xml:space="preserve">Analista DevSecOps</w:t>
-      </w:r>
-    </w:p>
-    <w:p>
-      <w:pPr>
-        <w:numPr>
-          <w:ilvl w:val="0"/>
-          <w:numId w:val="1057"/>
-        </w:numPr>
-      </w:pPr>
-      <w:r>
-        <w:t xml:space="preserve">Analista de gerenciamento de postura em nuvem</w:t>
-      </w:r>
-    </w:p>
-    <w:p>
-      <w:pPr>
-        <w:numPr>
-          <w:ilvl w:val="0"/>
-          <w:numId w:val="1057"/>
-        </w:numPr>
-      </w:pPr>
-      <w:r>
-        <w:t xml:space="preserve">Analista IAM</w:t>
-      </w:r>
-    </w:p>
-    <w:p>
-      <w:pPr>
-        <w:numPr>
-          <w:ilvl w:val="0"/>
-          <w:numId w:val="1057"/>
-        </w:numPr>
-      </w:pPr>
-      <w:r>
-        <w:t xml:space="preserve">Analista de Garantia de Segurança</w:t>
-      </w:r>
-    </w:p>
-    <w:p>
-      <w:pPr>
-        <w:numPr>
-          <w:ilvl w:val="0"/>
-          <w:numId w:val="1057"/>
-        </w:numPr>
-      </w:pPr>
-      <w:r>
-        <w:t xml:space="preserve">Analisador de resposta de incidentes na nuvem</w:t>
-      </w:r>
-    </w:p>
-    <w:bookmarkEnd w:id="121"/>
-    <w:bookmarkStart w:id="122" w:name="trabalho-típico"/>
+        <w:t xml:space="preserve"># 29,2 Plano de 30 dias</w:t>
+      </w:r>
+    </w:p>
+    <w:p>
+      <w:pPr>
+        <w:numPr>
+          <w:ilvl w:val="0"/>
+          <w:numId w:val="1061"/>
+        </w:numPr>
+        <w:pStyle w:val="Heading2"/>
+      </w:pPr>
+      <w:bookmarkStart w:id="155" w:name="dias-foco-entrega"/>
+      <w:r>
+        <w:t xml:space="preserve">Dias** * Foco** * Entrega**</w:t>
+      </w:r>
+      <w:bookmarkEnd w:id="155"/>
+    </w:p>
+    <w:p>
+      <w:pPr>
+        <w:numPr>
+          <w:ilvl w:val="0"/>
+          <w:numId w:val="1000"/>
+        </w:numPr>
+        <w:pStyle w:val="Compact"/>
+      </w:pPr>
+      <w:r>
+        <w:t xml:space="preserve">Modelos em nuvem , responsabilidade, governança , mapa de conceito e matriz de responsabilidade</w:t>
+      </w:r>
+      <w:r>
+        <w:t xml:space="preserve"> </w:t>
+      </w:r>
+      <w:r>
+        <w:t xml:space="preserve">4–6 Contas, inventário, zonas de aterragem, hierarquia, etiquetas, arquitetura</w:t>
+      </w:r>
+      <w:r>
+        <w:t xml:space="preserve"> </w:t>
+      </w:r>
+      <w:r>
+        <w:t xml:space="preserve">□ 7–9 □ Identidade, rede, dados, criptografia</w:t>
+      </w:r>
+    </w:p>
+    <w:p>
+      <w:pPr>
+        <w:numPr>
+          <w:ilvl w:val="0"/>
+          <w:numId w:val="1061"/>
+        </w:numPr>
+        <w:pStyle w:val="Compact"/>
+      </w:pPr>
+      <w:r>
+        <w:t xml:space="preserve">10–12 * Logging, postura, vulnerabilidade * Avaliação apenas leitura e achados *</w:t>
+      </w:r>
+      <w:r>
+        <w:t xml:space="preserve"> </w:t>
+      </w:r>
+      <w:r>
+        <w:t xml:space="preserve">• 13–15 • IaC, política, DevSecOps • IaC escaneado e código corrigido</w:t>
+      </w:r>
+      <w:r>
+        <w:t xml:space="preserve"> </w:t>
+      </w:r>
+      <w:r>
+        <w:t xml:space="preserve">• 16-18 • Containers, sem servidor, APIs • Kubernetes e listas de verificação API</w:t>
+      </w:r>
+    </w:p>
+    <w:p>
+      <w:pPr>
+        <w:numPr>
+          <w:ilvl w:val="0"/>
+          <w:numId w:val="1061"/>
+        </w:numPr>
+        <w:pStyle w:val="Compact"/>
+      </w:pPr>
+      <w:r>
+        <w:t xml:space="preserve">19–21 * SaaS, híbrido, privacidade, evidência do provedor * Avaliação e revisão da garantia SaaS</w:t>
+      </w:r>
+      <w:r>
+        <w:t xml:space="preserve"> </w:t>
+      </w:r>
+      <w:r>
+        <w:t xml:space="preserve">Resiliência e resposta do incidente</w:t>
+      </w:r>
+    </w:p>
+    <w:p>
+      <w:pPr>
+        <w:numPr>
+          <w:ilvl w:val="0"/>
+          <w:numId w:val="1061"/>
+        </w:numPr>
+        <w:pStyle w:val="Compact"/>
+      </w:pPr>
+      <w:r>
+        <w:t xml:space="preserve">25–27 * CCM v4.1 e testes de evidência * Mapa de domínio e cinco testes *</w:t>
+      </w:r>
+      <w:r>
+        <w:t xml:space="preserve"> </w:t>
+      </w:r>
+      <w:r>
+        <w:t xml:space="preserve">28–30 □ Portfolio e entrevistas □ Painel de bordo, memorando de gerente, cinco histórias de STAR</w:t>
+      </w:r>
+    </w:p>
+    <w:bookmarkEnd w:id="156"/>
+    <w:bookmarkStart w:id="163" w:name="o-que-é-responsabilidade-compartilhada"/>
     <w:p>
       <w:pPr>
         <w:pStyle w:val="Heading1"/>
       </w:pPr>
       <w:r>
-        <w:t xml:space="preserve"># 28.2 Trabalho típico</w:t>
-      </w:r>
-    </w:p>
-    <w:p>
-      <w:pPr>
-        <w:numPr>
-          <w:ilvl w:val="0"/>
-          <w:numId w:val="1058"/>
-        </w:numPr>
-      </w:pPr>
-      <w:r>
-        <w:t xml:space="preserve">Manter inventários de conta/recurso/proprietário/dados e matrizes de responsabilidade.</w:t>
-      </w:r>
-    </w:p>
-    <w:p>
-      <w:pPr>
-        <w:numPr>
-          <w:ilvl w:val="0"/>
-          <w:numId w:val="1058"/>
-        </w:numPr>
-      </w:pPr>
-      <w:r>
-        <w:t xml:space="preserve">Review IAM, rede, armazenamento, registro, chave, backup, SaaS e configurações de provedor usando ferramentas somente de leitura.</w:t>
-      </w:r>
-    </w:p>
-    <w:p>
-      <w:pPr>
-        <w:numPr>
-          <w:ilvl w:val="0"/>
-          <w:numId w:val="1058"/>
-        </w:numPr>
-      </w:pPr>
-      <w:r>
-        <w:t xml:space="preserve">Scan IaC, imagens, dependências, Kubernetes e repositórios sob procedimentos aprovados.</w:t>
-      </w:r>
-    </w:p>
-    <w:p>
-      <w:pPr>
-        <w:numPr>
-          <w:ilvl w:val="0"/>
-          <w:numId w:val="1058"/>
-        </w:numPr>
-      </w:pPr>
-      <w:r>
-        <w:t xml:space="preserve">Validar as descobertas contra o contexto real; escrever risco e correção claros; reteste de pista.</w:t>
-      </w:r>
-    </w:p>
-    <w:p>
-      <w:pPr>
-        <w:numPr>
-          <w:ilvl w:val="0"/>
-          <w:numId w:val="1058"/>
-        </w:numPr>
-      </w:pPr>
-      <w:r>
-        <w:t xml:space="preserve">Recolher provas SOC/ISO/CSA/fornecedor e testar os controlos/CUECs dos clientes.</w:t>
-      </w:r>
-    </w:p>
-    <w:p>
-      <w:pPr>
-        <w:numPr>
-          <w:ilvl w:val="0"/>
-          <w:numId w:val="1058"/>
-        </w:numPr>
-      </w:pPr>
-      <w:r>
-        <w:t xml:space="preserve">Construir painéis com populações definidas, fontes, limitações, limiares e ação.</w:t>
-      </w:r>
-    </w:p>
-    <w:p>
-      <w:pPr>
-        <w:numPr>
-          <w:ilvl w:val="0"/>
-          <w:numId w:val="1058"/>
-        </w:numPr>
-      </w:pPr>
-      <w:r>
-        <w:t xml:space="preserve">Apoiar linhas do tempo de incidentes na nuvem, preservação de provas, contenção e recuperação.</w:t>
-      </w:r>
-    </w:p>
-    <w:bookmarkEnd w:id="122"/>
-    <w:bookmarkStart w:id="124" w:name="Xad9c5e5870a1d313a8afb95b48d15b486ae427d"/>
+        <w:t xml:space="preserve"># 29,3 O que é responsabilidade compartilhada?</w:t>
+      </w:r>
+    </w:p>
+    <w:p>
+      <w:pPr>
+        <w:pStyle w:val="FirstParagraph"/>
+      </w:pPr>
+      <w:r>
+        <w:t xml:space="preserve">O provedor e o cliente dividem as tarefas de segurança por modelo de serviço, recurso, contrato e configuração. O limite exato deve ser documentado e testado.</w:t>
+      </w:r>
+    </w:p>
+    <w:bookmarkStart w:id="157" w:name="iaas-versus-paas-versus-saas"/>
+    <w:p>
+      <w:pPr>
+        <w:pStyle w:val="Heading2"/>
+      </w:pPr>
+      <w:r>
+        <w:t xml:space="preserve">29.4 IaaS versus PaaS versus SaaS?</w:t>
+      </w:r>
+    </w:p>
+    <w:p>
+      <w:pPr>
+        <w:pStyle w:val="FirstParagraph"/>
+      </w:pPr>
+      <w:r>
+        <w:t xml:space="preserve">IaaS dá ao cliente mais responsabilidade de carga de trabalho; PaaS gerencia mais tempo de execução; SaaS gerencia a plataforma de aplicativos, enquanto o cliente ainda controla usuários, configurações de inquilinos, dados, integrações e endpoints.</w:t>
+      </w:r>
+    </w:p>
+    <w:bookmarkEnd w:id="157"/>
+    <w:bookmarkStart w:id="158" w:name="por-que-a-identidade-é-crítica-na-nuvem"/>
+    <w:p>
+      <w:pPr>
+        <w:pStyle w:val="Heading2"/>
+      </w:pPr>
+      <w:r>
+        <w:t xml:space="preserve">29.5 Por que a identidade é crítica na nuvem?</w:t>
+      </w:r>
+    </w:p>
+    <w:p>
+      <w:pPr>
+        <w:pStyle w:val="FirstParagraph"/>
+      </w:pPr>
+      <w:r>
+        <w:t xml:space="preserve">APIs e planos de controle permitem que identidades e tokens criem, mudem, acedam ou apaguem recursos em escala.</w:t>
+      </w:r>
+    </w:p>
+    <w:bookmarkEnd w:id="158"/>
+    <w:bookmarkStart w:id="159" w:name="o-que-é-uma-zona-de-aterragem"/>
+    <w:p>
+      <w:pPr>
+        <w:pStyle w:val="Heading2"/>
+      </w:pPr>
+      <w:r>
+        <w:t xml:space="preserve">29.6 O que é uma zona de aterragem?</w:t>
+      </w:r>
+    </w:p>
+    <w:p>
+      <w:pPr>
+        <w:pStyle w:val="FirstParagraph"/>
+      </w:pPr>
+      <w:r>
+        <w:t xml:space="preserve">Uma base de nuvem reutilizável para hierarquia, identidade, rede, registro, guardrails, serviços compartilhados e separação de carga de trabalho.</w:t>
+      </w:r>
+    </w:p>
+    <w:bookmarkEnd w:id="159"/>
+    <w:bookmarkStart w:id="160" w:name="cspm-scan-versus-avaliação"/>
+    <w:p>
+      <w:pPr>
+        <w:pStyle w:val="Heading2"/>
+      </w:pPr>
+      <w:r>
+        <w:t xml:space="preserve">29.7 CSPM scan versus avaliação?</w:t>
+      </w:r>
+    </w:p>
+    <w:p>
+      <w:pPr>
+        <w:pStyle w:val="FirstParagraph"/>
+      </w:pPr>
+      <w:r>
+        <w:t xml:space="preserve">Uma varredura detecta as condições configuradas. Uma avaliação valida critérios, escopo total, responsabilidade, confiabilidade de evidências, processo operacional, exceções, risco e reteste.</w:t>
+      </w:r>
+    </w:p>
+    <w:bookmarkEnd w:id="160"/>
+    <w:bookmarkStart w:id="161" w:name="o-que-é-infraestrutura-como-código"/>
+    <w:p>
+      <w:pPr>
+        <w:pStyle w:val="Heading2"/>
+      </w:pPr>
+      <w:r>
+        <w:t xml:space="preserve">29.8 O que é infraestrutura como código?</w:t>
+      </w:r>
+    </w:p>
+    <w:p>
+      <w:pPr>
+        <w:pStyle w:val="FirstParagraph"/>
+      </w:pPr>
+      <w:r>
+        <w:t xml:space="preserve">Definições declarativas controladas por versões de infraestrutura que podem ser revistas, testadas, implantadas e monitoradas para deriva.</w:t>
+      </w:r>
+    </w:p>
+    <w:bookmarkEnd w:id="161"/>
+    <w:bookmarkStart w:id="162" w:name="como-é-que-proteges-segredos"/>
+    <w:p>
+      <w:pPr>
+        <w:pStyle w:val="Heading2"/>
+      </w:pPr>
+      <w:r>
+        <w:t xml:space="preserve">29.9 Como é que proteges segredos?</w:t>
+      </w:r>
+    </w:p>
+    <w:p>
+      <w:pPr>
+        <w:pStyle w:val="FirstParagraph"/>
+      </w:pPr>
+      <w:r>
+        <w:t xml:space="preserve">Use uma loja secreta gerenciada, credenciais de curta duração, permissões estreitas, rotação, monitoramento e prevenção em código, registros, imagens e estado.</w:t>
+      </w:r>
+    </w:p>
+    <w:bookmarkEnd w:id="162"/>
+    <w:bookmarkEnd w:id="163"/>
+    <w:bookmarkStart w:id="164" w:name="Xbcf9f500fc9fbeee6978ee0019df0d9a6a5df68"/>
     <w:p>
       <w:pPr>
         <w:pStyle w:val="Heading1"/>
       </w:pPr>
       <w:r>
-        <w:t xml:space="preserve">29. Laboratório Fictício, Plano de Trinta Dias e Preparação de Entrevistas</w:t>
-      </w:r>
-    </w:p>
-    <w:p>
-      <w:pPr>
-        <w:numPr>
-          <w:ilvl w:val="0"/>
-          <w:numId w:val="1059"/>
+        <w:t xml:space="preserve"># 29.10 Como você verifica a recuperação da nuvem?</w:t>
+      </w:r>
+    </w:p>
+    <w:p>
+      <w:pPr>
+        <w:pStyle w:val="FirstParagraph"/>
+      </w:pPr>
+      <w:r>
+        <w:t xml:space="preserve">Restaure o serviço completo de fontes protegidas, meça o tempo real/perda de dados, valide a segurança, dados, interfaces, desempenho e aceitação de negócios.</w:t>
+      </w:r>
+    </w:p>
+    <w:bookmarkEnd w:id="164"/>
+    <w:bookmarkStart w:id="165" w:name="o-que-é-csa-ccm-v4.1"/>
+    <w:p>
+      <w:pPr>
+        <w:pStyle w:val="Heading1"/>
+      </w:pPr>
+      <w:r>
+        <w:t xml:space="preserve"># 29.11 O que é CSA CCM v4.1?</w:t>
+      </w:r>
+    </w:p>
+    <w:p>
+      <w:pPr>
+        <w:pStyle w:val="FirstParagraph"/>
+      </w:pPr>
+      <w:r>
+        <w:t xml:space="preserve">Um framework de controle de nuvem com 207 objetivos de controle em 17 domínios, emparelhado com CAIQ para garantia do provedor.</w:t>
+      </w:r>
+    </w:p>
+    <w:bookmarkEnd w:id="165"/>
+    <w:bookmarkStart w:id="166" w:name="o-que-faz-um-bom-analista-júnior"/>
+    <w:p>
+      <w:pPr>
+        <w:pStyle w:val="Heading1"/>
+      </w:pPr>
+      <w:r>
+        <w:t xml:space="preserve"># 29.12 O que faz um bom analista júnior?</w:t>
+      </w:r>
+    </w:p>
+    <w:p>
+      <w:pPr>
+        <w:pStyle w:val="FirstParagraph"/>
+      </w:pPr>
+      <w:r>
+        <w:t xml:space="preserve">Escopo cuidadoso, primeiros passos somente leitura, evidência confiável, validação, escrita clara, manipulação segura de credenciais e limitações honestas.</w:t>
+      </w:r>
+    </w:p>
+    <w:bookmarkEnd w:id="166"/>
+    <w:bookmarkStart w:id="169" w:name="modelos-glossário-índice-e-referências"/>
+    <w:p>
+      <w:pPr>
+        <w:pStyle w:val="Heading1"/>
+      </w:pPr>
+      <w:r>
+        <w:t xml:space="preserve">30. Modelos, Glossário, Índice e Referências</w:t>
+      </w:r>
+    </w:p>
+    <w:p>
+      <w:pPr>
+        <w:numPr>
+          <w:ilvl w:val="0"/>
+          <w:numId w:val="1062"/>
         </w:numPr>
         <w:pStyle w:val="Compact"/>
       </w:pPr>
       <w:r>
-        <w:t xml:space="preserve">Um ambiente de nuvem fictício pode produzir um portfólio júnior seguro e confiável.*</w:t>
+        <w:t xml:space="preserve">Estruturas de trabalho reutilizáveis, termos-chave, índice de assunto e pontos de partida autorizados.*</w:t>
+      </w:r>
+    </w:p>
+    <w:bookmarkStart w:id="168" w:name="X682c480ea451ae1b7be7aaf0f247fad196a47bc"/>
+    <w:p>
+      <w:pPr>
+        <w:pStyle w:val="Heading2"/>
+      </w:pPr>
+      <w:r>
+        <w:t xml:space="preserve">30.1 Inventário de nuvem e registro de responsabilidade</w:t>
+      </w:r>
+    </w:p>
+    <w:p>
+      <w:pPr>
+        <w:numPr>
+          <w:ilvl w:val="0"/>
+          <w:numId w:val="1063"/>
+        </w:numPr>
+        <w:pStyle w:val="Heading2"/>
+      </w:pPr>
+      <w:bookmarkStart w:id="167" w:name="campo-entrada"/>
+      <w:r>
+        <w:t xml:space="preserve">Campo** * Entrada**</w:t>
+      </w:r>
+      <w:bookmarkEnd w:id="167"/>
+    </w:p>
+    <w:p>
+      <w:pPr>
+        <w:numPr>
+          <w:ilvl w:val="0"/>
+          <w:numId w:val="1000"/>
+        </w:numPr>
+        <w:pStyle w:val="Compact"/>
+      </w:pPr>
+      <w:r>
+        <w:t xml:space="preserve">• Provedor / inquilino / conta / região</w:t>
+      </w:r>
+      <w:r>
+        <w:t xml:space="preserve"> </w:t>
+      </w:r>
+      <w:r>
+        <w:t xml:space="preserve">Serviço / recurso / proprietário</w:t>
+      </w:r>
+      <w:r>
+        <w:t xml:space="preserve"> </w:t>
+      </w:r>
+      <w:r>
+        <w:t xml:space="preserve">O objectivo / ambiente / criticidade</w:t>
+      </w:r>
+      <w:r>
+        <w:t xml:space="preserve"> </w:t>
+      </w:r>
+      <w:r>
+        <w:t xml:space="preserve">Os dados / residência / retenção</w:t>
+      </w:r>
+      <w:r>
+        <w:t xml:space="preserve"> </w:t>
+      </w:r>
+      <w:r>
+        <w:t xml:space="preserve">Identidade / privilégio / integração</w:t>
+      </w:r>
+    </w:p>
+    <w:p>
+      <w:pPr>
+        <w:numPr>
+          <w:ilvl w:val="0"/>
+          <w:numId w:val="1063"/>
+        </w:numPr>
+        <w:pStyle w:val="Compact"/>
+      </w:pPr>
+      <w:r>
+        <w:t xml:space="preserve">Rede / exposição *                                                  </w:t>
+      </w:r>
+      <w:r>
+        <w:t xml:space="preserve"> </w:t>
+      </w:r>
+      <w:r>
+        <w:t xml:space="preserve">□ Responsabilidade do prestador</w:t>
+      </w:r>
+      <w:r>
+        <w:t xml:space="preserve"> </w:t>
+      </w:r>
+      <w:r>
+        <w:t xml:space="preserve">□ Responsabilidade do cliente</w:t>
+      </w:r>
+      <w:r>
+        <w:t xml:space="preserve"> </w:t>
+      </w:r>
+      <w:r>
+        <w:t xml:space="preserve">• Provas / avaliação / conclusões</w:t>
+      </w:r>
+      <w:r>
+        <w:t xml:space="preserve"> </w:t>
+      </w:r>
+      <w:r>
+        <w:t xml:space="preserve">Recuperação / incidente / saída</w:t>
+      </w:r>
+    </w:p>
+    <w:bookmarkEnd w:id="168"/>
+    <w:bookmarkEnd w:id="169"/>
+    <w:bookmarkStart w:id="173" w:name="papel-de-trabalho-de-controle-de-nuvem"/>
+    <w:p>
+      <w:pPr>
+        <w:pStyle w:val="Heading1"/>
+      </w:pPr>
+      <w:r>
+        <w:t xml:space="preserve"># 30.2 Papel de trabalho de controle de nuvem</w:t>
+      </w:r>
+    </w:p>
+    <w:p>
+      <w:pPr>
+        <w:numPr>
+          <w:ilvl w:val="0"/>
+          <w:numId w:val="1064"/>
+        </w:numPr>
+        <w:pStyle w:val="Heading2"/>
+      </w:pPr>
+      <w:bookmarkStart w:id="170" w:name="campo-entrada-1"/>
+      <w:r>
+        <w:t xml:space="preserve">Campo** * Entrada**</w:t>
+      </w:r>
+      <w:bookmarkEnd w:id="170"/>
+    </w:p>
+    <w:p>
+      <w:pPr>
+        <w:numPr>
+          <w:ilvl w:val="0"/>
+          <w:numId w:val="1000"/>
+        </w:numPr>
+        <w:pStyle w:val="Compact"/>
+      </w:pPr>
+      <w:r>
+        <w:t xml:space="preserve">□ Exigência / quadro / versão</w:t>
+      </w:r>
+      <w:r>
+        <w:t xml:space="preserve"> </w:t>
+      </w:r>
+      <w:r>
+        <w:t xml:space="preserve">• Âmbito de aplicação / população / responsabilidade</w:t>
+      </w:r>
+      <w:r>
+        <w:t xml:space="preserve"> </w:t>
+      </w:r>
+      <w:r>
+        <w:t xml:space="preserve">Arquitectura / implementação</w:t>
+      </w:r>
+      <w:r>
+        <w:t xml:space="preserve"> </w:t>
+      </w:r>
+      <w:r>
+        <w:t xml:space="preserve">IaC / política/configuração</w:t>
+      </w:r>
+      <w:r>
+        <w:t xml:space="preserve"> </w:t>
+      </w:r>
+      <w:r>
+        <w:t xml:space="preserve">Processo / proprietário / frequência</w:t>
+      </w:r>
+      <w:r>
+        <w:t xml:space="preserve"> </w:t>
+      </w:r>
+      <w:r>
+        <w:t xml:space="preserve">Fonte de provas / consulta / data</w:t>
+      </w:r>
+    </w:p>
+    <w:p>
+      <w:pPr>
+        <w:numPr>
+          <w:ilvl w:val="0"/>
+          <w:numId w:val="1064"/>
+        </w:numPr>
+        <w:pStyle w:val="Compact"/>
+      </w:pPr>
+      <w:r>
+        <w:t xml:space="preserve">Teste / resultado / exceções *                                                 </w:t>
+      </w:r>
+    </w:p>
+    <w:p>
+      <w:pPr>
+        <w:numPr>
+          <w:ilvl w:val="0"/>
+          <w:numId w:val="1064"/>
+        </w:numPr>
+        <w:pStyle w:val="Compact"/>
+      </w:pPr>
+      <w:r>
+        <w:t xml:space="preserve">Risco / causa / protecção interina</w:t>
+      </w:r>
+      <w:r>
+        <w:t xml:space="preserve"> </w:t>
+      </w:r>
+      <w:r>
+        <w:t xml:space="preserve">Acção / proprietário / data de vencimento</w:t>
+      </w:r>
+      <w:r>
+        <w:t xml:space="preserve"> </w:t>
+      </w:r>
+      <w:r>
+        <w:t xml:space="preserve">Reteste/fechamento</w:t>
+      </w:r>
+    </w:p>
+    <w:bookmarkStart w:id="172" w:name="revisão-da-garantia-do-provedor"/>
+    <w:p>
+      <w:pPr>
+        <w:pStyle w:val="Heading2"/>
+      </w:pPr>
+      <w:r>
+        <w:t xml:space="preserve">30.3 Revisão da garantia do provedor</w:t>
+      </w:r>
+    </w:p>
+    <w:p>
+      <w:pPr>
+        <w:numPr>
+          <w:ilvl w:val="0"/>
+          <w:numId w:val="1065"/>
+        </w:numPr>
+        <w:pStyle w:val="Heading2"/>
+      </w:pPr>
+      <w:bookmarkStart w:id="171" w:name="campo-entrada-2"/>
+      <w:r>
+        <w:t xml:space="preserve">Campo** * Entrada**</w:t>
+      </w:r>
+      <w:bookmarkEnd w:id="171"/>
+    </w:p>
+    <w:p>
+      <w:pPr>
+        <w:numPr>
+          <w:ilvl w:val="0"/>
+          <w:numId w:val="1065"/>
+        </w:numPr>
+        <w:pStyle w:val="Compact"/>
+      </w:pPr>
+      <w:r>
+        <w:t xml:space="preserve">Prestador/serviço/entidade</w:t>
+      </w:r>
+    </w:p>
+    <w:p>
+      <w:pPr>
+        <w:numPr>
+          <w:ilvl w:val="0"/>
+          <w:numId w:val="1065"/>
+        </w:numPr>
+        <w:pStyle w:val="Compact"/>
+      </w:pPr>
+      <w:r>
+        <w:t xml:space="preserve">Artefacto/emissor/periodo</w:t>
+      </w:r>
+      <w:r>
+        <w:t xml:space="preserve"> </w:t>
+      </w:r>
+      <w:r>
+        <w:t xml:space="preserve">• Âmbito/regiões/critérios</w:t>
+      </w:r>
+      <w:r>
+        <w:t xml:space="preserve"> </w:t>
+      </w:r>
+      <w:r>
+        <w:t xml:space="preserve">Opinião/Estatuto do certificado</w:t>
+      </w:r>
+      <w:r>
+        <w:t xml:space="preserve"> </w:t>
+      </w:r>
+      <w:r>
+        <w:t xml:space="preserve">Testes/excepções/encontramentos</w:t>
+      </w:r>
+      <w:r>
+        <w:t xml:space="preserve"> </w:t>
+      </w:r>
+      <w:r>
+        <w:t xml:space="preserve">• CUEC / deveres dos clientes</w:t>
+      </w:r>
+      <w:r>
+        <w:t xml:space="preserve"> </w:t>
+      </w:r>
+      <w:r>
+        <w:t xml:space="preserve">As organizações subservientes são:</w:t>
+      </w:r>
+    </w:p>
+    <w:p>
+      <w:pPr>
+        <w:numPr>
+          <w:ilvl w:val="0"/>
+          <w:numId w:val="1065"/>
+        </w:numPr>
+        <w:pStyle w:val="Compact"/>
+      </w:pPr>
+      <w:r>
+        <w:t xml:space="preserve">Eventos/mudanças subsequentes</w:t>
+      </w:r>
+      <w:r>
+        <w:t xml:space="preserve"> </w:t>
+      </w:r>
+      <w:r>
+        <w:t xml:space="preserve">• Gaps de aplicabilidade/evidência</w:t>
+      </w:r>
+      <w:r>
+        <w:t xml:space="preserve"> </w:t>
+      </w:r>
+      <w:r>
+        <w:t xml:space="preserve">• Acção/decisão de risco</w:t>
+      </w:r>
+    </w:p>
+    <w:bookmarkEnd w:id="172"/>
+    <w:bookmarkEnd w:id="173"/>
+    <w:bookmarkStart w:id="175" w:name="incidente-e-registro-de-recuperação"/>
+    <w:p>
+      <w:pPr>
+        <w:pStyle w:val="Heading1"/>
+      </w:pPr>
+      <w:r>
+        <w:t xml:space="preserve"># 30.4 Incidente e registro de recuperação</w:t>
+      </w:r>
+    </w:p>
+    <w:p>
+      <w:pPr>
+        <w:numPr>
+          <w:ilvl w:val="0"/>
+          <w:numId w:val="1066"/>
+        </w:numPr>
+        <w:pStyle w:val="Heading2"/>
+      </w:pPr>
+      <w:bookmarkStart w:id="174" w:name="campo-entrada-3"/>
+      <w:r>
+        <w:t xml:space="preserve">Campo** * Entrada**</w:t>
+      </w:r>
+      <w:bookmarkEnd w:id="174"/>
+    </w:p>
+    <w:p>
+      <w:pPr>
+        <w:numPr>
+          <w:ilvl w:val="0"/>
+          <w:numId w:val="1000"/>
+        </w:numPr>
+        <w:pStyle w:val="Compact"/>
+      </w:pPr>
+      <w:r>
+        <w:t xml:space="preserve">Caso/comandante/severidade</w:t>
+      </w:r>
+      <w:r>
+        <w:t xml:space="preserve"> </w:t>
+      </w:r>
+      <w:r>
+        <w:t xml:space="preserve">• Rendimento/contas/recursos</w:t>
+      </w:r>
+      <w:r>
+        <w:t xml:space="preserve"> </w:t>
+      </w:r>
+      <w:r>
+        <w:t xml:space="preserve">Identity/tokens / keys</w:t>
+      </w:r>
+      <w:r>
+        <w:t xml:space="preserve"> </w:t>
+      </w:r>
+      <w:r>
+        <w:t xml:space="preserve">• Dados/regiões/fornecedores</w:t>
+      </w:r>
+    </w:p>
+    <w:p>
+      <w:pPr>
+        <w:numPr>
+          <w:ilvl w:val="0"/>
+          <w:numId w:val="1066"/>
+        </w:numPr>
+        <w:pStyle w:val="Compact"/>
+      </w:pPr>
+      <w:r>
+        <w:t xml:space="preserve">Linha do tempo/logs/preservação</w:t>
+      </w:r>
+      <w:r>
+        <w:t xml:space="preserve"> </w:t>
+      </w:r>
+      <w:r>
+        <w:t xml:space="preserve">• Contencioso/aprovações</w:t>
+      </w:r>
+    </w:p>
+    <w:p>
+      <w:pPr>
+        <w:numPr>
+          <w:ilvl w:val="0"/>
+          <w:numId w:val="1066"/>
+        </w:numPr>
+        <w:pStyle w:val="Compact"/>
+      </w:pPr>
+      <w:r>
+        <w:t xml:space="preserve">Erradicação / fonte de confiança</w:t>
+      </w:r>
+    </w:p>
+    <w:p>
+      <w:pPr>
+        <w:numPr>
+          <w:ilvl w:val="0"/>
+          <w:numId w:val="1066"/>
+        </w:numPr>
+        <w:pStyle w:val="Compact"/>
+      </w:pPr>
+      <w:r>
+        <w:t xml:space="preserve">Restaurar / RTO / RPO</w:t>
+      </w:r>
+    </w:p>
+    <w:p>
+      <w:pPr>
+        <w:numPr>
+          <w:ilvl w:val="0"/>
+          <w:numId w:val="1066"/>
+        </w:numPr>
+        <w:pStyle w:val="Compact"/>
+      </w:pPr>
+      <w:r>
+        <w:t xml:space="preserve">Validação/aceitação</w:t>
+      </w:r>
+      <w:r>
+        <w:t xml:space="preserve"> </w:t>
+      </w:r>
+      <w:r>
+        <w:t xml:space="preserve">Lições/acção/reteste</w:t>
+      </w:r>
+    </w:p>
+    <w:bookmarkEnd w:id="175"/>
+    <w:bookmarkStart w:id="177" w:name="glossário"/>
+    <w:p>
+      <w:pPr>
+        <w:pStyle w:val="Heading1"/>
+      </w:pPr>
+      <w:r>
+        <w:t xml:space="preserve"># 30.5 Glossário</w:t>
+      </w:r>
+    </w:p>
+    <w:bookmarkStart w:id="176" w:name="section-3"/>
+    <w:p>
+      <w:pPr>
+        <w:pStyle w:val="Heading2"/>
+      </w:pPr>
+      <w:r>
+        <w:t xml:space="preserve">* ** ** ** ** ** ** **</w:t>
       </w:r>
     </w:p>
     <w:p>
@@ -6372,977 +7712,111 @@
         <w:pStyle w:val="FirstParagraph"/>
       </w:pPr>
       <w:r>
-        <w:t xml:space="preserve">Regra do laboratório:** Use uma conta sandbox com limites de gastos, dados sintéticos, cargas de trabalho de treinamento isoladas e autorização escrita. Nunca escaneie alvos públicos, empregadores, provedores ou contas que você não possui. Destruir recursos de laboratório e remover credenciais depois.</w:t>
-      </w:r>
-      <w:r>
-        <w:t xml:space="preserve"> </w:t>
-      </w:r>
-      <w:r>
-        <w:t xml:space="preserve">(—————————————————————————————————————————————————————————————————————————————————————</w:t>
-      </w:r>
-    </w:p>
-    <w:bookmarkStart w:id="123" w:name="laboratório-de-portfólio"/>
-    <w:p>
-      <w:pPr>
-        <w:pStyle w:val="Heading2"/>
-      </w:pPr>
-      <w:r>
-        <w:t xml:space="preserve">29.1 Laboratório de Portfólio</w:t>
-      </w:r>
-    </w:p>
-    <w:p>
-      <w:pPr>
-        <w:numPr>
-          <w:ilvl w:val="0"/>
-          <w:numId w:val="1060"/>
-        </w:numPr>
-      </w:pPr>
-      <w:r>
-        <w:t xml:space="preserve">Crie uma empresa fictícia de 75 pessoas com um aplicativo web do cliente, armazenamento de objetos, banco de dados gerenciado, carga de trabalho Kubernetes, CRM SaaS, provedor de identidade e piloto de IA.</w:t>
-      </w:r>
-    </w:p>
-    <w:p>
-      <w:pPr>
-        <w:numPr>
-          <w:ilvl w:val="0"/>
-          <w:numId w:val="1060"/>
-        </w:numPr>
-      </w:pPr>
-      <w:r>
-        <w:t xml:space="preserve">Construir hierarquia de conta, padrão de propriedade/tag, fluxo de dados, matriz de responsabilidade compartilhada, diagrama de área de pouso e registro de risco.</w:t>
-      </w:r>
-    </w:p>
-    <w:p>
-      <w:pPr>
-        <w:numPr>
-          <w:ilvl w:val="0"/>
-          <w:numId w:val="1060"/>
-        </w:numPr>
-      </w:pPr>
-      <w:r>
-        <w:t xml:space="preserve">Escreva IaC aprovado para uma pequena caixa de areia usando OpenTofu; digitalize com Checkov, Trivy, tfsec, ou Terrascan antes de aplicar.</w:t>
-      </w:r>
-    </w:p>
-    <w:p>
-      <w:pPr>
-        <w:numPr>
-          <w:ilvl w:val="0"/>
-          <w:numId w:val="1060"/>
-        </w:numPr>
-      </w:pPr>
-      <w:r>
-        <w:t xml:space="preserve">Configure papéis menos privilegiados, MFA, registros centrais, armazenamento privado, criptografia, segredos, controles de rede, backup e limites de custos.</w:t>
-      </w:r>
-    </w:p>
-    <w:p>
-      <w:pPr>
-        <w:numPr>
-          <w:ilvl w:val="0"/>
-          <w:numId w:val="1060"/>
-        </w:numPr>
-      </w:pPr>
-      <w:r>
-        <w:t xml:space="preserve">Execute Prowler ou ScoutSuite somente para leitura; valide cinco descobertas; corrija e repita.</w:t>
-      </w:r>
-    </w:p>
-    <w:p>
-      <w:pPr>
-        <w:numPr>
-          <w:ilvl w:val="0"/>
-          <w:numId w:val="1060"/>
-        </w:numPr>
-      </w:pPr>
-      <w:r>
-        <w:t xml:space="preserve">Use kube-bench/Kyverno/Falco em um cluster de laboratório e responsabilidade e limitações do documento.</w:t>
-      </w:r>
-    </w:p>
-    <w:p>
-      <w:pPr>
-        <w:numPr>
-          <w:ilvl w:val="0"/>
-          <w:numId w:val="1060"/>
-        </w:numPr>
-      </w:pPr>
-      <w:r>
-        <w:t xml:space="preserve">Reveja um fornecedor sintético SOC/ISO/CSA conjunto de evidências e escreva lacunas de controle do cliente.</w:t>
-      </w:r>
-    </w:p>
-    <w:p>
-      <w:pPr>
-        <w:numPr>
-          <w:ilvl w:val="0"/>
-          <w:numId w:val="1060"/>
-        </w:numPr>
-      </w:pPr>
-      <w:r>
-        <w:t xml:space="preserve">Execute uma tabela incidente de identidade de nuvem e um teste de restauração contra RGO/RPO fictício.</w:t>
-      </w:r>
-    </w:p>
-    <w:p>
-      <w:pPr>
-        <w:numPr>
-          <w:ilvl w:val="0"/>
-          <w:numId w:val="1060"/>
-        </w:numPr>
-      </w:pPr>
-      <w:r>
-        <w:t xml:space="preserve">Publique apenas evidências higienizadas e rotule o projeto ficcional, educacional, e não uma certificação de provedor.</w:t>
-      </w:r>
-    </w:p>
-    <w:bookmarkEnd w:id="123"/>
-    <w:bookmarkEnd w:id="124"/>
-    <w:bookmarkStart w:id="126" w:name="plano-de-30-dias"/>
+        <w:t xml:space="preserve">Questionário de Iniciativa de Avaliação de Consenso emparelhado com CSA CCM.</w:t>
+      </w:r>
+      <w:r>
+        <w:t xml:space="preserve"> </w:t>
+      </w:r>
+      <w:r>
+        <w:t xml:space="preserve">* CCM * Cloud Controls Matrix. *</w:t>
+      </w:r>
+      <w:r>
+        <w:t xml:space="preserve"> </w:t>
+      </w:r>
+      <w:r>
+        <w:t xml:space="preserve">Plano de controle em nuvem APIs e serviços usados para administrar recursos em nuvem. □</w:t>
+      </w:r>
+      <w:r>
+        <w:t xml:space="preserve"> </w:t>
+      </w:r>
+      <w:r>
+        <w:t xml:space="preserve">Gerenciamento de postura de segurança da nuvem.</w:t>
+      </w:r>
+      <w:r>
+        <w:t xml:space="preserve"> </w:t>
+      </w:r>
+      <w:r>
+        <w:t xml:space="preserve">□ Guardrail □ Regra preventiva ou de detetive que restringe o uso da nuvem.</w:t>
+      </w:r>
+      <w:r>
+        <w:t xml:space="preserve"> </w:t>
+      </w:r>
+      <w:r>
+        <w:t xml:space="preserve">□ IaaS □ Infraestrutura como Serviço.</w:t>
+      </w:r>
+      <w:r>
+        <w:t xml:space="preserve"> </w:t>
+      </w:r>
+      <w:r>
+        <w:t xml:space="preserve">□ IAC □ Infraestrutura como código.</w:t>
+      </w:r>
+      <w:r>
+        <w:t xml:space="preserve"> </w:t>
+      </w:r>
+      <w:r>
+        <w:t xml:space="preserve">Zona de desembarque □ Base de nuvem padrão para governança e cargas de trabalho.</w:t>
+      </w:r>
+      <w:r>
+        <w:t xml:space="preserve"> </w:t>
+      </w:r>
+      <w:r>
+        <w:t xml:space="preserve">Plataforma PaaS como um serviço.</w:t>
+      </w:r>
+      <w:r>
+        <w:t xml:space="preserve"> </w:t>
+      </w:r>
+      <w:r>
+        <w:t xml:space="preserve">□ Política como código □ Regras de política avaliadas por máquina armazenadas e regidas como código.</w:t>
+      </w:r>
+      <w:r>
+        <w:t xml:space="preserve"> </w:t>
+      </w:r>
+      <w:r>
+        <w:t xml:space="preserve">Perda máxima de dados toleráveis medida no tempo.</w:t>
+      </w:r>
+      <w:r>
+        <w:t xml:space="preserve"> </w:t>
+      </w:r>
+      <w:r>
+        <w:t xml:space="preserve">Tempo de destino para restaurar.</w:t>
+      </w:r>
+      <w:r>
+        <w:t xml:space="preserve"> </w:t>
+      </w:r>
+      <w:r>
+        <w:t xml:space="preserve">Software como um serviço.</w:t>
+      </w:r>
+      <w:r>
+        <w:t xml:space="preserve"> </w:t>
+      </w:r>
+      <w:r>
+        <w:t xml:space="preserve">A identidade principal do serviço/carregamento de trabalho □</w:t>
+      </w:r>
+      <w:r>
+        <w:t xml:space="preserve"> </w:t>
+      </w:r>
+      <w:r>
+        <w:t xml:space="preserve">Atribuição de funções de segurança do provedor e do cliente.</w:t>
+      </w:r>
+      <w:r>
+        <w:t xml:space="preserve"> </w:t>
+      </w:r>
+      <w:r>
+        <w:t xml:space="preserve">CSA Segurança, Confiança, Garantia e Risco programa/registo.</w:t>
+      </w:r>
+    </w:p>
+    <w:bookmarkEnd w:id="176"/>
+    <w:bookmarkEnd w:id="177"/>
+    <w:bookmarkStart w:id="193" w:name="índice-de-assunto"/>
     <w:p>
       <w:pPr>
         <w:pStyle w:val="Heading1"/>
       </w:pPr>
       <w:r>
-        <w:t xml:space="preserve"># 29,2 Plano de 30 dias</w:t>
-      </w:r>
-    </w:p>
-    <w:p>
-      <w:pPr>
-        <w:numPr>
-          <w:ilvl w:val="0"/>
-          <w:numId w:val="1061"/>
-        </w:numPr>
-        <w:pStyle w:val="Heading2"/>
-      </w:pPr>
-      <w:bookmarkStart w:id="125" w:name="dias-foco-entrega"/>
-      <w:r>
-        <w:t xml:space="preserve">Dias** * Foco** * Entrega**</w:t>
-      </w:r>
-      <w:bookmarkEnd w:id="125"/>
-    </w:p>
-    <w:p>
-      <w:pPr>
-        <w:numPr>
-          <w:ilvl w:val="0"/>
-          <w:numId w:val="1000"/>
-        </w:numPr>
-        <w:pStyle w:val="Compact"/>
-      </w:pPr>
-      <w:r>
-        <w:t xml:space="preserve">Modelos em nuvem , responsabilidade, governança , mapa de conceito e matriz de responsabilidade</w:t>
-      </w:r>
-      <w:r>
-        <w:t xml:space="preserve"> </w:t>
-      </w:r>
-      <w:r>
-        <w:t xml:space="preserve">4–6 Contas, inventário, zonas de aterragem, hierarquia, etiquetas, arquitetura</w:t>
-      </w:r>
-      <w:r>
-        <w:t xml:space="preserve"> </w:t>
-      </w:r>
-      <w:r>
-        <w:t xml:space="preserve">□ 7–9 □ Identidade, rede, dados, criptografia</w:t>
-      </w:r>
-    </w:p>
-    <w:p>
-      <w:pPr>
-        <w:numPr>
-          <w:ilvl w:val="0"/>
-          <w:numId w:val="1061"/>
-        </w:numPr>
-        <w:pStyle w:val="Compact"/>
-      </w:pPr>
-      <w:r>
-        <w:t xml:space="preserve">10–12 * Logging, postura, vulnerabilidade * Avaliação apenas leitura e achados *</w:t>
-      </w:r>
-      <w:r>
-        <w:t xml:space="preserve"> </w:t>
-      </w:r>
-      <w:r>
-        <w:t xml:space="preserve">• 13–15 • IaC, política, DevSecOps • IaC escaneado e código corrigido</w:t>
-      </w:r>
-      <w:r>
-        <w:t xml:space="preserve"> </w:t>
-      </w:r>
-      <w:r>
-        <w:t xml:space="preserve">• 16-18 • Containers, sem servidor, APIs • Kubernetes e listas de verificação API</w:t>
-      </w:r>
-    </w:p>
-    <w:p>
-      <w:pPr>
-        <w:numPr>
-          <w:ilvl w:val="0"/>
-          <w:numId w:val="1061"/>
-        </w:numPr>
-        <w:pStyle w:val="Compact"/>
-      </w:pPr>
-      <w:r>
-        <w:t xml:space="preserve">19–21 * SaaS, híbrido, privacidade, evidência do provedor * Avaliação e revisão da garantia SaaS</w:t>
-      </w:r>
-      <w:r>
-        <w:t xml:space="preserve"> </w:t>
-      </w:r>
-      <w:r>
-        <w:t xml:space="preserve">Resiliência e resposta do incidente</w:t>
-      </w:r>
-    </w:p>
-    <w:p>
-      <w:pPr>
-        <w:numPr>
-          <w:ilvl w:val="0"/>
-          <w:numId w:val="1061"/>
-        </w:numPr>
-        <w:pStyle w:val="Compact"/>
-      </w:pPr>
-      <w:r>
-        <w:t xml:space="preserve">25–27 * CCM v4.1 e testes de evidência * Mapa de domínio e cinco testes *</w:t>
-      </w:r>
-      <w:r>
-        <w:t xml:space="preserve"> </w:t>
-      </w:r>
-      <w:r>
-        <w:t xml:space="preserve">28–30 □ Portfolio e entrevistas □ Painel de bordo, memorando de gerente, cinco histórias de STAR</w:t>
-      </w:r>
-    </w:p>
-    <w:bookmarkEnd w:id="126"/>
-    <w:bookmarkStart w:id="133" w:name="o-que-é-responsabilidade-compartilhada"/>
-    <w:p>
-      <w:pPr>
-        <w:pStyle w:val="Heading1"/>
-      </w:pPr>
-      <w:r>
-        <w:t xml:space="preserve"># 29,3 O que é responsabilidade compartilhada?</w:t>
-      </w:r>
-    </w:p>
-    <w:p>
-      <w:pPr>
-        <w:pStyle w:val="FirstParagraph"/>
-      </w:pPr>
-      <w:r>
-        <w:t xml:space="preserve">O provedor e o cliente dividem as tarefas de segurança por modelo de serviço, recurso, contrato e configuração. O limite exato deve ser documentado e testado.</w:t>
-      </w:r>
-    </w:p>
-    <w:bookmarkStart w:id="127" w:name="iaas-versus-paas-versus-saas"/>
-    <w:p>
-      <w:pPr>
-        <w:pStyle w:val="Heading2"/>
-      </w:pPr>
-      <w:r>
-        <w:t xml:space="preserve">29.4 IaaS versus PaaS versus SaaS?</w:t>
-      </w:r>
-    </w:p>
-    <w:p>
-      <w:pPr>
-        <w:pStyle w:val="FirstParagraph"/>
-      </w:pPr>
-      <w:r>
-        <w:t xml:space="preserve">IaaS dá ao cliente mais responsabilidade de carga de trabalho; PaaS gerencia mais tempo de execução; SaaS gerencia a plataforma de aplicativos, enquanto o cliente ainda controla usuários, configurações de inquilinos, dados, integrações e endpoints.</w:t>
-      </w:r>
-    </w:p>
-    <w:bookmarkEnd w:id="127"/>
-    <w:bookmarkStart w:id="128" w:name="por-que-a-identidade-é-crítica-na-nuvem"/>
-    <w:p>
-      <w:pPr>
-        <w:pStyle w:val="Heading2"/>
-      </w:pPr>
-      <w:r>
-        <w:t xml:space="preserve">29.5 Por que a identidade é crítica na nuvem?</w:t>
-      </w:r>
-    </w:p>
-    <w:p>
-      <w:pPr>
-        <w:pStyle w:val="FirstParagraph"/>
-      </w:pPr>
-      <w:r>
-        <w:t xml:space="preserve">APIs e planos de controle permitem que identidades e tokens criem, mudem, acedam ou apaguem recursos em escala.</w:t>
-      </w:r>
-    </w:p>
-    <w:bookmarkEnd w:id="128"/>
-    <w:bookmarkStart w:id="129" w:name="o-que-é-uma-zona-de-aterragem"/>
-    <w:p>
-      <w:pPr>
-        <w:pStyle w:val="Heading2"/>
-      </w:pPr>
-      <w:r>
-        <w:t xml:space="preserve">29.6 O que é uma zona de aterragem?</w:t>
-      </w:r>
-    </w:p>
-    <w:p>
-      <w:pPr>
-        <w:pStyle w:val="FirstParagraph"/>
-      </w:pPr>
-      <w:r>
-        <w:t xml:space="preserve">Uma base de nuvem reutilizável para hierarquia, identidade, rede, registro, guardrails, serviços compartilhados e separação de carga de trabalho.</w:t>
-      </w:r>
-    </w:p>
-    <w:bookmarkEnd w:id="129"/>
-    <w:bookmarkStart w:id="130" w:name="cspm-scan-versus-avaliação"/>
-    <w:p>
-      <w:pPr>
-        <w:pStyle w:val="Heading2"/>
-      </w:pPr>
-      <w:r>
-        <w:t xml:space="preserve">29.7 CSPM scan versus avaliação?</w:t>
-      </w:r>
-    </w:p>
-    <w:p>
-      <w:pPr>
-        <w:pStyle w:val="FirstParagraph"/>
-      </w:pPr>
-      <w:r>
-        <w:t xml:space="preserve">Uma varredura detecta as condições configuradas. Uma avaliação valida critérios, escopo total, responsabilidade, confiabilidade de evidências, processo operacional, exceções, risco e reteste.</w:t>
-      </w:r>
-    </w:p>
-    <w:bookmarkEnd w:id="130"/>
-    <w:bookmarkStart w:id="131" w:name="o-que-é-infraestrutura-como-código"/>
-    <w:p>
-      <w:pPr>
-        <w:pStyle w:val="Heading2"/>
-      </w:pPr>
-      <w:r>
-        <w:t xml:space="preserve">29.8 O que é infraestrutura como código?</w:t>
-      </w:r>
-    </w:p>
-    <w:p>
-      <w:pPr>
-        <w:pStyle w:val="FirstParagraph"/>
-      </w:pPr>
-      <w:r>
-        <w:t xml:space="preserve">Definições declarativas controladas por versões de infraestrutura que podem ser revistas, testadas, implantadas e monitoradas para deriva.</w:t>
-      </w:r>
-    </w:p>
-    <w:bookmarkEnd w:id="131"/>
-    <w:bookmarkStart w:id="132" w:name="como-é-que-proteges-segredos"/>
-    <w:p>
-      <w:pPr>
-        <w:pStyle w:val="Heading2"/>
-      </w:pPr>
-      <w:r>
-        <w:t xml:space="preserve">29.9 Como é que proteges segredos?</w:t>
-      </w:r>
-    </w:p>
-    <w:p>
-      <w:pPr>
-        <w:pStyle w:val="FirstParagraph"/>
-      </w:pPr>
-      <w:r>
-        <w:t xml:space="preserve">Use uma loja secreta gerenciada, credenciais de curta duração, permissões estreitas, rotação, monitoramento e prevenção em código, registros, imagens e estado.</w:t>
-      </w:r>
-    </w:p>
-    <w:bookmarkEnd w:id="132"/>
-    <w:bookmarkEnd w:id="133"/>
-    <w:bookmarkStart w:id="134" w:name="Xbcf9f500fc9fbeee6978ee0019df0d9a6a5df68"/>
-    <w:p>
-      <w:pPr>
-        <w:pStyle w:val="Heading1"/>
-      </w:pPr>
-      <w:r>
-        <w:t xml:space="preserve"># 29.10 Como você verifica a recuperação da nuvem?</w:t>
-      </w:r>
-    </w:p>
-    <w:p>
-      <w:pPr>
-        <w:pStyle w:val="FirstParagraph"/>
-      </w:pPr>
-      <w:r>
-        <w:t xml:space="preserve">Restaure o serviço completo de fontes protegidas, meça o tempo real/perda de dados, valide a segurança, dados, interfaces, desempenho e aceitação de negócios.</w:t>
-      </w:r>
-    </w:p>
-    <w:bookmarkEnd w:id="134"/>
-    <w:bookmarkStart w:id="135" w:name="o-que-é-csa-ccm-v4.1"/>
-    <w:p>
-      <w:pPr>
-        <w:pStyle w:val="Heading1"/>
-      </w:pPr>
-      <w:r>
-        <w:t xml:space="preserve"># 29.11 O que é CSA CCM v4.1?</w:t>
-      </w:r>
-    </w:p>
-    <w:p>
-      <w:pPr>
-        <w:pStyle w:val="FirstParagraph"/>
-      </w:pPr>
-      <w:r>
-        <w:t xml:space="preserve">Um framework de controle de nuvem com 207 objetivos de controle em 17 domínios, emparelhado com CAIQ para garantia do provedor.</w:t>
-      </w:r>
-    </w:p>
-    <w:bookmarkEnd w:id="135"/>
-    <w:bookmarkStart w:id="136" w:name="o-que-faz-um-bom-analista-júnior"/>
-    <w:p>
-      <w:pPr>
-        <w:pStyle w:val="Heading1"/>
-      </w:pPr>
-      <w:r>
-        <w:t xml:space="preserve"># 29.12 O que faz um bom analista júnior?</w:t>
-      </w:r>
-    </w:p>
-    <w:p>
-      <w:pPr>
-        <w:pStyle w:val="FirstParagraph"/>
-      </w:pPr>
-      <w:r>
-        <w:t xml:space="preserve">Escopo cuidadoso, primeiros passos somente leitura, evidência confiável, validação, escrita clara, manipulação segura de credenciais e limitações honestas.</w:t>
-      </w:r>
-    </w:p>
-    <w:bookmarkEnd w:id="136"/>
-    <w:bookmarkStart w:id="139" w:name="modelos-glossário-índice-e-referências"/>
-    <w:p>
-      <w:pPr>
-        <w:pStyle w:val="Heading1"/>
-      </w:pPr>
-      <w:r>
-        <w:t xml:space="preserve">30. Modelos, Glossário, Índice e Referências</w:t>
-      </w:r>
-    </w:p>
-    <w:p>
-      <w:pPr>
-        <w:numPr>
-          <w:ilvl w:val="0"/>
-          <w:numId w:val="1062"/>
-        </w:numPr>
-        <w:pStyle w:val="Compact"/>
-      </w:pPr>
-      <w:r>
-        <w:t xml:space="preserve">Estruturas de trabalho reutilizáveis, termos-chave, índice de assunto e pontos de partida autorizados.*</w:t>
-      </w:r>
-    </w:p>
-    <w:bookmarkStart w:id="138" w:name="X682c480ea451ae1b7be7aaf0f247fad196a47bc"/>
-    <w:p>
-      <w:pPr>
-        <w:pStyle w:val="Heading2"/>
-      </w:pPr>
-      <w:r>
-        <w:t xml:space="preserve">30.1 Inventário de nuvem e registro de responsabilidade</w:t>
-      </w:r>
-    </w:p>
-    <w:p>
-      <w:pPr>
-        <w:numPr>
-          <w:ilvl w:val="0"/>
-          <w:numId w:val="1063"/>
-        </w:numPr>
-        <w:pStyle w:val="Heading2"/>
-      </w:pPr>
-      <w:bookmarkStart w:id="137" w:name="campo-entrada"/>
-      <w:r>
-        <w:t xml:space="preserve">Campo** * Entrada**</w:t>
-      </w:r>
-      <w:bookmarkEnd w:id="137"/>
-    </w:p>
-    <w:p>
-      <w:pPr>
-        <w:numPr>
-          <w:ilvl w:val="0"/>
-          <w:numId w:val="1000"/>
-        </w:numPr>
-        <w:pStyle w:val="Compact"/>
-      </w:pPr>
-      <w:r>
-        <w:t xml:space="preserve">• Provedor / inquilino / conta / região</w:t>
-      </w:r>
-      <w:r>
-        <w:t xml:space="preserve"> </w:t>
-      </w:r>
-      <w:r>
-        <w:t xml:space="preserve">Serviço / recurso / proprietário</w:t>
-      </w:r>
-      <w:r>
-        <w:t xml:space="preserve"> </w:t>
-      </w:r>
-      <w:r>
-        <w:t xml:space="preserve">O objectivo / ambiente / criticidade</w:t>
-      </w:r>
-      <w:r>
-        <w:t xml:space="preserve"> </w:t>
-      </w:r>
-      <w:r>
-        <w:t xml:space="preserve">Os dados / residência / retenção</w:t>
-      </w:r>
-      <w:r>
-        <w:t xml:space="preserve"> </w:t>
-      </w:r>
-      <w:r>
-        <w:t xml:space="preserve">Identidade / privilégio / integração</w:t>
-      </w:r>
-    </w:p>
-    <w:p>
-      <w:pPr>
-        <w:numPr>
-          <w:ilvl w:val="0"/>
-          <w:numId w:val="1063"/>
-        </w:numPr>
-        <w:pStyle w:val="Compact"/>
-      </w:pPr>
-      <w:r>
-        <w:t xml:space="preserve">Rede / exposição *                                                  </w:t>
-      </w:r>
-      <w:r>
-        <w:t xml:space="preserve"> </w:t>
-      </w:r>
-      <w:r>
-        <w:t xml:space="preserve">□ Responsabilidade do prestador</w:t>
-      </w:r>
-      <w:r>
-        <w:t xml:space="preserve"> </w:t>
-      </w:r>
-      <w:r>
-        <w:t xml:space="preserve">□ Responsabilidade do cliente</w:t>
-      </w:r>
-      <w:r>
-        <w:t xml:space="preserve"> </w:t>
-      </w:r>
-      <w:r>
-        <w:t xml:space="preserve">• Provas / avaliação / conclusões</w:t>
-      </w:r>
-      <w:r>
-        <w:t xml:space="preserve"> </w:t>
-      </w:r>
-      <w:r>
-        <w:t xml:space="preserve">Recuperação / incidente / saída</w:t>
-      </w:r>
-    </w:p>
-    <w:bookmarkEnd w:id="138"/>
-    <w:bookmarkEnd w:id="139"/>
-    <w:bookmarkStart w:id="143" w:name="papel-de-trabalho-de-controle-de-nuvem"/>
-    <w:p>
-      <w:pPr>
-        <w:pStyle w:val="Heading1"/>
-      </w:pPr>
-      <w:r>
-        <w:t xml:space="preserve"># 30.2 Papel de trabalho de controle de nuvem</w:t>
-      </w:r>
-    </w:p>
-    <w:p>
-      <w:pPr>
-        <w:numPr>
-          <w:ilvl w:val="0"/>
-          <w:numId w:val="1064"/>
-        </w:numPr>
-        <w:pStyle w:val="Heading2"/>
-      </w:pPr>
-      <w:bookmarkStart w:id="140" w:name="campo-entrada-1"/>
-      <w:r>
-        <w:t xml:space="preserve">Campo** * Entrada**</w:t>
-      </w:r>
-      <w:bookmarkEnd w:id="140"/>
-    </w:p>
-    <w:p>
-      <w:pPr>
-        <w:numPr>
-          <w:ilvl w:val="0"/>
-          <w:numId w:val="1000"/>
-        </w:numPr>
-        <w:pStyle w:val="Compact"/>
-      </w:pPr>
-      <w:r>
-        <w:t xml:space="preserve">□ Exigência / quadro / versão</w:t>
-      </w:r>
-      <w:r>
-        <w:t xml:space="preserve"> </w:t>
-      </w:r>
-      <w:r>
-        <w:t xml:space="preserve">• Âmbito de aplicação / população / responsabilidade</w:t>
-      </w:r>
-      <w:r>
-        <w:t xml:space="preserve"> </w:t>
-      </w:r>
-      <w:r>
-        <w:t xml:space="preserve">Arquitectura / implementação</w:t>
-      </w:r>
-      <w:r>
-        <w:t xml:space="preserve"> </w:t>
-      </w:r>
-      <w:r>
-        <w:t xml:space="preserve">IaC / política/configuração</w:t>
-      </w:r>
-      <w:r>
-        <w:t xml:space="preserve"> </w:t>
-      </w:r>
-      <w:r>
-        <w:t xml:space="preserve">Processo / proprietário / frequência</w:t>
-      </w:r>
-      <w:r>
-        <w:t xml:space="preserve"> </w:t>
-      </w:r>
-      <w:r>
-        <w:t xml:space="preserve">Fonte de provas / consulta / data</w:t>
-      </w:r>
-    </w:p>
-    <w:p>
-      <w:pPr>
-        <w:numPr>
-          <w:ilvl w:val="0"/>
-          <w:numId w:val="1064"/>
-        </w:numPr>
-        <w:pStyle w:val="Compact"/>
-      </w:pPr>
-      <w:r>
-        <w:t xml:space="preserve">Teste / resultado / exceções *                                                 </w:t>
-      </w:r>
-    </w:p>
-    <w:p>
-      <w:pPr>
-        <w:numPr>
-          <w:ilvl w:val="0"/>
-          <w:numId w:val="1064"/>
-        </w:numPr>
-        <w:pStyle w:val="Compact"/>
-      </w:pPr>
-      <w:r>
-        <w:t xml:space="preserve">Risco / causa / protecção interina</w:t>
-      </w:r>
-      <w:r>
-        <w:t xml:space="preserve"> </w:t>
-      </w:r>
-      <w:r>
-        <w:t xml:space="preserve">Acção / proprietário / data de vencimento</w:t>
-      </w:r>
-      <w:r>
-        <w:t xml:space="preserve"> </w:t>
-      </w:r>
-      <w:r>
-        <w:t xml:space="preserve">Reteste/fechamento</w:t>
-      </w:r>
-    </w:p>
-    <w:bookmarkStart w:id="142" w:name="revisão-da-garantia-do-provedor"/>
-    <w:p>
-      <w:pPr>
-        <w:pStyle w:val="Heading2"/>
-      </w:pPr>
-      <w:r>
-        <w:t xml:space="preserve">30.3 Revisão da garantia do provedor</w:t>
-      </w:r>
-    </w:p>
-    <w:p>
-      <w:pPr>
-        <w:numPr>
-          <w:ilvl w:val="0"/>
-          <w:numId w:val="1065"/>
-        </w:numPr>
-        <w:pStyle w:val="Heading2"/>
-      </w:pPr>
-      <w:bookmarkStart w:id="141" w:name="campo-entrada-2"/>
-      <w:r>
-        <w:t xml:space="preserve">Campo** * Entrada**</w:t>
-      </w:r>
-      <w:bookmarkEnd w:id="141"/>
-    </w:p>
-    <w:p>
-      <w:pPr>
-        <w:numPr>
-          <w:ilvl w:val="0"/>
-          <w:numId w:val="1065"/>
-        </w:numPr>
-        <w:pStyle w:val="Compact"/>
-      </w:pPr>
-      <w:r>
-        <w:t xml:space="preserve">Prestador/serviço/entidade</w:t>
-      </w:r>
-    </w:p>
-    <w:p>
-      <w:pPr>
-        <w:numPr>
-          <w:ilvl w:val="0"/>
-          <w:numId w:val="1065"/>
-        </w:numPr>
-        <w:pStyle w:val="Compact"/>
-      </w:pPr>
-      <w:r>
-        <w:t xml:space="preserve">Artefacto/emissor/periodo</w:t>
-      </w:r>
-      <w:r>
-        <w:t xml:space="preserve"> </w:t>
-      </w:r>
-      <w:r>
-        <w:t xml:space="preserve">• Âmbito/regiões/critérios</w:t>
-      </w:r>
-      <w:r>
-        <w:t xml:space="preserve"> </w:t>
-      </w:r>
-      <w:r>
-        <w:t xml:space="preserve">Opinião/Estatuto do certificado</w:t>
-      </w:r>
-      <w:r>
-        <w:t xml:space="preserve"> </w:t>
-      </w:r>
-      <w:r>
-        <w:t xml:space="preserve">Testes/excepções/encontramentos</w:t>
-      </w:r>
-      <w:r>
-        <w:t xml:space="preserve"> </w:t>
-      </w:r>
-      <w:r>
-        <w:t xml:space="preserve">• CUEC / deveres dos clientes</w:t>
-      </w:r>
-      <w:r>
-        <w:t xml:space="preserve"> </w:t>
-      </w:r>
-      <w:r>
-        <w:t xml:space="preserve">As organizações subservientes são:</w:t>
-      </w:r>
-    </w:p>
-    <w:p>
-      <w:pPr>
-        <w:numPr>
-          <w:ilvl w:val="0"/>
-          <w:numId w:val="1065"/>
-        </w:numPr>
-        <w:pStyle w:val="Compact"/>
-      </w:pPr>
-      <w:r>
-        <w:t xml:space="preserve">Eventos/mudanças subsequentes</w:t>
-      </w:r>
-      <w:r>
-        <w:t xml:space="preserve"> </w:t>
-      </w:r>
-      <w:r>
-        <w:t xml:space="preserve">• Gaps de aplicabilidade/evidência</w:t>
-      </w:r>
-      <w:r>
-        <w:t xml:space="preserve"> </w:t>
-      </w:r>
-      <w:r>
-        <w:t xml:space="preserve">• Acção/decisão de risco</w:t>
-      </w:r>
-    </w:p>
-    <w:bookmarkEnd w:id="142"/>
-    <w:bookmarkEnd w:id="143"/>
-    <w:bookmarkStart w:id="145" w:name="incidente-e-registro-de-recuperação"/>
-    <w:p>
-      <w:pPr>
-        <w:pStyle w:val="Heading1"/>
-      </w:pPr>
-      <w:r>
-        <w:t xml:space="preserve"># 30.4 Incidente e registro de recuperação</w:t>
-      </w:r>
-    </w:p>
-    <w:p>
-      <w:pPr>
-        <w:numPr>
-          <w:ilvl w:val="0"/>
-          <w:numId w:val="1066"/>
-        </w:numPr>
-        <w:pStyle w:val="Heading2"/>
-      </w:pPr>
-      <w:bookmarkStart w:id="144" w:name="campo-entrada-3"/>
-      <w:r>
-        <w:t xml:space="preserve">Campo** * Entrada**</w:t>
-      </w:r>
-      <w:bookmarkEnd w:id="144"/>
-    </w:p>
-    <w:p>
-      <w:pPr>
-        <w:numPr>
-          <w:ilvl w:val="0"/>
-          <w:numId w:val="1000"/>
-        </w:numPr>
-        <w:pStyle w:val="Compact"/>
-      </w:pPr>
-      <w:r>
-        <w:t xml:space="preserve">Caso/comandante/severidade</w:t>
-      </w:r>
-      <w:r>
-        <w:t xml:space="preserve"> </w:t>
-      </w:r>
-      <w:r>
-        <w:t xml:space="preserve">• Rendimento/contas/recursos</w:t>
-      </w:r>
-      <w:r>
-        <w:t xml:space="preserve"> </w:t>
-      </w:r>
-      <w:r>
-        <w:t xml:space="preserve">Identity/tokens / keys</w:t>
-      </w:r>
-      <w:r>
-        <w:t xml:space="preserve"> </w:t>
-      </w:r>
-      <w:r>
-        <w:t xml:space="preserve">• Dados/regiões/fornecedores</w:t>
-      </w:r>
-    </w:p>
-    <w:p>
-      <w:pPr>
-        <w:numPr>
-          <w:ilvl w:val="0"/>
-          <w:numId w:val="1066"/>
-        </w:numPr>
-        <w:pStyle w:val="Compact"/>
-      </w:pPr>
-      <w:r>
-        <w:t xml:space="preserve">Linha do tempo/logs/preservação</w:t>
-      </w:r>
-      <w:r>
-        <w:t xml:space="preserve"> </w:t>
-      </w:r>
-      <w:r>
-        <w:t xml:space="preserve">• Contencioso/aprovações</w:t>
-      </w:r>
-    </w:p>
-    <w:p>
-      <w:pPr>
-        <w:numPr>
-          <w:ilvl w:val="0"/>
-          <w:numId w:val="1066"/>
-        </w:numPr>
-        <w:pStyle w:val="Compact"/>
-      </w:pPr>
-      <w:r>
-        <w:t xml:space="preserve">Erradicação / fonte de confiança</w:t>
-      </w:r>
-    </w:p>
-    <w:p>
-      <w:pPr>
-        <w:numPr>
-          <w:ilvl w:val="0"/>
-          <w:numId w:val="1066"/>
-        </w:numPr>
-        <w:pStyle w:val="Compact"/>
-      </w:pPr>
-      <w:r>
-        <w:t xml:space="preserve">Restaurar / RTO / RPO</w:t>
-      </w:r>
-    </w:p>
-    <w:p>
-      <w:pPr>
-        <w:numPr>
-          <w:ilvl w:val="0"/>
-          <w:numId w:val="1066"/>
-        </w:numPr>
-        <w:pStyle w:val="Compact"/>
-      </w:pPr>
-      <w:r>
-        <w:t xml:space="preserve">Validação/aceitação</w:t>
-      </w:r>
-      <w:r>
-        <w:t xml:space="preserve"> </w:t>
-      </w:r>
-      <w:r>
-        <w:t xml:space="preserve">Lições/acção/reteste</w:t>
-      </w:r>
-    </w:p>
-    <w:bookmarkEnd w:id="145"/>
-    <w:bookmarkStart w:id="147" w:name="glossário"/>
-    <w:p>
-      <w:pPr>
-        <w:pStyle w:val="Heading1"/>
-      </w:pPr>
-      <w:r>
-        <w:t xml:space="preserve"># 30.5 Glossário</w:t>
-      </w:r>
-    </w:p>
-    <w:bookmarkStart w:id="146" w:name="section-3"/>
-    <w:p>
-      <w:pPr>
-        <w:pStyle w:val="Heading2"/>
-      </w:pPr>
-      <w:r>
-        <w:t xml:space="preserve">* ** ** ** ** ** ** **</w:t>
-      </w:r>
-    </w:p>
-    <w:p>
-      <w:pPr>
-        <w:pStyle w:val="FirstParagraph"/>
-      </w:pPr>
-      <w:r>
-        <w:t xml:space="preserve">Questionário de Iniciativa de Avaliação de Consenso emparelhado com CSA CCM.</w:t>
-      </w:r>
-      <w:r>
-        <w:t xml:space="preserve"> </w:t>
-      </w:r>
-      <w:r>
-        <w:t xml:space="preserve">* CCM * Cloud Controls Matrix. *</w:t>
-      </w:r>
-      <w:r>
-        <w:t xml:space="preserve"> </w:t>
-      </w:r>
-      <w:r>
-        <w:t xml:space="preserve">Plano de controle em nuvem APIs e serviços usados para administrar recursos em nuvem. □</w:t>
-      </w:r>
-      <w:r>
-        <w:t xml:space="preserve"> </w:t>
-      </w:r>
-      <w:r>
-        <w:t xml:space="preserve">Gerenciamento de postura de segurança da nuvem.</w:t>
-      </w:r>
-      <w:r>
-        <w:t xml:space="preserve"> </w:t>
-      </w:r>
-      <w:r>
-        <w:t xml:space="preserve">□ Guardrail □ Regra preventiva ou de detetive que restringe o uso da nuvem.</w:t>
-      </w:r>
-      <w:r>
-        <w:t xml:space="preserve"> </w:t>
-      </w:r>
-      <w:r>
-        <w:t xml:space="preserve">□ IaaS □ Infraestrutura como Serviço.</w:t>
-      </w:r>
-      <w:r>
-        <w:t xml:space="preserve"> </w:t>
-      </w:r>
-      <w:r>
-        <w:t xml:space="preserve">□ IAC □ Infraestrutura como código.</w:t>
-      </w:r>
-      <w:r>
-        <w:t xml:space="preserve"> </w:t>
-      </w:r>
-      <w:r>
-        <w:t xml:space="preserve">Zona de desembarque □ Base de nuvem padrão para governança e cargas de trabalho.</w:t>
-      </w:r>
-      <w:r>
-        <w:t xml:space="preserve"> </w:t>
-      </w:r>
-      <w:r>
-        <w:t xml:space="preserve">Plataforma PaaS como um serviço.</w:t>
-      </w:r>
-      <w:r>
-        <w:t xml:space="preserve"> </w:t>
-      </w:r>
-      <w:r>
-        <w:t xml:space="preserve">□ Política como código □ Regras de política avaliadas por máquina armazenadas e regidas como código.</w:t>
-      </w:r>
-      <w:r>
-        <w:t xml:space="preserve"> </w:t>
-      </w:r>
-      <w:r>
-        <w:t xml:space="preserve">Perda máxima de dados toleráveis medida no tempo.</w:t>
-      </w:r>
-      <w:r>
-        <w:t xml:space="preserve"> </w:t>
-      </w:r>
-      <w:r>
-        <w:t xml:space="preserve">Tempo de destino para restaurar.</w:t>
-      </w:r>
-      <w:r>
-        <w:t xml:space="preserve"> </w:t>
-      </w:r>
-      <w:r>
-        <w:t xml:space="preserve">Software como um serviço.</w:t>
-      </w:r>
-      <w:r>
-        <w:t xml:space="preserve"> </w:t>
-      </w:r>
-      <w:r>
-        <w:t xml:space="preserve">A identidade principal do serviço/carregamento de trabalho □</w:t>
-      </w:r>
-      <w:r>
-        <w:t xml:space="preserve"> </w:t>
-      </w:r>
-      <w:r>
-        <w:t xml:space="preserve">Atribuição de funções de segurança do provedor e do cliente.</w:t>
-      </w:r>
-      <w:r>
-        <w:t xml:space="preserve"> </w:t>
-      </w:r>
-      <w:r>
-        <w:t xml:space="preserve">CSA Segurança, Confiança, Garantia e Risco programa/registo.</w:t>
-      </w:r>
-    </w:p>
-    <w:bookmarkEnd w:id="146"/>
-    <w:bookmarkEnd w:id="147"/>
-    <w:bookmarkStart w:id="163" w:name="índice-de-assunto"/>
-    <w:p>
-      <w:pPr>
-        <w:pStyle w:val="Heading1"/>
-      </w:pPr>
-      <w:r>
         <w:t xml:space="preserve"># 30.6 Índice de assunto</w:t>
       </w:r>
     </w:p>
-    <w:bookmarkStart w:id="148" w:name="sujeito-capítulo"/>
+    <w:bookmarkStart w:id="178" w:name="sujeito-capítulo"/>
     <w:p>
       <w:pPr>
         <w:pStyle w:val="Heading2"/>
@@ -7493,8 +7967,8 @@
         <w:t xml:space="preserve">Vulnerabilidade</w:t>
       </w:r>
     </w:p>
-    <w:bookmarkEnd w:id="148"/>
-    <w:bookmarkStart w:id="161" w:name="referências-oficiais"/>
+    <w:bookmarkEnd w:id="178"/>
+    <w:bookmarkStart w:id="191" w:name="referências-oficiais"/>
     <w:p>
       <w:pPr>
         <w:pStyle w:val="Heading2"/>
@@ -7510,7 +7984,7 @@
           <w:numId w:val="1067"/>
         </w:numPr>
       </w:pPr>
-      <w:hyperlink r:id="rId149">
+      <w:hyperlink r:id="rId179">
         <w:r>
           <w:rPr>
             <w:rStyle w:val="Hyperlink"/>
@@ -7543,7 +8017,7 @@
           <w:numId w:val="1067"/>
         </w:numPr>
       </w:pPr>
-      <w:hyperlink r:id="rId150">
+      <w:hyperlink r:id="rId180">
         <w:r>
           <w:rPr>
             <w:rStyle w:val="Hyperlink"/>
@@ -7559,7 +8033,7 @@
           <w:numId w:val="1067"/>
         </w:numPr>
       </w:pPr>
-      <w:hyperlink r:id="rId151">
+      <w:hyperlink r:id="rId181">
         <w:r>
           <w:rPr>
             <w:rStyle w:val="Hyperlink"/>
@@ -7575,7 +8049,7 @@
           <w:numId w:val="1067"/>
         </w:numPr>
       </w:pPr>
-      <w:hyperlink r:id="rId152">
+      <w:hyperlink r:id="rId182">
         <w:r>
           <w:rPr>
             <w:rStyle w:val="Hyperlink"/>
@@ -7591,7 +8065,7 @@
           <w:numId w:val="1067"/>
         </w:numPr>
       </w:pPr>
-      <w:hyperlink r:id="rId153">
+      <w:hyperlink r:id="rId183">
         <w:r>
           <w:rPr>
             <w:rStyle w:val="Hyperlink"/>
@@ -7607,7 +8081,7 @@
           <w:numId w:val="1067"/>
         </w:numPr>
       </w:pPr>
-      <w:hyperlink r:id="rId154">
+      <w:hyperlink r:id="rId184">
         <w:r>
           <w:rPr>
             <w:rStyle w:val="Hyperlink"/>
@@ -7623,7 +8097,7 @@
           <w:numId w:val="1067"/>
         </w:numPr>
       </w:pPr>
-      <w:hyperlink r:id="rId155">
+      <w:hyperlink r:id="rId185">
         <w:r>
           <w:rPr>
             <w:rStyle w:val="Hyperlink"/>
@@ -7639,7 +8113,7 @@
           <w:numId w:val="1067"/>
         </w:numPr>
       </w:pPr>
-      <w:hyperlink r:id="rId156">
+      <w:hyperlink r:id="rId186">
         <w:r>
           <w:rPr>
             <w:rStyle w:val="Hyperlink"/>
@@ -7655,7 +8129,7 @@
           <w:numId w:val="1067"/>
         </w:numPr>
       </w:pPr>
-      <w:hyperlink r:id="rId157">
+      <w:hyperlink r:id="rId187">
         <w:r>
           <w:rPr>
             <w:rStyle w:val="Hyperlink"/>
@@ -7671,7 +8145,7 @@
           <w:numId w:val="1067"/>
         </w:numPr>
       </w:pPr>
-      <w:hyperlink r:id="rId158">
+      <w:hyperlink r:id="rId188">
         <w:r>
           <w:rPr>
             <w:rStyle w:val="Hyperlink"/>
@@ -7687,7 +8161,7 @@
           <w:numId w:val="1067"/>
         </w:numPr>
       </w:pPr>
-      <w:hyperlink r:id="rId159">
+      <w:hyperlink r:id="rId189">
         <w:r>
           <w:rPr>
             <w:rStyle w:val="Hyperlink"/>
@@ -7703,7 +8177,7 @@
           <w:numId w:val="1067"/>
         </w:numPr>
       </w:pPr>
-      <w:hyperlink r:id="rId160">
+      <w:hyperlink r:id="rId190">
         <w:r>
           <w:rPr>
             <w:rStyle w:val="Hyperlink"/>
@@ -7712,8 +8186,8 @@
         </w:r>
       </w:hyperlink>
     </w:p>
-    <w:bookmarkEnd w:id="161"/>
-    <w:bookmarkStart w:id="162" w:name="X7217a835e4a0583e64ece17a0ddfe9db8061a68"/>
+    <w:bookmarkEnd w:id="191"/>
+    <w:bookmarkStart w:id="192" w:name="X7217a835e4a0583e64ece17a0ddfe9db8061a68"/>
     <w:p>
       <w:pPr>
         <w:pStyle w:val="Heading2"/>
@@ -7732,8 +8206,8 @@
         <w:t xml:space="preserve">Os provedores de nuvem, serviços, recursos, regiões, ameaças, padrões, contratos, preços, ferramentas e recomendações de configuração mudam rapidamente. Verifique o provedor atual e fonte autoritária antes da implementação, avaliação ou aceitação de risco.</w:t>
       </w:r>
     </w:p>
-    <w:bookmarkEnd w:id="162"/>
-    <w:bookmarkEnd w:id="163"/>
+    <w:bookmarkEnd w:id="192"/>
+    <w:bookmarkEnd w:id="193"/>
     <w:sectPr/>
   </w:body>
 </w:document>

--- a/06-cloud-and-technology-risk/Cloud_Security_and_Compliance/Portugues_BR/Cloud_Security_and_Cloud_Compliance_Practical_Manager_and_Junior_Analyst_Manual_Portugues_BR_v1.0.docx
+++ b/06-cloud-and-technology-risk/Cloud_Security_and_Compliance/Portugues_BR/Cloud_Security_and_Cloud_Compliance_Practical_Manager_and_Junior_Analyst_Manual_Portugues_BR_v1.0.docx
@@ -8941,7 +8941,7 @@
         <w:rFonts w:asciiTheme="minorHAnsi" w:cstheme="minorBidi" w:eastAsiaTheme="minorHAnsi" w:hAnsiTheme="minorHAnsi"/>
         <w:sz w:val="24"/>
         <w:szCs w:val="24"/>
-        <w:lang w:bidi="ar-SA" w:eastAsia="en-US" w:val="en-US"/>
+        <w:lang w:bidi="ar-SA" w:eastAsia="pt-BR" w:val="pt-BR"/>
       </w:rPr>
     </w:rPrDefault>
     <w:pPrDefault>
